--- a/sparse-calibration-kt/IJIET_SUBMISSION/source/main_ijiet_full.docx
+++ b/sparse-calibration-kt/IJIET_SUBMISSION/source/main_ijiet_full.docx
@@ -5,6 +5,8 @@
     <w:p>
       <w:pPr>
         <w:pStyle w:val="Text"/>
+        <w:spacing w:after="400" w:line="240" w:lineRule="auto"/>
+        <w:ind w:firstLine="0"/>
         <w:jc w:val="center"/>
         <w:rPr>
           <w:rFonts w:eastAsia="SimSun"/>
@@ -15,7 +17,7 @@
         <w:rPr>
           <w:sz w:val="40"/>
         </w:rPr>
-        <w:t>Sparse-Concept Calibration of Knowledge Tracing Models for Threshold-Based Educational Decisions</w:t>
+        <w:t>Reproducible Sparse-Concept and Calibration Diagnostics for Knowledge Tracing</w:t>
       </w:r>
     </w:p>
     <w:p>
@@ -114,7 +116,14 @@
           <w:sz w:val="18"/>
           <w:vertAlign w:val="superscript"/>
         </w:rPr>
-        <w:t>1 Hung Yen University of Technology and Education, Hung Yen, Vietnam</w:t>
+        <w:t>1</w:t>
+      </w:r>
+      <w:r>
+        <w:rPr>
+          <w:rFonts w:ascii="Times New Roman" w:hAnsi="Times New Roman" w:cs="Times New Roman"/>
+          <w:sz w:val="18"/>
+        </w:rPr>
+        <w:t xml:space="preserve"> Hung Yen University of Technology and Education, Hung Yen, Vietnam</w:t>
       </w:r>
     </w:p>
     <w:p>
@@ -127,7 +136,14 @@
           <w:sz w:val="18"/>
           <w:vertAlign w:val="superscript"/>
         </w:rPr>
-        <w:t>2 Academy of Military Science and Technology, Ha Noi, Vietnam</w:t>
+        <w:t>2</w:t>
+      </w:r>
+      <w:r>
+        <w:rPr>
+          <w:rFonts w:ascii="Times New Roman" w:hAnsi="Times New Roman" w:cs="Times New Roman"/>
+          <w:sz w:val="18"/>
+        </w:rPr>
+        <w:t xml:space="preserve"> Academy of Military Science and Technology, Ha Noi, Vietnam</w:t>
       </w:r>
     </w:p>
     <w:p>
@@ -191,9 +207,9 @@
     </w:p>
     <w:p>
       <w:pPr>
-        <w:pStyle w:val="Authors"/>
-        <w:framePr w:w="0" w:hSpace="0" w:vSpace="0" w:wrap="auto" w:vAnchor="margin" w:hAnchor="text" w:xAlign="left" w:yAlign="inline" w:anchorLock="1"/>
-        <w:overflowPunct w:val="0"/>
+        <w:rPr>
+          <w:sz w:val="2"/>
+        </w:rPr>
         <w:sectPr>
           <w:headerReference w:type="even" r:id="rId8"/>
           <w:headerReference w:type="default" r:id="rId9"/>
@@ -228,7 +244,7 @@
           <w:b w:val="0"/>
           <w:i/>
         </w:rPr>
-        <w:t>Knowledge Tracing (KT) systems that skip, remediate, or advance practice typically consume a predicted probability rather than an area-under-the-curve (AUC) score, so population ranking can look acceptable while probabilities are poorly calibrated on rarely practiced knowledge components (KCs). This paper reports a diagnostic evaluation—not a new KT architecture—of train-only KC-frequency strata on three public logs (ASSISTments 2012, Junyi Academy, and XES3G5M) with IRT, DKT, and SimpleKT. Lower KC training frequency does not universally degrade discrimination, but calibration can become less reliable in some sparse-concept regimes. On ASSISTments 2012, SimpleKT expected calibration error (ECE) rises from 0.114 on dense KCs to 0.228 on sparse KCs (Limited occupancy, N≈415); Junyi has no learner-based sparse stratum, and XES3G5M SimpleKT ECE is essentially flat. A locked global threshold at τ=0.7 raises the SimpleKT false-advance rate (incorrect-response rate among advance decisions) from 0.196 (dense) to 0.268 (sparse) on one ASSISTments fold; the sparse–dense gap stays positive on all five training runs across four unique learner partitions (mean 0.047). This is a simulated decision gate, not a classroom intervention. Probability-threshold decisions should be validated by KC-frequency stratum rather than on population AUC or ECE alone.</w:t>
+        <w:t>Knowledge Tracing (KT) systems that skip, remediate, or advance practice typically consume a predicted probability rather than an area-under-the-curve (AUC) score, so population ranking can look acceptable while probabilities are poorly calibrated on rarely practiced knowledge components (KCs). This paper presents TSCDA (Train-only Sparse-Concept Decision Audit), an evaluation instrument—not a new KT architecture—on three public logs (ASSISTments 2012, Junyi Academy, and XES3G5M) with IRT, DKT, and a local Transformer KT baseline (T-KT; not SimpleKT [4]). Lower KC training frequency does not universally degrade discrimination, but calibration can become less reliable in some sparse-concept regimes. On ASSISTments 2012, T-KT expected calibration error (ECE) rises from 0.114 on dense KCs to 0.228 on sparse KCs (Limited occupancy, N≈415); Junyi’s exercise-level KC tagging yields no learner-based sparse stratum (estimability, not a missing table), and XES3G5M T-KT ECE is essentially flat. A locked global threshold at τ=0.7 raises the T-KT false-advance rate (incorrect-response rate among advance decisions) from 0.196 (dense) to 0.268 (sparse) on one ASSISTments fold under Limited occupancy (Nadvance=235; seed-42 ΔFAR=0.072). The primary check is 4/4 unique partitions (mean ΔFAR 0.047; five runs, two sharing a split); the seed-42 95% CI is [0.006, 0.138]. This is a simulated decision gate, not a classroom intervention. Probability-threshold decisions should be validated by KC-frequency stratum rather than on population AUC or ECE alone.</w:t>
       </w:r>
     </w:p>
     <w:p>
@@ -251,7 +267,7 @@
           <w:b w:val="0"/>
           <w:i/>
         </w:rPr>
-        <w:t>knowledge tracing, calibration, sparse concepts, learning analytics, educational decision support, mastery threshold</w:t>
+        <w:t>knowledge tracing, calibration, sparse concepts, learning analytics, evaluation instrument, mastery threshold</w:t>
       </w:r>
     </w:p>
     <w:bookmarkEnd w:id="0"/>
@@ -272,7 +288,7 @@
         <w:pStyle w:val="Text"/>
       </w:pPr>
       <w:r>
-        <w:t xml:space="preserve">Adaptive practice platforms and intelligent tutoring systems use Knowledge Tracing (KT) to estimate a learner’s command of a skill and to decide whether to skip, remediate, or advance practice [1]–[3]. Those systems rarely consume a population area-under-the-curve (AUC) statistic. They consume a predicted probability p, which is then compared with a threshold τ. If p≥τ, the platform typically withholds additional practice on that skill. The operational chain is therefore population AUC </w:t>
+        <w:t xml:space="preserve">Adaptive practice platforms and intelligent tutoring systems use Knowledge Tracing (KT) to estimate a learner’s mastery of a skill and to decide whether to skip, remediate, or advance practice [1]–[3]. Those systems rarely consume a population area-under-the-curve (AUC) statistic. They consume a predicted probability p, which is then compared with a threshold τ. If p≥τ, the platform typically withholds additional practice on that skill. The operational chain is therefore population AUC </w:t>
       </w:r>
       <w:r>
         <w:rPr>
@@ -319,7 +335,10 @@
         <w:pStyle w:val="Text"/>
       </w:pPr>
       <w:r>
-        <w:t>KT evaluations typically report population AUC and accuracy [4], [5]. Those metrics rank models, but they can conceal miscalibration on low-frequency KCs—skills with little training-fold evidence—because most test events lie on dense, frequently practiced concepts. A model can discriminate well in aggregate and still assign overconfident probabilities on the sparse tail. When a fixed threshold is applied to p, that overconfidence appears as an advance decision followed by an incorrect next response. We term this the false-advance rate (FAR). Section III defines FAR as P(y=0 | p≥τ); y denotes observed next-response correctness, not latent mastery truth.</w:t>
+        <w:t xml:space="preserve">KT evaluations typically report population AUC and accuracy [4], [5]. Those metrics rank models, but they can conceal miscalibration on low-frequency KCs—skills with little training-fold evidence—because most test events lie on dense, frequently practiced concepts. A model can discriminate well in aggregate and still assign overconfident probabilities on the sparse tail. When a fixed threshold is applied to p, that overconfidence appears as an advance decision followed by an incorrect next response. We term this the false-advance rate (FAR). Section III defines FAR as </w:t>
+      </w:r>
+      <w:r>
+        <w:t>P(y=0 | p≥τ); y denotes observed next-response correctness, not latent mastery truth.</w:t>
       </w:r>
     </w:p>
     <w:p>
@@ -327,10 +346,7 @@
         <w:pStyle w:val="Text"/>
       </w:pPr>
       <w:r>
-        <w:t xml:space="preserve">This paper treats that mismatch as an evaluation problem for educational technology, not as a reason to propose </w:t>
-      </w:r>
-      <w:r>
-        <w:t>another KT architecture. The study is organized around three research questions. RQ1: Does lower KC training frequency systematically degrade predictive discrimination? RQ2: How does calibration vary across KC-frequency strata and datasets? RQ3: When a fixed probability threshold is applied, does decision-error behavior differ between sparse and dense KCs?</w:t>
+        <w:t>This paper treats that mismatch as an evaluation problem for educational technology, not as a reason to propose another KT architecture. The study is organized around an estimability check (does a sparse stratum exist under the platform’s KC definition?) and three research questions. RQ1: Does lower KC training frequency systematically degrade predictive discrimination? RQ2: How does calibration vary across KC-frequency strata and datasets? RQ3: When a fixed probability threshold is applied, does decision-error behavior differ between sparse and dense KCs?</w:t>
       </w:r>
     </w:p>
     <w:p>
@@ -338,7 +354,25 @@
         <w:pStyle w:val="Text"/>
       </w:pPr>
       <w:r>
-        <w:t>The empirical answers are bounded. Lower KC training frequency does not universally degrade discrimination: on XES3G5M, sparse AUC is higher than dense AUC for DKT and SimpleKT. Calibration can, however, become less reliable in some sparse-concept regimes. On ASSISTments 2012, SimpleKT expected calibration error (ECE) increases from dense to sparse KCs, and a locked gate at τ=0.7 yields a higher FAR on sparse than on dense advances. The same ECE gradient is absent on Junyi, where the learner-based sparse stratum is empty, and is essentially absent for SimpleKT on XES3G5M. We therefore do not claim that sparse KCs always fail, and we do not claim a causal effect of training frequency on calibration.</w:t>
+        <w:t xml:space="preserve">The empirical answers are bounded. Lower KC training frequency does not universally degrade discrimination: on XES3G5M, sparse AUC is higher than dense AUC for DKT and </w:t>
+      </w:r>
+      <w:r>
+        <w:t>T-KT</w:t>
+      </w:r>
+      <w:r>
+        <w:t xml:space="preserve">. Calibration can, however, become less reliable in some sparse-concept regimes. On ASSISTments 2012, </w:t>
+      </w:r>
+      <w:r>
+        <w:t>T-KT</w:t>
+      </w:r>
+      <w:r>
+        <w:t xml:space="preserve"> expected calibration error (ECE) increases from dense to sparse KCs, and a locked gate at τ=0.7 yields a higher FAR on sparse than on dense advances. The same ECE gradient is absent on Junyi, where the learner-based sparse stratum is empty, and is essentially absent for </w:t>
+      </w:r>
+      <w:r>
+        <w:t>T-KT</w:t>
+      </w:r>
+      <w:r>
+        <w:t xml:space="preserve"> on XES3G5M. We therefore do not claim that sparse KCs always fail, and we do not claim a causal effect of training frequency on calibration.</w:t>
       </w:r>
     </w:p>
     <w:p>
@@ -346,7 +380,7 @@
         <w:pStyle w:val="Text"/>
       </w:pPr>
       <w:r>
-        <w:t>Contributions are conservative: (i) a train-only KC-frequency protocol with an explicit strict cold-start group, so the definition of “sparse” cannot leak test-fold counts; (ii) per-stratum calibration (ECE and Brier decomposition) on three public datasets, with occupancy flags (Reliable / Limited / Insufficient); (iii) a locked-threshold simulation of FAR and miss rates, with a check of the sparse–dense FAR gap on ASSISTments 2012 across five training runs / four unique learner partitions. We do not propose a new KT architecture, a new calibration algorithm, or a new auditing theory, and we do not report a classroom intervention. A graph-KT (GKT) model and a CL4KT-style adapter appear only as an exploratory single-fold diagnostic on ASSISTments.</w:t>
+        <w:t>Contributions are conservative: (i) TSCDA, a train-only sparse-concept decision audit—frequency strata with a strict cold-start bin, occupancy-gated ECE/Brier, and a locked-τ FAR—so “sparse” cannot leak test-fold counts; (ii) an estimability result: whether that audit has a sparse stratum depends on how the platform defines a KC (skill_id on ASSISTments/XES3G5M versus exercise-level ucid on Junyi); (iii) a dataset-conditional gate finding on ASSISTments 2012 across four unique learner partitions (five runs, two sharing a split), with occupancy-policy counterfactuals that leave population FAR unchanged (Supplementary Table S4). We do not propose a new KT architecture, a new calibration algorithm, or a new auditing theory, and we do not report a classroom intervention. This is an educational-technology measurement contribution for threshold-based practice systems, not a new pedagogy. A graph-KT (GKT) model and a CL4KT-style adapter appear only as an exploratory single-fold diagnostic on ASSISTments.</w:t>
       </w:r>
     </w:p>
     <w:p>
@@ -358,6 +392,7 @@
         </w:numPr>
       </w:pPr>
       <w:r>
+        <w:lastRenderedPageBreak/>
         <w:t>II. LITERATURE REVIEW</w:t>
       </w:r>
     </w:p>
@@ -378,11 +413,7 @@
         <w:pStyle w:val="Text"/>
       </w:pPr>
       <w:r>
-        <w:t xml:space="preserve">Knowledge Tracing (KT) models a learner’s evolving proficiency from historical interactions in order to predict the next response [3]. Classical approaches include Bayesian Knowledge Tracing (BKT), which tracks a latent mastery state for each skill [1], and item-response theory (IRT), of which the one-parameter Rasch model is the canonical form used in this study [6]. Deep Knowledge Tracing (DKT) replaced hand-specified mastery dynamics with a recurrent sequence model and established the modern next-response prediction task [2]. Attention-based successors, including context-aware attentive KT [7] and SimpleKT [4], retain that task while substituting self-attention for recurrence. </w:t>
-      </w:r>
-      <w:r>
-        <w:lastRenderedPageBreak/>
-        <w:t>Benchmarking libraries such as pyKT have standardized preprocessing and comparison, and have shown that evaluation choices can distort reported discrimination [5]. Across this line of work, the primary reported statistic remains population AUC. Uncertainty-aware models such as UKT represent knowledge states as distributions [21]; they are architecture proposals evaluated mainly on population ranking, not a train-only frequency-stratum decision audit.</w:t>
+        <w:t>Knowledge Tracing (KT) models a learner’s evolving proficiency from historical interactions in order to predict the next response [3]. Classical approaches include Bayesian Knowledge Tracing (BKT), which tracks a latent mastery state for each skill [1], and item-response theory (IRT), of which the one-parameter Rasch model is the canonical form used in this study [6]. Deep Knowledge Tracing (DKT) replaced hand-specified mastery dynamics with a recurrent sequence model and established the modern next-response prediction task [2]. Attention-based successors, including context-aware attentive KT [7] and SimpleKT [4], retain that task while substituting self-attention for recurrence. SimpleKT [4] is related literature only; it is not the T-KT model scored in Section IV. Benchmarking libraries such as pyKT have standardized preprocessing and comparison, and have shown that evaluation choices can distort reported discrimination [5]. Across this line of work, the primary reported statistic remains population AUC. Uncertainty-aware models such as UKT represent knowledge states as distributions [21]; they are architecture proposals evaluated mainly on population ranking, not a train-only frequency-stratum decision audit.</w:t>
       </w:r>
     </w:p>
     <w:p>
@@ -422,7 +453,7 @@
         <w:pStyle w:val="Text"/>
       </w:pPr>
       <w:r>
-        <w:t>The term “sparse” is used in several incompatible senses in the KT literature. This paper distinguishes four. (1) Sparse attention: sparseKT applies k-sparse attention so that only a subset of historical interactions receives nonzero weight [16]. (2) Sparse KC frequency: a knowledge component with few training-fold observations. (3) New-student cold start: prediction for learners who have little or no interaction history at test time [17]. (4) Concept-level cold start: a knowledge component with zero training-fold frequency, regardless of whether the learner is new. Educational interaction logs additionally exhibit a long tail in which a small set of dense KCs dominates event volume [20].</w:t>
+        <w:t>The term “sparse” is used in several incompatible senses in the KT literature. This paper distinguishes four. (1) Sparse attention: sparseKT applies k-sparse attention so that only a subset of historical interactions receives nonzero weight [16]. (2) Sparse KC frequency: a knowledge component with few training-fold observations. (3) New-student cold start: prediction for learners who have little or no interaction history at test time [17]. (4) Concept-level cold start: a knowledge component with zero training-fold frequency, regardless of whether the learner is new. The XES3G5M log exhibits a long tail in which a small set of dense KCs dominates event volume [20].</w:t>
       </w:r>
     </w:p>
     <w:p>
@@ -450,10 +481,10 @@
         <w:pStyle w:val="Text"/>
       </w:pPr>
       <w:r>
-        <w:t xml:space="preserve">When predicted probabilities are consumed as educational decisions, ranking is not a sufficient evaluation [10]. Calibration asks whether the predicted probability p matches the empirical frequency of a correct next response. Expected calibration error (ECE) is the usual bin-wise summary of that mismatch [12]; modern neural networks can remain poorly calibrated even when they discriminate well [11]. The Brier score [13] and its reliability, resolution, and uncertainty decomposition [14] separate miscalibration from task difficulty, and reliability diagrams display the same probability-level comparison. Complementary post-hoc work has begun to correct per-item bias after a frozen KT backbone [15]. Probability-level evaluation of this kind is still typically reported on the pooled population, not on train-only frequency strata. Selective-prediction layers defer the most uncertain next-response scores to a teacher [22]. Abstention is complementary to a locked global threshold: this study does not abstain, and it reports the false-advance rate of the </w:t>
-      </w:r>
-      <w:r>
-        <w:t>advances that a fixed τ would still make, stratified by train-only KC frequency.</w:t>
+        <w:t xml:space="preserve">When predicted probabilities are consumed as educational </w:t>
+      </w:r>
+      <w:r>
+        <w:t>decisions, ranking is not a sufficient evaluation [10]. Calibration asks whether the predicted probability p matches the empirical frequency of a correct next response. Expected calibration error (ECE) is the usual bin-wise summary of that mismatch [12]; modern neural networks can remain poorly calibrated even when they discriminate well [11]. The Brier score [13] and Murphy’s reliability–resolution–uncertainty partition [23] (calibration vs. refinement [14]) separate miscalibration from task difficulty, and reliability diagrams display the same probability-level comparison. Complementary post-hoc work recovers per-item discrimination (AUC) after a frozen KT backbone [15]; it is not an ECE or FAR audit. Probability-level evaluation of this kind is still typically reported on the pooled population, not on train-only frequency strata. Selective-prediction layers defer the most uncertain next-response scores to a teacher [22]. Abstention is complementary to a locked global threshold: this study does not abstain, and it reports the false-advance rate of the advances that a fixed τ would still make, stratified by train-only KC frequency.</w:t>
       </w:r>
     </w:p>
     <w:p>
@@ -461,7 +492,7 @@
         <w:pStyle w:val="Text"/>
       </w:pPr>
       <w:r>
-        <w:t>Existing KT benchmarks mainly emphasize aggregate discrimination. Sparse frequency, calibration, sample support, and threshold-based decision error are rarely examined together. This study keeps standard models and reports those four quantities jointly, so that a population AUC result can be read as an educational-technology decision rather than only as a leaderboard rank.</w:t>
+        <w:t>Existing KT benchmarks mainly emphasize aggregate discrimination. Mastery-threshold false positives [24] and first-attempt skill evaluation [25] address related decision errors, but they do not jointly report train-only KC-frequency occupancy, ECE, and a locked-τ FAR. Sparse frequency, calibration, sample support, and threshold-based decision error are rarely examined together. This study keeps standard models and reports those four quantities jointly, so that a population AUC result can be read as an educational-technology decision rather than only as a leaderboard rank.</w:t>
       </w:r>
     </w:p>
     <w:p>
@@ -493,7 +524,7 @@
         <w:pStyle w:val="Text"/>
       </w:pPr>
       <w:r>
-        <w:t>We use three de-identified public logs after a common interaction schema: ASSISTments 2012 [18], [5], Junyi Academy [19], and XES3G5M [20]. Table 1 reports post-processing counts: processed learners, processed KCs, processed interactions, and learner-based test events. Exact processed interaction totals are 2,657,490 (ASSISTments 2012), 16,215,567 (Junyi Academy), and 7,953,709 (XES3G5M). Preprocessing drops rows with missing learner, KC, or label identifiers, binarizes correctness, parses timestamps, and keeps learners with at least two interactions. Those filters—not the raw public dumps—are what Table 1 counts.</w:t>
+        <w:t>We use three de-identified public logs after a common interaction schema: ASSISTments 2012 [18], [5], Junyi Academy [19], and XES3G5M [20]. Table 1 reports post-processing counts: processed learners, processed KCs, processed interactions, and learner-based test events. Exact processed interaction totals are 2,657,490 (ASSISTments 2012), 16,215,567 (Junyi Academy), and 6,413,353 (XES3G5M). Preprocessing drops rows with missing learner, KC, or label identifiers, binarizes correctness, parses timestamps, and keeps learners with at least two interactions. Those filters—not the raw public dumps—are what Table 1 counts.</w:t>
       </w:r>
     </w:p>
     <w:p>
@@ -501,7 +532,7 @@
         <w:pStyle w:val="Text"/>
       </w:pPr>
       <w:r>
-        <w:t>Provenance. ASSISTments 2012 is the 2012–2013 public release with affect [18], documented for KT use in pyKT [5]; each retained row already carries one skill_id. Junyi Academy is the Kaggle Online Learning Activity Dataset [19] (not Junyi2015); the KC field is ucid. XES3G5M [20] is loaded from the authors’ kc_level split: train_valid_sequences.csv and test.csv are concatenated and flattened to one row per sequence position.</w:t>
+        <w:t>Provenance. ASSISTments 2012 is the 2012–2013 public release with affect [18], documented for KT use in pyKT [5]; each retained row already carries one skill_id. Junyi Academy is the Kaggle Online Learning Activity Dataset [19] (not Junyi2015); the operational KC field is ucid (unique content/exercise ID, not a skill tag); that tagging choice, not a processing error, is why the learner-based sparse bucket is empty (Table 7). XES3G5M [20] is loaded from the authors’ kc_level split: train_valid_sequences.csv and test.csv are concatenated and flattened to one row per unmasked sequence position (padding and invalid labels dropped).</w:t>
       </w:r>
     </w:p>
     <w:p>
@@ -509,17 +540,19 @@
         <w:pStyle w:val="Text"/>
       </w:pPr>
       <w:r>
-        <w:t>XES3G5M counts. The original dataset paper reports 18,066 students, 7,652 questions, 865 KCs, and 5,549,635 question-level interactions [20]. Table 1 instead lists 866 KCs and 7.95M interactions because flattening kc_level sequences (i) expands multi-KC questions into one row per listed concept and (ii) retains sequence-padding tokens coded skill_id=−1 (with matching question_id=−1). Unique kc_id including that padding token is 866; excluding it is 865. Unique item_id including −1 is 7,653. Subsequent preprocessing dropped 0 rows. We do not retabulate Table 1 to the question-level official totals.</w:t>
-      </w:r>
-    </w:p>
-    <w:p>
-      <w:pPr>
-        <w:pStyle w:val="TableTitle"/>
-        <w:keepNext/>
-        <w:spacing w:before="60" w:after="60"/>
-      </w:pPr>
-      <w:r>
-        <w:t>Table 1. Post-processing cohort statistics (learner-based split). Learner, knowledge-component (KC), interaction, and test-event counts are post-processing totals, not raw public-dump counts.</w:t>
+        <w:t xml:space="preserve">XES3G5M counts. The original dataset paper reports 18,066 students, 7,652 questions, 865 KCs, and 5,549,635 question-level interactions [20]. Table 1 lists 865 KCs and </w:t>
+      </w:r>
+      <w:r>
+        <w:lastRenderedPageBreak/>
+        <w:t>6,413,353 valid KC-level rows: flattening still expands multi-KC questions into one row per listed concept, but padding tokens are excluded. Unique item_id is 7,652. Learner-based fold-0 test events are 1,282,422.</w:t>
+      </w:r>
+    </w:p>
+    <w:p>
+      <w:pPr>
+        <w:pStyle w:val="figurecaption0"/>
+      </w:pPr>
+      <w:r>
+        <w:t>Table 1. Post-processing cohort statistics (learner-based split). Learner, knowledge-component (KC), interaction, and test-event counts are post-processing totals, not raw public-dump counts. Test events are fold 0.</w:t>
       </w:r>
     </w:p>
     <w:tbl>
@@ -990,7 +1023,7 @@
               <w:rPr>
                 <w:sz w:val="14"/>
               </w:rPr>
-              <w:t>866</w:t>
+              <w:t>865</w:t>
             </w:r>
           </w:p>
         </w:tc>
@@ -1014,7 +1047,7 @@
               <w:rPr>
                 <w:sz w:val="14"/>
               </w:rPr>
-              <w:t>7.95M</w:t>
+              <w:t>6.41M</w:t>
             </w:r>
           </w:p>
         </w:tc>
@@ -1038,7 +1071,7 @@
               <w:rPr>
                 <w:sz w:val="14"/>
               </w:rPr>
-              <w:t>1,589,145</w:t>
+              <w:t>1,282,422</w:t>
             </w:r>
           </w:p>
         </w:tc>
@@ -1069,7 +1102,6 @@
         <w:pStyle w:val="Text"/>
       </w:pPr>
       <w:r>
-        <w:lastRenderedPageBreak/>
         <w:t>Deep models are trained in five runs at seeds 42, 2024, 2025, 2026, and 2027 (fold_0 through fold_4). Seeds 2025 and 2026 share one student partition (fold_2 = fold_3) on all three datasets. These are five training runs and four unique student partitions, not five independent folds. Tables that report mean±sd therefore summarize four unique partitions: the two initializations on the duplicated split are averaged first. The gate-robustness table still lists all five training runs across four unique learner partitions.</w:t>
       </w:r>
     </w:p>
@@ -1090,15 +1122,14 @@
         <w:pStyle w:val="Text"/>
       </w:pPr>
       <w:r>
-        <w:t>Main tables use local IRT, DKT, and SimpleKT implementations, not a pinned pyKT commit (training snapshot commit: NOT RECOVERED). The local SimpleKT class is a two-layer Transformer encoder and is not byte-identical to the official SimpleKT checkpoint [4]. Table 2 reports recovered training settings; missing fields are marked NOT RECOVERED and are not imputed.</w:t>
-      </w:r>
-    </w:p>
-    <w:p>
-      <w:pPr>
-        <w:pStyle w:val="TableTitle"/>
-        <w:keepNext/>
-        <w:keepLines/>
-        <w:spacing w:before="120" w:after="60"/>
+        <w:t>Main tables use local IRT, DKT, and a Transformer KT baseline (T-KT). The original training-container commit is NOT RECOVERED and is not imputed. Source bytes used in the A5 audit are recorded at git commit eab9f67. The Transformer KT baseline is a two-layer Transformer encoder over DKT-style KC-response tokens, not the published SimpleKT architecture [4]; no Section IV cell is a SimpleKT [4] result. Table 2 reports recovered training settings; missing fields are marked NOT RECOVERED and are not imputed.</w:t>
+      </w:r>
+    </w:p>
+    <w:p>
+      <w:pPr>
+        <w:rPr>
+          <w:sz w:val="2"/>
+        </w:rPr>
         <w:sectPr>
           <w:headerReference w:type="even" r:id="rId14"/>
           <w:headerReference w:type="default" r:id="rId15"/>
@@ -1116,9 +1147,7 @@
     </w:p>
     <w:p>
       <w:pPr>
-        <w:pStyle w:val="TableTitle"/>
-        <w:keepNext/>
-        <w:spacing w:before="60" w:after="60"/>
+        <w:pStyle w:val="figurecaption0"/>
       </w:pPr>
       <w:r>
         <w:t>Table 2. Recovered training settings for the main baselines. NOT RECOVERED cells were not imputed.</w:t>
@@ -1161,12 +1190,14 @@
           <w:p>
             <w:pPr>
               <w:rPr>
-                <w:sz w:val="14"/>
-              </w:rPr>
-            </w:pPr>
-            <w:r>
-              <w:rPr>
-                <w:sz w:val="14"/>
+                <w:b/>
+                <w:sz w:val="16"/>
+              </w:rPr>
+            </w:pPr>
+            <w:r>
+              <w:rPr>
+                <w:b/>
+                <w:sz w:val="16"/>
               </w:rPr>
               <w:t>Setting</w:t>
             </w:r>
@@ -1185,12 +1216,14 @@
           <w:p>
             <w:pPr>
               <w:rPr>
-                <w:sz w:val="14"/>
-              </w:rPr>
-            </w:pPr>
-            <w:r>
-              <w:rPr>
-                <w:sz w:val="14"/>
+                <w:b/>
+                <w:sz w:val="16"/>
+              </w:rPr>
+            </w:pPr>
+            <w:r>
+              <w:rPr>
+                <w:b/>
+                <w:sz w:val="16"/>
               </w:rPr>
               <w:t>IRT 1PL</w:t>
             </w:r>
@@ -1209,12 +1242,14 @@
           <w:p>
             <w:pPr>
               <w:rPr>
-                <w:sz w:val="14"/>
-              </w:rPr>
-            </w:pPr>
-            <w:r>
-              <w:rPr>
-                <w:sz w:val="14"/>
+                <w:b/>
+                <w:sz w:val="16"/>
+              </w:rPr>
+            </w:pPr>
+            <w:r>
+              <w:rPr>
+                <w:b/>
+                <w:sz w:val="16"/>
               </w:rPr>
               <w:t>DKT</w:t>
             </w:r>
@@ -1233,14 +1268,16 @@
           <w:p>
             <w:pPr>
               <w:rPr>
-                <w:sz w:val="14"/>
-              </w:rPr>
-            </w:pPr>
-            <w:r>
-              <w:rPr>
-                <w:sz w:val="14"/>
-              </w:rPr>
-              <w:t>SimpleKT</w:t>
+                <w:b/>
+                <w:sz w:val="16"/>
+              </w:rPr>
+            </w:pPr>
+            <w:r>
+              <w:rPr>
+                <w:b/>
+                <w:sz w:val="16"/>
+              </w:rPr>
+              <w:t>T-KT</w:t>
             </w:r>
           </w:p>
         </w:tc>
@@ -1262,12 +1299,12 @@
           <w:p>
             <w:pPr>
               <w:rPr>
-                <w:sz w:val="14"/>
-              </w:rPr>
-            </w:pPr>
-            <w:r>
-              <w:rPr>
-                <w:sz w:val="14"/>
+                <w:sz w:val="16"/>
+              </w:rPr>
+            </w:pPr>
+            <w:r>
+              <w:rPr>
+                <w:sz w:val="16"/>
               </w:rPr>
               <w:t>Implementation</w:t>
             </w:r>
@@ -1286,12 +1323,12 @@
           <w:p>
             <w:pPr>
               <w:rPr>
-                <w:sz w:val="14"/>
-              </w:rPr>
-            </w:pPr>
-            <w:r>
-              <w:rPr>
-                <w:sz w:val="14"/>
+                <w:sz w:val="16"/>
+              </w:rPr>
+            </w:pPr>
+            <w:r>
+              <w:rPr>
+                <w:sz w:val="16"/>
               </w:rPr>
               <w:t>local IRT</w:t>
             </w:r>
@@ -1310,12 +1347,12 @@
           <w:p>
             <w:pPr>
               <w:rPr>
-                <w:sz w:val="14"/>
-              </w:rPr>
-            </w:pPr>
-            <w:r>
-              <w:rPr>
-                <w:sz w:val="14"/>
+                <w:sz w:val="16"/>
+              </w:rPr>
+            </w:pPr>
+            <w:r>
+              <w:rPr>
+                <w:sz w:val="16"/>
               </w:rPr>
               <w:t>local DKT</w:t>
             </w:r>
@@ -1334,14 +1371,20 @@
           <w:p>
             <w:pPr>
               <w:rPr>
-                <w:sz w:val="14"/>
-              </w:rPr>
-            </w:pPr>
-            <w:r>
-              <w:rPr>
-                <w:sz w:val="14"/>
-              </w:rPr>
-              <w:t>local SimpleKT</w:t>
+                <w:sz w:val="16"/>
+              </w:rPr>
+            </w:pPr>
+            <w:r>
+              <w:rPr>
+                <w:sz w:val="16"/>
+              </w:rPr>
+              <w:t xml:space="preserve">local </w:t>
+            </w:r>
+            <w:r>
+              <w:rPr>
+                <w:sz w:val="16"/>
+              </w:rPr>
+              <w:t>T-KT</w:t>
             </w:r>
           </w:p>
         </w:tc>
@@ -1363,12 +1406,12 @@
           <w:p>
             <w:pPr>
               <w:rPr>
-                <w:sz w:val="14"/>
-              </w:rPr>
-            </w:pPr>
-            <w:r>
-              <w:rPr>
-                <w:sz w:val="14"/>
+                <w:sz w:val="16"/>
+              </w:rPr>
+            </w:pPr>
+            <w:r>
+              <w:rPr>
+                <w:sz w:val="16"/>
               </w:rPr>
               <w:t>Version/commit</w:t>
             </w:r>
@@ -1387,12 +1430,12 @@
           <w:p>
             <w:pPr>
               <w:rPr>
-                <w:sz w:val="14"/>
-              </w:rPr>
-            </w:pPr>
-            <w:r>
-              <w:rPr>
-                <w:sz w:val="14"/>
+                <w:sz w:val="16"/>
+              </w:rPr>
+            </w:pPr>
+            <w:r>
+              <w:rPr>
+                <w:sz w:val="16"/>
               </w:rPr>
               <w:t>NOT RECOVERED</w:t>
             </w:r>
@@ -1411,12 +1454,12 @@
           <w:p>
             <w:pPr>
               <w:rPr>
-                <w:sz w:val="14"/>
-              </w:rPr>
-            </w:pPr>
-            <w:r>
-              <w:rPr>
-                <w:sz w:val="14"/>
+                <w:sz w:val="16"/>
+              </w:rPr>
+            </w:pPr>
+            <w:r>
+              <w:rPr>
+                <w:sz w:val="16"/>
               </w:rPr>
               <w:t>NOT RECOVERED</w:t>
             </w:r>
@@ -1435,12 +1478,12 @@
           <w:p>
             <w:pPr>
               <w:rPr>
-                <w:sz w:val="14"/>
-              </w:rPr>
-            </w:pPr>
-            <w:r>
-              <w:rPr>
-                <w:sz w:val="14"/>
+                <w:sz w:val="16"/>
+              </w:rPr>
+            </w:pPr>
+            <w:r>
+              <w:rPr>
+                <w:sz w:val="16"/>
               </w:rPr>
               <w:t>NOT RECOVERED</w:t>
             </w:r>
@@ -1464,12 +1507,12 @@
           <w:p>
             <w:pPr>
               <w:rPr>
-                <w:sz w:val="14"/>
-              </w:rPr>
-            </w:pPr>
-            <w:r>
-              <w:rPr>
-                <w:sz w:val="14"/>
+                <w:sz w:val="16"/>
+              </w:rPr>
+            </w:pPr>
+            <w:r>
+              <w:rPr>
+                <w:sz w:val="16"/>
               </w:rPr>
               <w:t>Major hyperparameters</w:t>
             </w:r>
@@ -1488,12 +1531,12 @@
           <w:p>
             <w:pPr>
               <w:rPr>
-                <w:sz w:val="14"/>
-              </w:rPr>
-            </w:pPr>
-            <w:r>
-              <w:rPr>
-                <w:sz w:val="14"/>
+                <w:sz w:val="16"/>
+              </w:rPr>
+            </w:pPr>
+            <w:r>
+              <w:rPr>
+                <w:sz w:val="16"/>
               </w:rPr>
               <w:t>1PL: sigmoid(θ−β); L2 0.01</w:t>
             </w:r>
@@ -1512,12 +1555,12 @@
           <w:p>
             <w:pPr>
               <w:rPr>
-                <w:sz w:val="14"/>
-              </w:rPr>
-            </w:pPr>
-            <w:r>
-              <w:rPr>
-                <w:sz w:val="14"/>
+                <w:sz w:val="16"/>
+              </w:rPr>
+            </w:pPr>
+            <w:r>
+              <w:rPr>
+                <w:sz w:val="16"/>
               </w:rPr>
               <w:t>LSTM embed 64, hidden 128</w:t>
             </w:r>
@@ -1536,12 +1579,12 @@
           <w:p>
             <w:pPr>
               <w:rPr>
-                <w:sz w:val="14"/>
-              </w:rPr>
-            </w:pPr>
-            <w:r>
-              <w:rPr>
-                <w:sz w:val="14"/>
+                <w:sz w:val="16"/>
+              </w:rPr>
+            </w:pPr>
+            <w:r>
+              <w:rPr>
+                <w:sz w:val="16"/>
               </w:rPr>
               <w:t>Transformer 2 layers, 4 heads, embed 64</w:t>
             </w:r>
@@ -1565,12 +1608,12 @@
           <w:p>
             <w:pPr>
               <w:rPr>
-                <w:sz w:val="14"/>
-              </w:rPr>
-            </w:pPr>
-            <w:r>
-              <w:rPr>
-                <w:sz w:val="14"/>
+                <w:sz w:val="16"/>
+              </w:rPr>
+            </w:pPr>
+            <w:r>
+              <w:rPr>
+                <w:sz w:val="16"/>
               </w:rPr>
               <w:t>Optimizer</w:t>
             </w:r>
@@ -1589,12 +1632,12 @@
           <w:p>
             <w:pPr>
               <w:rPr>
-                <w:sz w:val="14"/>
-              </w:rPr>
-            </w:pPr>
-            <w:r>
-              <w:rPr>
-                <w:sz w:val="14"/>
+                <w:sz w:val="16"/>
+              </w:rPr>
+            </w:pPr>
+            <w:r>
+              <w:rPr>
+                <w:sz w:val="16"/>
               </w:rPr>
               <w:t>SGD</w:t>
             </w:r>
@@ -1613,12 +1656,12 @@
           <w:p>
             <w:pPr>
               <w:rPr>
-                <w:sz w:val="14"/>
-              </w:rPr>
-            </w:pPr>
-            <w:r>
-              <w:rPr>
-                <w:sz w:val="14"/>
+                <w:sz w:val="16"/>
+              </w:rPr>
+            </w:pPr>
+            <w:r>
+              <w:rPr>
+                <w:sz w:val="16"/>
               </w:rPr>
               <w:t>Adam</w:t>
             </w:r>
@@ -1637,12 +1680,12 @@
           <w:p>
             <w:pPr>
               <w:rPr>
-                <w:sz w:val="14"/>
-              </w:rPr>
-            </w:pPr>
-            <w:r>
-              <w:rPr>
-                <w:sz w:val="14"/>
+                <w:sz w:val="16"/>
+              </w:rPr>
+            </w:pPr>
+            <w:r>
+              <w:rPr>
+                <w:sz w:val="16"/>
               </w:rPr>
               <w:t>Adam</w:t>
             </w:r>
@@ -1666,12 +1709,12 @@
           <w:p>
             <w:pPr>
               <w:rPr>
-                <w:sz w:val="14"/>
-              </w:rPr>
-            </w:pPr>
-            <w:r>
-              <w:rPr>
-                <w:sz w:val="14"/>
+                <w:sz w:val="16"/>
+              </w:rPr>
+            </w:pPr>
+            <w:r>
+              <w:rPr>
+                <w:sz w:val="16"/>
               </w:rPr>
               <w:t>Learning rate</w:t>
             </w:r>
@@ -1690,12 +1733,12 @@
           <w:p>
             <w:pPr>
               <w:rPr>
-                <w:sz w:val="14"/>
-              </w:rPr>
-            </w:pPr>
-            <w:r>
-              <w:rPr>
-                <w:sz w:val="14"/>
+                <w:sz w:val="16"/>
+              </w:rPr>
+            </w:pPr>
+            <w:r>
+              <w:rPr>
+                <w:sz w:val="16"/>
               </w:rPr>
               <w:t>0.01</w:t>
             </w:r>
@@ -1714,12 +1757,12 @@
           <w:p>
             <w:pPr>
               <w:rPr>
-                <w:sz w:val="14"/>
-              </w:rPr>
-            </w:pPr>
-            <w:r>
-              <w:rPr>
-                <w:sz w:val="14"/>
+                <w:sz w:val="16"/>
+              </w:rPr>
+            </w:pPr>
+            <w:r>
+              <w:rPr>
+                <w:sz w:val="16"/>
               </w:rPr>
               <w:t>1e−3</w:t>
             </w:r>
@@ -1738,12 +1781,12 @@
           <w:p>
             <w:pPr>
               <w:rPr>
-                <w:sz w:val="14"/>
-              </w:rPr>
-            </w:pPr>
-            <w:r>
-              <w:rPr>
-                <w:sz w:val="14"/>
+                <w:sz w:val="16"/>
+              </w:rPr>
+            </w:pPr>
+            <w:r>
+              <w:rPr>
+                <w:sz w:val="16"/>
               </w:rPr>
               <w:t>1e−3</w:t>
             </w:r>
@@ -1767,14 +1810,14 @@
           <w:p>
             <w:pPr>
               <w:rPr>
-                <w:sz w:val="14"/>
-              </w:rPr>
-            </w:pPr>
-            <w:r>
-              <w:rPr>
-                <w:sz w:val="14"/>
-              </w:rPr>
-              <w:t>Early stopping</w:t>
+                <w:sz w:val="16"/>
+              </w:rPr>
+            </w:pPr>
+            <w:r>
+              <w:rPr>
+                <w:sz w:val="16"/>
+              </w:rPr>
+              <w:t>Training length</w:t>
             </w:r>
           </w:p>
         </w:tc>
@@ -1791,14 +1834,14 @@
           <w:p>
             <w:pPr>
               <w:rPr>
-                <w:sz w:val="14"/>
-              </w:rPr>
-            </w:pPr>
-            <w:r>
-              <w:rPr>
-                <w:sz w:val="14"/>
-              </w:rPr>
-              <w:t>none (10 epochs)</w:t>
+                <w:sz w:val="16"/>
+              </w:rPr>
+            </w:pPr>
+            <w:r>
+              <w:rPr>
+                <w:sz w:val="16"/>
+              </w:rPr>
+              <w:t>Fixed 10 epochs; final checkpoint.</w:t>
             </w:r>
           </w:p>
         </w:tc>
@@ -1815,14 +1858,14 @@
           <w:p>
             <w:pPr>
               <w:rPr>
-                <w:sz w:val="14"/>
-              </w:rPr>
-            </w:pPr>
-            <w:r>
-              <w:rPr>
-                <w:sz w:val="14"/>
-              </w:rPr>
-              <w:t>none (50 epochs)</w:t>
+                <w:sz w:val="16"/>
+              </w:rPr>
+            </w:pPr>
+            <w:r>
+              <w:rPr>
+                <w:sz w:val="16"/>
+              </w:rPr>
+              <w:t>Fixed 50 epochs; final checkpoint.</w:t>
             </w:r>
           </w:p>
         </w:tc>
@@ -1839,14 +1882,14 @@
           <w:p>
             <w:pPr>
               <w:rPr>
-                <w:sz w:val="14"/>
-              </w:rPr>
-            </w:pPr>
-            <w:r>
-              <w:rPr>
-                <w:sz w:val="14"/>
-              </w:rPr>
-              <w:t>none (50 epochs)</w:t>
+                <w:sz w:val="16"/>
+              </w:rPr>
+            </w:pPr>
+            <w:r>
+              <w:rPr>
+                <w:sz w:val="16"/>
+              </w:rPr>
+              <w:t>Fixed 50 epochs; final checkpoint.</w:t>
             </w:r>
           </w:p>
         </w:tc>
@@ -1868,12 +1911,12 @@
           <w:p>
             <w:pPr>
               <w:rPr>
-                <w:sz w:val="14"/>
-              </w:rPr>
-            </w:pPr>
-            <w:r>
-              <w:rPr>
-                <w:sz w:val="14"/>
+                <w:sz w:val="16"/>
+              </w:rPr>
+            </w:pPr>
+            <w:r>
+              <w:rPr>
+                <w:sz w:val="16"/>
               </w:rPr>
               <w:t>Batch size</w:t>
             </w:r>
@@ -1892,12 +1935,12 @@
           <w:p>
             <w:pPr>
               <w:rPr>
-                <w:sz w:val="14"/>
-              </w:rPr>
-            </w:pPr>
-            <w:r>
-              <w:rPr>
-                <w:sz w:val="14"/>
+                <w:sz w:val="16"/>
+              </w:rPr>
+            </w:pPr>
+            <w:r>
+              <w:rPr>
+                <w:sz w:val="16"/>
               </w:rPr>
               <w:t>512</w:t>
             </w:r>
@@ -1916,12 +1959,12 @@
           <w:p>
             <w:pPr>
               <w:rPr>
-                <w:sz w:val="14"/>
-              </w:rPr>
-            </w:pPr>
-            <w:r>
-              <w:rPr>
-                <w:sz w:val="14"/>
+                <w:sz w:val="16"/>
+              </w:rPr>
+            </w:pPr>
+            <w:r>
+              <w:rPr>
+                <w:sz w:val="16"/>
               </w:rPr>
               <w:t>64</w:t>
             </w:r>
@@ -1940,12 +1983,12 @@
           <w:p>
             <w:pPr>
               <w:rPr>
-                <w:sz w:val="14"/>
-              </w:rPr>
-            </w:pPr>
-            <w:r>
-              <w:rPr>
-                <w:sz w:val="14"/>
+                <w:sz w:val="16"/>
+              </w:rPr>
+            </w:pPr>
+            <w:r>
+              <w:rPr>
+                <w:sz w:val="16"/>
               </w:rPr>
               <w:t>64</w:t>
             </w:r>
@@ -1969,12 +2012,12 @@
           <w:p>
             <w:pPr>
               <w:rPr>
-                <w:sz w:val="14"/>
-              </w:rPr>
-            </w:pPr>
-            <w:r>
-              <w:rPr>
-                <w:sz w:val="14"/>
+                <w:sz w:val="16"/>
+              </w:rPr>
+            </w:pPr>
+            <w:r>
+              <w:rPr>
+                <w:sz w:val="16"/>
               </w:rPr>
               <w:t>Max. sequence length</w:t>
             </w:r>
@@ -1993,12 +2036,12 @@
           <w:p>
             <w:pPr>
               <w:rPr>
-                <w:sz w:val="14"/>
-              </w:rPr>
-            </w:pPr>
-            <w:r>
-              <w:rPr>
-                <w:sz w:val="14"/>
+                <w:sz w:val="16"/>
+              </w:rPr>
+            </w:pPr>
+            <w:r>
+              <w:rPr>
+                <w:sz w:val="16"/>
               </w:rPr>
               <w:t>n/a</w:t>
             </w:r>
@@ -2017,12 +2060,12 @@
           <w:p>
             <w:pPr>
               <w:rPr>
-                <w:sz w:val="14"/>
-              </w:rPr>
-            </w:pPr>
-            <w:r>
-              <w:rPr>
-                <w:sz w:val="14"/>
+                <w:sz w:val="16"/>
+              </w:rPr>
+            </w:pPr>
+            <w:r>
+              <w:rPr>
+                <w:sz w:val="16"/>
               </w:rPr>
               <w:t>200</w:t>
             </w:r>
@@ -2041,12 +2084,12 @@
           <w:p>
             <w:pPr>
               <w:rPr>
-                <w:sz w:val="14"/>
-              </w:rPr>
-            </w:pPr>
-            <w:r>
-              <w:rPr>
-                <w:sz w:val="14"/>
+                <w:sz w:val="16"/>
+              </w:rPr>
+            </w:pPr>
+            <w:r>
+              <w:rPr>
+                <w:sz w:val="16"/>
               </w:rPr>
               <w:t>200</w:t>
             </w:r>
@@ -2070,12 +2113,12 @@
           <w:p>
             <w:pPr>
               <w:rPr>
-                <w:sz w:val="14"/>
-              </w:rPr>
-            </w:pPr>
-            <w:r>
-              <w:rPr>
-                <w:sz w:val="14"/>
+                <w:sz w:val="16"/>
+              </w:rPr>
+            </w:pPr>
+            <w:r>
+              <w:rPr>
+                <w:sz w:val="16"/>
               </w:rPr>
               <w:t>Selection metric</w:t>
             </w:r>
@@ -2094,14 +2137,14 @@
           <w:p>
             <w:pPr>
               <w:rPr>
-                <w:sz w:val="14"/>
-              </w:rPr>
-            </w:pPr>
-            <w:r>
-              <w:rPr>
-                <w:sz w:val="14"/>
-              </w:rPr>
-              <w:t>last epoch</w:t>
+                <w:sz w:val="16"/>
+              </w:rPr>
+            </w:pPr>
+            <w:r>
+              <w:rPr>
+                <w:sz w:val="16"/>
+              </w:rPr>
+              <w:t>final checkpoint</w:t>
             </w:r>
           </w:p>
         </w:tc>
@@ -2118,14 +2161,14 @@
           <w:p>
             <w:pPr>
               <w:rPr>
-                <w:sz w:val="14"/>
-              </w:rPr>
-            </w:pPr>
-            <w:r>
-              <w:rPr>
-                <w:sz w:val="14"/>
-              </w:rPr>
-              <w:t>validation AUC</w:t>
+                <w:sz w:val="16"/>
+              </w:rPr>
+            </w:pPr>
+            <w:r>
+              <w:rPr>
+                <w:sz w:val="16"/>
+              </w:rPr>
+              <w:t>final checkpoint</w:t>
             </w:r>
           </w:p>
         </w:tc>
@@ -2142,14 +2185,14 @@
           <w:p>
             <w:pPr>
               <w:rPr>
-                <w:sz w:val="14"/>
-              </w:rPr>
-            </w:pPr>
-            <w:r>
-              <w:rPr>
-                <w:sz w:val="14"/>
-              </w:rPr>
-              <w:t>validation AUC</w:t>
+                <w:sz w:val="16"/>
+              </w:rPr>
+            </w:pPr>
+            <w:r>
+              <w:rPr>
+                <w:sz w:val="16"/>
+              </w:rPr>
+              <w:t>final checkpoint</w:t>
             </w:r>
           </w:p>
         </w:tc>
@@ -2160,7 +2203,15 @@
         <w:pStyle w:val="Text"/>
       </w:pPr>
       <w:r>
-        <w:t>On ASSISTments fold 0 only we also score a train-only GKT graph [8] (pyKT GKT; Adam, learning rate 1e−3, batch size 16, maximum length 100, hidden and embedding size 32, dropout 0.5, 20 epochs, patience 4, selection by validation AUC) and a CL4KT protocol adapter [9] (contrastive views on training sequences; not an official CL4KT checkpoint; Adam, learning rate 1e−3, batch size 64, maximum length 100, hidden size 64, 4 heads, 2 layers, dropout 0.2, 20 epochs, patience 6, selection by validation AUC). IRT under learner-based splits has no ability parameter for unseen students, so its AUC is 0.50 by construction; we report it as a base-rate reference, not as a ranking competitor.</w:t>
+        <w:t>On ASSISTments fold 0 only we also score a train-only GKT graph [8] (pyKT GKT; Adam, learning rate 1e−3, batch size 16, maximum length 100, hidden and embedding size 32, dropout 0.5, 20 epochs, patience 4, selection by validation AUC) and a CL4KT protocol adapter [9] (contrastive views on training sequences; not an official CL4KT checkpoint; Adam, learning rate 1e−3, batch size 64, maximum length 100, hidden size 64, 4 heads, 2 layers, dropout 0.2, 20 epochs, patience 6, selection by validation AUC).</w:t>
+      </w:r>
+    </w:p>
+    <w:p>
+      <w:pPr>
+        <w:pStyle w:val="Text"/>
+      </w:pPr>
+      <w:r>
+        <w:t>In our implementation, unseen learners trigger a constant/base-rate fallback, yielding AUC=0.50; we report IRT as a base-rate reference, not as a ranking competitor. This fallback is not an inherent property of IRT.</w:t>
       </w:r>
     </w:p>
     <w:p>
@@ -2173,6 +2224,14 @@
       </w:pPr>
       <w:r>
         <w:t>D. Train-only frequency strata</w:t>
+      </w:r>
+    </w:p>
+    <w:p>
+      <w:pPr>
+        <w:pStyle w:val="Text"/>
+      </w:pPr>
+      <w:r>
+        <w:t>For each fold, KC frequency ftrain is counted on the training file only. Buckets: strict cold-start (f=0), very sparse (0&lt;f&lt;20), sparse (20≤f&lt;100), medium (100≤f&lt;500), dense (f≥500). Fig. 1 (top) shows the number of KCs in each stratum. Training-interaction volume is shown separately in the bottom row from summed ftrain, not inferred from KC counts. TSCDA then applies four steps on each fold: (1) assign those train-only strata, including f=0; (2) flag occupancy R/L/I; (3) report ECE/Brier with those flags; (4) apply one locked τ and report FAR with Nadvance (Section III.E–H).</w:t>
       </w:r>
     </w:p>
     <w:p>
@@ -2186,9 +2245,6 @@
           <w:docGrid w:linePitch="272"/>
         </w:sectPr>
       </w:pPr>
-      <w:r>
-        <w:t>For each fold, KC frequency f_train is counted on the training file only. Buckets: strict cold-start (f=0), very sparse (0&lt;f&lt;20), sparse (20≤f&lt;100), medium (100≤f&lt;500), dense (f≥500). Fig. 1 (top) shows the number of KCs in each stratum. Training-interaction volume is shown separately in the bottom row from summed f_train, not inferred from KC counts.</w:t>
-      </w:r>
     </w:p>
     <w:p>
       <w:pPr>
@@ -2198,7 +2254,8 @@
         <w:jc w:val="center"/>
       </w:pPr>
       <w:r>
-        <w:pict w14:anchorId="32035044">
+        <w:lastRenderedPageBreak/>
+        <w:pict w14:anchorId="547EE55B">
           <v:shapetype id="_x0000_t75" coordsize="21600,21600" o:spt="75" o:preferrelative="t" path="m@4@5l@4@11@9@11@9@5xe" filled="f" stroked="f">
             <v:stroke joinstyle="miter"/>
             <v:formulas>
@@ -2218,9 +2275,8 @@
             <v:path o:extrusionok="f" gradientshapeok="t" o:connecttype="rect"/>
             <o:lock v:ext="edit" aspectratio="t"/>
           </v:shapetype>
-          <v:shape id="_x0000_i1025" type="#_x0000_t75" style="width:489.75pt;height:352.5pt">
+          <v:shape id="_x0000_i1025" type="#_x0000_t75" style="width:501.75pt;height:352.5pt">
             <v:imagedata r:id="rId20" o:title="fig1_kc_and_train_volume"/>
-            <o:lock v:ext="edit" aspectratio="f"/>
           </v:shape>
         </w:pict>
       </w:r>
@@ -2228,19 +2284,32 @@
     <w:p>
       <w:pPr>
         <w:pStyle w:val="figurecaption0"/>
-        <w:spacing w:before="60" w:after="60"/>
-      </w:pPr>
-      <w:r>
-        <w:t>Fig. 1. Distribution of KCs across train-only frequency strata under learner-based and temporal splits. Bottom: verified training-interaction counts (sum of train-only f_train on fold 0); volume is not inferred from KC counts. Bottom y-axis is logarithmic.</w:t>
-      </w:r>
-    </w:p>
-    <w:p>
-      <w:pPr>
-        <w:pStyle w:val="Heading2"/>
-        <w:numPr>
-          <w:ilvl w:val="0"/>
-          <w:numId w:val="0"/>
-        </w:numPr>
+      </w:pPr>
+      <w:r>
+        <w:t xml:space="preserve">Fig. 1. Distribution of KCs across train-only frequency strata under learner-based and temporal splits. Bottom: verified training-interaction counts (sum of train-only </w:t>
+      </w:r>
+      <w:r>
+        <w:rPr>
+          <w:i/>
+        </w:rPr>
+        <w:t>f</w:t>
+      </w:r>
+      <w:r>
+        <w:rPr>
+          <w:i/>
+          <w:vertAlign w:val="subscript"/>
+        </w:rPr>
+        <w:t>train</w:t>
+      </w:r>
+      <w:r>
+        <w:t xml:space="preserve"> on fold 0); volume is not inferred from KC counts. Bottom y-axis is logarithmic.</w:t>
+      </w:r>
+    </w:p>
+    <w:p>
+      <w:pPr>
+        <w:rPr>
+          <w:sz w:val="2"/>
+        </w:rPr>
         <w:sectPr>
           <w:type w:val="continuous"/>
           <w:pgSz w:w="11907" w:h="16839" w:code="9"/>
@@ -2252,11 +2321,9 @@
     </w:p>
     <w:p>
       <w:pPr>
-        <w:pStyle w:val="Heading2"/>
-        <w:numPr>
-          <w:ilvl w:val="0"/>
-          <w:numId w:val="0"/>
-        </w:numPr>
+        <w:rPr>
+          <w:sz w:val="2"/>
+        </w:rPr>
         <w:sectPr>
           <w:type w:val="continuous"/>
           <w:pgSz w:w="11907" w:h="16839" w:code="9"/>
@@ -2275,7 +2342,6 @@
         </w:numPr>
       </w:pPr>
       <w:r>
-        <w:lastRenderedPageBreak/>
         <w:t>E. Reliability flags</w:t>
       </w:r>
     </w:p>
@@ -2304,25 +2370,7 @@
         <w:pStyle w:val="Text"/>
       </w:pPr>
       <w:r>
-        <w:t>Let y</w:t>
-      </w:r>
-      <w:r>
-        <w:rPr>
-          <w:rFonts w:ascii="Cambria Math" w:hAnsi="Cambria Math" w:cs="Cambria Math"/>
-        </w:rPr>
-        <w:t>∈</w:t>
-      </w:r>
-      <w:r>
-        <w:t>{0,1} be next-response correctness and p</w:t>
-      </w:r>
-      <w:r>
-        <w:rPr>
-          <w:rFonts w:ascii="Cambria Math" w:hAnsi="Cambria Math" w:cs="Cambria Math"/>
-        </w:rPr>
-        <w:t>∈</w:t>
-      </w:r>
-      <w:r>
-        <w:t>[0,1] the predicted probability. With M=15 equal-width bins, expected calibration error (ECE) is</w:t>
+        <w:t>Let y∈{0,1} be next-response correctness and p∈[0,1] the predicted probability. With M=15 equal-width bins, expected calibration error (ECE) is</w:t>
       </w:r>
     </w:p>
     <w:p>
@@ -2337,7 +2385,71 @@
       </w:pPr>
       <w:r>
         <w:tab/>
-        <w:t>ECE = Σ_m (n_m / N) |acc_m − conf_m|</w:t>
+        <w:t xml:space="preserve">ECE = </w:t>
+      </w:r>
+      <w:r>
+        <w:rPr>
+          <w:i/>
+        </w:rPr>
+        <w:t>Σ</w:t>
+      </w:r>
+      <w:r>
+        <w:rPr>
+          <w:i/>
+          <w:vertAlign w:val="subscript"/>
+        </w:rPr>
+        <w:t>m</w:t>
+      </w:r>
+      <w:r>
+        <w:t xml:space="preserve"> (</w:t>
+      </w:r>
+      <w:r>
+        <w:rPr>
+          <w:i/>
+        </w:rPr>
+        <w:t>n</w:t>
+      </w:r>
+      <w:r>
+        <w:rPr>
+          <w:i/>
+          <w:vertAlign w:val="subscript"/>
+        </w:rPr>
+        <w:t>m</w:t>
+      </w:r>
+      <w:r>
+        <w:t xml:space="preserve"> / N) |</w:t>
+      </w:r>
+      <w:r>
+        <w:rPr>
+          <w:i/>
+        </w:rPr>
+        <w:t>acc</w:t>
+      </w:r>
+      <w:r>
+        <w:rPr>
+          <w:i/>
+          <w:vertAlign w:val="subscript"/>
+        </w:rPr>
+        <w:t>m</w:t>
+      </w:r>
+      <w:r>
+        <w:t xml:space="preserve"> − </w:t>
+      </w:r>
+      <w:r>
+        <w:rPr>
+          <w:i/>
+        </w:rPr>
+        <w:t>conf</w:t>
+      </w:r>
+      <w:r>
+        <w:rPr>
+          <w:i/>
+          <w:vertAlign w:val="subscript"/>
+        </w:rPr>
+        <w:t>m</w:t>
+      </w:r>
+      <w:r>
+        <w:t>|</w:t>
       </w:r>
       <w:r>
         <w:tab/>
@@ -2349,7 +2461,7 @@
         <w:pStyle w:val="Text"/>
       </w:pPr>
       <w:r>
-        <w:t>The Brier score is (1/N) Σ_i (p_i − y_i)². We use the binned decomposition Brier = UNC − RES + REL [14], with UNC = ȳ(1−ȳ), REL = (1/N) Σ_m n_m (conf_m − acc_m)², and RES = (1/N) Σ_m n_m (acc_m − ȳ)². Because probabilities are binned, the three components are an empirical approximation and need not sum exactly to the directly computed Brier score. Lower ECE is better calibration; it is not a substitute for AUC.</w:t>
+        <w:t>The Brier score is (1/N) Σ_i (p_i − y_i)². We use the binned Murphy decomposition Brier = UNC − RES + REL [23], with UNC = ȳ(1−ȳ), REL = (1/N) Σ_m n_m (conf_m − acc_m)², and RES = (1/N) Σ_m n_m (acc_m − ȳ)². Because probabilities are binned, the three components are an empirical approximation and need not sum exactly to the directly computed Brier score. Lower ECE is better calibration; it is not a substitute for AUC.</w:t>
       </w:r>
     </w:p>
     <w:p>
@@ -2369,7 +2481,26 @@
         <w:pStyle w:val="Text"/>
       </w:pPr>
       <w:r>
-        <w:t>For each KC c we define a training-only difficulty proxy difficulty(c) = 1 − mean_train_correctness(c). The mean is taken on the training file only. This is an observational proxy for how often c is answered incorrectly in training; it is not a latent IRT difficulty parameter. The reported Spearman association is ρ(log(1+f_train), difficulty), computed on training-fold KC summaries. The same file yields item support (distinct items per KC), learner exposure (distinct learners per KC), and a curriculum-position proxy (median normalized sequence position). Results report between-KC associations and a within-KC sparsification check; neither identifies a causal frequency effect.</w:t>
+        <w:t xml:space="preserve">For each KC c we define a training-only difficulty proxy difficulty(c) = 1 − mean_train_correctness(c). The mean is taken on the training file only. This is an observational proxy </w:t>
+      </w:r>
+      <w:r>
+        <w:t>for how often c is answered incorrectly in training; it is not a latent IRT difficulty parameter. The reported Spearman association is ρ(log(1+</w:t>
+      </w:r>
+      <w:r>
+        <w:rPr>
+          <w:i/>
+        </w:rPr>
+        <w:t>f</w:t>
+      </w:r>
+      <w:r>
+        <w:rPr>
+          <w:i/>
+          <w:vertAlign w:val="subscript"/>
+        </w:rPr>
+        <w:t>train</w:t>
+      </w:r>
+      <w:r>
+        <w:t>), difficulty), computed on training-fold KC summaries. The same file yields item support (distinct items per KC), learner exposure (distinct learners per KC), and a curriculum-position proxy (median normalized sequence position). Results report between-KC associations and a within-KC sparsification check; neither identifies a causal frequency effect.</w:t>
       </w:r>
     </w:p>
     <w:p>
@@ -2389,7 +2520,16 @@
         <w:pStyle w:val="Text"/>
       </w:pPr>
       <w:r>
-        <w:t>For a locked global threshold τ, the system advances (skips remediation) if p≥τ and triggers remediation otherwise. Sparse events never receive their own tuned τ. The display threshold is τ=0.7; the grid {0.5, 0.6, 0.7, 0.8} is recorded in the artifact and is not a search over sparse error.</w:t>
+        <w:t>For a locked global threshold τ, the system advances (skips remediation) if p≥τ and triggers remediation otherwise. Sparse events never receive their own tuned τ in the display rule: Tables 5–6 use one locked global τ=0.7. On ASSISTments 2012 fold 0, T-KT ΔFAR stays positive at every locked grid point τ</w:t>
+      </w:r>
+      <w:r>
+        <w:rPr>
+          <w:rFonts w:ascii="Cambria Math" w:hAnsi="Cambria Math" w:cs="Cambria Math"/>
+        </w:rPr>
+        <w:t>∈</w:t>
+      </w:r>
+      <w:r>
+        <w:t>{0.5, 0.6, 0.7, 0.8} (Supplementary Table S3); the grid is not a search over sparse error. Supplementary Table S4 is a counterfactual on the same frozen p (Reliable-only advance; mixed τ sparse 0.8 / else 0.7), not a trained or displayed mixed-τ rule.</w:t>
       </w:r>
     </w:p>
     <w:p>
@@ -2397,10 +2537,43 @@
         <w:pStyle w:val="Text"/>
       </w:pPr>
       <w:r>
-        <w:t xml:space="preserve">Let A={p≥τ}. The false-advance rate (FAR) is P(y=0 | </w:t>
-      </w:r>
-      <w:r>
-        <w:t>p≥τ): among responses for which the simulated system would advance the learner, the proportion whose observed next response is incorrect. This is not a measurement of latent mastery. It is a next-response decision-error proxy under a simulated threshold gate. Miss = P(p≥τ | y=0). Expected FAR under the model probabilities is E[1−p | p≥τ]. Excess FAR = FAR − E[1−p | p≥τ]. ΔFAR = FAR_sparse − FAR_dense. FAR is a proportion of N_advance = count(p≥τ) events, not of N_total; Miss is a proportion of N_incorrect = count(y=0). N_total alone does not imply the precision of FAR. Where prediction-level exports exist, 95% intervals use the KC-clustered percentile bootstrap already used for this gate (B=2000, resample KCs within sparse and within dense). Positive ΔFAR means sparse advances are dirtier than dense advances. This is a simulated decision error, not an instructional randomized controlled trial (RCT).</w:t>
+        <w:t xml:space="preserve">Let A={p≥τ}. The false-advance rate (FAR) is P(y=0 | p≥τ): among responses for which the simulated system would advance the learner, the proportion whose observed next response is incorrect. This is not a measurement of latent mastery. It is a next-response decision-error proxy under a simulated threshold gate. Miss = P(p≥τ | y=0). Expected FAR under the model probabilities is E[1−p | p≥τ]. Excess FAR = FAR − E[1−p | p≥τ]. ΔFAR = FAR_sparse − FAR_dense. FAR is a proportion of </w:t>
+      </w:r>
+      <w:r>
+        <w:rPr>
+          <w:i/>
+        </w:rPr>
+        <w:t>N</w:t>
+      </w:r>
+      <w:r>
+        <w:rPr>
+          <w:i/>
+          <w:vertAlign w:val="subscript"/>
+        </w:rPr>
+        <w:t>advance</w:t>
+      </w:r>
+      <w:r>
+        <w:t xml:space="preserve"> = count(p≥τ) events, not of </w:t>
+      </w:r>
+      <w:r>
+        <w:lastRenderedPageBreak/>
+        <w:t xml:space="preserve">N_total; Miss is a proportion of </w:t>
+      </w:r>
+      <w:r>
+        <w:rPr>
+          <w:i/>
+        </w:rPr>
+        <w:t>N</w:t>
+      </w:r>
+      <w:r>
+        <w:rPr>
+          <w:i/>
+          <w:vertAlign w:val="subscript"/>
+        </w:rPr>
+        <w:t>incorrect</w:t>
+      </w:r>
+      <w:r>
+        <w:t xml:space="preserve"> = count(y=0). N_total alone does not imply the precision of FAR. Where prediction-level exports exist, 95% intervals use the KC-clustered percentile bootstrap already used for this gate (B=2000, resample KCs within sparse and within dense). Positive ΔFAR means sparse advance decisions are less reliable than dense advance decisions. This is a simulated decision error, not an instructional randomized controlled trial (RCT).</w:t>
       </w:r>
     </w:p>
     <w:p>
@@ -2412,7 +2585,7 @@
         </w:numPr>
       </w:pPr>
       <w:r>
-        <w:t>IV. RESULT</w:t>
+        <w:t>IV. RESULTS</w:t>
       </w:r>
     </w:p>
     <w:p>
@@ -2432,14 +2605,30 @@
         <w:pStyle w:val="Text"/>
       </w:pPr>
       <w:r>
-        <w:t>Table 3 reports overall learner-based area under the ROC curve (AUC) and accuracy (ACC), mean±sd over four unique partitions. This subsection is discrimination, not calibration. DKT is slightly above SimpleKT on all three datasets (ASSISTments DKT 0.6979±0.0014 versus SimpleKT 0.6837±0.0025). IRT AUC is 0.5000 because unseen test learners have no ability parameter; it is a base-rate reference, not a ranking competitor.</w:t>
-      </w:r>
-    </w:p>
-    <w:p>
-      <w:pPr>
-        <w:pStyle w:val="TableTitle"/>
-        <w:keepNext/>
-        <w:spacing w:before="60" w:after="60"/>
+        <w:t xml:space="preserve">Table 3 reports overall learner-based area under the ROC curve (AUC) and accuracy (ACC), mean±sd over four unique partitions. This subsection is discrimination, not calibration. DKT is slightly above </w:t>
+      </w:r>
+      <w:r>
+        <w:t>T-KT</w:t>
+      </w:r>
+      <w:r>
+        <w:t xml:space="preserve"> on all three datasets (ASSISTments DKT 0.6979±0.0014 versus </w:t>
+      </w:r>
+      <w:r>
+        <w:t>T-KT</w:t>
+      </w:r>
+      <w:r>
+        <w:t xml:space="preserve"> 0.6837±0.0025). </w:t>
+      </w:r>
+      <w:r>
+        <w:t xml:space="preserve">In our implementation, unseen learners </w:t>
+      </w:r>
+      <w:r>
+        <w:t>trigger a constant/base-rate fallback, yielding AUC=0.5000; it is a base-rate reference, not a ranking competitor.</w:t>
+      </w:r>
+    </w:p>
+    <w:p>
+      <w:pPr>
+        <w:pStyle w:val="figurecaption0"/>
       </w:pPr>
       <w:r>
         <w:t>Table 3. Overall learner-based area under the ROC curve (AUC) and accuracy (ACC) (mean±sd over four unique partitions).</w:t>
@@ -2816,7 +3005,7 @@
               <w:rPr>
                 <w:sz w:val="14"/>
               </w:rPr>
-              <w:t>SimpleKT</w:t>
+              <w:t>T-KT</w:t>
             </w:r>
           </w:p>
         </w:tc>
@@ -3119,7 +3308,7 @@
               <w:rPr>
                 <w:sz w:val="14"/>
               </w:rPr>
-              <w:t>SimpleKT</w:t>
+              <w:t>T-KT</w:t>
             </w:r>
           </w:p>
         </w:tc>
@@ -3345,7 +3534,7 @@
               <w:rPr>
                 <w:sz w:val="14"/>
               </w:rPr>
-              <w:t>0.8171±0.0022</w:t>
+              <w:t>0.8180±0.0009</w:t>
             </w:r>
           </w:p>
         </w:tc>
@@ -3369,7 +3558,7 @@
               <w:rPr>
                 <w:sz w:val="14"/>
               </w:rPr>
-              <w:t>0.8327±0.0032</w:t>
+              <w:t>0.8321±0.0015</w:t>
             </w:r>
           </w:p>
         </w:tc>
@@ -3422,7 +3611,7 @@
               <w:rPr>
                 <w:sz w:val="14"/>
               </w:rPr>
-              <w:t>SimpleKT</w:t>
+              <w:t>T-KT</w:t>
             </w:r>
           </w:p>
         </w:tc>
@@ -3446,7 +3635,7 @@
               <w:rPr>
                 <w:sz w:val="14"/>
               </w:rPr>
-              <w:t>0.7557±0.0013</w:t>
+              <w:t>0.7536±0.0010</w:t>
             </w:r>
           </w:p>
         </w:tc>
@@ -3470,7 +3659,7 @@
               <w:rPr>
                 <w:sz w:val="14"/>
               </w:rPr>
-              <w:t>0.8067±0.0037</w:t>
+              <w:t>0.8057±0.0029</w:t>
             </w:r>
           </w:p>
         </w:tc>
@@ -3481,16 +3670,14 @@
         <w:pStyle w:val="Text"/>
       </w:pPr>
       <w:r>
-        <w:t>On XES3G5M, sparse-stratum AUC is higher than dense-stratum AUC (DKT 0.857 versus 0.817; SimpleKT 0.847 versus 0.755; Reliable occupancy). Lower training frequency is therefore not a universal ranking failure. Junyi’s learner-based sparse bucket is empty under the pre-registered cuts—a protocol outcome, not a missing cell and not a zero-ECE claim.</w:t>
-      </w:r>
-    </w:p>
-    <w:p>
-      <w:pPr>
-        <w:pStyle w:val="Heading2"/>
-        <w:numPr>
-          <w:ilvl w:val="0"/>
-          <w:numId w:val="0"/>
-        </w:numPr>
+        <w:t>On XES3G5M, sparse-stratum AUC is higher than dense-stratum AUC (DKT 0.858 versus 0.818; T-KT 0.847 versus 0.752; Reliable occupancy). Lower training frequency is therefore not a universal ranking failure. Junyi’s learner-based sparse bucket is empty under the pre-specified cuts—a protocol outcome, not a missing cell and not a zero-ECE claim.</w:t>
+      </w:r>
+    </w:p>
+    <w:p>
+      <w:pPr>
+        <w:rPr>
+          <w:sz w:val="2"/>
+        </w:rPr>
         <w:sectPr>
           <w:type w:val="continuous"/>
           <w:pgSz w:w="11907" w:h="16839" w:code="9"/>
@@ -3517,7 +3704,15 @@
         <w:pStyle w:val="Text"/>
       </w:pPr>
       <w:r>
-        <w:t>Table 4 reports event-level expected calibration error (ECE), not AUC. On ASSISTments 2012, SimpleKT ECE increases from 0.1136±0.0066 (dense, Reliable, N=523,971) to 0.1541±0.0051 (medium) to 0.2280±0.0197 (sparse, Limited, N=415). That sparse cell is Limited support, not a high-N finding. DKT moves in the same direction on this dataset (dense 0.0602±0.0022 versus sparse 0.2333±0.0084). IRT dense ECE is 0.0031±0.0006, but resolution is zero: a near-constant predictor can look calibrated while ranking nothing.</w:t>
+        <w:t>Table 4 reports event-level expected calibration error (ECE), not AUC. On ASSISTments 2012, T-KT ECE increases from 0.1136±0.0066 (dense, Reliable, N=523,971) to 0.1541±0.0051 (medium) to 0.2280±0.0197 (sparse, Limited, N=415). That sparse cell is Limited support, not a high-N finding. DKT moves in the same direction on this dataset (dense 0.0602±0.0022 versus sparse 0.2333±0.0084). IRT dense ECE is 0.0031±0.0006, but resolution is zero (Supplementary Table S1): a near-constant predictor can look calibrated while providing no ranking information.</w:t>
+      </w:r>
+    </w:p>
+    <w:p>
+      <w:pPr>
+        <w:pStyle w:val="Text"/>
+      </w:pPr>
+      <w:r>
+        <w:t>Calibration does not universally worsen. On Junyi Academy the learner-based sparse bucket is empty; only dense and medium exist, and T-KT ECE rises from 0.0792±0.0051 to 0.1073±0.0156. On XES3G5M, T-KT ECE is a counter-pattern: essentially flat from dense to sparse (0.1176, 0.1129, 0.1254) despite Reliable sparse occupancy (N=1,969). A flat ECE is not a license to skip occupancy reporting and is not the same as a flat miss rate. Full Brier, reliability, resolution, and uncertainty results are provided in Supplementary Table S1.</w:t>
       </w:r>
     </w:p>
     <w:p>
@@ -3531,20 +3726,19 @@
           <w:docGrid w:linePitch="272"/>
         </w:sectPr>
       </w:pPr>
-      <w:r>
-        <w:t>Calibration does not universally worsen. On Junyi Academy the learner-based sparse bucket is empty; only dense and medium exist, and SimpleKT ECE rises from 0.0792±0.0051 to 0.1073±0.0156. On XES3G5M, SimpleKT ECE is a counter-pattern: essentially flat from dense to sparse (0.1145, 0.1114, 0.1248) despite Reliable sparse occupancy (N=2,010). A flat ECE is not a license to skip occupancy reporting and is not the same as a flat miss rate.</w:t>
-      </w:r>
-    </w:p>
-    <w:p>
-      <w:pPr>
-        <w:pStyle w:val="TableTitle"/>
-        <w:keepNext/>
-        <w:pageBreakBefore/>
-        <w:spacing w:before="60" w:after="60"/>
-      </w:pPr>
-      <w:r>
-        <w:lastRenderedPageBreak/>
-        <w:t>Table 4. SimpleKT event-level expected calibration error (ECE) by train-only frequency stratum. N is the mean test-event count across four unique learner partitions, not a single-partition count. Flags: Reliable (R) N≥1000; Limited (L) 100≤N&lt;1000. Junyi sparse is empty.</w:t>
+    </w:p>
+    <w:p>
+      <w:pPr>
+        <w:pStyle w:val="figurecaption0"/>
+      </w:pPr>
+      <w:r>
+        <w:t xml:space="preserve">Table 4. </w:t>
+      </w:r>
+      <w:r>
+        <w:t>T-KT</w:t>
+      </w:r>
+      <w:r>
+        <w:t xml:space="preserve"> event-level expected calibration error (ECE) by train-only frequency stratum. N is the mean test-event count across four unique learner partitions, not a single-partition count. Flags: Reliable (R) N≥1000; Limited (L) 100≤N&lt;1000. Junyi sparse is empty.</w:t>
       </w:r>
     </w:p>
     <w:tbl>
@@ -4390,7 +4584,7 @@
               <w:rPr>
                 <w:sz w:val="14"/>
               </w:rPr>
-              <w:t>1,268,696</w:t>
+              <w:t>1,269,345</w:t>
             </w:r>
           </w:p>
         </w:tc>
@@ -4438,7 +4632,7 @@
               <w:rPr>
                 <w:sz w:val="14"/>
               </w:rPr>
-              <w:t>0.1145±0.0011</w:t>
+              <w:t>0.1176±0.0014</w:t>
             </w:r>
           </w:p>
         </w:tc>
@@ -4515,7 +4709,7 @@
               <w:rPr>
                 <w:sz w:val="14"/>
               </w:rPr>
-              <w:t>12,980</w:t>
+              <w:t>12,889</w:t>
             </w:r>
           </w:p>
         </w:tc>
@@ -4563,7 +4757,7 @@
               <w:rPr>
                 <w:sz w:val="14"/>
               </w:rPr>
-              <w:t>0.1114±0.0076</w:t>
+              <w:t>0.1129±0.0061</w:t>
             </w:r>
           </w:p>
         </w:tc>
@@ -4640,7 +4834,7 @@
               <w:rPr>
                 <w:sz w:val="14"/>
               </w:rPr>
-              <w:t>2,010</w:t>
+              <w:t>1,969</w:t>
             </w:r>
           </w:p>
         </w:tc>
@@ -4688,7 +4882,7 @@
               <w:rPr>
                 <w:sz w:val="14"/>
               </w:rPr>
-              <w:t>0.1248±0.0085</w:t>
+              <w:t>0.1254±0.0047</w:t>
             </w:r>
           </w:p>
         </w:tc>
@@ -4696,8 +4890,9 @@
     </w:tbl>
     <w:p>
       <w:pPr>
-        <w:pStyle w:val="Heading2"/>
-        <w:ind w:left="300" w:hanging="300"/>
+        <w:rPr>
+          <w:sz w:val="2"/>
+        </w:rPr>
         <w:sectPr>
           <w:type w:val="continuous"/>
           <w:pgSz w:w="11907" w:h="16839" w:code="9"/>
@@ -4709,8 +4904,9 @@
     </w:p>
     <w:p>
       <w:pPr>
-        <w:pStyle w:val="Heading2"/>
-        <w:ind w:left="300" w:hanging="300"/>
+        <w:rPr>
+          <w:sz w:val="2"/>
+        </w:rPr>
         <w:sectPr>
           <w:type w:val="continuous"/>
           <w:pgSz w:w="11907" w:h="16839" w:code="9"/>
@@ -4722,11 +4918,9 @@
     </w:p>
     <w:p>
       <w:pPr>
-        <w:pStyle w:val="Heading2"/>
-        <w:numPr>
-          <w:ilvl w:val="0"/>
-          <w:numId w:val="0"/>
-        </w:numPr>
+        <w:rPr>
+          <w:sz w:val="2"/>
+        </w:rPr>
         <w:sectPr>
           <w:type w:val="continuous"/>
           <w:pgSz w:w="11907" w:h="16839" w:code="9"/>
@@ -4746,6 +4940,14 @@
       </w:pPr>
       <w:r>
         <w:t>C. Threshold-based decision error</w:t>
+      </w:r>
+    </w:p>
+    <w:p>
+      <w:pPr>
+        <w:pStyle w:val="Text"/>
+      </w:pPr>
+      <w:r>
+        <w:t>Table 5 is a simulated gate at τ=0.7 on ASSISTments 2012 fold 0 (seed 42), not a classroom trial. For T-KT, false-advance rate (FAR) is 0.196 [0.186, 0.208] on dense KCs (N=528,018; Nadvance=284,326; Nincorrect=158,623; E[FAR]=0.113; Excess FAR=0.083; Miss=0.352) and 0.268 [0.202, 0.337] on sparse KCs (N=444, Limited; Nadvance=235; Nincorrect=197; E[FAR]=0.050; Excess FAR=0.218; Miss=0.320). ΔFAR=+0.072. DKT FAR is 0.200 [0.190, 0.211] dense and 0.296 [0.221, 0.383] sparse. Sparse T-KT FAR uses Limited occupancy (Nadvance=235). Exploratory GKT/CL4KT numbers are in subsection E, not in Table 5.</w:t>
       </w:r>
     </w:p>
     <w:p>
@@ -4759,18 +4961,13 @@
           <w:docGrid w:linePitch="272"/>
         </w:sectPr>
       </w:pPr>
-      <w:r>
-        <w:t>Table 5 is a simulated gate at τ=0.7 on ASSISTments 2012 fold 0 (seed 42), not a classroom trial. For SimpleKT, false-advance rate (FAR) is 0.196 [0.186, 0.208] on dense KCs (N=528,018; N_advance=284,326; N_incorrect=158,623; E[FAR]=0.113; Excess FAR=0.083; Miss=0.352) and 0.268 [0.202, 0.337] on sparse KCs (N=444, Limited; N_advance=235; N_incorrect=197; E[FAR]=0.050; Excess FAR=0.218; Miss=0.320). ΔFAR=+0.072. DKT FAR is 0.200 [0.190, 0.211] dense and 0.296 [0.221, 0.383] sparse. Exploratory GKT/CL4KT rows of the same table are discussed in subsection E, not as main-model findings.</w:t>
-      </w:r>
-    </w:p>
-    <w:p>
-      <w:pPr>
-        <w:pStyle w:val="TableTitle"/>
-        <w:keepNext/>
-        <w:spacing w:before="60" w:after="60"/>
-      </w:pPr>
-      <w:r>
-        <w:t>Table 5. Simulated gate at τ=0.7, ASSISTments 2012 fold 0 (seed 42). FAR, Excess FAR, and Miss as defined in Section III.H. FAR 95% CIs: KC-cluster percentile, B=2000. Not a classroom trial.</w:t>
+    </w:p>
+    <w:p>
+      <w:pPr>
+        <w:pStyle w:val="figurecaption0"/>
+      </w:pPr>
+      <w:r>
+        <w:t>Table 5. Simulated gate at τ=0.7, ASSISTments 2012 fold 0 (seed 42); T-KT and DKT only. Sparse occupancy is Limited. FAR 95% CIs: KC-cluster percentile, B=2000. Not a classroom trial.</w:t>
       </w:r>
     </w:p>
     <w:tbl>
@@ -4892,9 +5089,18 @@
             </w:pPr>
             <w:r>
               <w:rPr>
-                <w:sz w:val="14"/>
-              </w:rPr>
-              <w:t>N_advance</w:t>
+                <w:i/>
+                <w:sz w:val="14"/>
+              </w:rPr>
+              <w:t>N</w:t>
+            </w:r>
+            <w:r>
+              <w:rPr>
+                <w:i/>
+                <w:sz w:val="14"/>
+                <w:vertAlign w:val="subscript"/>
+              </w:rPr>
+              <w:t>advance</w:t>
             </w:r>
           </w:p>
         </w:tc>
@@ -4916,9 +5122,18 @@
             </w:pPr>
             <w:r>
               <w:rPr>
-                <w:sz w:val="14"/>
-              </w:rPr>
-              <w:t>N_incorrect</w:t>
+                <w:i/>
+                <w:sz w:val="14"/>
+              </w:rPr>
+              <w:t>N</w:t>
+            </w:r>
+            <w:r>
+              <w:rPr>
+                <w:i/>
+                <w:sz w:val="14"/>
+                <w:vertAlign w:val="subscript"/>
+              </w:rPr>
+              <w:t>incorrect</w:t>
             </w:r>
           </w:p>
         </w:tc>
@@ -5043,7 +5258,7 @@
               <w:rPr>
                 <w:sz w:val="14"/>
               </w:rPr>
-              <w:t>SimpleKT</w:t>
+              <w:t>T-KT</w:t>
             </w:r>
           </w:p>
         </w:tc>
@@ -5264,7 +5479,7 @@
               <w:rPr>
                 <w:sz w:val="14"/>
               </w:rPr>
-              <w:t>SimpleKT</w:t>
+              <w:t>T-KT</w:t>
             </w:r>
           </w:p>
         </w:tc>
@@ -5903,891 +6118,52 @@
           </w:p>
         </w:tc>
       </w:tr>
-      <w:tr>
-        <w:trPr>
-          <w:cantSplit/>
-        </w:trPr>
-        <w:tc>
-          <w:tcPr>
-            <w:tcW w:w="605" w:type="pct"/>
-            <w:tcMar>
-              <w:top w:w="10" w:type="dxa"/>
-              <w:left w:w="20" w:type="dxa"/>
-              <w:bottom w:w="10" w:type="dxa"/>
-              <w:right w:w="20" w:type="dxa"/>
-            </w:tcMar>
-          </w:tcPr>
-          <w:p>
-            <w:pPr>
-              <w:rPr>
-                <w:sz w:val="14"/>
-              </w:rPr>
-            </w:pPr>
-            <w:r>
-              <w:rPr>
-                <w:sz w:val="14"/>
-              </w:rPr>
-              <w:t>GKT (train-only)</w:t>
-            </w:r>
-          </w:p>
-        </w:tc>
-        <w:tc>
-          <w:tcPr>
-            <w:tcW w:w="468" w:type="pct"/>
-            <w:tcMar>
-              <w:top w:w="10" w:type="dxa"/>
-              <w:left w:w="20" w:type="dxa"/>
-              <w:bottom w:w="10" w:type="dxa"/>
-              <w:right w:w="20" w:type="dxa"/>
-            </w:tcMar>
-          </w:tcPr>
-          <w:p>
-            <w:pPr>
-              <w:rPr>
-                <w:sz w:val="14"/>
-              </w:rPr>
-            </w:pPr>
-            <w:r>
-              <w:rPr>
-                <w:sz w:val="14"/>
-              </w:rPr>
-              <w:t>dense</w:t>
-            </w:r>
-          </w:p>
-        </w:tc>
-        <w:tc>
-          <w:tcPr>
-            <w:tcW w:w="507" w:type="pct"/>
-            <w:tcMar>
-              <w:top w:w="10" w:type="dxa"/>
-              <w:left w:w="20" w:type="dxa"/>
-              <w:bottom w:w="10" w:type="dxa"/>
-              <w:right w:w="20" w:type="dxa"/>
-            </w:tcMar>
-          </w:tcPr>
-          <w:p>
-            <w:pPr>
-              <w:rPr>
-                <w:sz w:val="14"/>
-              </w:rPr>
-            </w:pPr>
-            <w:r>
-              <w:rPr>
-                <w:sz w:val="14"/>
-              </w:rPr>
-              <w:t>528,018</w:t>
-            </w:r>
-          </w:p>
-        </w:tc>
-        <w:tc>
-          <w:tcPr>
-            <w:tcW w:w="566" w:type="pct"/>
-            <w:tcMar>
-              <w:top w:w="10" w:type="dxa"/>
-              <w:left w:w="20" w:type="dxa"/>
-              <w:bottom w:w="10" w:type="dxa"/>
-              <w:right w:w="20" w:type="dxa"/>
-            </w:tcMar>
-          </w:tcPr>
-          <w:p>
-            <w:pPr>
-              <w:rPr>
-                <w:sz w:val="14"/>
-              </w:rPr>
-            </w:pPr>
-            <w:r>
-              <w:rPr>
-                <w:sz w:val="14"/>
-              </w:rPr>
-              <w:t>351,503</w:t>
-            </w:r>
-          </w:p>
-        </w:tc>
-        <w:tc>
-          <w:tcPr>
-            <w:tcW w:w="566" w:type="pct"/>
-            <w:tcMar>
-              <w:top w:w="10" w:type="dxa"/>
-              <w:left w:w="20" w:type="dxa"/>
-              <w:bottom w:w="10" w:type="dxa"/>
-              <w:right w:w="20" w:type="dxa"/>
-            </w:tcMar>
-          </w:tcPr>
-          <w:p>
-            <w:pPr>
-              <w:rPr>
-                <w:sz w:val="14"/>
-              </w:rPr>
-            </w:pPr>
-            <w:r>
-              <w:rPr>
-                <w:sz w:val="14"/>
-              </w:rPr>
-              <w:t>158,623</w:t>
-            </w:r>
-          </w:p>
-        </w:tc>
-        <w:tc>
-          <w:tcPr>
-            <w:tcW w:w="878" w:type="pct"/>
-            <w:tcMar>
-              <w:top w:w="10" w:type="dxa"/>
-              <w:left w:w="20" w:type="dxa"/>
-              <w:bottom w:w="10" w:type="dxa"/>
-              <w:right w:w="20" w:type="dxa"/>
-            </w:tcMar>
-          </w:tcPr>
-          <w:p>
-            <w:pPr>
-              <w:rPr>
-                <w:sz w:val="14"/>
-              </w:rPr>
-            </w:pPr>
-            <w:r>
-              <w:rPr>
-                <w:sz w:val="14"/>
-              </w:rPr>
-              <w:t>0.205 [0.194–0.217]</w:t>
-            </w:r>
-          </w:p>
-        </w:tc>
-        <w:tc>
-          <w:tcPr>
-            <w:tcW w:w="468" w:type="pct"/>
-            <w:tcMar>
-              <w:top w:w="10" w:type="dxa"/>
-              <w:left w:w="20" w:type="dxa"/>
-              <w:bottom w:w="10" w:type="dxa"/>
-              <w:right w:w="20" w:type="dxa"/>
-            </w:tcMar>
-          </w:tcPr>
-          <w:p>
-            <w:pPr>
-              <w:rPr>
-                <w:sz w:val="14"/>
-              </w:rPr>
-            </w:pPr>
-            <w:r>
-              <w:rPr>
-                <w:sz w:val="14"/>
-              </w:rPr>
-              <w:t>0.163</w:t>
-            </w:r>
-          </w:p>
-        </w:tc>
-        <w:tc>
-          <w:tcPr>
-            <w:tcW w:w="507" w:type="pct"/>
-            <w:tcMar>
-              <w:top w:w="10" w:type="dxa"/>
-              <w:left w:w="20" w:type="dxa"/>
-              <w:bottom w:w="10" w:type="dxa"/>
-              <w:right w:w="20" w:type="dxa"/>
-            </w:tcMar>
-          </w:tcPr>
-          <w:p>
-            <w:pPr>
-              <w:rPr>
-                <w:sz w:val="14"/>
-              </w:rPr>
-            </w:pPr>
-            <w:r>
-              <w:rPr>
-                <w:sz w:val="14"/>
-              </w:rPr>
-              <w:t>0.042</w:t>
-            </w:r>
-          </w:p>
-        </w:tc>
-        <w:tc>
-          <w:tcPr>
-            <w:tcW w:w="435" w:type="pct"/>
-            <w:tcMar>
-              <w:top w:w="10" w:type="dxa"/>
-              <w:left w:w="20" w:type="dxa"/>
-              <w:bottom w:w="10" w:type="dxa"/>
-              <w:right w:w="20" w:type="dxa"/>
-            </w:tcMar>
-          </w:tcPr>
-          <w:p>
-            <w:pPr>
-              <w:rPr>
-                <w:sz w:val="14"/>
-              </w:rPr>
-            </w:pPr>
-            <w:r>
-              <w:rPr>
-                <w:sz w:val="14"/>
-              </w:rPr>
-              <w:t>0.455</w:t>
-            </w:r>
-          </w:p>
-        </w:tc>
-      </w:tr>
-      <w:tr>
-        <w:trPr>
-          <w:cantSplit/>
-        </w:trPr>
-        <w:tc>
-          <w:tcPr>
-            <w:tcW w:w="605" w:type="pct"/>
-            <w:tcMar>
-              <w:top w:w="10" w:type="dxa"/>
-              <w:left w:w="20" w:type="dxa"/>
-              <w:bottom w:w="10" w:type="dxa"/>
-              <w:right w:w="20" w:type="dxa"/>
-            </w:tcMar>
-          </w:tcPr>
-          <w:p>
-            <w:pPr>
-              <w:rPr>
-                <w:sz w:val="14"/>
-              </w:rPr>
-            </w:pPr>
-            <w:r>
-              <w:rPr>
-                <w:sz w:val="14"/>
-              </w:rPr>
-              <w:t>GKT (train-only)</w:t>
-            </w:r>
-          </w:p>
-        </w:tc>
-        <w:tc>
-          <w:tcPr>
-            <w:tcW w:w="468" w:type="pct"/>
-            <w:tcMar>
-              <w:top w:w="10" w:type="dxa"/>
-              <w:left w:w="20" w:type="dxa"/>
-              <w:bottom w:w="10" w:type="dxa"/>
-              <w:right w:w="20" w:type="dxa"/>
-            </w:tcMar>
-          </w:tcPr>
-          <w:p>
-            <w:pPr>
-              <w:rPr>
-                <w:sz w:val="14"/>
-              </w:rPr>
-            </w:pPr>
-            <w:r>
-              <w:rPr>
-                <w:sz w:val="14"/>
-              </w:rPr>
-              <w:t>sparse</w:t>
-            </w:r>
-          </w:p>
-        </w:tc>
-        <w:tc>
-          <w:tcPr>
-            <w:tcW w:w="507" w:type="pct"/>
-            <w:tcMar>
-              <w:top w:w="10" w:type="dxa"/>
-              <w:left w:w="20" w:type="dxa"/>
-              <w:bottom w:w="10" w:type="dxa"/>
-              <w:right w:w="20" w:type="dxa"/>
-            </w:tcMar>
-          </w:tcPr>
-          <w:p>
-            <w:pPr>
-              <w:rPr>
-                <w:sz w:val="14"/>
-              </w:rPr>
-            </w:pPr>
-            <w:r>
-              <w:rPr>
-                <w:sz w:val="14"/>
-              </w:rPr>
-              <w:t>444</w:t>
-            </w:r>
-          </w:p>
-        </w:tc>
-        <w:tc>
-          <w:tcPr>
-            <w:tcW w:w="566" w:type="pct"/>
-            <w:tcMar>
-              <w:top w:w="10" w:type="dxa"/>
-              <w:left w:w="20" w:type="dxa"/>
-              <w:bottom w:w="10" w:type="dxa"/>
-              <w:right w:w="20" w:type="dxa"/>
-            </w:tcMar>
-          </w:tcPr>
-          <w:p>
-            <w:pPr>
-              <w:rPr>
-                <w:sz w:val="14"/>
-              </w:rPr>
-            </w:pPr>
-            <w:r>
-              <w:rPr>
-                <w:sz w:val="14"/>
-              </w:rPr>
-              <w:t>209</w:t>
-            </w:r>
-          </w:p>
-        </w:tc>
-        <w:tc>
-          <w:tcPr>
-            <w:tcW w:w="566" w:type="pct"/>
-            <w:tcMar>
-              <w:top w:w="10" w:type="dxa"/>
-              <w:left w:w="20" w:type="dxa"/>
-              <w:bottom w:w="10" w:type="dxa"/>
-              <w:right w:w="20" w:type="dxa"/>
-            </w:tcMar>
-          </w:tcPr>
-          <w:p>
-            <w:pPr>
-              <w:rPr>
-                <w:sz w:val="14"/>
-              </w:rPr>
-            </w:pPr>
-            <w:r>
-              <w:rPr>
-                <w:sz w:val="14"/>
-              </w:rPr>
-              <w:t>197</w:t>
-            </w:r>
-          </w:p>
-        </w:tc>
-        <w:tc>
-          <w:tcPr>
-            <w:tcW w:w="878" w:type="pct"/>
-            <w:tcMar>
-              <w:top w:w="10" w:type="dxa"/>
-              <w:left w:w="20" w:type="dxa"/>
-              <w:bottom w:w="10" w:type="dxa"/>
-              <w:right w:w="20" w:type="dxa"/>
-            </w:tcMar>
-          </w:tcPr>
-          <w:p>
-            <w:pPr>
-              <w:rPr>
-                <w:sz w:val="14"/>
-              </w:rPr>
-            </w:pPr>
-            <w:r>
-              <w:rPr>
-                <w:sz w:val="14"/>
-              </w:rPr>
-              <w:t>0.220 [0.149–0.295]</w:t>
-            </w:r>
-          </w:p>
-        </w:tc>
-        <w:tc>
-          <w:tcPr>
-            <w:tcW w:w="468" w:type="pct"/>
-            <w:tcMar>
-              <w:top w:w="10" w:type="dxa"/>
-              <w:left w:w="20" w:type="dxa"/>
-              <w:bottom w:w="10" w:type="dxa"/>
-              <w:right w:w="20" w:type="dxa"/>
-            </w:tcMar>
-          </w:tcPr>
-          <w:p>
-            <w:pPr>
-              <w:rPr>
-                <w:sz w:val="14"/>
-              </w:rPr>
-            </w:pPr>
-            <w:r>
-              <w:rPr>
-                <w:sz w:val="14"/>
-              </w:rPr>
-              <w:t>0.157</w:t>
-            </w:r>
-          </w:p>
-        </w:tc>
-        <w:tc>
-          <w:tcPr>
-            <w:tcW w:w="507" w:type="pct"/>
-            <w:tcMar>
-              <w:top w:w="10" w:type="dxa"/>
-              <w:left w:w="20" w:type="dxa"/>
-              <w:bottom w:w="10" w:type="dxa"/>
-              <w:right w:w="20" w:type="dxa"/>
-            </w:tcMar>
-          </w:tcPr>
-          <w:p>
-            <w:pPr>
-              <w:rPr>
-                <w:sz w:val="14"/>
-              </w:rPr>
-            </w:pPr>
-            <w:r>
-              <w:rPr>
-                <w:sz w:val="14"/>
-              </w:rPr>
-              <w:t>0.063</w:t>
-            </w:r>
-          </w:p>
-        </w:tc>
-        <w:tc>
-          <w:tcPr>
-            <w:tcW w:w="435" w:type="pct"/>
-            <w:tcMar>
-              <w:top w:w="10" w:type="dxa"/>
-              <w:left w:w="20" w:type="dxa"/>
-              <w:bottom w:w="10" w:type="dxa"/>
-              <w:right w:w="20" w:type="dxa"/>
-            </w:tcMar>
-          </w:tcPr>
-          <w:p>
-            <w:pPr>
-              <w:rPr>
-                <w:sz w:val="14"/>
-              </w:rPr>
-            </w:pPr>
-            <w:r>
-              <w:rPr>
-                <w:sz w:val="14"/>
-              </w:rPr>
-              <w:t>0.234</w:t>
-            </w:r>
-          </w:p>
-        </w:tc>
-      </w:tr>
-      <w:tr>
-        <w:trPr>
-          <w:cantSplit/>
-        </w:trPr>
-        <w:tc>
-          <w:tcPr>
-            <w:tcW w:w="605" w:type="pct"/>
-            <w:tcMar>
-              <w:top w:w="10" w:type="dxa"/>
-              <w:left w:w="20" w:type="dxa"/>
-              <w:bottom w:w="10" w:type="dxa"/>
-              <w:right w:w="20" w:type="dxa"/>
-            </w:tcMar>
-          </w:tcPr>
-          <w:p>
-            <w:pPr>
-              <w:rPr>
-                <w:sz w:val="14"/>
-              </w:rPr>
-            </w:pPr>
-            <w:r>
-              <w:rPr>
-                <w:sz w:val="14"/>
-              </w:rPr>
-              <w:t>CL4KT (adapter)</w:t>
-            </w:r>
-          </w:p>
-        </w:tc>
-        <w:tc>
-          <w:tcPr>
-            <w:tcW w:w="468" w:type="pct"/>
-            <w:tcMar>
-              <w:top w:w="10" w:type="dxa"/>
-              <w:left w:w="20" w:type="dxa"/>
-              <w:bottom w:w="10" w:type="dxa"/>
-              <w:right w:w="20" w:type="dxa"/>
-            </w:tcMar>
-          </w:tcPr>
-          <w:p>
-            <w:pPr>
-              <w:rPr>
-                <w:sz w:val="14"/>
-              </w:rPr>
-            </w:pPr>
-            <w:r>
-              <w:rPr>
-                <w:sz w:val="14"/>
-              </w:rPr>
-              <w:t>dense</w:t>
-            </w:r>
-          </w:p>
-        </w:tc>
-        <w:tc>
-          <w:tcPr>
-            <w:tcW w:w="507" w:type="pct"/>
-            <w:tcMar>
-              <w:top w:w="10" w:type="dxa"/>
-              <w:left w:w="20" w:type="dxa"/>
-              <w:bottom w:w="10" w:type="dxa"/>
-              <w:right w:w="20" w:type="dxa"/>
-            </w:tcMar>
-          </w:tcPr>
-          <w:p>
-            <w:pPr>
-              <w:rPr>
-                <w:sz w:val="14"/>
-              </w:rPr>
-            </w:pPr>
-            <w:r>
-              <w:rPr>
-                <w:sz w:val="14"/>
-              </w:rPr>
-              <w:t>528,018</w:t>
-            </w:r>
-          </w:p>
-        </w:tc>
-        <w:tc>
-          <w:tcPr>
-            <w:tcW w:w="566" w:type="pct"/>
-            <w:tcMar>
-              <w:top w:w="10" w:type="dxa"/>
-              <w:left w:w="20" w:type="dxa"/>
-              <w:bottom w:w="10" w:type="dxa"/>
-              <w:right w:w="20" w:type="dxa"/>
-            </w:tcMar>
-          </w:tcPr>
-          <w:p>
-            <w:pPr>
-              <w:rPr>
-                <w:sz w:val="14"/>
-              </w:rPr>
-            </w:pPr>
-            <w:r>
-              <w:rPr>
-                <w:sz w:val="14"/>
-              </w:rPr>
-              <w:t>307,479</w:t>
-            </w:r>
-          </w:p>
-        </w:tc>
-        <w:tc>
-          <w:tcPr>
-            <w:tcW w:w="566" w:type="pct"/>
-            <w:tcMar>
-              <w:top w:w="10" w:type="dxa"/>
-              <w:left w:w="20" w:type="dxa"/>
-              <w:bottom w:w="10" w:type="dxa"/>
-              <w:right w:w="20" w:type="dxa"/>
-            </w:tcMar>
-          </w:tcPr>
-          <w:p>
-            <w:pPr>
-              <w:rPr>
-                <w:sz w:val="14"/>
-              </w:rPr>
-            </w:pPr>
-            <w:r>
-              <w:rPr>
-                <w:sz w:val="14"/>
-              </w:rPr>
-              <w:t>158,623</w:t>
-            </w:r>
-          </w:p>
-        </w:tc>
-        <w:tc>
-          <w:tcPr>
-            <w:tcW w:w="878" w:type="pct"/>
-            <w:tcMar>
-              <w:top w:w="10" w:type="dxa"/>
-              <w:left w:w="20" w:type="dxa"/>
-              <w:bottom w:w="10" w:type="dxa"/>
-              <w:right w:w="20" w:type="dxa"/>
-            </w:tcMar>
-          </w:tcPr>
-          <w:p>
-            <w:pPr>
-              <w:rPr>
-                <w:sz w:val="14"/>
-              </w:rPr>
-            </w:pPr>
-            <w:r>
-              <w:rPr>
-                <w:sz w:val="14"/>
-              </w:rPr>
-              <w:t>0.185 [0.176–0.194]</w:t>
-            </w:r>
-          </w:p>
-        </w:tc>
-        <w:tc>
-          <w:tcPr>
-            <w:tcW w:w="468" w:type="pct"/>
-            <w:tcMar>
-              <w:top w:w="10" w:type="dxa"/>
-              <w:left w:w="20" w:type="dxa"/>
-              <w:bottom w:w="10" w:type="dxa"/>
-              <w:right w:w="20" w:type="dxa"/>
-            </w:tcMar>
-          </w:tcPr>
-          <w:p>
-            <w:pPr>
-              <w:rPr>
-                <w:sz w:val="14"/>
-              </w:rPr>
-            </w:pPr>
-            <w:r>
-              <w:rPr>
-                <w:sz w:val="14"/>
-              </w:rPr>
-              <w:t>0.175</w:t>
-            </w:r>
-          </w:p>
-        </w:tc>
-        <w:tc>
-          <w:tcPr>
-            <w:tcW w:w="507" w:type="pct"/>
-            <w:tcMar>
-              <w:top w:w="10" w:type="dxa"/>
-              <w:left w:w="20" w:type="dxa"/>
-              <w:bottom w:w="10" w:type="dxa"/>
-              <w:right w:w="20" w:type="dxa"/>
-            </w:tcMar>
-          </w:tcPr>
-          <w:p>
-            <w:pPr>
-              <w:rPr>
-                <w:sz w:val="14"/>
-              </w:rPr>
-            </w:pPr>
-            <w:r>
-              <w:rPr>
-                <w:sz w:val="14"/>
-              </w:rPr>
-              <w:t>0.010</w:t>
-            </w:r>
-          </w:p>
-        </w:tc>
-        <w:tc>
-          <w:tcPr>
-            <w:tcW w:w="435" w:type="pct"/>
-            <w:tcMar>
-              <w:top w:w="10" w:type="dxa"/>
-              <w:left w:w="20" w:type="dxa"/>
-              <w:bottom w:w="10" w:type="dxa"/>
-              <w:right w:w="20" w:type="dxa"/>
-            </w:tcMar>
-          </w:tcPr>
-          <w:p>
-            <w:pPr>
-              <w:rPr>
-                <w:sz w:val="14"/>
-              </w:rPr>
-            </w:pPr>
-            <w:r>
-              <w:rPr>
-                <w:sz w:val="14"/>
-              </w:rPr>
-              <w:t>0.359</w:t>
-            </w:r>
-          </w:p>
-        </w:tc>
-      </w:tr>
-      <w:tr>
-        <w:trPr>
-          <w:cantSplit/>
-        </w:trPr>
-        <w:tc>
-          <w:tcPr>
-            <w:tcW w:w="605" w:type="pct"/>
-            <w:tcMar>
-              <w:top w:w="10" w:type="dxa"/>
-              <w:left w:w="20" w:type="dxa"/>
-              <w:bottom w:w="10" w:type="dxa"/>
-              <w:right w:w="20" w:type="dxa"/>
-            </w:tcMar>
-          </w:tcPr>
-          <w:p>
-            <w:pPr>
-              <w:rPr>
-                <w:sz w:val="14"/>
-              </w:rPr>
-            </w:pPr>
-            <w:r>
-              <w:rPr>
-                <w:sz w:val="14"/>
-              </w:rPr>
-              <w:t>CL4KT (adapter)</w:t>
-            </w:r>
-          </w:p>
-        </w:tc>
-        <w:tc>
-          <w:tcPr>
-            <w:tcW w:w="468" w:type="pct"/>
-            <w:tcMar>
-              <w:top w:w="10" w:type="dxa"/>
-              <w:left w:w="20" w:type="dxa"/>
-              <w:bottom w:w="10" w:type="dxa"/>
-              <w:right w:w="20" w:type="dxa"/>
-            </w:tcMar>
-          </w:tcPr>
-          <w:p>
-            <w:pPr>
-              <w:rPr>
-                <w:sz w:val="14"/>
-              </w:rPr>
-            </w:pPr>
-            <w:r>
-              <w:rPr>
-                <w:sz w:val="14"/>
-              </w:rPr>
-              <w:t>sparse</w:t>
-            </w:r>
-          </w:p>
-        </w:tc>
-        <w:tc>
-          <w:tcPr>
-            <w:tcW w:w="507" w:type="pct"/>
-            <w:tcMar>
-              <w:top w:w="10" w:type="dxa"/>
-              <w:left w:w="20" w:type="dxa"/>
-              <w:bottom w:w="10" w:type="dxa"/>
-              <w:right w:w="20" w:type="dxa"/>
-            </w:tcMar>
-          </w:tcPr>
-          <w:p>
-            <w:pPr>
-              <w:rPr>
-                <w:sz w:val="14"/>
-              </w:rPr>
-            </w:pPr>
-            <w:r>
-              <w:rPr>
-                <w:sz w:val="14"/>
-              </w:rPr>
-              <w:t>444</w:t>
-            </w:r>
-          </w:p>
-        </w:tc>
-        <w:tc>
-          <w:tcPr>
-            <w:tcW w:w="566" w:type="pct"/>
-            <w:tcMar>
-              <w:top w:w="10" w:type="dxa"/>
-              <w:left w:w="20" w:type="dxa"/>
-              <w:bottom w:w="10" w:type="dxa"/>
-              <w:right w:w="20" w:type="dxa"/>
-            </w:tcMar>
-          </w:tcPr>
-          <w:p>
-            <w:pPr>
-              <w:rPr>
-                <w:sz w:val="14"/>
-              </w:rPr>
-            </w:pPr>
-            <w:r>
-              <w:rPr>
-                <w:sz w:val="14"/>
-              </w:rPr>
-              <w:t>200</w:t>
-            </w:r>
-          </w:p>
-        </w:tc>
-        <w:tc>
-          <w:tcPr>
-            <w:tcW w:w="566" w:type="pct"/>
-            <w:tcMar>
-              <w:top w:w="10" w:type="dxa"/>
-              <w:left w:w="20" w:type="dxa"/>
-              <w:bottom w:w="10" w:type="dxa"/>
-              <w:right w:w="20" w:type="dxa"/>
-            </w:tcMar>
-          </w:tcPr>
-          <w:p>
-            <w:pPr>
-              <w:rPr>
-                <w:sz w:val="14"/>
-              </w:rPr>
-            </w:pPr>
-            <w:r>
-              <w:rPr>
-                <w:sz w:val="14"/>
-              </w:rPr>
-              <w:t>197</w:t>
-            </w:r>
-          </w:p>
-        </w:tc>
-        <w:tc>
-          <w:tcPr>
-            <w:tcW w:w="878" w:type="pct"/>
-            <w:tcMar>
-              <w:top w:w="10" w:type="dxa"/>
-              <w:left w:w="20" w:type="dxa"/>
-              <w:bottom w:w="10" w:type="dxa"/>
-              <w:right w:w="20" w:type="dxa"/>
-            </w:tcMar>
-          </w:tcPr>
-          <w:p>
-            <w:pPr>
-              <w:rPr>
-                <w:sz w:val="14"/>
-              </w:rPr>
-            </w:pPr>
-            <w:r>
-              <w:rPr>
-                <w:sz w:val="14"/>
-              </w:rPr>
-              <w:t>0.240 [0.159–0.330]</w:t>
-            </w:r>
-          </w:p>
-        </w:tc>
-        <w:tc>
-          <w:tcPr>
-            <w:tcW w:w="468" w:type="pct"/>
-            <w:tcMar>
-              <w:top w:w="10" w:type="dxa"/>
-              <w:left w:w="20" w:type="dxa"/>
-              <w:bottom w:w="10" w:type="dxa"/>
-              <w:right w:w="20" w:type="dxa"/>
-            </w:tcMar>
-          </w:tcPr>
-          <w:p>
-            <w:pPr>
-              <w:rPr>
-                <w:sz w:val="14"/>
-              </w:rPr>
-            </w:pPr>
-            <w:r>
-              <w:rPr>
-                <w:sz w:val="14"/>
-              </w:rPr>
-              <w:t>0.116</w:t>
-            </w:r>
-          </w:p>
-        </w:tc>
-        <w:tc>
-          <w:tcPr>
-            <w:tcW w:w="507" w:type="pct"/>
-            <w:tcMar>
-              <w:top w:w="10" w:type="dxa"/>
-              <w:left w:w="20" w:type="dxa"/>
-              <w:bottom w:w="10" w:type="dxa"/>
-              <w:right w:w="20" w:type="dxa"/>
-            </w:tcMar>
-          </w:tcPr>
-          <w:p>
-            <w:pPr>
-              <w:rPr>
-                <w:sz w:val="14"/>
-              </w:rPr>
-            </w:pPr>
-            <w:r>
-              <w:rPr>
-                <w:sz w:val="14"/>
-              </w:rPr>
-              <w:t>0.124</w:t>
-            </w:r>
-          </w:p>
-        </w:tc>
-        <w:tc>
-          <w:tcPr>
-            <w:tcW w:w="435" w:type="pct"/>
-            <w:tcMar>
-              <w:top w:w="10" w:type="dxa"/>
-              <w:left w:w="20" w:type="dxa"/>
-              <w:bottom w:w="10" w:type="dxa"/>
-              <w:right w:w="20" w:type="dxa"/>
-            </w:tcMar>
-          </w:tcPr>
-          <w:p>
-            <w:pPr>
-              <w:rPr>
-                <w:sz w:val="14"/>
-              </w:rPr>
-            </w:pPr>
-            <w:r>
-              <w:rPr>
-                <w:sz w:val="14"/>
-              </w:rPr>
-              <w:t>0.244</w:t>
-            </w:r>
-          </w:p>
-        </w:tc>
-      </w:tr>
     </w:tbl>
+    <w:p>
+      <w:pPr>
+        <w:rPr>
+          <w:sz w:val="2"/>
+        </w:rPr>
+        <w:sectPr>
+          <w:type w:val="continuous"/>
+          <w:pgSz w:w="11907" w:h="16839" w:code="9"/>
+          <w:pgMar w:top="1009" w:right="936" w:bottom="1009" w:left="936" w:header="431" w:footer="431" w:gutter="0"/>
+          <w:cols w:space="288"/>
+          <w:docGrid w:linePitch="272"/>
+        </w:sectPr>
+      </w:pPr>
+    </w:p>
+    <w:p>
+      <w:pPr>
+        <w:pStyle w:val="Text"/>
+      </w:pPr>
+      <w:r>
+        <w:t xml:space="preserve">Seed-42 ΔFAR 95% CI (KC-cluster, B=2000): </w:t>
+      </w:r>
+      <w:r>
+        <w:t>T-KT</w:t>
+      </w:r>
+      <w:r>
+        <w:t xml:space="preserve"> [0.006, 0.138] (locked C2); DKT [0.019, 0.175]; GKT [−0.054, 0.092]; CL4KT [−0.018, 0.142].</w:t>
+      </w:r>
+    </w:p>
+    <w:p>
+      <w:pPr>
+        <w:pStyle w:val="Text"/>
+      </w:pPr>
+      <w:r>
+        <w:t>Table 6 checks whether T-KT ΔFAR is a single-partition artifact. It is positive in 4/4 unique partition-level estimates (mean 0.056, range 0.015–0.087) and in 5/5 training runs (mean 0.047, sd 0.033; two runs share a split). Mean sparse denominators are N=413, Nadvance=227, Nincorrect=155. A KC-clustered bootstrap on seed 42 yields a 95% interval [0.006, 0.138] for ΔFAR—excluding 0, but wide, as Limited occupancy and Nadvance=235 require. DKT ΔFAR is positive on only three of five runs and is not treated as a five-run finding. On XES3G5M, T-KT ΔFAR is negative on all five runs (mean −0.017), and ΔMiss is also negative (mean −0.183): after padding tokens are excluded, sparse KCs do not show a higher miss rate than dense KCs.</w:t>
+      </w:r>
+    </w:p>
+    <w:p>
+      <w:pPr>
+        <w:pStyle w:val="Text"/>
+      </w:pPr>
+      <w:r>
+        <w:lastRenderedPageBreak/>
+        <w:t>T-KT dense E[FAR] at τ=0.7 on seed 42 is 0.113; four-partition dense ECE is 0.114. These are different functionals.</w:t>
+      </w:r>
+    </w:p>
     <w:p>
       <w:pPr>
         <w:pStyle w:val="Text"/>
@@ -6802,43 +6178,10 @@
     </w:p>
     <w:p>
       <w:pPr>
-        <w:pStyle w:val="Text"/>
-      </w:pPr>
-      <w:r>
-        <w:t>Seed-42 ΔFAR 95% CI (KC-cluster, B=2000): SimpleKT [0.006, 0.138] (locked C2); DKT [0.019, 0.175]; GKT [−0.054, 0.092]; CL4KT [−0.018, 0.142].</w:t>
-      </w:r>
-    </w:p>
-    <w:p>
-      <w:pPr>
-        <w:pStyle w:val="Text"/>
-      </w:pPr>
-      <w:r>
-        <w:t>Table 6 checks whether SimpleKT ΔFAR is a one-fold accident. It is positive in all five training runs spanning four unique student partitions (mean 0.047, sd 0.033). Mean sparse denominators are N=413, N_advance=227, N_incorrect=155. A KC-clustered bootstrap on seed 42 yields a 95% interval [0.006, 0.138] for ΔFAR—excluding 0, but wide, as Limited occupancy and N_advance=235 require. DKT ΔFAR is positive on only three of five runs and is not treated as a five-run finding. On XES3G5M, SimpleKT ΔFAR is negative on all five runs, but ΔMiss is positive on all five (mean +0.112): among actual incorrect answers, the system still advances more often on sparse than on dense KCs.</w:t>
-      </w:r>
-    </w:p>
-    <w:p>
-      <w:pPr>
-        <w:pStyle w:val="Text"/>
-        <w:sectPr>
-          <w:type w:val="continuous"/>
-          <w:pgSz w:w="11907" w:h="16839" w:code="9"/>
-          <w:pgMar w:top="1009" w:right="936" w:bottom="1009" w:left="936" w:header="431" w:footer="431" w:gutter="0"/>
-          <w:cols w:space="288"/>
-          <w:docGrid w:linePitch="272"/>
-        </w:sectPr>
-      </w:pPr>
-      <w:r>
-        <w:t>Coincidence of digits: SimpleKT dense E[FAR] at τ=0.7 on seed 42 is 0.113, close to the four-partition dense ECE 0.114. They are different quantities.</w:t>
-      </w:r>
-    </w:p>
-    <w:p>
-      <w:pPr>
-        <w:pStyle w:val="TableTitle"/>
-        <w:keepNext/>
-        <w:spacing w:before="60" w:after="60"/>
-      </w:pPr>
-      <w:r>
-        <w:t>Table 6. Gate robustness at τ=0.7 on ASSISTments 2012. Five training runs (seeds 42, 2024, 2025, 2026, 2027) across four unique learner partitions (2025 and 2026 share a split). Mean N, N_advance, and N_incorrect are sparse-stratum denominators. GKT/CL4KT remain seed 42 only.</w:t>
+        <w:pStyle w:val="figurecaption0"/>
+      </w:pPr>
+      <w:r>
+        <w:t>Table 6. Gate robustness at τ=0.7 on ASSISTments 2012 (primary unit: four unique learner partitions). Five training runs (seeds 42, 2024, 2025, 2026, 2027) across those partitions (2025 and 2026 share a split). Partition-level ΔFAR averages seeds 2025 and 2026 first; T-KT mean 0.056, range 0.015–0.087. Mean N, Nadvance, and Nincorrect are sparse-stratum denominators. GKT/CL4KT remain seed 42 only.</w:t>
       </w:r>
     </w:p>
     <w:tbl>
@@ -7008,7 +6351,22 @@
               <w:rPr>
                 <w:sz w:val="14"/>
               </w:rPr>
-              <w:t>Mean N_advance</w:t>
+              <w:t xml:space="preserve">Mean </w:t>
+            </w:r>
+            <w:r>
+              <w:rPr>
+                <w:i/>
+                <w:sz w:val="14"/>
+              </w:rPr>
+              <w:t>N</w:t>
+            </w:r>
+            <w:r>
+              <w:rPr>
+                <w:i/>
+                <w:sz w:val="14"/>
+                <w:vertAlign w:val="subscript"/>
+              </w:rPr>
+              <w:t>advance</w:t>
             </w:r>
           </w:p>
         </w:tc>
@@ -7032,7 +6390,22 @@
               <w:rPr>
                 <w:sz w:val="14"/>
               </w:rPr>
-              <w:t>Mean N_incorrect</w:t>
+              <w:t xml:space="preserve">Mean </w:t>
+            </w:r>
+            <w:r>
+              <w:rPr>
+                <w:i/>
+                <w:sz w:val="14"/>
+              </w:rPr>
+              <w:t>N</w:t>
+            </w:r>
+            <w:r>
+              <w:rPr>
+                <w:i/>
+                <w:sz w:val="14"/>
+                <w:vertAlign w:val="subscript"/>
+              </w:rPr>
+              <w:t>incorrect</w:t>
             </w:r>
           </w:p>
         </w:tc>
@@ -7061,7 +6434,7 @@
               <w:rPr>
                 <w:sz w:val="14"/>
               </w:rPr>
-              <w:t>SimpleKT</w:t>
+              <w:t>T-KT</w:t>
             </w:r>
           </w:p>
         </w:tc>
@@ -7133,7 +6506,7 @@
               <w:rPr>
                 <w:sz w:val="14"/>
               </w:rPr>
-              <w:t>5/5 runs (4 partitions)</w:t>
+              <w:t>4/4 unique partitions; 5/5 runs</w:t>
             </w:r>
           </w:p>
         </w:tc>
@@ -7386,8 +6759,9 @@
     </w:tbl>
     <w:p>
       <w:pPr>
-        <w:pStyle w:val="Heading2"/>
-        <w:ind w:left="300" w:hanging="300"/>
+        <w:rPr>
+          <w:sz w:val="2"/>
+        </w:rPr>
         <w:sectPr>
           <w:type w:val="continuous"/>
           <w:pgSz w:w="11907" w:h="16839" w:code="9"/>
@@ -7399,8 +6773,9 @@
     </w:p>
     <w:p>
       <w:pPr>
-        <w:pStyle w:val="Heading2"/>
-        <w:ind w:left="300" w:hanging="300"/>
+        <w:rPr>
+          <w:sz w:val="2"/>
+        </w:rPr>
         <w:sectPr>
           <w:type w:val="continuous"/>
           <w:pgSz w:w="11907" w:h="16839" w:code="9"/>
@@ -7412,11 +6787,9 @@
     </w:p>
     <w:p>
       <w:pPr>
-        <w:pStyle w:val="Heading2"/>
-        <w:numPr>
-          <w:ilvl w:val="0"/>
-          <w:numId w:val="0"/>
-        </w:numPr>
+        <w:rPr>
+          <w:sz w:val="2"/>
+        </w:rPr>
         <w:sectPr>
           <w:type w:val="continuous"/>
           <w:pgSz w:w="11907" w:h="16839" w:code="9"/>
@@ -7443,7 +6816,7 @@
         <w:pStyle w:val="Text"/>
       </w:pPr>
       <w:r>
-        <w:t>If a learning platform uses KT probabilities only to sort students, Table 3 may suffice. If it uses p to skip practice or declare mastery, Table 3 is the wrong dashboard. The ASSISTments SimpleKT cell is the cautionary case: competitive AUC, Limited-but-estimable sparse occupancy (about 19% of KCs fall below the sparse threshold on fold 0), a monotonic ECE rise, and a gate that advances more dirty sparse attempts. The XES3G5M cell is the opposite caution: plenty of sparse mass and Reliable occupancy, yet SimpleKT ECE does not degrade—while miss rates still can. Junyi shows that the protocol can refuse a sparse claim when the bucket is empty.</w:t>
+        <w:t>If a learning platform uses KT probabilities only to sort students, Table 3 may suffice. If it uses p to skip practice or declare mastery, Table 3 is an insufficient evaluation summary. The ASSISTments T-KT cell is an illustrative case: competitive AUC, Limited-but-estimable sparse occupancy (about 19% of KCs fall below the sparse threshold on fold 0), a monotonic ECE rise, and a gate that yields a higher error rate among sparse advance decisions. The XES3G5M cell is the contrasting case: plenty of sparse mass and Reliable occupancy, yet T-KT ECE does not degrade. Junyi shows that the protocol can refuse a sparse claim when the bucket is empty.</w:t>
       </w:r>
     </w:p>
     <w:p>
@@ -7451,18 +6824,37 @@
         <w:pStyle w:val="Text"/>
       </w:pPr>
       <w:r>
-        <w:t>On the three datasets studied here, three empirical conditions track when a sparse-calibration contrast is estimable rather than empty (Table 7): (1) a non-empty low-frequency tail under the split actually used; (2) enough sparse test events for at least a Limited-flag ECE; (3) frequency–difficulty coupling that is not inverted. ASSISTments 2012 meets all three. That is a diagnostic pre-condition on these logs, not a universal law and not a claim that training frequency causes miscalibration.</w:t>
-      </w:r>
-    </w:p>
-    <w:p>
-      <w:pPr>
-        <w:pStyle w:val="TableTitle"/>
-        <w:keepNext/>
-        <w:spacing w:before="60" w:after="60"/>
-      </w:pPr>
-      <w:r>
-        <w:lastRenderedPageBreak/>
-        <w:t>Table 7. Empirical observations, on these three datasets, of when a sparse-calibration contrast is estimable. These are not universal laws. Sparse mass: share of KCs with train-only frequency f_train&lt;100.</w:t>
+        <w:t xml:space="preserve">Table 7 separates two questions. C1–C2 determine whether a sparse contrast can be estimated </w:t>
+      </w:r>
+      <w:r>
+        <w:t>under the protocol thresholds</w:t>
+      </w:r>
+      <w:r>
+        <w:t>; C3 and other structural descriptors help characterize the direction of the observed pattern. C1 is a non-empty low-frequency tail under the split actually used; C2 is enough sparse test events for at least a Limited-flag ECE. C3 (frequency–difficulty coupling) is not treated as necessary or sufficient for an adverse gradient. Junyi fails C1–C2. ASSISTments and XES3G5M both meet C1–C2, yet only ASSISTments shows a dense-to-sparse T-KT ECE rise.</w:t>
+      </w:r>
+    </w:p>
+    <w:p>
+      <w:pPr>
+        <w:pStyle w:val="figurecaption0"/>
+      </w:pPr>
+      <w:r>
+        <w:t xml:space="preserve">Table 7. Empirical conditions associated with the availability and direction of sparse-calibration contrasts on the three evaluated datasets. Sparse mass: share of KCs with train-only frequency </w:t>
+      </w:r>
+      <w:r>
+        <w:rPr>
+          <w:i/>
+        </w:rPr>
+        <w:t>f</w:t>
+      </w:r>
+      <w:r>
+        <w:rPr>
+          <w:i/>
+          <w:vertAlign w:val="subscript"/>
+        </w:rPr>
+        <w:t>train</w:t>
+      </w:r>
+      <w:r>
+        <w:t>&lt;100. C3 is not necessary or sufficient for an adverse gradient.</w:t>
       </w:r>
     </w:p>
     <w:tbl>
@@ -7492,6 +6884,9 @@
         <w:tc>
           <w:tcPr>
             <w:tcW w:w="1250" w:type="pct"/>
+            <w:tcBorders>
+              <w:bottom w:val="single" w:sz="4" w:space="0" w:color="000000"/>
+            </w:tcBorders>
             <w:tcMar>
               <w:top w:w="10" w:type="dxa"/>
               <w:left w:w="20" w:type="dxa"/>
@@ -7516,6 +6911,9 @@
         <w:tc>
           <w:tcPr>
             <w:tcW w:w="1250" w:type="pct"/>
+            <w:tcBorders>
+              <w:bottom w:val="single" w:sz="4" w:space="0" w:color="000000"/>
+            </w:tcBorders>
             <w:tcMar>
               <w:top w:w="10" w:type="dxa"/>
               <w:left w:w="20" w:type="dxa"/>
@@ -7540,6 +6938,9 @@
         <w:tc>
           <w:tcPr>
             <w:tcW w:w="1250" w:type="pct"/>
+            <w:tcBorders>
+              <w:bottom w:val="single" w:sz="4" w:space="0" w:color="000000"/>
+            </w:tcBorders>
             <w:tcMar>
               <w:top w:w="10" w:type="dxa"/>
               <w:left w:w="20" w:type="dxa"/>
@@ -7564,6 +6965,9 @@
         <w:tc>
           <w:tcPr>
             <w:tcW w:w="1250" w:type="pct"/>
+            <w:tcBorders>
+              <w:bottom w:val="single" w:sz="4" w:space="0" w:color="000000"/>
+            </w:tcBorders>
             <w:tcMar>
               <w:top w:w="10" w:type="dxa"/>
               <w:left w:w="20" w:type="dxa"/>
@@ -7592,97 +6996,29 @@
         </w:trPr>
         <w:tc>
           <w:tcPr>
-            <w:tcW w:w="1250" w:type="pct"/>
-            <w:tcMar>
-              <w:top w:w="10" w:type="dxa"/>
-              <w:left w:w="20" w:type="dxa"/>
-              <w:bottom w:w="10" w:type="dxa"/>
-              <w:right w:w="20" w:type="dxa"/>
-            </w:tcMar>
-          </w:tcPr>
-          <w:p>
-            <w:pPr>
-              <w:rPr>
-                <w:sz w:val="14"/>
-              </w:rPr>
-            </w:pPr>
-            <w:r>
-              <w:rPr>
-                <w:sz w:val="14"/>
-              </w:rPr>
-              <w:t>Sparse mass</w:t>
-            </w:r>
-          </w:p>
-        </w:tc>
-        <w:tc>
-          <w:tcPr>
-            <w:tcW w:w="1250" w:type="pct"/>
-            <w:tcMar>
-              <w:top w:w="10" w:type="dxa"/>
-              <w:left w:w="20" w:type="dxa"/>
-              <w:bottom w:w="10" w:type="dxa"/>
-              <w:right w:w="20" w:type="dxa"/>
-            </w:tcMar>
-          </w:tcPr>
-          <w:p>
-            <w:pPr>
-              <w:rPr>
-                <w:sz w:val="14"/>
-              </w:rPr>
-            </w:pPr>
-            <w:r>
-              <w:rPr>
-                <w:sz w:val="14"/>
-              </w:rPr>
-              <w:t>18.9% of KCs</w:t>
-            </w:r>
-          </w:p>
-        </w:tc>
-        <w:tc>
-          <w:tcPr>
-            <w:tcW w:w="1250" w:type="pct"/>
-            <w:tcMar>
-              <w:top w:w="10" w:type="dxa"/>
-              <w:left w:w="20" w:type="dxa"/>
-              <w:bottom w:w="10" w:type="dxa"/>
-              <w:right w:w="20" w:type="dxa"/>
-            </w:tcMar>
-          </w:tcPr>
-          <w:p>
-            <w:pPr>
-              <w:rPr>
-                <w:sz w:val="14"/>
-              </w:rPr>
-            </w:pPr>
-            <w:r>
-              <w:rPr>
-                <w:sz w:val="14"/>
-              </w:rPr>
-              <w:t>0%</w:t>
-            </w:r>
-          </w:p>
-        </w:tc>
-        <w:tc>
-          <w:tcPr>
-            <w:tcW w:w="1250" w:type="pct"/>
-            <w:tcMar>
-              <w:top w:w="10" w:type="dxa"/>
-              <w:left w:w="20" w:type="dxa"/>
-              <w:bottom w:w="10" w:type="dxa"/>
-              <w:right w:w="20" w:type="dxa"/>
-            </w:tcMar>
-          </w:tcPr>
-          <w:p>
-            <w:pPr>
-              <w:rPr>
-                <w:sz w:val="14"/>
-              </w:rPr>
-            </w:pPr>
-            <w:r>
-              <w:rPr>
-                <w:sz w:val="14"/>
-              </w:rPr>
-              <w:t>22.5% of KCs</w:t>
+            <w:tcW w:w="5000" w:type="pct"/>
+            <w:gridSpan w:val="4"/>
+            <w:shd w:val="clear" w:color="auto" w:fill="E2E2E2"/>
+            <w:tcMar>
+              <w:top w:w="10" w:type="dxa"/>
+              <w:left w:w="20" w:type="dxa"/>
+              <w:bottom w:w="10" w:type="dxa"/>
+              <w:right w:w="20" w:type="dxa"/>
+            </w:tcMar>
+          </w:tcPr>
+          <w:p>
+            <w:pPr>
+              <w:rPr>
+                <w:b/>
+                <w:sz w:val="14"/>
+              </w:rPr>
+            </w:pPr>
+            <w:r>
+              <w:rPr>
+                <w:b/>
+                <w:sz w:val="14"/>
+              </w:rPr>
+              <w:t>A. Estimability</w:t>
             </w:r>
           </w:p>
         </w:tc>
@@ -7711,7 +7047,7 @@
               <w:rPr>
                 <w:sz w:val="14"/>
               </w:rPr>
-              <w:t>Sparse N</w:t>
+              <w:t>Sparse mass (C1)</w:t>
             </w:r>
           </w:p>
         </w:tc>
@@ -7735,7 +7071,7 @@
               <w:rPr>
                 <w:sz w:val="14"/>
               </w:rPr>
-              <w:t>415 (L)</w:t>
+              <w:t>18.9% of KCs</w:t>
             </w:r>
           </w:p>
         </w:tc>
@@ -7759,7 +7095,7 @@
               <w:rPr>
                 <w:sz w:val="14"/>
               </w:rPr>
-              <w:t>empty</w:t>
+              <w:t>0%</w:t>
             </w:r>
           </w:p>
         </w:tc>
@@ -7783,7 +7119,7 @@
               <w:rPr>
                 <w:sz w:val="14"/>
               </w:rPr>
-              <w:t>2,010 (R)</w:t>
+              <w:t>22.5% of KCs</w:t>
             </w:r>
           </w:p>
         </w:tc>
@@ -7795,96 +7131,108 @@
         <w:tc>
           <w:tcPr>
             <w:tcW w:w="1250" w:type="pct"/>
-            <w:tcMar>
-              <w:top w:w="10" w:type="dxa"/>
-              <w:left w:w="20" w:type="dxa"/>
-              <w:bottom w:w="10" w:type="dxa"/>
-              <w:right w:w="20" w:type="dxa"/>
-            </w:tcMar>
-          </w:tcPr>
-          <w:p>
-            <w:pPr>
-              <w:rPr>
-                <w:sz w:val="14"/>
-              </w:rPr>
-            </w:pPr>
-            <w:r>
-              <w:rPr>
-                <w:sz w:val="14"/>
-              </w:rPr>
-              <w:t>Difficulty coupling</w:t>
+            <w:tcBorders>
+              <w:bottom w:val="single" w:sz="4" w:space="0" w:color="000000"/>
+            </w:tcBorders>
+            <w:tcMar>
+              <w:top w:w="10" w:type="dxa"/>
+              <w:left w:w="20" w:type="dxa"/>
+              <w:bottom w:w="10" w:type="dxa"/>
+              <w:right w:w="20" w:type="dxa"/>
+            </w:tcMar>
+          </w:tcPr>
+          <w:p>
+            <w:pPr>
+              <w:rPr>
+                <w:sz w:val="14"/>
+              </w:rPr>
+            </w:pPr>
+            <w:r>
+              <w:rPr>
+                <w:sz w:val="14"/>
+              </w:rPr>
+              <w:t>Sparse test support (C2)</w:t>
             </w:r>
           </w:p>
         </w:tc>
         <w:tc>
           <w:tcPr>
             <w:tcW w:w="1250" w:type="pct"/>
-            <w:tcMar>
-              <w:top w:w="10" w:type="dxa"/>
-              <w:left w:w="20" w:type="dxa"/>
-              <w:bottom w:w="10" w:type="dxa"/>
-              <w:right w:w="20" w:type="dxa"/>
-            </w:tcMar>
-          </w:tcPr>
-          <w:p>
-            <w:pPr>
-              <w:rPr>
-                <w:sz w:val="14"/>
-              </w:rPr>
-            </w:pPr>
-            <w:r>
-              <w:rPr>
-                <w:sz w:val="14"/>
-              </w:rPr>
-              <w:t>ρ=−0.227 (sparse harder)</w:t>
+            <w:tcBorders>
+              <w:bottom w:val="single" w:sz="4" w:space="0" w:color="000000"/>
+            </w:tcBorders>
+            <w:tcMar>
+              <w:top w:w="10" w:type="dxa"/>
+              <w:left w:w="20" w:type="dxa"/>
+              <w:bottom w:w="10" w:type="dxa"/>
+              <w:right w:w="20" w:type="dxa"/>
+            </w:tcMar>
+          </w:tcPr>
+          <w:p>
+            <w:pPr>
+              <w:rPr>
+                <w:sz w:val="14"/>
+              </w:rPr>
+            </w:pPr>
+            <w:r>
+              <w:rPr>
+                <w:sz w:val="14"/>
+              </w:rPr>
+              <w:t>415 (L)</w:t>
             </w:r>
           </w:p>
         </w:tc>
         <w:tc>
           <w:tcPr>
             <w:tcW w:w="1250" w:type="pct"/>
-            <w:tcMar>
-              <w:top w:w="10" w:type="dxa"/>
-              <w:left w:w="20" w:type="dxa"/>
-              <w:bottom w:w="10" w:type="dxa"/>
-              <w:right w:w="20" w:type="dxa"/>
-            </w:tcMar>
-          </w:tcPr>
-          <w:p>
-            <w:pPr>
-              <w:rPr>
-                <w:sz w:val="14"/>
-              </w:rPr>
-            </w:pPr>
-            <w:r>
-              <w:rPr>
-                <w:sz w:val="14"/>
-              </w:rPr>
-              <w:t>ρ=−0.416</w:t>
+            <w:tcBorders>
+              <w:bottom w:val="single" w:sz="4" w:space="0" w:color="000000"/>
+            </w:tcBorders>
+            <w:tcMar>
+              <w:top w:w="10" w:type="dxa"/>
+              <w:left w:w="20" w:type="dxa"/>
+              <w:bottom w:w="10" w:type="dxa"/>
+              <w:right w:w="20" w:type="dxa"/>
+            </w:tcMar>
+          </w:tcPr>
+          <w:p>
+            <w:pPr>
+              <w:rPr>
+                <w:sz w:val="14"/>
+              </w:rPr>
+            </w:pPr>
+            <w:r>
+              <w:rPr>
+                <w:sz w:val="14"/>
+              </w:rPr>
+              <w:t>empty</w:t>
             </w:r>
           </w:p>
         </w:tc>
         <w:tc>
           <w:tcPr>
             <w:tcW w:w="1250" w:type="pct"/>
-            <w:tcMar>
-              <w:top w:w="10" w:type="dxa"/>
-              <w:left w:w="20" w:type="dxa"/>
-              <w:bottom w:w="10" w:type="dxa"/>
-              <w:right w:w="20" w:type="dxa"/>
-            </w:tcMar>
-          </w:tcPr>
-          <w:p>
-            <w:pPr>
-              <w:rPr>
-                <w:sz w:val="14"/>
-              </w:rPr>
-            </w:pPr>
-            <w:r>
-              <w:rPr>
-                <w:sz w:val="14"/>
-              </w:rPr>
-              <w:t>ρ=+0.087 (weak, inverted)</w:t>
+            <w:tcBorders>
+              <w:bottom w:val="single" w:sz="4" w:space="0" w:color="000000"/>
+            </w:tcBorders>
+            <w:tcMar>
+              <w:top w:w="10" w:type="dxa"/>
+              <w:left w:w="20" w:type="dxa"/>
+              <w:bottom w:w="10" w:type="dxa"/>
+              <w:right w:w="20" w:type="dxa"/>
+            </w:tcMar>
+          </w:tcPr>
+          <w:p>
+            <w:pPr>
+              <w:rPr>
+                <w:sz w:val="14"/>
+              </w:rPr>
+            </w:pPr>
+            <w:r>
+              <w:rPr>
+                <w:sz w:val="14"/>
+              </w:rPr>
+              <w:t>1,969 (R)</w:t>
             </w:r>
           </w:p>
         </w:tc>
@@ -7895,6 +7243,39 @@
         </w:trPr>
         <w:tc>
           <w:tcPr>
+            <w:tcW w:w="5000" w:type="pct"/>
+            <w:gridSpan w:val="4"/>
+            <w:shd w:val="clear" w:color="auto" w:fill="E2E2E2"/>
+            <w:tcMar>
+              <w:top w:w="10" w:type="dxa"/>
+              <w:left w:w="20" w:type="dxa"/>
+              <w:bottom w:w="10" w:type="dxa"/>
+              <w:right w:w="20" w:type="dxa"/>
+            </w:tcMar>
+          </w:tcPr>
+          <w:p>
+            <w:pPr>
+              <w:rPr>
+                <w:b/>
+                <w:sz w:val="14"/>
+              </w:rPr>
+            </w:pPr>
+            <w:r>
+              <w:rPr>
+                <w:b/>
+                <w:sz w:val="14"/>
+              </w:rPr>
+              <w:t>B. Observed pattern/context</w:t>
+            </w:r>
+          </w:p>
+        </w:tc>
+      </w:tr>
+      <w:tr>
+        <w:trPr>
+          <w:cantSplit/>
+        </w:trPr>
+        <w:tc>
+          <w:tcPr>
             <w:tcW w:w="1250" w:type="pct"/>
             <w:tcMar>
               <w:top w:w="10" w:type="dxa"/>
@@ -7913,7 +7294,7 @@
               <w:rPr>
                 <w:sz w:val="14"/>
               </w:rPr>
-              <w:t>SimpleKT ECE</w:t>
+              <w:t>Difficulty coupling (C3)</w:t>
             </w:r>
           </w:p>
         </w:tc>
@@ -7935,6 +7316,309 @@
             </w:pPr>
             <w:r>
               <w:rPr>
+                <w:sz w:val="14"/>
+              </w:rPr>
+              <w:t>ρ=−0.227 (sparse harder)</w:t>
+            </w:r>
+          </w:p>
+        </w:tc>
+        <w:tc>
+          <w:tcPr>
+            <w:tcW w:w="1250" w:type="pct"/>
+            <w:tcMar>
+              <w:top w:w="10" w:type="dxa"/>
+              <w:left w:w="20" w:type="dxa"/>
+              <w:bottom w:w="10" w:type="dxa"/>
+              <w:right w:w="20" w:type="dxa"/>
+            </w:tcMar>
+          </w:tcPr>
+          <w:p>
+            <w:pPr>
+              <w:rPr>
+                <w:sz w:val="14"/>
+              </w:rPr>
+            </w:pPr>
+            <w:r>
+              <w:rPr>
+                <w:sz w:val="14"/>
+              </w:rPr>
+              <w:t>ρ=−0.416</w:t>
+            </w:r>
+          </w:p>
+        </w:tc>
+        <w:tc>
+          <w:tcPr>
+            <w:tcW w:w="1250" w:type="pct"/>
+            <w:tcMar>
+              <w:top w:w="10" w:type="dxa"/>
+              <w:left w:w="20" w:type="dxa"/>
+              <w:bottom w:w="10" w:type="dxa"/>
+              <w:right w:w="20" w:type="dxa"/>
+            </w:tcMar>
+          </w:tcPr>
+          <w:p>
+            <w:pPr>
+              <w:rPr>
+                <w:sz w:val="14"/>
+              </w:rPr>
+            </w:pPr>
+            <w:r>
+              <w:rPr>
+                <w:sz w:val="14"/>
+              </w:rPr>
+              <w:t>ρ=+0.110 (weak, inverted)</w:t>
+            </w:r>
+          </w:p>
+        </w:tc>
+      </w:tr>
+      <w:tr>
+        <w:trPr>
+          <w:cantSplit/>
+        </w:trPr>
+        <w:tc>
+          <w:tcPr>
+            <w:tcW w:w="1250" w:type="pct"/>
+            <w:tcMar>
+              <w:top w:w="10" w:type="dxa"/>
+              <w:left w:w="20" w:type="dxa"/>
+              <w:bottom w:w="10" w:type="dxa"/>
+              <w:right w:w="20" w:type="dxa"/>
+            </w:tcMar>
+          </w:tcPr>
+          <w:p>
+            <w:pPr>
+              <w:rPr>
+                <w:sz w:val="14"/>
+              </w:rPr>
+            </w:pPr>
+            <w:r>
+              <w:rPr>
+                <w:sz w:val="14"/>
+              </w:rPr>
+              <w:t>Item support</w:t>
+            </w:r>
+          </w:p>
+        </w:tc>
+        <w:tc>
+          <w:tcPr>
+            <w:tcW w:w="1250" w:type="pct"/>
+            <w:tcMar>
+              <w:top w:w="10" w:type="dxa"/>
+              <w:left w:w="20" w:type="dxa"/>
+              <w:bottom w:w="10" w:type="dxa"/>
+              <w:right w:w="20" w:type="dxa"/>
+            </w:tcMar>
+          </w:tcPr>
+          <w:p>
+            <w:pPr>
+              <w:rPr>
+                <w:sz w:val="14"/>
+              </w:rPr>
+            </w:pPr>
+            <w:r>
+              <w:rPr>
+                <w:sz w:val="14"/>
+              </w:rPr>
+              <w:t>median 44.5 (dense 205 vs sparse 1)</w:t>
+            </w:r>
+          </w:p>
+        </w:tc>
+        <w:tc>
+          <w:tcPr>
+            <w:tcW w:w="1250" w:type="pct"/>
+            <w:tcMar>
+              <w:top w:w="10" w:type="dxa"/>
+              <w:left w:w="20" w:type="dxa"/>
+              <w:bottom w:w="10" w:type="dxa"/>
+              <w:right w:w="20" w:type="dxa"/>
+            </w:tcMar>
+          </w:tcPr>
+          <w:p>
+            <w:pPr>
+              <w:rPr>
+                <w:sz w:val="14"/>
+              </w:rPr>
+            </w:pPr>
+            <w:r>
+              <w:rPr>
+                <w:sz w:val="14"/>
+              </w:rPr>
+              <w:t>median 18 (IQR 5)</w:t>
+            </w:r>
+          </w:p>
+        </w:tc>
+        <w:tc>
+          <w:tcPr>
+            <w:tcW w:w="1250" w:type="pct"/>
+            <w:tcMar>
+              <w:top w:w="10" w:type="dxa"/>
+              <w:left w:w="20" w:type="dxa"/>
+              <w:bottom w:w="10" w:type="dxa"/>
+              <w:right w:w="20" w:type="dxa"/>
+            </w:tcMar>
+          </w:tcPr>
+          <w:p>
+            <w:pPr>
+              <w:rPr>
+                <w:sz w:val="14"/>
+              </w:rPr>
+            </w:pPr>
+            <w:r>
+              <w:rPr>
+                <w:sz w:val="14"/>
+              </w:rPr>
+              <w:t>median 3 (dense 9 vs sparse 1)</w:t>
+            </w:r>
+          </w:p>
+        </w:tc>
+      </w:tr>
+      <w:tr>
+        <w:trPr>
+          <w:cantSplit/>
+        </w:trPr>
+        <w:tc>
+          <w:tcPr>
+            <w:tcW w:w="1250" w:type="pct"/>
+            <w:tcMar>
+              <w:top w:w="10" w:type="dxa"/>
+              <w:left w:w="20" w:type="dxa"/>
+              <w:bottom w:w="10" w:type="dxa"/>
+              <w:right w:w="20" w:type="dxa"/>
+            </w:tcMar>
+          </w:tcPr>
+          <w:p>
+            <w:pPr>
+              <w:rPr>
+                <w:sz w:val="14"/>
+              </w:rPr>
+            </w:pPr>
+            <w:r>
+              <w:rPr>
+                <w:sz w:val="14"/>
+              </w:rPr>
+              <w:t>Curriculum-position coupling</w:t>
+            </w:r>
+          </w:p>
+        </w:tc>
+        <w:tc>
+          <w:tcPr>
+            <w:tcW w:w="1250" w:type="pct"/>
+            <w:tcMar>
+              <w:top w:w="10" w:type="dxa"/>
+              <w:left w:w="20" w:type="dxa"/>
+              <w:bottom w:w="10" w:type="dxa"/>
+              <w:right w:w="20" w:type="dxa"/>
+            </w:tcMar>
+          </w:tcPr>
+          <w:p>
+            <w:pPr>
+              <w:rPr>
+                <w:sz w:val="14"/>
+              </w:rPr>
+            </w:pPr>
+            <w:r>
+              <w:rPr>
+                <w:sz w:val="14"/>
+              </w:rPr>
+              <w:t>ρ=−0.308</w:t>
+            </w:r>
+          </w:p>
+        </w:tc>
+        <w:tc>
+          <w:tcPr>
+            <w:tcW w:w="1250" w:type="pct"/>
+            <w:tcMar>
+              <w:top w:w="10" w:type="dxa"/>
+              <w:left w:w="20" w:type="dxa"/>
+              <w:bottom w:w="10" w:type="dxa"/>
+              <w:right w:w="20" w:type="dxa"/>
+            </w:tcMar>
+          </w:tcPr>
+          <w:p>
+            <w:pPr>
+              <w:rPr>
+                <w:sz w:val="14"/>
+              </w:rPr>
+            </w:pPr>
+            <w:r>
+              <w:rPr>
+                <w:sz w:val="14"/>
+              </w:rPr>
+              <w:t>ρ=−0.324</w:t>
+            </w:r>
+          </w:p>
+        </w:tc>
+        <w:tc>
+          <w:tcPr>
+            <w:tcW w:w="1250" w:type="pct"/>
+            <w:tcMar>
+              <w:top w:w="10" w:type="dxa"/>
+              <w:left w:w="20" w:type="dxa"/>
+              <w:bottom w:w="10" w:type="dxa"/>
+              <w:right w:w="20" w:type="dxa"/>
+            </w:tcMar>
+          </w:tcPr>
+          <w:p>
+            <w:pPr>
+              <w:rPr>
+                <w:sz w:val="14"/>
+              </w:rPr>
+            </w:pPr>
+            <w:r>
+              <w:rPr>
+                <w:sz w:val="14"/>
+              </w:rPr>
+              <w:t>ρ=−0.126</w:t>
+            </w:r>
+          </w:p>
+        </w:tc>
+      </w:tr>
+      <w:tr>
+        <w:trPr>
+          <w:cantSplit/>
+        </w:trPr>
+        <w:tc>
+          <w:tcPr>
+            <w:tcW w:w="1250" w:type="pct"/>
+            <w:tcMar>
+              <w:top w:w="10" w:type="dxa"/>
+              <w:left w:w="20" w:type="dxa"/>
+              <w:bottom w:w="10" w:type="dxa"/>
+              <w:right w:w="20" w:type="dxa"/>
+            </w:tcMar>
+          </w:tcPr>
+          <w:p>
+            <w:pPr>
+              <w:rPr>
+                <w:sz w:val="14"/>
+              </w:rPr>
+            </w:pPr>
+            <w:r>
+              <w:rPr>
+                <w:sz w:val="14"/>
+              </w:rPr>
+              <w:t>Observed T-KT ECE</w:t>
+            </w:r>
+          </w:p>
+        </w:tc>
+        <w:tc>
+          <w:tcPr>
+            <w:tcW w:w="1250" w:type="pct"/>
+            <w:tcMar>
+              <w:top w:w="10" w:type="dxa"/>
+              <w:left w:w="20" w:type="dxa"/>
+              <w:bottom w:w="10" w:type="dxa"/>
+              <w:right w:w="20" w:type="dxa"/>
+            </w:tcMar>
+          </w:tcPr>
+          <w:p>
+            <w:pPr>
+              <w:rPr>
+                <w:sz w:val="14"/>
+              </w:rPr>
+            </w:pPr>
+            <w:r>
+              <w:rPr>
                 <w:rFonts w:hint="eastAsia"/>
                 <w:sz w:val="14"/>
               </w:rPr>
@@ -8016,7 +7700,7 @@
                 <w:rFonts w:hint="eastAsia"/>
                 <w:sz w:val="14"/>
               </w:rPr>
-              <w:t>flat 0.114</w:t>
+              <w:t>flat 0.1176</w:t>
             </w:r>
             <w:r>
               <w:rPr>
@@ -8030,7 +7714,7 @@
                 <w:rFonts w:hint="eastAsia"/>
                 <w:sz w:val="14"/>
               </w:rPr>
-              <w:t>0.125</w:t>
+              <w:t>0.1254</w:t>
             </w:r>
           </w:p>
         </w:tc>
@@ -8038,17 +7722,54 @@
     </w:tbl>
     <w:p>
       <w:r>
-        <w:t>Table 7 records three observational pre-conditions under which a sparse-calibration contrast is estimable on these logs. The same training-only file also yields item support, learner exposure, and a curriculum-position proxy. This subsection reports those descriptors and two distinct estimands. Neither is a causal claim.</w:t>
-      </w:r>
-    </w:p>
-    <w:p>
-      <w:r>
-        <w:t>Sparse mass (share of KCs with f_train&lt;100) is 18.9% on ASSISTments 2012, 0% on Junyi Academy, and 22.5% on XES3G5M. Sparse test-event support is Limited (N=415), empty, and Reliable (N=2,010). Frequency–difficulty coupling (Spearman ρ of log(1+f_train) with 1−mean_train_correctness) is ρ=−0.227 and ρ=−0.416 (rarer KCs harder) versus a weak opposite-signed ρ=+0.087 on XES3G5M. Item support: ASSISTments is item-rich (median 44.5 items/KC; dense 205 vs sparse 1); Junyi is nearly uniform (median 18, IQR 5); XES3G5M is thin (median 3; dense 9 vs sparse 1). Learner exposure is the count of distinct training learners per KC. Curriculum-position coupling is ρ=−0.308, −0.324, and −0.125.</w:t>
-      </w:r>
-    </w:p>
-    <w:p>
-      <w:r>
-        <w:t>A test-event-weighted KC-level regression of SimpleKT expected calibration error (ECE) on those five training-only covariates (n=478, 2,645, and 1,263 KCs) is a between-KC association: it compares different concepts. Standardized log(1+f_train) coefficients are −0.079 [−0.097, −0.061] on ASSISTments, −0.010 [−0.014, −0.007] on Junyi, and −0.117 [−0.171, −0.063] on XES3G5M in the weighted fit. Difficulty is independently associated on ASSISTments and Junyi. Learner exposure is independently associated only on ASSISTments (+0.019 [0.010, 0.027]). These signs do not test a frequency dose on a fixed KC.</w:t>
+        <w:t>Learner exposure (distinct training learners per KC) enters the regressions below; it is not a C1–C2 estimability criterion. This subsection reports two distinct estimands. Neither is a causal claim.</w:t>
+      </w:r>
+    </w:p>
+    <w:p>
+      <w:r>
+        <w:t>A test-event-weighted KC-level regression of T-KT expected calibration error (ECE) on those five training-only covariates is a between-KC association: it compares different concepts. ASSISTments (478 KC-fold rows; 261 unique KCs) and Junyi (2,645 KC-fold rows; 1,326 unique KCs) use cluster-robust standard errors at kc_id; XES3G5M is 829 unique KCs in the masked weighted fit. Standardized log(1+ftrain) coefficients are −0.068 [−0.086, −0.050] on ASSISTments, −0.014 [−0.018, −0.010] on Junyi, and −0.028 [−0.042, −0.014] on XES3G5M in the weighted fit. Difficulty is independently associated on all three datasets. Learner exposure is independently associated on ASSISTments (+0.016 [0.004, 0.027]) and on XES3G5M (+0.013 [+0.005, +0.021]). These signs do not test a frequency dose on a fixed KC.</w:t>
+      </w:r>
+    </w:p>
+    <w:p>
+      <w:r>
+        <w:t>Within-KC controlled sparsification holds KC identity, the test set, labels, and all other KCs' training rows fixed, and reduces training rows for 30 originally dense KCs (</w:t>
+      </w:r>
+      <w:r>
+        <w:rPr>
+          <w:i/>
+        </w:rPr>
+        <w:t>f</w:t>
+      </w:r>
+      <w:r>
+        <w:rPr>
+          <w:i/>
+          <w:vertAlign w:val="subscript"/>
+        </w:rPr>
+        <w:t>train</w:t>
+      </w:r>
+      <w:r>
+        <w:t xml:space="preserve">≥500; seed 42, fold 0) to 500 or 50 rows. The selection rule was fixed and recorded before reduced-evidence ECE was inspected. Table 8 reports protocol endpoints (500 and 50 rows) for DKT and T-KT on all three datasets. Complete results for all models, datasets, and reduction levels are reported in Supplementary Table S2. Reducing training evidence for the same KC does not universally worsen calibration: several CIs lie below 0 or include 0. XES3G5M T-KT shows a positive </w:t>
+      </w:r>
+      <w:r>
+        <w:t>ΔECE</w:t>
+      </w:r>
+      <w:r>
+        <w:t xml:space="preserve"> at 50 rows (+0.110 [+0.071, +0.156]); DKT at 500 rows is also positive (Table 8; Supplementary Table S2). The observational ASSISTments T-KT dense-to-sparse ECE gradient (0.114</w:t>
+      </w:r>
+      <w:r>
+        <w:rPr>
+          <w:rFonts w:hint="eastAsia"/>
+        </w:rPr>
+        <w:t>→</w:t>
+      </w:r>
+      <w:r>
+        <w:t xml:space="preserve">0.228) is not reproduced by sparsifying originally dense ASSISTments KCs (T-KT, 50 rows: +0.002 [−0.021, +0.025]). Frequency alone is therefore not a universal causal explanation. Junyi T-KT at 50 rows does show a large positive </w:t>
+      </w:r>
+      <w:r>
+        <w:t>ΔECE</w:t>
+      </w:r>
+      <w:r>
+        <w:t>; that cell shows a within-KC increase is possible, not that it is a law.</w:t>
       </w:r>
     </w:p>
     <w:p>
@@ -8061,27 +7782,19 @@
           <w:docGrid w:linePitch="272"/>
         </w:sectPr>
       </w:pPr>
-      <w:r>
-        <w:t>Within-KC controlled sparsification holds KC identity, the test set, labels, and all other KCs’ training rows fixed, and reduces training rows for 30 originally dense KCs (f_train≥500; pre-registered selection, seed 42, fold 0) to 500 or 50 rows. Table 8 reports key paired ΔECE (reduced−full), with KC-bootstrap 95% CIs. Reducing training evidence for the same KC does not universally worsen calibration: several CIs lie below 0 or include 0. The observational ASSISTments SimpleKT dense-to-sparse ECE gradient (0.114</w:t>
-      </w:r>
-      <w:r>
-        <w:rPr>
-          <w:rFonts w:hint="eastAsia"/>
-        </w:rPr>
-        <w:t>→</w:t>
-      </w:r>
-      <w:r>
-        <w:t>0.228) is not reproduced by sparsifying originally dense ASSISTments KCs (SimpleKT, 50 rows: +0.002 [−0.021, +0.025]). Frequency alone is therefore not a universal causal explanation. Junyi SimpleKT at 50 rows does show a large positive ΔECE; that cell shows a within-KC increase is possible, not that it is a law.</w:t>
-      </w:r>
-    </w:p>
-    <w:p>
-      <w:pPr>
-        <w:pStyle w:val="TableTitle"/>
-        <w:keepNext/>
-        <w:spacing w:before="60" w:after="60"/>
-      </w:pPr>
-      <w:r>
-        <w:t>Table 8. Within-KC controlled sparsification (seed 42; 30 originally dense KCs per dataset). Delta ECE = reduced−full; positive means worse calibration after keeping 500 or 50 training rows for the same KC. 95% CIs bootstrap over KCs. Not a causal law for real-world sparsity.</w:t>
+    </w:p>
+    <w:p>
+      <w:pPr>
+        <w:pStyle w:val="figurecaption0"/>
+      </w:pPr>
+      <w:r>
+        <w:t xml:space="preserve">Table 8. Within-KC controlled sparsification at protocol endpoints (500 and 50 training rows; seed 42; 30 originally dense KCs per dataset). The 100-row level is omitted here by that pre-declared endpoint rule, not by outcome. </w:t>
+      </w:r>
+      <w:r>
+        <w:t>ΔECE</w:t>
+      </w:r>
+      <w:r>
+        <w:t xml:space="preserve"> = reduced−full; positive means worse calibration. 95% CIs bootstrap over KCs. Not a causal law for real-world sparsity. Complete results for all models, datasets, and reduction levels are reported in Supplementary Table S2.</w:t>
       </w:r>
     </w:p>
     <w:tbl>
@@ -8202,7 +7915,7 @@
               <w:rPr>
                 <w:sz w:val="14"/>
               </w:rPr>
-              <w:t>Delta ECE</w:t>
+              <w:t>ΔECE</w:t>
             </w:r>
           </w:p>
         </w:tc>
@@ -8452,7 +8165,7 @@
               <w:rPr>
                 <w:sz w:val="14"/>
               </w:rPr>
-              <w:t>SimpleKT</w:t>
+              <w:t>DKT</w:t>
             </w:r>
           </w:p>
         </w:tc>
@@ -8500,7 +8213,7 @@
               <w:rPr>
                 <w:sz w:val="14"/>
               </w:rPr>
-              <w:t>+0.002</w:t>
+              <w:t>−0.017</w:t>
             </w:r>
           </w:p>
         </w:tc>
@@ -8524,7 +8237,7 @@
               <w:rPr>
                 <w:sz w:val="14"/>
               </w:rPr>
-              <w:t>[−0.021, +0.025]</w:t>
+              <w:t>[−0.034, +0.002]</w:t>
             </w:r>
           </w:p>
         </w:tc>
@@ -8577,7 +8290,7 @@
               <w:rPr>
                 <w:sz w:val="14"/>
               </w:rPr>
-              <w:t>Junyi Academy</w:t>
+              <w:t>ASSISTments 2012</w:t>
             </w:r>
           </w:p>
         </w:tc>
@@ -8601,7 +8314,7 @@
               <w:rPr>
                 <w:sz w:val="14"/>
               </w:rPr>
-              <w:t>DKT</w:t>
+              <w:t>T-KT</w:t>
             </w:r>
           </w:p>
         </w:tc>
@@ -8649,7 +8362,7 @@
               <w:rPr>
                 <w:sz w:val="14"/>
               </w:rPr>
-              <w:t>−0.021</w:t>
+              <w:t>−0.026</w:t>
             </w:r>
           </w:p>
         </w:tc>
@@ -8673,7 +8386,7 @@
               <w:rPr>
                 <w:sz w:val="14"/>
               </w:rPr>
-              <w:t>[−0.041, −0.001]</w:t>
+              <w:t>[−0.047, −0.002]</w:t>
             </w:r>
           </w:p>
         </w:tc>
@@ -8726,7 +8439,7 @@
               <w:rPr>
                 <w:sz w:val="14"/>
               </w:rPr>
-              <w:t>Junyi Academy</w:t>
+              <w:t>ASSISTments 2012</w:t>
             </w:r>
           </w:p>
         </w:tc>
@@ -8750,7 +8463,7 @@
               <w:rPr>
                 <w:sz w:val="14"/>
               </w:rPr>
-              <w:t>SimpleKT</w:t>
+              <w:t>T-KT</w:t>
             </w:r>
           </w:p>
         </w:tc>
@@ -8798,7 +8511,7 @@
               <w:rPr>
                 <w:sz w:val="14"/>
               </w:rPr>
-              <w:t>+0.135</w:t>
+              <w:t>+0.002</w:t>
             </w:r>
           </w:p>
         </w:tc>
@@ -8822,7 +8535,7 @@
               <w:rPr>
                 <w:sz w:val="14"/>
               </w:rPr>
-              <w:t>[+0.110, +0.161]</w:t>
+              <w:t>[−0.021, +0.025]</w:t>
             </w:r>
           </w:p>
         </w:tc>
@@ -8846,7 +8559,7 @@
               <w:rPr>
                 <w:sz w:val="14"/>
               </w:rPr>
-              <w:t>ECE higher</w:t>
+              <w:t>CI includes 0</w:t>
             </w:r>
           </w:p>
         </w:tc>
@@ -8875,6 +8588,602 @@
               <w:rPr>
                 <w:sz w:val="14"/>
               </w:rPr>
+              <w:t>Junyi Academy</w:t>
+            </w:r>
+          </w:p>
+        </w:tc>
+        <w:tc>
+          <w:tcPr>
+            <w:tcW w:w="833" w:type="pct"/>
+            <w:tcMar>
+              <w:top w:w="10" w:type="dxa"/>
+              <w:left w:w="20" w:type="dxa"/>
+              <w:bottom w:w="10" w:type="dxa"/>
+              <w:right w:w="20" w:type="dxa"/>
+            </w:tcMar>
+          </w:tcPr>
+          <w:p>
+            <w:pPr>
+              <w:rPr>
+                <w:sz w:val="14"/>
+              </w:rPr>
+            </w:pPr>
+            <w:r>
+              <w:rPr>
+                <w:sz w:val="14"/>
+              </w:rPr>
+              <w:t>DKT</w:t>
+            </w:r>
+          </w:p>
+        </w:tc>
+        <w:tc>
+          <w:tcPr>
+            <w:tcW w:w="833" w:type="pct"/>
+            <w:tcMar>
+              <w:top w:w="10" w:type="dxa"/>
+              <w:left w:w="20" w:type="dxa"/>
+              <w:bottom w:w="10" w:type="dxa"/>
+              <w:right w:w="20" w:type="dxa"/>
+            </w:tcMar>
+          </w:tcPr>
+          <w:p>
+            <w:pPr>
+              <w:rPr>
+                <w:sz w:val="14"/>
+              </w:rPr>
+            </w:pPr>
+            <w:r>
+              <w:rPr>
+                <w:sz w:val="14"/>
+              </w:rPr>
+              <w:t>500 rows</w:t>
+            </w:r>
+          </w:p>
+        </w:tc>
+        <w:tc>
+          <w:tcPr>
+            <w:tcW w:w="833" w:type="pct"/>
+            <w:tcMar>
+              <w:top w:w="10" w:type="dxa"/>
+              <w:left w:w="20" w:type="dxa"/>
+              <w:bottom w:w="10" w:type="dxa"/>
+              <w:right w:w="20" w:type="dxa"/>
+            </w:tcMar>
+          </w:tcPr>
+          <w:p>
+            <w:pPr>
+              <w:rPr>
+                <w:sz w:val="14"/>
+              </w:rPr>
+            </w:pPr>
+            <w:r>
+              <w:rPr>
+                <w:sz w:val="14"/>
+              </w:rPr>
+              <w:t>−0.021</w:t>
+            </w:r>
+          </w:p>
+        </w:tc>
+        <w:tc>
+          <w:tcPr>
+            <w:tcW w:w="833" w:type="pct"/>
+            <w:tcMar>
+              <w:top w:w="10" w:type="dxa"/>
+              <w:left w:w="20" w:type="dxa"/>
+              <w:bottom w:w="10" w:type="dxa"/>
+              <w:right w:w="20" w:type="dxa"/>
+            </w:tcMar>
+          </w:tcPr>
+          <w:p>
+            <w:pPr>
+              <w:rPr>
+                <w:sz w:val="14"/>
+              </w:rPr>
+            </w:pPr>
+            <w:r>
+              <w:rPr>
+                <w:sz w:val="14"/>
+              </w:rPr>
+              <w:t>[−0.041, −0.001]</w:t>
+            </w:r>
+          </w:p>
+        </w:tc>
+        <w:tc>
+          <w:tcPr>
+            <w:tcW w:w="833" w:type="pct"/>
+            <w:tcMar>
+              <w:top w:w="10" w:type="dxa"/>
+              <w:left w:w="20" w:type="dxa"/>
+              <w:bottom w:w="10" w:type="dxa"/>
+              <w:right w:w="20" w:type="dxa"/>
+            </w:tcMar>
+          </w:tcPr>
+          <w:p>
+            <w:pPr>
+              <w:rPr>
+                <w:sz w:val="14"/>
+              </w:rPr>
+            </w:pPr>
+            <w:r>
+              <w:rPr>
+                <w:sz w:val="14"/>
+              </w:rPr>
+              <w:t>ECE lower</w:t>
+            </w:r>
+          </w:p>
+        </w:tc>
+      </w:tr>
+      <w:tr>
+        <w:trPr>
+          <w:cantSplit/>
+        </w:trPr>
+        <w:tc>
+          <w:tcPr>
+            <w:tcW w:w="833" w:type="pct"/>
+            <w:tcMar>
+              <w:top w:w="10" w:type="dxa"/>
+              <w:left w:w="20" w:type="dxa"/>
+              <w:bottom w:w="10" w:type="dxa"/>
+              <w:right w:w="20" w:type="dxa"/>
+            </w:tcMar>
+          </w:tcPr>
+          <w:p>
+            <w:pPr>
+              <w:rPr>
+                <w:sz w:val="14"/>
+              </w:rPr>
+            </w:pPr>
+            <w:r>
+              <w:rPr>
+                <w:sz w:val="14"/>
+              </w:rPr>
+              <w:t>Junyi Academy</w:t>
+            </w:r>
+          </w:p>
+        </w:tc>
+        <w:tc>
+          <w:tcPr>
+            <w:tcW w:w="833" w:type="pct"/>
+            <w:tcMar>
+              <w:top w:w="10" w:type="dxa"/>
+              <w:left w:w="20" w:type="dxa"/>
+              <w:bottom w:w="10" w:type="dxa"/>
+              <w:right w:w="20" w:type="dxa"/>
+            </w:tcMar>
+          </w:tcPr>
+          <w:p>
+            <w:pPr>
+              <w:rPr>
+                <w:sz w:val="14"/>
+              </w:rPr>
+            </w:pPr>
+            <w:r>
+              <w:rPr>
+                <w:sz w:val="14"/>
+              </w:rPr>
+              <w:t>DKT</w:t>
+            </w:r>
+          </w:p>
+        </w:tc>
+        <w:tc>
+          <w:tcPr>
+            <w:tcW w:w="833" w:type="pct"/>
+            <w:tcMar>
+              <w:top w:w="10" w:type="dxa"/>
+              <w:left w:w="20" w:type="dxa"/>
+              <w:bottom w:w="10" w:type="dxa"/>
+              <w:right w:w="20" w:type="dxa"/>
+            </w:tcMar>
+          </w:tcPr>
+          <w:p>
+            <w:pPr>
+              <w:rPr>
+                <w:sz w:val="14"/>
+              </w:rPr>
+            </w:pPr>
+            <w:r>
+              <w:rPr>
+                <w:sz w:val="14"/>
+              </w:rPr>
+              <w:t>50 rows</w:t>
+            </w:r>
+          </w:p>
+        </w:tc>
+        <w:tc>
+          <w:tcPr>
+            <w:tcW w:w="833" w:type="pct"/>
+            <w:tcMar>
+              <w:top w:w="10" w:type="dxa"/>
+              <w:left w:w="20" w:type="dxa"/>
+              <w:bottom w:w="10" w:type="dxa"/>
+              <w:right w:w="20" w:type="dxa"/>
+            </w:tcMar>
+          </w:tcPr>
+          <w:p>
+            <w:pPr>
+              <w:rPr>
+                <w:sz w:val="14"/>
+              </w:rPr>
+            </w:pPr>
+            <w:r>
+              <w:rPr>
+                <w:sz w:val="14"/>
+              </w:rPr>
+              <w:t>−0.004</w:t>
+            </w:r>
+          </w:p>
+        </w:tc>
+        <w:tc>
+          <w:tcPr>
+            <w:tcW w:w="833" w:type="pct"/>
+            <w:tcMar>
+              <w:top w:w="10" w:type="dxa"/>
+              <w:left w:w="20" w:type="dxa"/>
+              <w:bottom w:w="10" w:type="dxa"/>
+              <w:right w:w="20" w:type="dxa"/>
+            </w:tcMar>
+          </w:tcPr>
+          <w:p>
+            <w:pPr>
+              <w:rPr>
+                <w:sz w:val="14"/>
+              </w:rPr>
+            </w:pPr>
+            <w:r>
+              <w:rPr>
+                <w:sz w:val="14"/>
+              </w:rPr>
+              <w:t>[−0.022, +0.013]</w:t>
+            </w:r>
+          </w:p>
+        </w:tc>
+        <w:tc>
+          <w:tcPr>
+            <w:tcW w:w="833" w:type="pct"/>
+            <w:tcMar>
+              <w:top w:w="10" w:type="dxa"/>
+              <w:left w:w="20" w:type="dxa"/>
+              <w:bottom w:w="10" w:type="dxa"/>
+              <w:right w:w="20" w:type="dxa"/>
+            </w:tcMar>
+          </w:tcPr>
+          <w:p>
+            <w:pPr>
+              <w:rPr>
+                <w:sz w:val="14"/>
+              </w:rPr>
+            </w:pPr>
+            <w:r>
+              <w:rPr>
+                <w:sz w:val="14"/>
+              </w:rPr>
+              <w:t>CI includes 0</w:t>
+            </w:r>
+          </w:p>
+        </w:tc>
+      </w:tr>
+      <w:tr>
+        <w:trPr>
+          <w:cantSplit/>
+        </w:trPr>
+        <w:tc>
+          <w:tcPr>
+            <w:tcW w:w="833" w:type="pct"/>
+            <w:tcMar>
+              <w:top w:w="10" w:type="dxa"/>
+              <w:left w:w="20" w:type="dxa"/>
+              <w:bottom w:w="10" w:type="dxa"/>
+              <w:right w:w="20" w:type="dxa"/>
+            </w:tcMar>
+          </w:tcPr>
+          <w:p>
+            <w:pPr>
+              <w:rPr>
+                <w:sz w:val="14"/>
+              </w:rPr>
+            </w:pPr>
+            <w:r>
+              <w:rPr>
+                <w:sz w:val="14"/>
+              </w:rPr>
+              <w:t>Junyi Academy</w:t>
+            </w:r>
+          </w:p>
+        </w:tc>
+        <w:tc>
+          <w:tcPr>
+            <w:tcW w:w="833" w:type="pct"/>
+            <w:tcMar>
+              <w:top w:w="10" w:type="dxa"/>
+              <w:left w:w="20" w:type="dxa"/>
+              <w:bottom w:w="10" w:type="dxa"/>
+              <w:right w:w="20" w:type="dxa"/>
+            </w:tcMar>
+          </w:tcPr>
+          <w:p>
+            <w:pPr>
+              <w:rPr>
+                <w:sz w:val="14"/>
+              </w:rPr>
+            </w:pPr>
+            <w:r>
+              <w:rPr>
+                <w:sz w:val="14"/>
+              </w:rPr>
+              <w:t>T-KT</w:t>
+            </w:r>
+          </w:p>
+        </w:tc>
+        <w:tc>
+          <w:tcPr>
+            <w:tcW w:w="833" w:type="pct"/>
+            <w:tcMar>
+              <w:top w:w="10" w:type="dxa"/>
+              <w:left w:w="20" w:type="dxa"/>
+              <w:bottom w:w="10" w:type="dxa"/>
+              <w:right w:w="20" w:type="dxa"/>
+            </w:tcMar>
+          </w:tcPr>
+          <w:p>
+            <w:pPr>
+              <w:rPr>
+                <w:sz w:val="14"/>
+              </w:rPr>
+            </w:pPr>
+            <w:r>
+              <w:rPr>
+                <w:sz w:val="14"/>
+              </w:rPr>
+              <w:t>500 rows</w:t>
+            </w:r>
+          </w:p>
+        </w:tc>
+        <w:tc>
+          <w:tcPr>
+            <w:tcW w:w="833" w:type="pct"/>
+            <w:tcMar>
+              <w:top w:w="10" w:type="dxa"/>
+              <w:left w:w="20" w:type="dxa"/>
+              <w:bottom w:w="10" w:type="dxa"/>
+              <w:right w:w="20" w:type="dxa"/>
+            </w:tcMar>
+          </w:tcPr>
+          <w:p>
+            <w:pPr>
+              <w:rPr>
+                <w:sz w:val="14"/>
+              </w:rPr>
+            </w:pPr>
+            <w:r>
+              <w:rPr>
+                <w:sz w:val="14"/>
+              </w:rPr>
+              <w:t>+0.101</w:t>
+            </w:r>
+          </w:p>
+        </w:tc>
+        <w:tc>
+          <w:tcPr>
+            <w:tcW w:w="833" w:type="pct"/>
+            <w:tcMar>
+              <w:top w:w="10" w:type="dxa"/>
+              <w:left w:w="20" w:type="dxa"/>
+              <w:bottom w:w="10" w:type="dxa"/>
+              <w:right w:w="20" w:type="dxa"/>
+            </w:tcMar>
+          </w:tcPr>
+          <w:p>
+            <w:pPr>
+              <w:rPr>
+                <w:sz w:val="14"/>
+              </w:rPr>
+            </w:pPr>
+            <w:r>
+              <w:rPr>
+                <w:sz w:val="14"/>
+              </w:rPr>
+              <w:t>[+0.081, +0.120]</w:t>
+            </w:r>
+          </w:p>
+        </w:tc>
+        <w:tc>
+          <w:tcPr>
+            <w:tcW w:w="833" w:type="pct"/>
+            <w:tcMar>
+              <w:top w:w="10" w:type="dxa"/>
+              <w:left w:w="20" w:type="dxa"/>
+              <w:bottom w:w="10" w:type="dxa"/>
+              <w:right w:w="20" w:type="dxa"/>
+            </w:tcMar>
+          </w:tcPr>
+          <w:p>
+            <w:pPr>
+              <w:rPr>
+                <w:sz w:val="14"/>
+              </w:rPr>
+            </w:pPr>
+            <w:r>
+              <w:rPr>
+                <w:sz w:val="14"/>
+              </w:rPr>
+              <w:t>ECE higher</w:t>
+            </w:r>
+          </w:p>
+        </w:tc>
+      </w:tr>
+      <w:tr>
+        <w:trPr>
+          <w:cantSplit/>
+        </w:trPr>
+        <w:tc>
+          <w:tcPr>
+            <w:tcW w:w="833" w:type="pct"/>
+            <w:tcMar>
+              <w:top w:w="10" w:type="dxa"/>
+              <w:left w:w="20" w:type="dxa"/>
+              <w:bottom w:w="10" w:type="dxa"/>
+              <w:right w:w="20" w:type="dxa"/>
+            </w:tcMar>
+          </w:tcPr>
+          <w:p>
+            <w:pPr>
+              <w:rPr>
+                <w:sz w:val="14"/>
+              </w:rPr>
+            </w:pPr>
+            <w:r>
+              <w:rPr>
+                <w:sz w:val="14"/>
+              </w:rPr>
+              <w:t>Junyi Academy</w:t>
+            </w:r>
+          </w:p>
+        </w:tc>
+        <w:tc>
+          <w:tcPr>
+            <w:tcW w:w="833" w:type="pct"/>
+            <w:tcMar>
+              <w:top w:w="10" w:type="dxa"/>
+              <w:left w:w="20" w:type="dxa"/>
+              <w:bottom w:w="10" w:type="dxa"/>
+              <w:right w:w="20" w:type="dxa"/>
+            </w:tcMar>
+          </w:tcPr>
+          <w:p>
+            <w:pPr>
+              <w:rPr>
+                <w:sz w:val="14"/>
+              </w:rPr>
+            </w:pPr>
+            <w:r>
+              <w:rPr>
+                <w:sz w:val="14"/>
+              </w:rPr>
+              <w:t>T-KT</w:t>
+            </w:r>
+          </w:p>
+        </w:tc>
+        <w:tc>
+          <w:tcPr>
+            <w:tcW w:w="833" w:type="pct"/>
+            <w:tcMar>
+              <w:top w:w="10" w:type="dxa"/>
+              <w:left w:w="20" w:type="dxa"/>
+              <w:bottom w:w="10" w:type="dxa"/>
+              <w:right w:w="20" w:type="dxa"/>
+            </w:tcMar>
+          </w:tcPr>
+          <w:p>
+            <w:pPr>
+              <w:rPr>
+                <w:sz w:val="14"/>
+              </w:rPr>
+            </w:pPr>
+            <w:r>
+              <w:rPr>
+                <w:sz w:val="14"/>
+              </w:rPr>
+              <w:t>50 rows</w:t>
+            </w:r>
+          </w:p>
+        </w:tc>
+        <w:tc>
+          <w:tcPr>
+            <w:tcW w:w="833" w:type="pct"/>
+            <w:tcMar>
+              <w:top w:w="10" w:type="dxa"/>
+              <w:left w:w="20" w:type="dxa"/>
+              <w:bottom w:w="10" w:type="dxa"/>
+              <w:right w:w="20" w:type="dxa"/>
+            </w:tcMar>
+          </w:tcPr>
+          <w:p>
+            <w:pPr>
+              <w:rPr>
+                <w:sz w:val="14"/>
+              </w:rPr>
+            </w:pPr>
+            <w:r>
+              <w:rPr>
+                <w:sz w:val="14"/>
+              </w:rPr>
+              <w:t>+0.135</w:t>
+            </w:r>
+          </w:p>
+        </w:tc>
+        <w:tc>
+          <w:tcPr>
+            <w:tcW w:w="833" w:type="pct"/>
+            <w:tcMar>
+              <w:top w:w="10" w:type="dxa"/>
+              <w:left w:w="20" w:type="dxa"/>
+              <w:bottom w:w="10" w:type="dxa"/>
+              <w:right w:w="20" w:type="dxa"/>
+            </w:tcMar>
+          </w:tcPr>
+          <w:p>
+            <w:pPr>
+              <w:rPr>
+                <w:sz w:val="14"/>
+              </w:rPr>
+            </w:pPr>
+            <w:r>
+              <w:rPr>
+                <w:sz w:val="14"/>
+              </w:rPr>
+              <w:t>[+0.110, +0.161]</w:t>
+            </w:r>
+          </w:p>
+        </w:tc>
+        <w:tc>
+          <w:tcPr>
+            <w:tcW w:w="833" w:type="pct"/>
+            <w:tcMar>
+              <w:top w:w="10" w:type="dxa"/>
+              <w:left w:w="20" w:type="dxa"/>
+              <w:bottom w:w="10" w:type="dxa"/>
+              <w:right w:w="20" w:type="dxa"/>
+            </w:tcMar>
+          </w:tcPr>
+          <w:p>
+            <w:pPr>
+              <w:rPr>
+                <w:sz w:val="14"/>
+              </w:rPr>
+            </w:pPr>
+            <w:r>
+              <w:rPr>
+                <w:sz w:val="14"/>
+              </w:rPr>
+              <w:t>ECE higher</w:t>
+            </w:r>
+          </w:p>
+        </w:tc>
+      </w:tr>
+      <w:tr>
+        <w:trPr>
+          <w:cantSplit/>
+        </w:trPr>
+        <w:tc>
+          <w:tcPr>
+            <w:tcW w:w="833" w:type="pct"/>
+            <w:tcMar>
+              <w:top w:w="10" w:type="dxa"/>
+              <w:left w:w="20" w:type="dxa"/>
+              <w:bottom w:w="10" w:type="dxa"/>
+              <w:right w:w="20" w:type="dxa"/>
+            </w:tcMar>
+          </w:tcPr>
+          <w:p>
+            <w:pPr>
+              <w:rPr>
+                <w:sz w:val="14"/>
+              </w:rPr>
+            </w:pPr>
+            <w:r>
+              <w:rPr>
+                <w:sz w:val="14"/>
+              </w:rPr>
               <w:t>XES3G5M</w:t>
             </w:r>
           </w:p>
@@ -8947,7 +9256,7 @@
               <w:rPr>
                 <w:sz w:val="14"/>
               </w:rPr>
-              <w:t>−0.008</w:t>
+              <w:t>+0.142</w:t>
             </w:r>
           </w:p>
         </w:tc>
@@ -8971,7 +9280,7 @@
               <w:rPr>
                 <w:sz w:val="14"/>
               </w:rPr>
-              <w:t>[−0.019, +0.004]</w:t>
+              <w:t>[+0.104, +0.189]</w:t>
             </w:r>
           </w:p>
         </w:tc>
@@ -8995,7 +9304,454 @@
               <w:rPr>
                 <w:sz w:val="14"/>
               </w:rPr>
-              <w:t>CI includes 0</w:t>
+              <w:t>ECE higher</w:t>
+            </w:r>
+          </w:p>
+        </w:tc>
+      </w:tr>
+      <w:tr>
+        <w:trPr>
+          <w:cantSplit/>
+        </w:trPr>
+        <w:tc>
+          <w:tcPr>
+            <w:tcW w:w="833" w:type="pct"/>
+            <w:tcMar>
+              <w:top w:w="10" w:type="dxa"/>
+              <w:left w:w="20" w:type="dxa"/>
+              <w:bottom w:w="10" w:type="dxa"/>
+              <w:right w:w="20" w:type="dxa"/>
+            </w:tcMar>
+          </w:tcPr>
+          <w:p>
+            <w:pPr>
+              <w:rPr>
+                <w:sz w:val="14"/>
+              </w:rPr>
+            </w:pPr>
+            <w:r>
+              <w:rPr>
+                <w:sz w:val="14"/>
+              </w:rPr>
+              <w:t>XES3G5M</w:t>
+            </w:r>
+          </w:p>
+        </w:tc>
+        <w:tc>
+          <w:tcPr>
+            <w:tcW w:w="833" w:type="pct"/>
+            <w:tcMar>
+              <w:top w:w="10" w:type="dxa"/>
+              <w:left w:w="20" w:type="dxa"/>
+              <w:bottom w:w="10" w:type="dxa"/>
+              <w:right w:w="20" w:type="dxa"/>
+            </w:tcMar>
+          </w:tcPr>
+          <w:p>
+            <w:pPr>
+              <w:rPr>
+                <w:sz w:val="14"/>
+              </w:rPr>
+            </w:pPr>
+            <w:r>
+              <w:rPr>
+                <w:sz w:val="14"/>
+              </w:rPr>
+              <w:t>DKT</w:t>
+            </w:r>
+          </w:p>
+        </w:tc>
+        <w:tc>
+          <w:tcPr>
+            <w:tcW w:w="833" w:type="pct"/>
+            <w:tcMar>
+              <w:top w:w="10" w:type="dxa"/>
+              <w:left w:w="20" w:type="dxa"/>
+              <w:bottom w:w="10" w:type="dxa"/>
+              <w:right w:w="20" w:type="dxa"/>
+            </w:tcMar>
+          </w:tcPr>
+          <w:p>
+            <w:pPr>
+              <w:rPr>
+                <w:sz w:val="14"/>
+              </w:rPr>
+            </w:pPr>
+            <w:r>
+              <w:rPr>
+                <w:sz w:val="14"/>
+              </w:rPr>
+              <w:t>50 rows</w:t>
+            </w:r>
+          </w:p>
+        </w:tc>
+        <w:tc>
+          <w:tcPr>
+            <w:tcW w:w="833" w:type="pct"/>
+            <w:tcMar>
+              <w:top w:w="10" w:type="dxa"/>
+              <w:left w:w="20" w:type="dxa"/>
+              <w:bottom w:w="10" w:type="dxa"/>
+              <w:right w:w="20" w:type="dxa"/>
+            </w:tcMar>
+          </w:tcPr>
+          <w:p>
+            <w:pPr>
+              <w:rPr>
+                <w:sz w:val="14"/>
+              </w:rPr>
+            </w:pPr>
+            <w:r>
+              <w:rPr>
+                <w:sz w:val="14"/>
+              </w:rPr>
+              <w:t>+0.161</w:t>
+            </w:r>
+          </w:p>
+        </w:tc>
+        <w:tc>
+          <w:tcPr>
+            <w:tcW w:w="833" w:type="pct"/>
+            <w:tcMar>
+              <w:top w:w="10" w:type="dxa"/>
+              <w:left w:w="20" w:type="dxa"/>
+              <w:bottom w:w="10" w:type="dxa"/>
+              <w:right w:w="20" w:type="dxa"/>
+            </w:tcMar>
+          </w:tcPr>
+          <w:p>
+            <w:pPr>
+              <w:rPr>
+                <w:sz w:val="14"/>
+              </w:rPr>
+            </w:pPr>
+            <w:r>
+              <w:rPr>
+                <w:sz w:val="14"/>
+              </w:rPr>
+              <w:t>[+0.127, +0.196]</w:t>
+            </w:r>
+          </w:p>
+        </w:tc>
+        <w:tc>
+          <w:tcPr>
+            <w:tcW w:w="833" w:type="pct"/>
+            <w:tcMar>
+              <w:top w:w="10" w:type="dxa"/>
+              <w:left w:w="20" w:type="dxa"/>
+              <w:bottom w:w="10" w:type="dxa"/>
+              <w:right w:w="20" w:type="dxa"/>
+            </w:tcMar>
+          </w:tcPr>
+          <w:p>
+            <w:pPr>
+              <w:rPr>
+                <w:sz w:val="14"/>
+              </w:rPr>
+            </w:pPr>
+            <w:r>
+              <w:rPr>
+                <w:sz w:val="14"/>
+              </w:rPr>
+              <w:t>ECE higher</w:t>
+            </w:r>
+          </w:p>
+        </w:tc>
+      </w:tr>
+      <w:tr>
+        <w:trPr>
+          <w:cantSplit/>
+        </w:trPr>
+        <w:tc>
+          <w:tcPr>
+            <w:tcW w:w="833" w:type="pct"/>
+            <w:tcMar>
+              <w:top w:w="10" w:type="dxa"/>
+              <w:left w:w="20" w:type="dxa"/>
+              <w:bottom w:w="10" w:type="dxa"/>
+              <w:right w:w="20" w:type="dxa"/>
+            </w:tcMar>
+          </w:tcPr>
+          <w:p>
+            <w:pPr>
+              <w:rPr>
+                <w:sz w:val="14"/>
+              </w:rPr>
+            </w:pPr>
+            <w:r>
+              <w:rPr>
+                <w:sz w:val="14"/>
+              </w:rPr>
+              <w:t>XES3G5M</w:t>
+            </w:r>
+          </w:p>
+        </w:tc>
+        <w:tc>
+          <w:tcPr>
+            <w:tcW w:w="833" w:type="pct"/>
+            <w:tcMar>
+              <w:top w:w="10" w:type="dxa"/>
+              <w:left w:w="20" w:type="dxa"/>
+              <w:bottom w:w="10" w:type="dxa"/>
+              <w:right w:w="20" w:type="dxa"/>
+            </w:tcMar>
+          </w:tcPr>
+          <w:p>
+            <w:pPr>
+              <w:rPr>
+                <w:sz w:val="14"/>
+              </w:rPr>
+            </w:pPr>
+            <w:r>
+              <w:rPr>
+                <w:sz w:val="14"/>
+              </w:rPr>
+              <w:t>T-KT</w:t>
+            </w:r>
+          </w:p>
+        </w:tc>
+        <w:tc>
+          <w:tcPr>
+            <w:tcW w:w="833" w:type="pct"/>
+            <w:tcMar>
+              <w:top w:w="10" w:type="dxa"/>
+              <w:left w:w="20" w:type="dxa"/>
+              <w:bottom w:w="10" w:type="dxa"/>
+              <w:right w:w="20" w:type="dxa"/>
+            </w:tcMar>
+          </w:tcPr>
+          <w:p>
+            <w:pPr>
+              <w:rPr>
+                <w:sz w:val="14"/>
+              </w:rPr>
+            </w:pPr>
+            <w:r>
+              <w:rPr>
+                <w:sz w:val="14"/>
+              </w:rPr>
+              <w:t>500 rows</w:t>
+            </w:r>
+          </w:p>
+        </w:tc>
+        <w:tc>
+          <w:tcPr>
+            <w:tcW w:w="833" w:type="pct"/>
+            <w:tcMar>
+              <w:top w:w="10" w:type="dxa"/>
+              <w:left w:w="20" w:type="dxa"/>
+              <w:bottom w:w="10" w:type="dxa"/>
+              <w:right w:w="20" w:type="dxa"/>
+            </w:tcMar>
+          </w:tcPr>
+          <w:p>
+            <w:pPr>
+              <w:rPr>
+                <w:sz w:val="14"/>
+              </w:rPr>
+            </w:pPr>
+            <w:r>
+              <w:rPr>
+                <w:sz w:val="14"/>
+              </w:rPr>
+              <w:t>+0.041</w:t>
+            </w:r>
+          </w:p>
+        </w:tc>
+        <w:tc>
+          <w:tcPr>
+            <w:tcW w:w="833" w:type="pct"/>
+            <w:tcMar>
+              <w:top w:w="10" w:type="dxa"/>
+              <w:left w:w="20" w:type="dxa"/>
+              <w:bottom w:w="10" w:type="dxa"/>
+              <w:right w:w="20" w:type="dxa"/>
+            </w:tcMar>
+          </w:tcPr>
+          <w:p>
+            <w:pPr>
+              <w:rPr>
+                <w:sz w:val="14"/>
+              </w:rPr>
+            </w:pPr>
+            <w:r>
+              <w:rPr>
+                <w:sz w:val="14"/>
+              </w:rPr>
+              <w:t>[+0.020, +0.063]</w:t>
+            </w:r>
+          </w:p>
+        </w:tc>
+        <w:tc>
+          <w:tcPr>
+            <w:tcW w:w="833" w:type="pct"/>
+            <w:tcMar>
+              <w:top w:w="10" w:type="dxa"/>
+              <w:left w:w="20" w:type="dxa"/>
+              <w:bottom w:w="10" w:type="dxa"/>
+              <w:right w:w="20" w:type="dxa"/>
+            </w:tcMar>
+          </w:tcPr>
+          <w:p>
+            <w:pPr>
+              <w:rPr>
+                <w:sz w:val="14"/>
+              </w:rPr>
+            </w:pPr>
+            <w:r>
+              <w:rPr>
+                <w:sz w:val="14"/>
+              </w:rPr>
+              <w:t>ECE higher</w:t>
+            </w:r>
+          </w:p>
+        </w:tc>
+      </w:tr>
+      <w:tr>
+        <w:trPr>
+          <w:cantSplit/>
+        </w:trPr>
+        <w:tc>
+          <w:tcPr>
+            <w:tcW w:w="833" w:type="pct"/>
+            <w:tcMar>
+              <w:top w:w="10" w:type="dxa"/>
+              <w:left w:w="20" w:type="dxa"/>
+              <w:bottom w:w="10" w:type="dxa"/>
+              <w:right w:w="20" w:type="dxa"/>
+            </w:tcMar>
+          </w:tcPr>
+          <w:p>
+            <w:pPr>
+              <w:rPr>
+                <w:sz w:val="14"/>
+              </w:rPr>
+            </w:pPr>
+            <w:r>
+              <w:rPr>
+                <w:sz w:val="14"/>
+              </w:rPr>
+              <w:t>XES3G5M</w:t>
+            </w:r>
+          </w:p>
+        </w:tc>
+        <w:tc>
+          <w:tcPr>
+            <w:tcW w:w="833" w:type="pct"/>
+            <w:tcMar>
+              <w:top w:w="10" w:type="dxa"/>
+              <w:left w:w="20" w:type="dxa"/>
+              <w:bottom w:w="10" w:type="dxa"/>
+              <w:right w:w="20" w:type="dxa"/>
+            </w:tcMar>
+          </w:tcPr>
+          <w:p>
+            <w:pPr>
+              <w:rPr>
+                <w:sz w:val="14"/>
+              </w:rPr>
+            </w:pPr>
+            <w:r>
+              <w:rPr>
+                <w:sz w:val="14"/>
+              </w:rPr>
+              <w:t>T-KT</w:t>
+            </w:r>
+          </w:p>
+        </w:tc>
+        <w:tc>
+          <w:tcPr>
+            <w:tcW w:w="833" w:type="pct"/>
+            <w:tcMar>
+              <w:top w:w="10" w:type="dxa"/>
+              <w:left w:w="20" w:type="dxa"/>
+              <w:bottom w:w="10" w:type="dxa"/>
+              <w:right w:w="20" w:type="dxa"/>
+            </w:tcMar>
+          </w:tcPr>
+          <w:p>
+            <w:pPr>
+              <w:rPr>
+                <w:sz w:val="14"/>
+              </w:rPr>
+            </w:pPr>
+            <w:r>
+              <w:rPr>
+                <w:sz w:val="14"/>
+              </w:rPr>
+              <w:t>50 rows</w:t>
+            </w:r>
+          </w:p>
+        </w:tc>
+        <w:tc>
+          <w:tcPr>
+            <w:tcW w:w="833" w:type="pct"/>
+            <w:tcMar>
+              <w:top w:w="10" w:type="dxa"/>
+              <w:left w:w="20" w:type="dxa"/>
+              <w:bottom w:w="10" w:type="dxa"/>
+              <w:right w:w="20" w:type="dxa"/>
+            </w:tcMar>
+          </w:tcPr>
+          <w:p>
+            <w:pPr>
+              <w:rPr>
+                <w:sz w:val="14"/>
+              </w:rPr>
+            </w:pPr>
+            <w:r>
+              <w:rPr>
+                <w:sz w:val="14"/>
+              </w:rPr>
+              <w:t>+0.110</w:t>
+            </w:r>
+          </w:p>
+        </w:tc>
+        <w:tc>
+          <w:tcPr>
+            <w:tcW w:w="833" w:type="pct"/>
+            <w:tcMar>
+              <w:top w:w="10" w:type="dxa"/>
+              <w:left w:w="20" w:type="dxa"/>
+              <w:bottom w:w="10" w:type="dxa"/>
+              <w:right w:w="20" w:type="dxa"/>
+            </w:tcMar>
+          </w:tcPr>
+          <w:p>
+            <w:pPr>
+              <w:rPr>
+                <w:sz w:val="14"/>
+              </w:rPr>
+            </w:pPr>
+            <w:r>
+              <w:rPr>
+                <w:sz w:val="14"/>
+              </w:rPr>
+              <w:t>[+0.071, +0.156]</w:t>
+            </w:r>
+          </w:p>
+        </w:tc>
+        <w:tc>
+          <w:tcPr>
+            <w:tcW w:w="833" w:type="pct"/>
+            <w:tcMar>
+              <w:top w:w="10" w:type="dxa"/>
+              <w:left w:w="20" w:type="dxa"/>
+              <w:bottom w:w="10" w:type="dxa"/>
+              <w:right w:w="20" w:type="dxa"/>
+            </w:tcMar>
+          </w:tcPr>
+          <w:p>
+            <w:pPr>
+              <w:rPr>
+                <w:sz w:val="14"/>
+              </w:rPr>
+            </w:pPr>
+            <w:r>
+              <w:rPr>
+                <w:sz w:val="14"/>
+              </w:rPr>
+              <w:t>ECE higher</w:t>
             </w:r>
           </w:p>
         </w:tc>
@@ -9003,8 +9759,9 @@
     </w:tbl>
     <w:p>
       <w:pPr>
-        <w:pStyle w:val="Heading2"/>
-        <w:ind w:left="300" w:hanging="300"/>
+        <w:rPr>
+          <w:sz w:val="2"/>
+        </w:rPr>
         <w:sectPr>
           <w:type w:val="continuous"/>
           <w:pgSz w:w="11907" w:h="16839" w:code="9"/>
@@ -9016,8 +9773,9 @@
     </w:p>
     <w:p>
       <w:pPr>
-        <w:pStyle w:val="Heading2"/>
-        <w:ind w:left="300" w:hanging="300"/>
+        <w:rPr>
+          <w:sz w:val="2"/>
+        </w:rPr>
         <w:sectPr>
           <w:type w:val="continuous"/>
           <w:pgSz w:w="11907" w:h="16839" w:code="9"/>
@@ -9041,7 +9799,7 @@
     </w:p>
     <w:p>
       <w:r>
-        <w:t>GKT (a train-only graph) and a CL4KT protocol adapter are scored only on ASSISTments 2012 fold 0 (seed 42). They are exploratory, single-fold, ASSISTments-only instantiations: not a state-of-the-art comparison, not a proposed method, and not an official CL4KT checkpoint. Table 5: GKT FAR is 0.205 [0.194, 0.217] dense versus 0.220 [0.149, 0.295] sparse (ΔFAR=+0.015; 95% CI [−0.054, 0.092] includes 0). The CL4KT adapter FAR is 0.185 [0.176, 0.194] versus 0.240 [0.159, 0.330] (ΔFAR 95% CI [−0.018, 0.142] includes 0). A CI that includes 0 is not evidence that either architecture is safer in production.</w:t>
+        <w:t>GKT (a train-only graph) and a CL4KT protocol adapter are scored only on ASSISTments 2012 fold 0 (seed 42). They are exploratory, single-fold, ASSISTments-only instantiations: not a state-of-the-art comparison, not a proposed method, and not an official CL4KT checkpoint. On the same seed-42 gate (not shown in Table 5), GKT FAR is 0.205 [0.194, 0.217] dense versus 0.220 [0.149, 0.295] sparse (ΔFAR=+0.015; 95% CI [−0.054, 0.092] includes 0). The CL4KT adapter FAR is 0.185 [0.176, 0.194] versus 0.240 [0.159, 0.330] (ΔFAR 95% CI [−0.018, 0.142] includes 0). A CI that includes 0 is not evidence that either architecture is safer in production.</w:t>
       </w:r>
     </w:p>
     <w:p>
@@ -9070,10 +9828,7 @@
     </w:p>
     <w:p>
       <w:r>
-        <w:t xml:space="preserve">Three empirical regularities, not laws, structure the results. First, training frequency is not a universal predictor of AUC failure: on XES3G5M, sparse-stratum AUC is higher than dense-stratum AUC for DKT and SimpleKT (Reliable occupancy), and Junyi’s learner-based sparse bucket is empty rather than a ranking collapse. Second, calibration vulnerability is dataset-dependent. ASSISTments 2012 SimpleKT ECE is associated with a dense-to-sparse rise under Limited sparse support (Table 4, N=415); XES3G5M </w:t>
-      </w:r>
-      <w:r>
-        <w:t>SimpleKT ECE is a counter-pattern that stays essentially flat despite Reliable sparse occupancy. Calibration is not guaranteed to worsen as frequency falls. Third, threshold behavior can differ by frequency stratum. The simulated ASSISTments gate (Tables 5–6) can raise SimpleKT FAR on sparse KCs relative to dense KCs, with ΔFAR positive in all five training runs spanning four unique student partitions; on XES3G5M, ΔFAR and ΔMiss can move in opposite directions, so a flat ECE is not a flat miss rate.</w:t>
+        <w:t>Three empirical regularities, not laws, structure the results. First, training frequency is not a universal predictor of AUC failure: on XES3G5M, sparse-stratum AUC is higher than dense-stratum AUC for DKT and T-KT (Reliable occupancy), and Junyi’s learner-based sparse bucket is empty (exercise-level tagging) rather than a ranking collapse. Second, calibration vulnerability is dataset-dependent. ASSISTments 2012 T-KT ECE is associated with a dense-to-sparse rise under Limited sparse support (Table 4, N=415); XES3G5M T-KT ECE is a counter-pattern that stays essentially flat despite Reliable sparse occupancy. Calibration is not guaranteed to worsen as frequency falls. Third, threshold behavior can differ by frequency stratum. The simulated ASSISTments gate (Tables 5–6) can raise T-KT FAR on sparse KCs relative to dense KCs, with ΔFAR positive in 4/4 unique learner partitions (and in 5/5 training runs, two of which share a split); on XES3G5M, T-KT ΔFAR and ΔMiss are both negative after padding is excluded, so a flat ECE is not by itself a decision-error result.</w:t>
       </w:r>
     </w:p>
     <w:p>
@@ -9090,7 +9845,7 @@
     </w:p>
     <w:p>
       <w:r>
-        <w:t>Before using one global KT probability threshold for remediation or advancement, four checks are warranted under the evaluated conditions: (i) inspect KC-frequency occupancy on the training fold actually used, including empty buckets; (ii) evaluate per-stratum calibration separately from AUC; (iii) evaluate threshold-error metrics (FAR, expected FAR, Excess FAR, and Miss) with their denominators; (iv) ensure sufficient sample support before treating a slice as actionable. R/L/I flags are descriptive occupancy labels, not inferential guarantees. A population AUC win, or an exploratory GKT/CL4KT run, is not by itself evidence that a global gate is safer on the tail.</w:t>
+        <w:t>TSCDA is four checks before using one global KT probability threshold for remediation or advancement: (i) inspect KC-frequency occupancy on the training fold actually used, including empty buckets; (ii) evaluate per-stratum calibration separately from AUC; (iii) evaluate threshold-error metrics (FAR, expected FAR, Excess FAR, and Miss) with their denominators; (iv) ensure sufficient sample support before treating a slice as actionable. R/L/I flags are descriptive occupancy labels, not inferential guarantees. This study does not apply temperature scaling [11] or Platt scaling [26]; those maps would be a separate post-hoc experiment. A platform can log Nadvance and FAR by train-only KC stratum from operational traces without an RCT. Those checks are not a validated classroom policy. On the same seed-42 T-KT scores, three simulated policies leave population FAR at 0.197 (Supplementary Table S4): global τ=0.7; advance only on Reliable occupancy; and τ=0.8 on the sparse stratum. Sparse Nadvance is 235, 0, and 218. Population FAR therefore hides the occupancy design; TSCDA reports the slice. A population AUC win, or an exploratory GKT/CL4KT run, is not by itself evidence that a global gate is safer on the tail.</w:t>
       </w:r>
     </w:p>
     <w:p>
@@ -9102,13 +9857,12 @@
         </w:numPr>
       </w:pPr>
       <w:r>
-        <w:lastRenderedPageBreak/>
         <w:t>C. Why datasets differ</w:t>
       </w:r>
     </w:p>
     <w:p>
       <w:r>
-        <w:t>The three logs differ on measured structural descriptors (Table 7): sparse mass 18.9%, 0%, and 22.5% of KCs; sparse test support Limited (N=415), empty, and Reliable (N=2,010); frequency–difficulty Spearman ρ=−0.227, −0.416, and +0.087. Item support is also heterogeneous (median items per KC 44.5, 18, and 3). A curriculum-position proxy (median normalized sequence position) yields ρ=−0.308, −0.324, and −0.125. Within-KC sparsification (Table 8) does not reproduce the observational ASSISTments SimpleKT ECE gradient. These are associations on these datasets. Untested explanations—curriculum hierarchy, tagging granularity, ceiling effects, and item semantics—are hypotheses unless experimentally isolated, which this study does not do.</w:t>
+        <w:t>The three logs differ on C1–C2 estimability and on structural context (Table 7). Junyi’s learner-based sparse bucket is empty because the operational KC is an exercise identifier (ucid), so TSCDA can refuse a sparse claim when tagging is finer than a skill. ASSISTments and XES3G5M both have a non-empty sparse tail and at least Limited test support, yet T-KT ECE rises on ASSISTments and stays essentially flat on XES3G5M. Frequency–difficulty coupling, item support, and curriculum-position coupling are reported as context, not as necessary or sufficient conditions for that direction. Within-KC sparsification (Table 8) does not reproduce the observational ASSISTments T-KT ECE gradient. These are associations on these datasets. Untested explanations—curriculum hierarchy, tagging granularity, ceiling effects, and item semantics—are hypotheses unless experimentally isolated, which this study does not do.</w:t>
       </w:r>
     </w:p>
     <w:p>
@@ -9142,7 +9896,7 @@
     </w:p>
     <w:p>
       <w:r>
-        <w:t>Under the evaluated conditions, KT probabilities that look adequate on aggregate AUC can still be poorly calibrated on sparse KCs in some dataset-model settings, and a global threshold can then raise the false-advance rate on those skills. That association appears for SimpleKT on ASSISTments 2012 (Limited sparse support). It is not reported for Junyi’s empty learner-based sparse bucket, and XES3G5M SimpleKT ECE remains essentially flat. Sparse-concept occupancy, calibration, and threshold-error checks are therefore conditionally useful for educational-technology gates. This paper is a simulated decision-error check, not a new KT model and not a classroom intervention.</w:t>
+        <w:t>Under the evaluated conditions, KT probabilities that look adequate on aggregate AUC can still be poorly calibrated on sparse KCs in some dataset-model settings, and a global threshold can then raise the false-advance rate on those skills. That association appears for T-KT on ASSISTments 2012 (Limited sparse support). It is not reported for Junyi’s empty learner-based sparse bucket, and XES3G5M T-KT ECE remains essentially flat. TSCDA occupancy, calibration, and threshold-error checks are therefore conditionally useful for educational-technology gates. This paper is a simulated decision-error audit, not a new KT model and not a classroom intervention.</w:t>
       </w:r>
     </w:p>
     <w:p>
@@ -9190,7 +9944,7 @@
         <w:pStyle w:val="Text"/>
       </w:pPr>
       <w:r>
-        <w:t>This study is a secondary analysis of publicly released, de-identified benchmark educational datasets (ASSISTments 2012, Junyi Academy, and XES3G5M). No new human participants were recruited and no classroom intervention was conducted. The work uses only records already released by the original dataset providers.</w:t>
+        <w:t>This study is a secondary analysis of publicly released, de-identified benchmark educational datasets (ASSISTments 2012, Junyi Academy, and XES3G5M). No new human participants were recruited and no classroom intervention was conducted. The work uses only records already released by the original dataset providers. This manuscript is not under consideration for publication elsewhere.</w:t>
       </w:r>
     </w:p>
     <w:p>
@@ -9212,7 +9966,7 @@
         <w:rPr>
           <w:noProof/>
         </w:rPr>
-        <w:t>Anonymized code, data-preprocessing scripts, and evaluation pipelines are available for peer review at https:/​/​anonymous.4open.science/​r/​Sparse-Concept-and-Calibration-6E5B/​. Source benchmark datasets are publicly released by their original providers. A public repository will be released upon acceptance.</w:t>
+        <w:t>Code, data-preprocessing scripts, and evaluation pipelines are available at https:/​/​github.com/​trinhnkt/​Sparse-Concept-and-Calibration. Source benchmark datasets are publicly released by their original providers.</w:t>
       </w:r>
     </w:p>
     <w:p>
@@ -9228,7 +9982,7 @@
         <w:pStyle w:val="Text"/>
       </w:pPr>
       <w:r>
-        <w:t>During manuscript preparation, the authors used ChatGPT, Claude, and Google Antigravity for language polishing, formatting, consistency checking, and reproducibility prompt preparation. Tool versions were not recorded. These tools were not used to fabricate or alter experimental results. After using these tools, the authors reviewed and edited the content. The authors remain responsible for all content. Generative AI is not listed as a co-author.</w:t>
+        <w:t>During manuscript preparation, the authors used ChatGPT GPT-5.6, Claude Sonnet 5, Google Antigravity 2.11.0, and Cursor Grok 4.6 for language polishing, formatting, consistency checking, and reproducibility-prompt preparation. AI was not used to fabricate or alter experimental results. After using these tools, the authors reviewed and edited the content. The authors remain responsible for all content. Generative AI is not listed as a co-author.</w:t>
       </w:r>
     </w:p>
     <w:p>
@@ -9331,7 +10085,13 @@
         <w:pStyle w:val="References"/>
       </w:pPr>
       <w:r>
-        <w:t>Z. Liu, Q. Liu, J. Chen, S. Huang, and W. Luo, “SimpleKT: A simple but tough-to-beat baseline for Knowledge Tracing,” in The Eleventh International Conference on Learning Representations, 2023.</w:t>
+        <w:t>Z. Liu, Q. Liu, J. Chen, S. Huang, and W. Luo, “</w:t>
+      </w:r>
+      <w:r>
+        <w:t>SimpleKT: A simple but tough-to-beat baseline for Knowledge Tracing</w:t>
+      </w:r>
+      <w:r>
+        <w:t>,” in The Eleventh International Conference on Learning Representations, 2023.</w:t>
       </w:r>
     </w:p>
     <w:p>
@@ -9339,7 +10099,7 @@
         <w:pStyle w:val="References"/>
       </w:pPr>
       <w:r>
-        <w:t>Z. Liu, Q. Liu, J. Chen, S. Huang, J. Tang, and W. Luo, “pyKT: A python library to benchmark deep learning based Knowledge Tracing models,” in Proc. 36th Conference on Neural Information Processing Systems Datasets and Benchmarks Track, 2022.</w:t>
+        <w:t>Z. Liu, Q. Liu, J. Chen, S. Huang, J. Tang, and W. Luo, “pyKT: A Python library to benchmark deep learning based Knowledge Tracing models,” in Proc. 36th Conference on Neural Information Processing Systems Datasets and Benchmarks Track, 2022.</w:t>
       </w:r>
     </w:p>
     <w:p>
@@ -9515,14 +10275,7 @@
         <w:rPr>
           <w:noProof/>
         </w:rPr>
-        <w:t xml:space="preserve">X. Yan, C. Tang, and A. Shimada, “Recovering stranded discrimination in Knowledge Tracing: Per-item bias correction via </w:t>
-      </w:r>
-      <w:r>
-        <w:rPr>
-          <w:noProof/>
-        </w:rPr>
-        <w:lastRenderedPageBreak/>
-        <w:t>empirical-Bayes shrinkage,” arXiv:2606.14123, 2026. doi: 10.48550/arXiv.2606.14123</w:t>
+        <w:t>X. Yan, C. Tang, and A. Shimada, “Recovering stranded discrimination in Knowledge Tracing: Per-item bias correction via empirical-Bayes shrinkage,” arXiv:2606.14123, 2026, accepted at ECML PKDD 2026. doi: 10.48550/arXiv.2606.14123</w:t>
       </w:r>
     </w:p>
     <w:p>
@@ -9616,6 +10369,38 @@
       </w:pPr>
       <w:r>
         <w:t>J. Mitton, P. Bhattacharyya, R. Abboud, and S. Woodhead, “Knowing when to defer: Selective prediction for responsible Knowledge Tracing,” in Proc. Impactful and Responsible AI Systems for Education Workshop, Proc. Machine Learning Research, vol. 339, 2026, pp. 22–42.</w:t>
+      </w:r>
+    </w:p>
+    <w:p>
+      <w:pPr>
+        <w:pStyle w:val="References"/>
+      </w:pPr>
+      <w:r>
+        <w:t>A. H. Murphy, “A new vector partition of the probability score,” Journal of Applied Meteorology, vol. 12, no. 4, pp. 595–600, 1973. doi: 10.1175/1520-0450(1973)012&lt;0595:ANVPOT&gt;2.0.CO;2</w:t>
+      </w:r>
+    </w:p>
+    <w:p>
+      <w:pPr>
+        <w:pStyle w:val="References"/>
+      </w:pPr>
+      <w:r>
+        <w:t>S. E. Fancsali, T. Nixon, and S. Ritter, “Optimal and worst-case performance of mastery learning assessment with Bayesian Knowledge Tracing,” in Proc. 6th International Conference on Educational Data Mining, 2013, pp. 35–42.</w:t>
+      </w:r>
+    </w:p>
+    <w:p>
+      <w:pPr>
+        <w:pStyle w:val="References"/>
+      </w:pPr>
+      <w:r>
+        <w:t>J. Zhang, R. Das, R. S. Baker, and R. Scruggs, “Knowledge tracing models’ predictive performance when a student starts a skill,” in Proc. 14th International Conference on Educational Data Mining, 2021, pp. 625–629.</w:t>
+      </w:r>
+    </w:p>
+    <w:p>
+      <w:pPr>
+        <w:pStyle w:val="References"/>
+      </w:pPr>
+      <w:r>
+        <w:t>J. Platt, “Probabilistic outputs for support vector machines and comparisons to regularized likelihood methods,” in Advances in Large Margin Classifiers, 1999, pp. 61–74.</w:t>
       </w:r>
     </w:p>
     <w:p>
@@ -9663,10 +10448,9 @@
     </w:p>
     <w:p>
       <w:pPr>
-        <w:pStyle w:val="FigureCaption"/>
-        <w:overflowPunct w:val="0"/>
         <w:rPr>
           <w:rFonts w:eastAsia="SimSun"/>
+          <w:sz w:val="2"/>
           <w:lang w:eastAsia="zh-CN"/>
         </w:rPr>
         <w:sectPr>
@@ -9678,15 +10462,16 @@
         </w:sectPr>
       </w:pPr>
       <w:r>
+        <w:rPr>
+          <w:sz w:val="2"/>
+        </w:rPr>
         <w:tab/>
       </w:r>
     </w:p>
     <w:p>
       <w:pPr>
-        <w:pStyle w:val="FigureCaption"/>
-        <w:overflowPunct w:val="0"/>
         <w:rPr>
-          <w:rFonts w:eastAsia="SimSun"/>
+          <w:sz w:val="2"/>
           <w:lang w:eastAsia="zh-CN"/>
         </w:rPr>
         <w:sectPr>
@@ -10114,6 +10899,95 @@
     </w:lvl>
   </w:abstractNum>
   <w:abstractNum w:abstractNumId="1" w15:restartNumberingAfterBreak="0">
+    <w:nsid w:val="173A3325"/>
+    <w:multiLevelType w:val="hybridMultilevel"/>
+    <w:tmpl w:val="5CE8BEF8"/>
+    <w:lvl w:ilvl="0" w:tplc="04090015">
+      <w:start w:val="1"/>
+      <w:numFmt w:val="upperLetter"/>
+      <w:lvlText w:val="%1."/>
+      <w:lvlJc w:val="left"/>
+      <w:pPr>
+        <w:ind w:left="720" w:hanging="360"/>
+      </w:pPr>
+      <w:rPr>
+        <w:rFonts w:hint="default"/>
+      </w:rPr>
+    </w:lvl>
+    <w:lvl w:ilvl="1" w:tplc="04090019" w:tentative="1">
+      <w:start w:val="1"/>
+      <w:numFmt w:val="lowerLetter"/>
+      <w:lvlText w:val="%2."/>
+      <w:lvlJc w:val="left"/>
+      <w:pPr>
+        <w:ind w:left="1440" w:hanging="360"/>
+      </w:pPr>
+    </w:lvl>
+    <w:lvl w:ilvl="2" w:tplc="0409001B" w:tentative="1">
+      <w:start w:val="1"/>
+      <w:numFmt w:val="lowerRoman"/>
+      <w:lvlText w:val="%3."/>
+      <w:lvlJc w:val="right"/>
+      <w:pPr>
+        <w:ind w:left="2160" w:hanging="180"/>
+      </w:pPr>
+    </w:lvl>
+    <w:lvl w:ilvl="3" w:tplc="0409000F" w:tentative="1">
+      <w:start w:val="1"/>
+      <w:numFmt w:val="decimal"/>
+      <w:lvlText w:val="%4."/>
+      <w:lvlJc w:val="left"/>
+      <w:pPr>
+        <w:ind w:left="2880" w:hanging="360"/>
+      </w:pPr>
+    </w:lvl>
+    <w:lvl w:ilvl="4" w:tplc="04090019" w:tentative="1">
+      <w:start w:val="1"/>
+      <w:numFmt w:val="lowerLetter"/>
+      <w:lvlText w:val="%5."/>
+      <w:lvlJc w:val="left"/>
+      <w:pPr>
+        <w:ind w:left="3600" w:hanging="360"/>
+      </w:pPr>
+    </w:lvl>
+    <w:lvl w:ilvl="5" w:tplc="0409001B" w:tentative="1">
+      <w:start w:val="1"/>
+      <w:numFmt w:val="lowerRoman"/>
+      <w:lvlText w:val="%6."/>
+      <w:lvlJc w:val="right"/>
+      <w:pPr>
+        <w:ind w:left="4320" w:hanging="180"/>
+      </w:pPr>
+    </w:lvl>
+    <w:lvl w:ilvl="6" w:tplc="0409000F" w:tentative="1">
+      <w:start w:val="1"/>
+      <w:numFmt w:val="decimal"/>
+      <w:lvlText w:val="%7."/>
+      <w:lvlJc w:val="left"/>
+      <w:pPr>
+        <w:ind w:left="5040" w:hanging="360"/>
+      </w:pPr>
+    </w:lvl>
+    <w:lvl w:ilvl="7" w:tplc="04090019" w:tentative="1">
+      <w:start w:val="1"/>
+      <w:numFmt w:val="lowerLetter"/>
+      <w:lvlText w:val="%8."/>
+      <w:lvlJc w:val="left"/>
+      <w:pPr>
+        <w:ind w:left="5760" w:hanging="360"/>
+      </w:pPr>
+    </w:lvl>
+    <w:lvl w:ilvl="8" w:tplc="0409001B" w:tentative="1">
+      <w:start w:val="1"/>
+      <w:numFmt w:val="lowerRoman"/>
+      <w:lvlText w:val="%9."/>
+      <w:lvlJc w:val="right"/>
+      <w:pPr>
+        <w:ind w:left="6480" w:hanging="180"/>
+      </w:pPr>
+    </w:lvl>
+  </w:abstractNum>
+  <w:abstractNum w:abstractNumId="2" w15:restartNumberingAfterBreak="0">
     <w:nsid w:val="1B0B1D66"/>
     <w:multiLevelType w:val="singleLevel"/>
     <w:tmpl w:val="0BEC9FB0"/>
@@ -10128,7 +11002,7 @@
       </w:pPr>
     </w:lvl>
   </w:abstractNum>
-  <w:abstractNum w:abstractNumId="2" w15:restartNumberingAfterBreak="0">
+  <w:abstractNum w:abstractNumId="3" w15:restartNumberingAfterBreak="0">
     <w:nsid w:val="2517274C"/>
     <w:multiLevelType w:val="singleLevel"/>
     <w:tmpl w:val="04090011"/>
@@ -10145,7 +11019,7 @@
       </w:pPr>
     </w:lvl>
   </w:abstractNum>
-  <w:abstractNum w:abstractNumId="3" w15:restartNumberingAfterBreak="0">
+  <w:abstractNum w:abstractNumId="4" w15:restartNumberingAfterBreak="0">
     <w:nsid w:val="2D234D8B"/>
     <w:multiLevelType w:val="singleLevel"/>
     <w:tmpl w:val="0409000F"/>
@@ -10162,7 +11036,7 @@
       </w:pPr>
     </w:lvl>
   </w:abstractNum>
-  <w:abstractNum w:abstractNumId="4" w15:restartNumberingAfterBreak="0">
+  <w:abstractNum w:abstractNumId="5" w15:restartNumberingAfterBreak="0">
     <w:nsid w:val="2F8B23F8"/>
     <w:multiLevelType w:val="singleLevel"/>
     <w:tmpl w:val="12CEED98"/>
@@ -10177,7 +11051,7 @@
       </w:pPr>
     </w:lvl>
   </w:abstractNum>
-  <w:abstractNum w:abstractNumId="5" w15:restartNumberingAfterBreak="0">
+  <w:abstractNum w:abstractNumId="6" w15:restartNumberingAfterBreak="0">
     <w:nsid w:val="30E04BA0"/>
     <w:multiLevelType w:val="multilevel"/>
     <w:tmpl w:val="A86E1FA0"/>
@@ -10328,7 +11202,7 @@
       </w:rPr>
     </w:lvl>
   </w:abstractNum>
-  <w:abstractNum w:abstractNumId="6" w15:restartNumberingAfterBreak="0">
+  <w:abstractNum w:abstractNumId="7" w15:restartNumberingAfterBreak="0">
     <w:nsid w:val="32E41771"/>
     <w:multiLevelType w:val="hybridMultilevel"/>
     <w:tmpl w:val="89B6B3D2"/>
@@ -10417,7 +11291,7 @@
       </w:pPr>
     </w:lvl>
   </w:abstractNum>
-  <w:abstractNum w:abstractNumId="7" w15:restartNumberingAfterBreak="0">
+  <w:abstractNum w:abstractNumId="8" w15:restartNumberingAfterBreak="0">
     <w:nsid w:val="37660336"/>
     <w:multiLevelType w:val="multilevel"/>
     <w:tmpl w:val="EA402BE8"/>
@@ -10558,7 +11432,7 @@
       </w:rPr>
     </w:lvl>
   </w:abstractNum>
-  <w:abstractNum w:abstractNumId="8" w15:restartNumberingAfterBreak="0">
+  <w:abstractNum w:abstractNumId="9" w15:restartNumberingAfterBreak="0">
     <w:nsid w:val="3A877D64"/>
     <w:multiLevelType w:val="singleLevel"/>
     <w:tmpl w:val="5DA6FC16"/>
@@ -10576,7 +11450,7 @@
       </w:pPr>
     </w:lvl>
   </w:abstractNum>
-  <w:abstractNum w:abstractNumId="9" w15:restartNumberingAfterBreak="0">
+  <w:abstractNum w:abstractNumId="10" w15:restartNumberingAfterBreak="0">
     <w:nsid w:val="3AAC1CFC"/>
     <w:multiLevelType w:val="singleLevel"/>
     <w:tmpl w:val="3A8EC28E"/>
@@ -10593,7 +11467,7 @@
       </w:pPr>
     </w:lvl>
   </w:abstractNum>
-  <w:abstractNum w:abstractNumId="10" w15:restartNumberingAfterBreak="0">
+  <w:abstractNum w:abstractNumId="11" w15:restartNumberingAfterBreak="0">
     <w:nsid w:val="454245A3"/>
     <w:multiLevelType w:val="hybridMultilevel"/>
     <w:tmpl w:val="54C0BA3E"/>
@@ -10682,7 +11556,7 @@
       </w:pPr>
     </w:lvl>
   </w:abstractNum>
-  <w:abstractNum w:abstractNumId="11" w15:restartNumberingAfterBreak="0">
+  <w:abstractNum w:abstractNumId="12" w15:restartNumberingAfterBreak="0">
     <w:nsid w:val="47332F9F"/>
     <w:multiLevelType w:val="singleLevel"/>
     <w:tmpl w:val="488EC81A"/>
@@ -10697,7 +11571,7 @@
       </w:pPr>
     </w:lvl>
   </w:abstractNum>
-  <w:abstractNum w:abstractNumId="12" w15:restartNumberingAfterBreak="0">
+  <w:abstractNum w:abstractNumId="13" w15:restartNumberingAfterBreak="0">
     <w:nsid w:val="4D0B59CF"/>
     <w:multiLevelType w:val="singleLevel"/>
     <w:tmpl w:val="4A4223A6"/>
@@ -10712,7 +11586,7 @@
       </w:pPr>
     </w:lvl>
   </w:abstractNum>
-  <w:abstractNum w:abstractNumId="13" w15:restartNumberingAfterBreak="0">
+  <w:abstractNum w:abstractNumId="14" w15:restartNumberingAfterBreak="0">
     <w:nsid w:val="51421B1F"/>
     <w:multiLevelType w:val="hybridMultilevel"/>
     <w:tmpl w:val="5A6C376A"/>
@@ -10798,7 +11672,7 @@
       </w:pPr>
     </w:lvl>
   </w:abstractNum>
-  <w:abstractNum w:abstractNumId="14" w15:restartNumberingAfterBreak="0">
+  <w:abstractNum w:abstractNumId="15" w15:restartNumberingAfterBreak="0">
     <w:nsid w:val="55630736"/>
     <w:multiLevelType w:val="singleLevel"/>
     <w:tmpl w:val="0BEC9FB0"/>
@@ -10813,7 +11687,7 @@
       </w:pPr>
     </w:lvl>
   </w:abstractNum>
-  <w:abstractNum w:abstractNumId="15" w15:restartNumberingAfterBreak="0">
+  <w:abstractNum w:abstractNumId="16" w15:restartNumberingAfterBreak="0">
     <w:nsid w:val="59D75C6F"/>
     <w:multiLevelType w:val="hybridMultilevel"/>
     <w:tmpl w:val="329E37CA"/>
@@ -10927,7 +11801,7 @@
       </w:rPr>
     </w:lvl>
   </w:abstractNum>
-  <w:abstractNum w:abstractNumId="16" w15:restartNumberingAfterBreak="0">
+  <w:abstractNum w:abstractNumId="17" w15:restartNumberingAfterBreak="0">
     <w:nsid w:val="6C402C58"/>
     <w:multiLevelType w:val="multilevel"/>
     <w:tmpl w:val="F1F87D58"/>
@@ -11045,7 +11919,7 @@
       </w:pPr>
     </w:lvl>
   </w:abstractNum>
-  <w:abstractNum w:abstractNumId="17" w15:restartNumberingAfterBreak="0">
+  <w:abstractNum w:abstractNumId="18" w15:restartNumberingAfterBreak="0">
     <w:nsid w:val="6DC3293B"/>
     <w:multiLevelType w:val="singleLevel"/>
     <w:tmpl w:val="3A8EC28E"/>
@@ -11062,7 +11936,7 @@
       </w:pPr>
     </w:lvl>
   </w:abstractNum>
-  <w:abstractNum w:abstractNumId="18" w15:restartNumberingAfterBreak="0">
+  <w:abstractNum w:abstractNumId="19" w15:restartNumberingAfterBreak="0">
     <w:nsid w:val="6FA01DA7"/>
     <w:multiLevelType w:val="hybridMultilevel"/>
     <w:tmpl w:val="E0C0BB4C"/>
@@ -11148,7 +12022,7 @@
       </w:pPr>
     </w:lvl>
   </w:abstractNum>
-  <w:abstractNum w:abstractNumId="19" w15:restartNumberingAfterBreak="0">
+  <w:abstractNum w:abstractNumId="20" w15:restartNumberingAfterBreak="0">
     <w:nsid w:val="77E315E9"/>
     <w:multiLevelType w:val="singleLevel"/>
     <w:tmpl w:val="0BEC9FB0"/>
@@ -11167,10 +12041,10 @@
     <w:abstractNumId w:val="0"/>
   </w:num>
   <w:num w:numId="2" w16cid:durableId="2100326004">
-    <w:abstractNumId w:val="4"/>
+    <w:abstractNumId w:val="5"/>
   </w:num>
   <w:num w:numId="3" w16cid:durableId="931545525">
-    <w:abstractNumId w:val="4"/>
+    <w:abstractNumId w:val="5"/>
     <w:lvlOverride w:ilvl="0">
       <w:lvl w:ilvl="0">
         <w:start w:val="1"/>
@@ -11185,7 +12059,7 @@
     </w:lvlOverride>
   </w:num>
   <w:num w:numId="4" w16cid:durableId="286593875">
-    <w:abstractNumId w:val="4"/>
+    <w:abstractNumId w:val="5"/>
     <w:lvlOverride w:ilvl="0">
       <w:lvl w:ilvl="0">
         <w:start w:val="1"/>
@@ -11200,7 +12074,7 @@
     </w:lvlOverride>
   </w:num>
   <w:num w:numId="5" w16cid:durableId="106313580">
-    <w:abstractNumId w:val="4"/>
+    <w:abstractNumId w:val="5"/>
     <w:lvlOverride w:ilvl="0">
       <w:lvl w:ilvl="0">
         <w:start w:val="1"/>
@@ -11215,10 +12089,10 @@
     </w:lvlOverride>
   </w:num>
   <w:num w:numId="6" w16cid:durableId="1778405592">
-    <w:abstractNumId w:val="11"/>
+    <w:abstractNumId w:val="12"/>
   </w:num>
   <w:num w:numId="7" w16cid:durableId="820973653">
-    <w:abstractNumId w:val="11"/>
+    <w:abstractNumId w:val="12"/>
     <w:lvlOverride w:ilvl="0">
       <w:lvl w:ilvl="0">
         <w:start w:val="1"/>
@@ -11233,7 +12107,7 @@
     </w:lvlOverride>
   </w:num>
   <w:num w:numId="8" w16cid:durableId="1368070630">
-    <w:abstractNumId w:val="11"/>
+    <w:abstractNumId w:val="12"/>
     <w:lvlOverride w:ilvl="0">
       <w:lvl w:ilvl="0">
         <w:start w:val="1"/>
@@ -11248,7 +12122,7 @@
     </w:lvlOverride>
   </w:num>
   <w:num w:numId="9" w16cid:durableId="1114593994">
-    <w:abstractNumId w:val="11"/>
+    <w:abstractNumId w:val="12"/>
     <w:lvlOverride w:ilvl="0">
       <w:lvl w:ilvl="0">
         <w:start w:val="1"/>
@@ -11263,7 +12137,7 @@
     </w:lvlOverride>
   </w:num>
   <w:num w:numId="10" w16cid:durableId="1280140031">
-    <w:abstractNumId w:val="11"/>
+    <w:abstractNumId w:val="12"/>
     <w:lvlOverride w:ilvl="0">
       <w:lvl w:ilvl="0">
         <w:start w:val="1"/>
@@ -11278,7 +12152,7 @@
     </w:lvlOverride>
   </w:num>
   <w:num w:numId="11" w16cid:durableId="666203736">
-    <w:abstractNumId w:val="11"/>
+    <w:abstractNumId w:val="12"/>
     <w:lvlOverride w:ilvl="0">
       <w:lvl w:ilvl="0">
         <w:start w:val="1"/>
@@ -11293,106 +12167,109 @@
     </w:lvlOverride>
   </w:num>
   <w:num w:numId="12" w16cid:durableId="1380398250">
+    <w:abstractNumId w:val="9"/>
+  </w:num>
+  <w:num w:numId="13" w16cid:durableId="235746487">
+    <w:abstractNumId w:val="2"/>
+  </w:num>
+  <w:num w:numId="14" w16cid:durableId="2134209977">
+    <w:abstractNumId w:val="15"/>
+  </w:num>
+  <w:num w:numId="15" w16cid:durableId="2061787353">
+    <w:abstractNumId w:val="13"/>
+  </w:num>
+  <w:num w:numId="16" w16cid:durableId="700322181">
+    <w:abstractNumId w:val="20"/>
+  </w:num>
+  <w:num w:numId="17" w16cid:durableId="1392994375">
+    <w:abstractNumId w:val="4"/>
+  </w:num>
+  <w:num w:numId="18" w16cid:durableId="1131361458">
+    <w:abstractNumId w:val="3"/>
+  </w:num>
+  <w:num w:numId="19" w16cid:durableId="1213073692">
+    <w:abstractNumId w:val="18"/>
+  </w:num>
+  <w:num w:numId="20" w16cid:durableId="515386733">
+    <w:abstractNumId w:val="10"/>
+  </w:num>
+  <w:num w:numId="21" w16cid:durableId="1882400051">
+    <w:abstractNumId w:val="9"/>
+  </w:num>
+  <w:num w:numId="22" w16cid:durableId="1524516194">
+    <w:abstractNumId w:val="9"/>
+  </w:num>
+  <w:num w:numId="23" w16cid:durableId="138150969">
+    <w:abstractNumId w:val="9"/>
+  </w:num>
+  <w:num w:numId="24" w16cid:durableId="1028331885">
+    <w:abstractNumId w:val="9"/>
+  </w:num>
+  <w:num w:numId="25" w16cid:durableId="833450743">
+    <w:abstractNumId w:val="9"/>
+  </w:num>
+  <w:num w:numId="26" w16cid:durableId="994796357">
+    <w:abstractNumId w:val="9"/>
+  </w:num>
+  <w:num w:numId="27" w16cid:durableId="265507784">
+    <w:abstractNumId w:val="9"/>
+  </w:num>
+  <w:num w:numId="28" w16cid:durableId="2009407248">
+    <w:abstractNumId w:val="9"/>
+  </w:num>
+  <w:num w:numId="29" w16cid:durableId="1907296413">
+    <w:abstractNumId w:val="9"/>
+  </w:num>
+  <w:num w:numId="30" w16cid:durableId="770080141">
+    <w:abstractNumId w:val="9"/>
+  </w:num>
+  <w:num w:numId="31" w16cid:durableId="1513643229">
+    <w:abstractNumId w:val="9"/>
+  </w:num>
+  <w:num w:numId="32" w16cid:durableId="1119881071">
+    <w:abstractNumId w:val="9"/>
+  </w:num>
+  <w:num w:numId="33" w16cid:durableId="1365448441">
+    <w:abstractNumId w:val="9"/>
+  </w:num>
+  <w:num w:numId="34" w16cid:durableId="1965771536">
+    <w:abstractNumId w:val="9"/>
+  </w:num>
+  <w:num w:numId="35" w16cid:durableId="1476751599">
+    <w:abstractNumId w:val="9"/>
+  </w:num>
+  <w:num w:numId="36" w16cid:durableId="1243174379">
+    <w:abstractNumId w:val="9"/>
+  </w:num>
+  <w:num w:numId="37" w16cid:durableId="1506479936">
     <w:abstractNumId w:val="8"/>
   </w:num>
-  <w:num w:numId="13" w16cid:durableId="235746487">
-    <w:abstractNumId w:val="1"/>
+  <w:num w:numId="38" w16cid:durableId="767968081">
+    <w:abstractNumId w:val="16"/>
   </w:num>
-  <w:num w:numId="14" w16cid:durableId="2134209977">
+  <w:num w:numId="39" w16cid:durableId="1302537971">
+    <w:abstractNumId w:val="17"/>
+  </w:num>
+  <w:num w:numId="40" w16cid:durableId="2142965333">
+    <w:abstractNumId w:val="6"/>
+  </w:num>
+  <w:num w:numId="41" w16cid:durableId="21250227">
+    <w:abstractNumId w:val="19"/>
+  </w:num>
+  <w:num w:numId="42" w16cid:durableId="1486509547">
     <w:abstractNumId w:val="14"/>
   </w:num>
-  <w:num w:numId="15" w16cid:durableId="2061787353">
-    <w:abstractNumId w:val="12"/>
-  </w:num>
-  <w:num w:numId="16" w16cid:durableId="700322181">
-    <w:abstractNumId w:val="19"/>
-  </w:num>
-  <w:num w:numId="17" w16cid:durableId="1392994375">
-    <w:abstractNumId w:val="3"/>
-  </w:num>
-  <w:num w:numId="18" w16cid:durableId="1131361458">
-    <w:abstractNumId w:val="2"/>
-  </w:num>
-  <w:num w:numId="19" w16cid:durableId="1213073692">
-    <w:abstractNumId w:val="17"/>
-  </w:num>
-  <w:num w:numId="20" w16cid:durableId="515386733">
-    <w:abstractNumId w:val="9"/>
-  </w:num>
-  <w:num w:numId="21" w16cid:durableId="1882400051">
-    <w:abstractNumId w:val="8"/>
-  </w:num>
-  <w:num w:numId="22" w16cid:durableId="1524516194">
-    <w:abstractNumId w:val="8"/>
-  </w:num>
-  <w:num w:numId="23" w16cid:durableId="138150969">
-    <w:abstractNumId w:val="8"/>
-  </w:num>
-  <w:num w:numId="24" w16cid:durableId="1028331885">
-    <w:abstractNumId w:val="8"/>
-  </w:num>
-  <w:num w:numId="25" w16cid:durableId="833450743">
-    <w:abstractNumId w:val="8"/>
-  </w:num>
-  <w:num w:numId="26" w16cid:durableId="994796357">
-    <w:abstractNumId w:val="8"/>
-  </w:num>
-  <w:num w:numId="27" w16cid:durableId="265507784">
-    <w:abstractNumId w:val="8"/>
-  </w:num>
-  <w:num w:numId="28" w16cid:durableId="2009407248">
-    <w:abstractNumId w:val="8"/>
-  </w:num>
-  <w:num w:numId="29" w16cid:durableId="1907296413">
-    <w:abstractNumId w:val="8"/>
-  </w:num>
-  <w:num w:numId="30" w16cid:durableId="770080141">
-    <w:abstractNumId w:val="8"/>
-  </w:num>
-  <w:num w:numId="31" w16cid:durableId="1513643229">
-    <w:abstractNumId w:val="8"/>
-  </w:num>
-  <w:num w:numId="32" w16cid:durableId="1119881071">
-    <w:abstractNumId w:val="8"/>
-  </w:num>
-  <w:num w:numId="33" w16cid:durableId="1365448441">
-    <w:abstractNumId w:val="8"/>
-  </w:num>
-  <w:num w:numId="34" w16cid:durableId="1965771536">
-    <w:abstractNumId w:val="8"/>
-  </w:num>
-  <w:num w:numId="35" w16cid:durableId="1476751599">
-    <w:abstractNumId w:val="8"/>
-  </w:num>
-  <w:num w:numId="36" w16cid:durableId="1243174379">
-    <w:abstractNumId w:val="8"/>
-  </w:num>
-  <w:num w:numId="37" w16cid:durableId="1506479936">
-    <w:abstractNumId w:val="7"/>
-  </w:num>
-  <w:num w:numId="38" w16cid:durableId="767968081">
-    <w:abstractNumId w:val="15"/>
-  </w:num>
-  <w:num w:numId="39" w16cid:durableId="1302537971">
-    <w:abstractNumId w:val="16"/>
-  </w:num>
-  <w:num w:numId="40" w16cid:durableId="2142965333">
-    <w:abstractNumId w:val="5"/>
-  </w:num>
-  <w:num w:numId="41" w16cid:durableId="21250227">
-    <w:abstractNumId w:val="18"/>
-  </w:num>
-  <w:num w:numId="42" w16cid:durableId="1486509547">
-    <w:abstractNumId w:val="13"/>
-  </w:num>
   <w:num w:numId="43" w16cid:durableId="1738893945">
-    <w:abstractNumId w:val="10"/>
+    <w:abstractNumId w:val="11"/>
   </w:num>
   <w:num w:numId="44" w16cid:durableId="1697535247">
-    <w:abstractNumId w:val="6"/>
+    <w:abstractNumId w:val="7"/>
   </w:num>
   <w:num w:numId="45" w16cid:durableId="1917546570">
     <w:abstractNumId w:val="0"/>
+  </w:num>
+  <w:num w:numId="46" w16cid:durableId="1919554982">
+    <w:abstractNumId w:val="1"/>
   </w:num>
 </w:numbering>
 </file>

--- a/sparse-calibration-kt/IJIET_SUBMISSION/source/main_ijiet_full.docx
+++ b/sparse-calibration-kt/IJIET_SUBMISSION/source/main_ijiet_full.docx
@@ -237,14 +237,7 @@
         <w:rPr>
           <w:i/>
         </w:rPr>
-        <w:t>Abstract—</w:t>
-      </w:r>
-      <w:r>
-        <w:rPr>
-          <w:b w:val="0"/>
-          <w:i/>
-        </w:rPr>
-        <w:t>Knowledge Tracing (KT) systems that skip, remediate, or advance practice typically consume a predicted probability rather than an area-under-the-curve (AUC) score, so population ranking can look acceptable while probabilities are poorly calibrated on rarely practiced knowledge components (KCs). This paper presents TSCDA (Train-only Sparse-Concept Decision Audit), an evaluation instrument—not a new KT architecture—on three public logs (ASSISTments 2012, Junyi Academy, and XES3G5M) with IRT, DKT, and a local Transformer KT baseline (T-KT; not SimpleKT [4]). Lower KC training frequency does not universally degrade discrimination, but calibration can become less reliable in some sparse-concept regimes. On ASSISTments 2012, T-KT expected calibration error (ECE) rises from 0.114 on dense KCs to 0.228 on sparse KCs (Limited occupancy, N≈415); Junyi’s exercise-level KC tagging yields no learner-based sparse stratum (estimability, not a missing table), and XES3G5M T-KT ECE is essentially flat. A locked global threshold at τ=0.7 raises the T-KT false-advance rate (incorrect-response rate among advance decisions) from 0.196 (dense) to 0.268 (sparse) on one ASSISTments fold under Limited occupancy (Nadvance=235; seed-42 ΔFAR=0.072). The primary check is 4/4 unique partitions (mean ΔFAR 0.047; five runs, two sharing a split); the seed-42 95% CI is [0.006, 0.138]. This is a simulated decision gate, not a classroom intervention. Probability-threshold decisions should be validated by KC-frequency stratum rather than on population AUC or ECE alone.</w:t>
+        <w:t>Abstract—Knowledge Tracing (KT) systems that skip, remediate, or advance practice typically consume a predicted probability rather than an area-under-the-curve (AUC) score, so population ranking can look acceptable while probabilities are poorly calibrated on rarely practiced knowledge components (KCs). We specify a train-only sparse-concept evaluation protocol that combines learner-based primary reporting with a complementary temporal split, explicit cold-start definitions, occupancy-aware reporting, 15-bin expected calibration error (ECE), Brier score with the Murphy decomposition (uncertainty − resolution + reliability), reliability diagrams, and L1–L7 leakage control. The protocol is applied to three public logs (ASSISTments 2012, Junyi Academy, and XES3G5M) with IRT, DKT, and a local Transformer KT baseline (T-KT; not SimpleKT [4]); official SimpleKT is scored on ASSISTments AUC/ECE only. Lower KC training frequency does not universally degrade discrimination: Junyi’s exercise-level operational identifier (ucid) yields no learner-based sparse stratum, and XES3G5M T-KT ECE is essentially flat (0.1176, 0.1129, 0.1254), whereas ASSISTments 2012 T-KT ECE rises from 0.114 on dense KCs to 0.228 on sparse KCs (Limited occupancy, N≈415). A frozen review artifact and a one-command rebuild of the diagnostic tables from frozen summaries accompany the protocol; a locked simulated gate at τ=0.7 is reported only as a decision-error probe (Supplementary Tables S3–S6), not as a primary contribution. This is not a classroom intervention.</w:t>
       </w:r>
     </w:p>
     <w:p>
@@ -260,14 +253,7 @@
         <w:rPr>
           <w:i/>
         </w:rPr>
-        <w:t>Keywords—</w:t>
-      </w:r>
-      <w:r>
-        <w:rPr>
-          <w:b w:val="0"/>
-          <w:i/>
-        </w:rPr>
-        <w:t>knowledge tracing, calibration, sparse concepts, learning analytics, evaluation instrument, mastery threshold</w:t>
+        <w:t>Keywords—knowledge tracing, calibration, sparse concepts, learning analytics, evaluation protocol, leakage audit</w:t>
       </w:r>
     </w:p>
     <w:bookmarkEnd w:id="0"/>
@@ -346,7 +332,7 @@
         <w:pStyle w:val="Text"/>
       </w:pPr>
       <w:r>
-        <w:t>This paper treats that mismatch as an evaluation problem for educational technology, not as a reason to propose another KT architecture. The study is organized around an estimability check (does a sparse stratum exist under the platform’s KC definition?) and three research questions. RQ1: Does lower KC training frequency systematically degrade predictive discrimination? RQ2: How does calibration vary across KC-frequency strata and datasets? RQ3: When a fixed probability threshold is applied, does decision-error behavior differ between sparse and dense KCs?</w:t>
+        <w:t>This paper treats that mismatch as an evaluation problem for educational technology, not as a reason to propose another KT architecture. The study is organized around an estimability check (does a sparse stratum exist under the platform’s KC definition?) and three research questions. RQ1: Does lower KC training frequency systematically degrade predictive discrimination? RQ2: How does probability calibration vary across train-only KC-frequency strata and datasets? RQ3: Under what dataset and concept conditions are sparse-concept calibration diagnostics estimable and informative, and are the conclusions robust to alternative train-only frequency cuts?</w:t>
       </w:r>
     </w:p>
     <w:p>
@@ -354,25 +340,7 @@
         <w:pStyle w:val="Text"/>
       </w:pPr>
       <w:r>
-        <w:t xml:space="preserve">The empirical answers are bounded. Lower KC training frequency does not universally degrade discrimination: on XES3G5M, sparse AUC is higher than dense AUC for DKT and </w:t>
-      </w:r>
-      <w:r>
-        <w:t>T-KT</w:t>
-      </w:r>
-      <w:r>
-        <w:t xml:space="preserve">. Calibration can, however, become less reliable in some sparse-concept regimes. On ASSISTments 2012, </w:t>
-      </w:r>
-      <w:r>
-        <w:t>T-KT</w:t>
-      </w:r>
-      <w:r>
-        <w:t xml:space="preserve"> expected calibration error (ECE) increases from dense to sparse KCs, and a locked gate at τ=0.7 yields a higher FAR on sparse than on dense advances. The same ECE gradient is absent on Junyi, where the learner-based sparse stratum is empty, and is essentially absent for </w:t>
-      </w:r>
-      <w:r>
-        <w:t>T-KT</w:t>
-      </w:r>
-      <w:r>
-        <w:t xml:space="preserve"> on XES3G5M. We therefore do not claim that sparse KCs always fail, and we do not claim a causal effect of training frequency on calibration.</w:t>
+        <w:t>The empirical answers are bounded. Lower KC training frequency does not universally degrade discrimination: on XES3G5M, sparse AUC is higher than dense AUC for DKT and T-KT. Calibration can, however, become less reliable in some sparse-concept regimes. On ASSISTments 2012, T-KT expected calibration error (ECE) increases from dense to sparse KCs (Limited sparse support, Section IV.D). The same ECE gradient is absent on Junyi, where the learner-based sparse stratum is empty, and is essentially absent for T-KT on XES3G5M. Two alternative train-only frequency cut grids leave that ASSISTments T-KT rise positive (Supplementary Table S7). A locked gate at τ=0.7 is a simulated decision-error probe (Supplementary Tables S5–S6), not RQ3. We therefore do not claim that sparse KCs always fail, and we do not claim a causal effect of training frequency on calibration.</w:t>
       </w:r>
     </w:p>
     <w:p>
@@ -380,7 +348,7 @@
         <w:pStyle w:val="Text"/>
       </w:pPr>
       <w:r>
-        <w:t>Contributions are conservative: (i) TSCDA, a train-only sparse-concept decision audit—frequency strata with a strict cold-start bin, occupancy-gated ECE/Brier, and a locked-τ FAR—so “sparse” cannot leak test-fold counts; (ii) an estimability result: whether that audit has a sparse stratum depends on how the platform defines a KC (skill_id on ASSISTments/XES3G5M versus exercise-level ucid on Junyi); (iii) a dataset-conditional gate finding on ASSISTments 2012 across four unique learner partitions (five runs, two sharing a split), with occupancy-policy counterfactuals that leave population FAR unchanged (Supplementary Table S4). We do not propose a new KT architecture, a new calibration algorithm, or a new auditing theory, and we do not report a classroom intervention. This is an educational-technology measurement contribution for threshold-based practice systems, not a new pedagogy. A graph-KT (GKT) model and a CL4KT-style adapter appear only as an exploratory single-fold diagnostic on ASSISTments.</w:t>
+        <w:t>Contributions are conservative: (i) a train-only sparse-concept evaluation protocol with learner-based primary reporting and a complementary temporal split, explicit cold-start definitions, occupancy-aware reporting, and L1–L7 leakage control; (ii) per-stratum calibration diagnostics using ECE, Brier decomposition, and reliability diagrams, showing dataset-dependent rather than universal sparse-calibration vulnerability; (iii) a reproducibility artifact with frozen scripts and configuration and a one-command rebuild of the diagnostic tables from frozen summaries. We do not propose a new KT architecture, a new calibration algorithm, or a classroom intervention. Graph and contrastive KT models are out of scope and are not scored.</w:t>
       </w:r>
     </w:p>
     <w:p>
@@ -392,7 +360,6 @@
         </w:numPr>
       </w:pPr>
       <w:r>
-        <w:lastRenderedPageBreak/>
         <w:t>II. LITERATURE REVIEW</w:t>
       </w:r>
     </w:p>
@@ -413,7 +380,11 @@
         <w:pStyle w:val="Text"/>
       </w:pPr>
       <w:r>
-        <w:t>Knowledge Tracing (KT) models a learner’s evolving proficiency from historical interactions in order to predict the next response [3]. Classical approaches include Bayesian Knowledge Tracing (BKT), which tracks a latent mastery state for each skill [1], and item-response theory (IRT), of which the one-parameter Rasch model is the canonical form used in this study [6]. Deep Knowledge Tracing (DKT) replaced hand-specified mastery dynamics with a recurrent sequence model and established the modern next-response prediction task [2]. Attention-based successors, including context-aware attentive KT [7] and SimpleKT [4], retain that task while substituting self-attention for recurrence. SimpleKT [4] is related literature only; it is not the T-KT model scored in Section IV. Benchmarking libraries such as pyKT have standardized preprocessing and comparison, and have shown that evaluation choices can distort reported discrimination [5]. Across this line of work, the primary reported statistic remains population AUC. Uncertainty-aware models such as UKT represent knowledge states as distributions [21]; they are architecture proposals evaluated mainly on population ranking, not a train-only frequency-stratum decision audit.</w:t>
+        <w:t xml:space="preserve">Knowledge Tracing (KT) models a learner’s evolving </w:t>
+      </w:r>
+      <w:r>
+        <w:lastRenderedPageBreak/>
+        <w:t>proficiency from historical interactions in order to predict the next response [3]. Classical approaches include Bayesian Knowledge Tracing (BKT), which tracks a latent mastery state for each skill [1], and item-response theory (IRT), of which the one-parameter Rasch model is the canonical form used in this study [6]. Deep Knowledge Tracing (DKT) replaced hand-specified mastery dynamics with a recurrent sequence model and established the modern next-response prediction task [2]. Attention-based successors, including context-aware attentive KT [7] and SimpleKT [4], retain that task while substituting self-attention for recurrence. SimpleKT [4] is not the T-KT model; official SimpleKT is scored on ASSISTments AUC/ECE only. Benchmarking libraries such as pyKT have standardized preprocessing and comparison, and have shown that evaluation choices can distort reported discrimination [5]. Across this line of work, the primary reported statistic remains population AUC. Uncertainty-aware models such as UKT represent knowledge states as distributions [21]; they are architecture proposals evaluated mainly on population ranking, not a train-only frequency-stratum decision audit.</w:t>
       </w:r>
     </w:p>
     <w:p>
@@ -425,7 +396,7 @@
         </w:numPr>
       </w:pPr>
       <w:r>
-        <w:t>B. Graph and self-supervised KT</w:t>
+        <w:t>B. Evaluation rigor and leakage in KT</w:t>
       </w:r>
     </w:p>
     <w:p>
@@ -433,7 +404,7 @@
         <w:pStyle w:val="Text"/>
       </w:pPr>
       <w:r>
-        <w:t>Graph-based KT (GKT) represents knowledge components as nodes of a graph and updates proficiency with a graph neural network [8]. Contrastive learning for KT (CL4KT) trains representations from augmented views of learning histories [9]. These models are related architectures, not the contribution of the present paper. They are included later only as an exploratory single-fold diagnostic on ASSISTments 2012, not as a proposed method and not as a state-of-the-art comparison.</w:t>
+        <w:t>Standard KT benchmarks emphasize overall AUC after a fixed preprocessing recipe [5]. pyKT documents that evaluation choices can inflate discrimination by about 8–13 percent. This paper extends that hygiene to train-only frequency strata and calibration: every bucket, difficulty descriptor, and reporting threshold is fit on the training fold (or selected on validation) and then applied to test. Graph-based Knowledge Tracing [8] and contrastive learning for KT [9] are related literature only; they are not trained or scored here and are reserved for later studies.</w:t>
       </w:r>
     </w:p>
     <w:p>
@@ -481,10 +452,10 @@
         <w:pStyle w:val="Text"/>
       </w:pPr>
       <w:r>
-        <w:t xml:space="preserve">When predicted probabilities are consumed as educational </w:t>
-      </w:r>
-      <w:r>
-        <w:t>decisions, ranking is not a sufficient evaluation [10]. Calibration asks whether the predicted probability p matches the empirical frequency of a correct next response. Expected calibration error (ECE) is the usual bin-wise summary of that mismatch [12]; modern neural networks can remain poorly calibrated even when they discriminate well [11]. The Brier score [13] and Murphy’s reliability–resolution–uncertainty partition [23] (calibration vs. refinement [14]) separate miscalibration from task difficulty, and reliability diagrams display the same probability-level comparison. Complementary post-hoc work recovers per-item discrimination (AUC) after a frozen KT backbone [15]; it is not an ECE or FAR audit. Probability-level evaluation of this kind is still typically reported on the pooled population, not on train-only frequency strata. Selective-prediction layers defer the most uncertain next-response scores to a teacher [22]. Abstention is complementary to a locked global threshold: this study does not abstain, and it reports the false-advance rate of the advances that a fixed τ would still make, stratified by train-only KC frequency.</w:t>
+        <w:t xml:space="preserve">When predicted probabilities are consumed as educational decisions, ranking is not a sufficient evaluation [10]. Calibration asks whether the predicted probability p matches the empirical frequency of a correct next response. Expected </w:t>
+      </w:r>
+      <w:r>
+        <w:t>calibration error (ECE) is the usual bin-wise summary of that mismatch [12]; modern neural networks can remain poorly calibrated even when they discriminate well [11]. The Brier score [13] and Murphy’s reliability–resolution–uncertainty partition [23] (calibration vs. refinement [14]) separate miscalibration from task difficulty, and reliability diagrams display the same probability-level comparison. Complementary post-hoc work recovers per-item discrimination (AUC) after a frozen KT backbone [15]; it is not an ECE or FAR audit. Probability-level evaluation of this kind is still typically reported on the pooled population, not on train-only frequency strata. Selective-prediction layers defer the most uncertain next-response scores to a teacher [22]. Abstention is complementary to a locked global threshold: this study does not abstain, and it reports the false-advance rate of the advances that a fixed τ would still make, stratified by train-only KC frequency.</w:t>
       </w:r>
     </w:p>
     <w:p>
@@ -532,7 +503,7 @@
         <w:pStyle w:val="Text"/>
       </w:pPr>
       <w:r>
-        <w:t>Provenance. ASSISTments 2012 is the 2012–2013 public release with affect [18], documented for KT use in pyKT [5]; each retained row already carries one skill_id. Junyi Academy is the Kaggle Online Learning Activity Dataset [19] (not Junyi2015); the operational KC field is ucid (unique content/exercise ID, not a skill tag); that tagging choice, not a processing error, is why the learner-based sparse bucket is empty (Table 7). XES3G5M [20] is loaded from the authors’ kc_level split: train_valid_sequences.csv and test.csv are concatenated and flattened to one row per unmasked sequence position (padding and invalid labels dropped).</w:t>
+        <w:t>Provenance. ASSISTments 2012 is the 2012–2013 public release with affect [18], documented for KT use in pyKT [5]; each retained row already carries one skill_id. Junyi Academy is the Kaggle Online Learning Activity Dataset [19] (not Junyi2015); the operational KC field is ucid (unique content/exercise ID, not a skill tag); that tagging choice, not a processing error, is why the learner-based sparse bucket is empty under the pre-specified cuts. XES3G5M [20] is loaded from the authors’ kc_level split: train_valid_sequences.csv and test.csv are concatenated and flattened to one row per unmasked sequence position (padding and invalid labels dropped).</w:t>
       </w:r>
     </w:p>
     <w:p>
@@ -540,11 +511,11 @@
         <w:pStyle w:val="Text"/>
       </w:pPr>
       <w:r>
-        <w:t xml:space="preserve">XES3G5M counts. The original dataset paper reports 18,066 students, 7,652 questions, 865 KCs, and 5,549,635 question-level interactions [20]. Table 1 lists 865 KCs and </w:t>
+        <w:t xml:space="preserve">XES3G5M counts. The original dataset paper reports 18,066 students, 7,652 questions, 865 KCs, and 5,549,635 question-level interactions [20]. Table 1 lists 865 KCs and 6,413,353 valid KC-level rows: flattening still expands multi-KC questions into one row per listed concept, but </w:t>
       </w:r>
       <w:r>
         <w:lastRenderedPageBreak/>
-        <w:t>6,413,353 valid KC-level rows: flattening still expands multi-KC questions into one row per listed concept, but padding tokens are excluded. Unique item_id is 7,652. Learner-based fold-0 test events are 1,282,422.</w:t>
+        <w:t>padding tokens are excluded. Unique item_id is 7,652. Learner-based fold-0 test events are 1,282,422.</w:t>
       </w:r>
     </w:p>
     <w:p>
@@ -1102,7 +1073,10 @@
         <w:pStyle w:val="Text"/>
       </w:pPr>
       <w:r>
-        <w:t>Deep models are trained in five runs at seeds 42, 2024, 2025, 2026, and 2027 (fold_0 through fold_4). Seeds 2025 and 2026 share one student partition (fold_2 = fold_3) on all three datasets. These are five training runs and four unique student partitions, not five independent folds. Tables that report mean±sd therefore summarize four unique partitions: the two initializations on the duplicated split are averaged first. The gate-robustness table still lists all five training runs across four unique learner partitions.</w:t>
+        <w:t xml:space="preserve">Deep models are trained in five runs at seeds 42, 2024, </w:t>
+      </w:r>
+      <w:r>
+        <w:t>2025, 2026, and 2027 (fold_0 through fold_4). Seeds 2025 and 2026 share one student partition (fold_2 = fold_3) on all three datasets. These are five training runs and four unique student partitions, not five independent folds. Tables that report mean±sd therefore summarize four unique partitions: the two initializations on the duplicated split are averaged first. The gate-robustness table still lists all five training runs across four unique learner partitions.</w:t>
       </w:r>
     </w:p>
     <w:p>
@@ -1122,7 +1096,7 @@
         <w:pStyle w:val="Text"/>
       </w:pPr>
       <w:r>
-        <w:t>Main tables use local IRT, DKT, and a Transformer KT baseline (T-KT). The original training-container commit is NOT RECOVERED and is not imputed. Source bytes used in the A5 audit are recorded at git commit eab9f67. The Transformer KT baseline is a two-layer Transformer encoder over DKT-style KC-response tokens, not the published SimpleKT architecture [4]; no Section IV cell is a SimpleKT [4] result. Table 2 reports recovered training settings; missing fields are marked NOT RECOVERED and are not imputed.</w:t>
+        <w:t>Main tables use local IRT, DKT, and a Transformer KT baseline (T-KT). The original training-container commit is NOT RECOVERED and is not imputed. Source bytes used in the A5 audit are recorded at git commit eab9f67. The Transformer KT baseline is a two-layer Transformer encoder over DKT-style KC-response tokens, not the published SimpleKT architecture [4]. Official SimpleKT [4] is scored on ASSISTments AUC/ECE only. Table 2 reports recovered training settings; missing fields are marked NOT RECOVERED and are not imputed.</w:t>
       </w:r>
     </w:p>
     <w:p>
@@ -2203,9 +2177,907 @@
         <w:pStyle w:val="Text"/>
       </w:pPr>
       <w:r>
-        <w:t>On ASSISTments fold 0 only we also score a train-only GKT graph [8] (pyKT GKT; Adam, learning rate 1e−3, batch size 16, maximum length 100, hidden and embedding size 32, dropout 0.5, 20 epochs, patience 4, selection by validation AUC) and a CL4KT protocol adapter [9] (contrastive views on training sequences; not an official CL4KT checkpoint; Adam, learning rate 1e−3, batch size 64, maximum length 100, hidden size 64, 4 heads, 2 layers, dropout 0.2, 20 epochs, patience 6, selection by validation AUC).</w:t>
-      </w:r>
-    </w:p>
+        <w:t>Graph-based and contrastive KT models are not trained in this study. Table 3 records a seven-channel leakage audit (L1–L7) for the evaluation pipeline on each dataset. Fig. 1 summarizes that pipeline. Table 3 presents a compact fold-0 audit; full fold-by-dataset audit records are provided in Supplementary Table S10 and the review artifact. Classical BKT is discussed as related work [1] but is not a scored baseline; IRT 1PL is the low-cost classical reference. T-KT is a local Transformer implementation, not published SimpleKT [4].</w:t>
+      </w:r>
+    </w:p>
+    <w:p>
+      <w:pPr>
+        <w:pStyle w:val="figurecaption0"/>
+      </w:pPr>
+      <w:r>
+        <w:t>Table 3. Seven-channel leakage checklist for the evaluation pipeline (learner-based fold 0). PASS means the decision is train-only, validation-only, or a fixed training schedule (L6: final checkpoint). Test is used only to report.</w:t>
+      </w:r>
+    </w:p>
+    <w:tbl>
+      <w:tblPr>
+        <w:tblW w:w="0" w:type="auto"/>
+        <w:tblLayout w:type="fixed"/>
+        <w:tblLook w:val="0000" w:firstRow="0" w:lastRow="0" w:firstColumn="0" w:lastColumn="0" w:noHBand="0" w:noVBand="0"/>
+      </w:tblPr>
+      <w:tblGrid>
+        <w:gridCol w:w="2050"/>
+        <w:gridCol w:w="2050"/>
+        <w:gridCol w:w="2050"/>
+        <w:gridCol w:w="2050"/>
+        <w:gridCol w:w="2051"/>
+      </w:tblGrid>
+      <w:tr>
+        <w:tc>
+          <w:tcPr>
+            <w:tcW w:w="2050" w:type="dxa"/>
+          </w:tcPr>
+          <w:p>
+            <w:pPr>
+              <w:pStyle w:val="Text"/>
+              <w:ind w:firstLine="0"/>
+              <w:jc w:val="center"/>
+              <w:rPr>
+                <w:b/>
+                <w:sz w:val="14"/>
+              </w:rPr>
+            </w:pPr>
+            <w:r>
+              <w:rPr>
+                <w:b/>
+                <w:sz w:val="14"/>
+              </w:rPr>
+              <w:pict w14:anchorId="7510FE5B">
+                <v:shapetype id="_x0000_t75" coordsize="21600,21600" o:spt="75" o:preferrelative="t" path="m@4@5l@4@11@9@11@9@5xe" filled="f" stroked="f">
+                  <v:stroke joinstyle="miter"/>
+                  <v:formulas>
+                    <v:f eqn="if lineDrawn pixelLineWidth 0"/>
+                    <v:f eqn="sum @0 1 0"/>
+                    <v:f eqn="sum 0 0 @1"/>
+                    <v:f eqn="prod @2 1 2"/>
+                    <v:f eqn="prod @3 21600 pixelWidth"/>
+                    <v:f eqn="prod @3 21600 pixelHeight"/>
+                    <v:f eqn="sum @0 0 1"/>
+                    <v:f eqn="prod @6 1 2"/>
+                    <v:f eqn="prod @7 21600 pixelWidth"/>
+                    <v:f eqn="sum @8 21600 0"/>
+                    <v:f eqn="prod @7 21600 pixelHeight"/>
+                    <v:f eqn="sum @10 21600 0"/>
+                  </v:formulas>
+                  <v:path o:extrusionok="f" gradientshapeok="t" o:connecttype="rect"/>
+                  <o:lock v:ext="edit" aspectratio="t"/>
+                </v:shapetype>
+                <v:shape id="_x0000_i1025" type="#_x0000_t75" style="width:501.75pt;height:166.5pt">
+                  <v:imagedata r:id="rId20" o:title="fig1_pipeline"/>
+                </v:shape>
+              </w:pict>
+            </w:r>
+          </w:p>
+          <w:p>
+            <w:pPr>
+              <w:pStyle w:val="figurecaption0"/>
+            </w:pPr>
+            <w:r>
+              <w:t>Fig. 1. Reproducible sparse-concept and calibration diagnostic pipeline. Tags L1–L7 match Table 3 (L5: no test-fit map; L6: final checkpoint; L7: f_train=0). Not a new KT architecture.</w:t>
+            </w:r>
+          </w:p>
+          <w:p>
+            <w:pPr>
+              <w:pStyle w:val="Text"/>
+              <w:ind w:firstLine="0"/>
+              <w:rPr>
+                <w:b/>
+                <w:sz w:val="14"/>
+              </w:rPr>
+            </w:pPr>
+            <w:r>
+              <w:rPr>
+                <w:b/>
+                <w:sz w:val="14"/>
+              </w:rPr>
+              <w:t>Channel</w:t>
+            </w:r>
+          </w:p>
+        </w:tc>
+        <w:tc>
+          <w:tcPr>
+            <w:tcW w:w="2050" w:type="dxa"/>
+          </w:tcPr>
+          <w:p>
+            <w:pPr>
+              <w:pStyle w:val="Text"/>
+              <w:ind w:firstLine="0"/>
+              <w:rPr>
+                <w:b/>
+                <w:sz w:val="14"/>
+              </w:rPr>
+            </w:pPr>
+            <w:r>
+              <w:rPr>
+                <w:b/>
+                <w:sz w:val="14"/>
+              </w:rPr>
+              <w:t>Decision</w:t>
+            </w:r>
+          </w:p>
+        </w:tc>
+        <w:tc>
+          <w:tcPr>
+            <w:tcW w:w="2050" w:type="dxa"/>
+          </w:tcPr>
+          <w:p>
+            <w:pPr>
+              <w:pStyle w:val="Text"/>
+              <w:ind w:firstLine="0"/>
+              <w:rPr>
+                <w:b/>
+                <w:sz w:val="14"/>
+              </w:rPr>
+            </w:pPr>
+            <w:r>
+              <w:rPr>
+                <w:b/>
+                <w:sz w:val="14"/>
+              </w:rPr>
+              <w:t>Assist.</w:t>
+            </w:r>
+          </w:p>
+        </w:tc>
+        <w:tc>
+          <w:tcPr>
+            <w:tcW w:w="2050" w:type="dxa"/>
+          </w:tcPr>
+          <w:p>
+            <w:pPr>
+              <w:pStyle w:val="Text"/>
+              <w:ind w:firstLine="0"/>
+              <w:rPr>
+                <w:b/>
+                <w:sz w:val="14"/>
+              </w:rPr>
+            </w:pPr>
+            <w:r>
+              <w:rPr>
+                <w:b/>
+                <w:sz w:val="14"/>
+              </w:rPr>
+              <w:t>Junyi</w:t>
+            </w:r>
+          </w:p>
+        </w:tc>
+        <w:tc>
+          <w:tcPr>
+            <w:tcW w:w="2051" w:type="dxa"/>
+          </w:tcPr>
+          <w:p>
+            <w:pPr>
+              <w:pStyle w:val="Text"/>
+              <w:ind w:firstLine="0"/>
+              <w:rPr>
+                <w:b/>
+                <w:sz w:val="14"/>
+              </w:rPr>
+            </w:pPr>
+            <w:r>
+              <w:rPr>
+                <w:b/>
+                <w:sz w:val="14"/>
+              </w:rPr>
+              <w:t>XES3G5M</w:t>
+            </w:r>
+          </w:p>
+        </w:tc>
+      </w:tr>
+      <w:tr>
+        <w:tc>
+          <w:tcPr>
+            <w:tcW w:w="2050" w:type="dxa"/>
+          </w:tcPr>
+          <w:p>
+            <w:pPr>
+              <w:pStyle w:val="Text"/>
+              <w:ind w:firstLine="0"/>
+              <w:rPr>
+                <w:sz w:val="14"/>
+              </w:rPr>
+            </w:pPr>
+            <w:r>
+              <w:rPr>
+                <w:sz w:val="14"/>
+              </w:rPr>
+              <w:t>L1 Split</w:t>
+            </w:r>
+          </w:p>
+        </w:tc>
+        <w:tc>
+          <w:tcPr>
+            <w:tcW w:w="2050" w:type="dxa"/>
+          </w:tcPr>
+          <w:p>
+            <w:pPr>
+              <w:pStyle w:val="Text"/>
+              <w:ind w:firstLine="0"/>
+              <w:rPr>
+                <w:sz w:val="14"/>
+              </w:rPr>
+            </w:pPr>
+            <w:r>
+              <w:rPr>
+                <w:sz w:val="14"/>
+              </w:rPr>
+              <w:t>Learner-disjoint users</w:t>
+            </w:r>
+          </w:p>
+        </w:tc>
+        <w:tc>
+          <w:tcPr>
+            <w:tcW w:w="2050" w:type="dxa"/>
+          </w:tcPr>
+          <w:p>
+            <w:pPr>
+              <w:pStyle w:val="Text"/>
+              <w:ind w:firstLine="0"/>
+              <w:rPr>
+                <w:sz w:val="14"/>
+              </w:rPr>
+            </w:pPr>
+            <w:r>
+              <w:rPr>
+                <w:sz w:val="14"/>
+              </w:rPr>
+              <w:t>PASS</w:t>
+            </w:r>
+          </w:p>
+        </w:tc>
+        <w:tc>
+          <w:tcPr>
+            <w:tcW w:w="2050" w:type="dxa"/>
+          </w:tcPr>
+          <w:p>
+            <w:pPr>
+              <w:pStyle w:val="Text"/>
+              <w:ind w:firstLine="0"/>
+              <w:rPr>
+                <w:sz w:val="14"/>
+              </w:rPr>
+            </w:pPr>
+            <w:r>
+              <w:rPr>
+                <w:sz w:val="14"/>
+              </w:rPr>
+              <w:t>PASS</w:t>
+            </w:r>
+          </w:p>
+        </w:tc>
+        <w:tc>
+          <w:tcPr>
+            <w:tcW w:w="2051" w:type="dxa"/>
+          </w:tcPr>
+          <w:p>
+            <w:pPr>
+              <w:pStyle w:val="Text"/>
+              <w:ind w:firstLine="0"/>
+              <w:rPr>
+                <w:sz w:val="14"/>
+              </w:rPr>
+            </w:pPr>
+            <w:r>
+              <w:rPr>
+                <w:sz w:val="14"/>
+              </w:rPr>
+              <w:t>PASS</w:t>
+            </w:r>
+          </w:p>
+        </w:tc>
+      </w:tr>
+      <w:tr>
+        <w:tc>
+          <w:tcPr>
+            <w:tcW w:w="2050" w:type="dxa"/>
+          </w:tcPr>
+          <w:p>
+            <w:pPr>
+              <w:pStyle w:val="Text"/>
+              <w:ind w:firstLine="0"/>
+              <w:rPr>
+                <w:sz w:val="14"/>
+              </w:rPr>
+            </w:pPr>
+            <w:r>
+              <w:rPr>
+                <w:sz w:val="14"/>
+              </w:rPr>
+              <w:t>L2 Preprocess</w:t>
+            </w:r>
+          </w:p>
+        </w:tc>
+        <w:tc>
+          <w:tcPr>
+            <w:tcW w:w="2050" w:type="dxa"/>
+          </w:tcPr>
+          <w:p>
+            <w:pPr>
+              <w:pStyle w:val="Text"/>
+              <w:ind w:firstLine="0"/>
+              <w:rPr>
+                <w:sz w:val="14"/>
+              </w:rPr>
+            </w:pPr>
+            <w:r>
+              <w:rPr>
+                <w:sz w:val="14"/>
+              </w:rPr>
+              <w:t>Train-only transforms</w:t>
+            </w:r>
+          </w:p>
+        </w:tc>
+        <w:tc>
+          <w:tcPr>
+            <w:tcW w:w="2050" w:type="dxa"/>
+          </w:tcPr>
+          <w:p>
+            <w:pPr>
+              <w:pStyle w:val="Text"/>
+              <w:ind w:firstLine="0"/>
+              <w:rPr>
+                <w:sz w:val="14"/>
+              </w:rPr>
+            </w:pPr>
+            <w:r>
+              <w:rPr>
+                <w:sz w:val="14"/>
+              </w:rPr>
+              <w:t>PASS</w:t>
+            </w:r>
+          </w:p>
+        </w:tc>
+        <w:tc>
+          <w:tcPr>
+            <w:tcW w:w="2050" w:type="dxa"/>
+          </w:tcPr>
+          <w:p>
+            <w:pPr>
+              <w:pStyle w:val="Text"/>
+              <w:ind w:firstLine="0"/>
+              <w:rPr>
+                <w:sz w:val="14"/>
+              </w:rPr>
+            </w:pPr>
+            <w:r>
+              <w:rPr>
+                <w:sz w:val="14"/>
+              </w:rPr>
+              <w:t>PASS</w:t>
+            </w:r>
+          </w:p>
+        </w:tc>
+        <w:tc>
+          <w:tcPr>
+            <w:tcW w:w="2051" w:type="dxa"/>
+          </w:tcPr>
+          <w:p>
+            <w:pPr>
+              <w:pStyle w:val="Text"/>
+              <w:ind w:firstLine="0"/>
+              <w:rPr>
+                <w:sz w:val="14"/>
+              </w:rPr>
+            </w:pPr>
+            <w:r>
+              <w:rPr>
+                <w:sz w:val="14"/>
+              </w:rPr>
+              <w:t>PASS</w:t>
+            </w:r>
+          </w:p>
+        </w:tc>
+      </w:tr>
+      <w:tr>
+        <w:tc>
+          <w:tcPr>
+            <w:tcW w:w="2050" w:type="dxa"/>
+          </w:tcPr>
+          <w:p>
+            <w:pPr>
+              <w:pStyle w:val="Text"/>
+              <w:ind w:firstLine="0"/>
+              <w:rPr>
+                <w:sz w:val="14"/>
+              </w:rPr>
+            </w:pPr>
+            <w:r>
+              <w:rPr>
+                <w:sz w:val="14"/>
+              </w:rPr>
+              <w:t>L3 Q-matrix</w:t>
+            </w:r>
+          </w:p>
+        </w:tc>
+        <w:tc>
+          <w:tcPr>
+            <w:tcW w:w="2050" w:type="dxa"/>
+          </w:tcPr>
+          <w:p>
+            <w:pPr>
+              <w:pStyle w:val="Text"/>
+              <w:ind w:firstLine="0"/>
+              <w:rPr>
+                <w:sz w:val="14"/>
+              </w:rPr>
+            </w:pPr>
+            <w:r>
+              <w:rPr>
+                <w:sz w:val="14"/>
+              </w:rPr>
+              <w:t>Static platform tag</w:t>
+            </w:r>
+          </w:p>
+        </w:tc>
+        <w:tc>
+          <w:tcPr>
+            <w:tcW w:w="2050" w:type="dxa"/>
+          </w:tcPr>
+          <w:p>
+            <w:pPr>
+              <w:pStyle w:val="Text"/>
+              <w:ind w:firstLine="0"/>
+              <w:rPr>
+                <w:sz w:val="14"/>
+              </w:rPr>
+            </w:pPr>
+            <w:r>
+              <w:rPr>
+                <w:sz w:val="14"/>
+              </w:rPr>
+              <w:t>PASS</w:t>
+            </w:r>
+          </w:p>
+        </w:tc>
+        <w:tc>
+          <w:tcPr>
+            <w:tcW w:w="2050" w:type="dxa"/>
+          </w:tcPr>
+          <w:p>
+            <w:pPr>
+              <w:pStyle w:val="Text"/>
+              <w:ind w:firstLine="0"/>
+              <w:rPr>
+                <w:sz w:val="14"/>
+              </w:rPr>
+            </w:pPr>
+            <w:r>
+              <w:rPr>
+                <w:sz w:val="14"/>
+              </w:rPr>
+              <w:t>PASS (ucid)</w:t>
+            </w:r>
+          </w:p>
+        </w:tc>
+        <w:tc>
+          <w:tcPr>
+            <w:tcW w:w="2051" w:type="dxa"/>
+          </w:tcPr>
+          <w:p>
+            <w:pPr>
+              <w:pStyle w:val="Text"/>
+              <w:ind w:firstLine="0"/>
+              <w:rPr>
+                <w:sz w:val="14"/>
+              </w:rPr>
+            </w:pPr>
+            <w:r>
+              <w:rPr>
+                <w:sz w:val="14"/>
+              </w:rPr>
+              <w:t>PASS</w:t>
+            </w:r>
+          </w:p>
+        </w:tc>
+      </w:tr>
+      <w:tr>
+        <w:tc>
+          <w:tcPr>
+            <w:tcW w:w="2050" w:type="dxa"/>
+          </w:tcPr>
+          <w:p>
+            <w:pPr>
+              <w:pStyle w:val="Text"/>
+              <w:ind w:firstLine="0"/>
+              <w:rPr>
+                <w:sz w:val="14"/>
+              </w:rPr>
+            </w:pPr>
+            <w:r>
+              <w:rPr>
+                <w:sz w:val="14"/>
+              </w:rPr>
+              <w:t>L4 Bucket</w:t>
+            </w:r>
+          </w:p>
+        </w:tc>
+        <w:tc>
+          <w:tcPr>
+            <w:tcW w:w="2050" w:type="dxa"/>
+          </w:tcPr>
+          <w:p>
+            <w:pPr>
+              <w:pStyle w:val="Text"/>
+              <w:ind w:firstLine="0"/>
+              <w:rPr>
+                <w:sz w:val="14"/>
+              </w:rPr>
+            </w:pPr>
+            <w:r>
+              <w:rPr>
+                <w:sz w:val="14"/>
+              </w:rPr>
+              <w:t>f_train cuts only</w:t>
+            </w:r>
+          </w:p>
+        </w:tc>
+        <w:tc>
+          <w:tcPr>
+            <w:tcW w:w="2050" w:type="dxa"/>
+          </w:tcPr>
+          <w:p>
+            <w:pPr>
+              <w:pStyle w:val="Text"/>
+              <w:ind w:firstLine="0"/>
+              <w:rPr>
+                <w:sz w:val="14"/>
+              </w:rPr>
+            </w:pPr>
+            <w:r>
+              <w:rPr>
+                <w:sz w:val="14"/>
+              </w:rPr>
+              <w:t>PASS</w:t>
+            </w:r>
+          </w:p>
+        </w:tc>
+        <w:tc>
+          <w:tcPr>
+            <w:tcW w:w="2050" w:type="dxa"/>
+          </w:tcPr>
+          <w:p>
+            <w:pPr>
+              <w:pStyle w:val="Text"/>
+              <w:ind w:firstLine="0"/>
+              <w:rPr>
+                <w:sz w:val="14"/>
+              </w:rPr>
+            </w:pPr>
+            <w:r>
+              <w:rPr>
+                <w:sz w:val="14"/>
+              </w:rPr>
+              <w:t>PASS (empty sparse)</w:t>
+            </w:r>
+          </w:p>
+        </w:tc>
+        <w:tc>
+          <w:tcPr>
+            <w:tcW w:w="2051" w:type="dxa"/>
+          </w:tcPr>
+          <w:p>
+            <w:pPr>
+              <w:pStyle w:val="Text"/>
+              <w:ind w:firstLine="0"/>
+              <w:rPr>
+                <w:sz w:val="14"/>
+              </w:rPr>
+            </w:pPr>
+            <w:r>
+              <w:rPr>
+                <w:sz w:val="14"/>
+              </w:rPr>
+              <w:t>PASS</w:t>
+            </w:r>
+          </w:p>
+        </w:tc>
+      </w:tr>
+      <w:tr>
+        <w:tc>
+          <w:tcPr>
+            <w:tcW w:w="2050" w:type="dxa"/>
+          </w:tcPr>
+          <w:p>
+            <w:pPr>
+              <w:pStyle w:val="Text"/>
+              <w:ind w:firstLine="0"/>
+              <w:rPr>
+                <w:sz w:val="14"/>
+              </w:rPr>
+            </w:pPr>
+            <w:r>
+              <w:rPr>
+                <w:sz w:val="14"/>
+              </w:rPr>
+              <w:t>L5 Calibration</w:t>
+            </w:r>
+          </w:p>
+        </w:tc>
+        <w:tc>
+          <w:tcPr>
+            <w:tcW w:w="2050" w:type="dxa"/>
+          </w:tcPr>
+          <w:p>
+            <w:pPr>
+              <w:pStyle w:val="Text"/>
+              <w:ind w:firstLine="0"/>
+              <w:rPr>
+                <w:sz w:val="14"/>
+              </w:rPr>
+            </w:pPr>
+            <w:r>
+              <w:rPr>
+                <w:sz w:val="14"/>
+              </w:rPr>
+              <w:t>No test-fit map</w:t>
+            </w:r>
+          </w:p>
+        </w:tc>
+        <w:tc>
+          <w:tcPr>
+            <w:tcW w:w="2050" w:type="dxa"/>
+          </w:tcPr>
+          <w:p>
+            <w:pPr>
+              <w:pStyle w:val="Text"/>
+              <w:ind w:firstLine="0"/>
+              <w:rPr>
+                <w:sz w:val="14"/>
+              </w:rPr>
+            </w:pPr>
+            <w:r>
+              <w:rPr>
+                <w:sz w:val="14"/>
+              </w:rPr>
+              <w:t>PASS</w:t>
+            </w:r>
+          </w:p>
+        </w:tc>
+        <w:tc>
+          <w:tcPr>
+            <w:tcW w:w="2050" w:type="dxa"/>
+          </w:tcPr>
+          <w:p>
+            <w:pPr>
+              <w:pStyle w:val="Text"/>
+              <w:ind w:firstLine="0"/>
+              <w:rPr>
+                <w:sz w:val="14"/>
+              </w:rPr>
+            </w:pPr>
+            <w:r>
+              <w:rPr>
+                <w:sz w:val="14"/>
+              </w:rPr>
+              <w:t>PASS</w:t>
+            </w:r>
+          </w:p>
+        </w:tc>
+        <w:tc>
+          <w:tcPr>
+            <w:tcW w:w="2051" w:type="dxa"/>
+          </w:tcPr>
+          <w:p>
+            <w:pPr>
+              <w:pStyle w:val="Text"/>
+              <w:ind w:firstLine="0"/>
+              <w:rPr>
+                <w:sz w:val="14"/>
+              </w:rPr>
+            </w:pPr>
+            <w:r>
+              <w:rPr>
+                <w:sz w:val="14"/>
+              </w:rPr>
+              <w:t>PASS</w:t>
+            </w:r>
+          </w:p>
+        </w:tc>
+      </w:tr>
+      <w:tr>
+        <w:tc>
+          <w:tcPr>
+            <w:tcW w:w="2050" w:type="dxa"/>
+          </w:tcPr>
+          <w:p>
+            <w:pPr>
+              <w:pStyle w:val="Text"/>
+              <w:ind w:firstLine="0"/>
+              <w:rPr>
+                <w:sz w:val="14"/>
+              </w:rPr>
+            </w:pPr>
+            <w:r>
+              <w:rPr>
+                <w:sz w:val="14"/>
+              </w:rPr>
+              <w:lastRenderedPageBreak/>
+              <w:t>L6 Hyperparam.</w:t>
+            </w:r>
+          </w:p>
+        </w:tc>
+        <w:tc>
+          <w:tcPr>
+            <w:tcW w:w="2050" w:type="dxa"/>
+          </w:tcPr>
+          <w:p>
+            <w:pPr>
+              <w:pStyle w:val="Text"/>
+              <w:ind w:firstLine="0"/>
+              <w:rPr>
+                <w:sz w:val="14"/>
+              </w:rPr>
+            </w:pPr>
+            <w:r>
+              <w:rPr>
+                <w:sz w:val="14"/>
+              </w:rPr>
+              <w:t>Final checkpoint</w:t>
+            </w:r>
+          </w:p>
+        </w:tc>
+        <w:tc>
+          <w:tcPr>
+            <w:tcW w:w="2050" w:type="dxa"/>
+          </w:tcPr>
+          <w:p>
+            <w:pPr>
+              <w:pStyle w:val="Text"/>
+              <w:ind w:firstLine="0"/>
+              <w:rPr>
+                <w:sz w:val="14"/>
+              </w:rPr>
+            </w:pPr>
+            <w:r>
+              <w:rPr>
+                <w:sz w:val="14"/>
+              </w:rPr>
+              <w:t>PASS</w:t>
+            </w:r>
+          </w:p>
+        </w:tc>
+        <w:tc>
+          <w:tcPr>
+            <w:tcW w:w="2050" w:type="dxa"/>
+          </w:tcPr>
+          <w:p>
+            <w:pPr>
+              <w:pStyle w:val="Text"/>
+              <w:ind w:firstLine="0"/>
+              <w:rPr>
+                <w:sz w:val="14"/>
+              </w:rPr>
+            </w:pPr>
+            <w:r>
+              <w:rPr>
+                <w:sz w:val="14"/>
+              </w:rPr>
+              <w:t>PASS</w:t>
+            </w:r>
+          </w:p>
+        </w:tc>
+        <w:tc>
+          <w:tcPr>
+            <w:tcW w:w="2051" w:type="dxa"/>
+          </w:tcPr>
+          <w:p>
+            <w:pPr>
+              <w:pStyle w:val="Text"/>
+              <w:ind w:firstLine="0"/>
+              <w:rPr>
+                <w:sz w:val="14"/>
+              </w:rPr>
+            </w:pPr>
+            <w:r>
+              <w:rPr>
+                <w:sz w:val="14"/>
+              </w:rPr>
+              <w:t>PASS</w:t>
+            </w:r>
+          </w:p>
+        </w:tc>
+      </w:tr>
+      <w:tr>
+        <w:tc>
+          <w:tcPr>
+            <w:tcW w:w="2050" w:type="dxa"/>
+          </w:tcPr>
+          <w:p>
+            <w:pPr>
+              <w:pStyle w:val="Text"/>
+              <w:ind w:firstLine="0"/>
+              <w:rPr>
+                <w:sz w:val="14"/>
+              </w:rPr>
+            </w:pPr>
+            <w:r>
+              <w:rPr>
+                <w:sz w:val="14"/>
+              </w:rPr>
+              <w:t>L7 Cold-start</w:t>
+            </w:r>
+          </w:p>
+        </w:tc>
+        <w:tc>
+          <w:tcPr>
+            <w:tcW w:w="2050" w:type="dxa"/>
+          </w:tcPr>
+          <w:p>
+            <w:pPr>
+              <w:pStyle w:val="Text"/>
+              <w:ind w:firstLine="0"/>
+              <w:rPr>
+                <w:sz w:val="14"/>
+              </w:rPr>
+            </w:pPr>
+            <w:r>
+              <w:rPr>
+                <w:sz w:val="14"/>
+              </w:rPr>
+              <w:t>f_train=0 documented</w:t>
+            </w:r>
+          </w:p>
+        </w:tc>
+        <w:tc>
+          <w:tcPr>
+            <w:tcW w:w="2050" w:type="dxa"/>
+          </w:tcPr>
+          <w:p>
+            <w:pPr>
+              <w:pStyle w:val="Text"/>
+              <w:ind w:firstLine="0"/>
+              <w:rPr>
+                <w:sz w:val="14"/>
+              </w:rPr>
+            </w:pPr>
+            <w:r>
+              <w:rPr>
+                <w:sz w:val="14"/>
+              </w:rPr>
+              <w:t>PASS (I)</w:t>
+            </w:r>
+          </w:p>
+        </w:tc>
+        <w:tc>
+          <w:tcPr>
+            <w:tcW w:w="2050" w:type="dxa"/>
+          </w:tcPr>
+          <w:p>
+            <w:pPr>
+              <w:pStyle w:val="Text"/>
+              <w:ind w:firstLine="0"/>
+              <w:rPr>
+                <w:sz w:val="14"/>
+              </w:rPr>
+            </w:pPr>
+            <w:r>
+              <w:rPr>
+                <w:sz w:val="14"/>
+              </w:rPr>
+              <w:t>PASS (empty)</w:t>
+            </w:r>
+          </w:p>
+        </w:tc>
+        <w:tc>
+          <w:tcPr>
+            <w:tcW w:w="2051" w:type="dxa"/>
+          </w:tcPr>
+          <w:p>
+            <w:pPr>
+              <w:pStyle w:val="Text"/>
+              <w:ind w:firstLine="0"/>
+              <w:rPr>
+                <w:sz w:val="14"/>
+              </w:rPr>
+            </w:pPr>
+            <w:r>
+              <w:rPr>
+                <w:sz w:val="14"/>
+              </w:rPr>
+              <w:t>PASS (I)</w:t>
+            </w:r>
+          </w:p>
+        </w:tc>
+      </w:tr>
+    </w:tbl>
     <w:p>
       <w:pPr>
         <w:pStyle w:val="Text"/>
@@ -2231,7 +3103,7 @@
         <w:pStyle w:val="Text"/>
       </w:pPr>
       <w:r>
-        <w:t>For each fold, KC frequency ftrain is counted on the training file only. Buckets: strict cold-start (f=0), very sparse (0&lt;f&lt;20), sparse (20≤f&lt;100), medium (100≤f&lt;500), dense (f≥500). Fig. 1 (top) shows the number of KCs in each stratum. Training-interaction volume is shown separately in the bottom row from summed ftrain, not inferred from KC counts. TSCDA then applies four steps on each fold: (1) assign those train-only strata, including f=0; (2) flag occupancy R/L/I; (3) report ECE/Brier with those flags; (4) apply one locked τ and report FAR with Nadvance (Section III.E–H).</w:t>
+        <w:t>For each fold, KC frequency ftrain is counted on the training file only. Buckets: strict cold-start (f=0), very sparse (0&lt;f&lt;20), sparse (20≤f&lt;100), medium (100≤f&lt;500), dense (f≥500). Fig. 2 (top) shows the number of KCs in each stratum. Training-interaction volume is shown separately in the bottom row from summed ftrain, not inferred from KC counts. The protocol then applies four steps on each fold: (1) assign those train-only strata, including f=0; (2) flag occupancy R/L/I; (3) report ECE/Brier with those flags; (4) optionally apply one locked τ and report FAR with Nadvance as a probe (Section III.E–H).</w:t>
       </w:r>
     </w:p>
     <w:p>
@@ -2254,29 +3126,9 @@
         <w:jc w:val="center"/>
       </w:pPr>
       <w:r>
-        <w:lastRenderedPageBreak/>
         <w:pict w14:anchorId="547EE55B">
-          <v:shapetype id="_x0000_t75" coordsize="21600,21600" o:spt="75" o:preferrelative="t" path="m@4@5l@4@11@9@11@9@5xe" filled="f" stroked="f">
-            <v:stroke joinstyle="miter"/>
-            <v:formulas>
-              <v:f eqn="if lineDrawn pixelLineWidth 0"/>
-              <v:f eqn="sum @0 1 0"/>
-              <v:f eqn="sum 0 0 @1"/>
-              <v:f eqn="prod @2 1 2"/>
-              <v:f eqn="prod @3 21600 pixelWidth"/>
-              <v:f eqn="prod @3 21600 pixelHeight"/>
-              <v:f eqn="sum @0 0 1"/>
-              <v:f eqn="prod @6 1 2"/>
-              <v:f eqn="prod @7 21600 pixelWidth"/>
-              <v:f eqn="sum @8 21600 0"/>
-              <v:f eqn="prod @7 21600 pixelHeight"/>
-              <v:f eqn="sum @10 21600 0"/>
-            </v:formulas>
-            <v:path o:extrusionok="f" gradientshapeok="t" o:connecttype="rect"/>
-            <o:lock v:ext="edit" aspectratio="t"/>
-          </v:shapetype>
-          <v:shape id="_x0000_i1025" type="#_x0000_t75" style="width:501.75pt;height:352.5pt">
-            <v:imagedata r:id="rId20" o:title="fig1_kc_and_train_volume"/>
+          <v:shape id="_x0000_i1026" type="#_x0000_t75" style="width:501.75pt;height:352.5pt">
+            <v:imagedata r:id="rId21" o:title="fig1_kc_and_train_volume"/>
           </v:shape>
         </w:pict>
       </w:r>
@@ -2286,23 +3138,7 @@
         <w:pStyle w:val="figurecaption0"/>
       </w:pPr>
       <w:r>
-        <w:t xml:space="preserve">Fig. 1. Distribution of KCs across train-only frequency strata under learner-based and temporal splits. Bottom: verified training-interaction counts (sum of train-only </w:t>
-      </w:r>
-      <w:r>
-        <w:rPr>
-          <w:i/>
-        </w:rPr>
-        <w:t>f</w:t>
-      </w:r>
-      <w:r>
-        <w:rPr>
-          <w:i/>
-          <w:vertAlign w:val="subscript"/>
-        </w:rPr>
-        <w:t>train</w:t>
-      </w:r>
-      <w:r>
-        <w:t xml:space="preserve"> on fold 0); volume is not inferred from KC counts. Bottom y-axis is logarithmic.</w:t>
+        <w:t>Fig. 2. Distribution of KCs across train-only frequency strata under learner-based and temporal splits. Bottom: verified training-interaction counts (sum of train-only ftrain on fold 0); volume is not inferred from KC counts. Bottom y-axis is logarithmic.</w:t>
       </w:r>
     </w:p>
     <w:p>
@@ -2350,7 +3186,7 @@
         <w:pStyle w:val="Text"/>
       </w:pPr>
       <w:r>
-        <w:t>Occupancy flags follow test-event count N: Reliable (R) N≥1000; Limited (L) 100≤N&lt;1000; Insufficient (I) N&lt;100. We call R, L, and I descriptive sample-support flags. They are not inferential guarantees, confidence intervals, or hypothesis tests. Success claims require Limited or Reliable occupancy. Insufficient cells are descriptive only. Very-sparse ASSISTments cells are Insufficient and descriptive only.</w:t>
+        <w:t>Occupancy flags follow test-event count N: Reliable (R) N≥1000; Limited (L) 100≤N&lt;1000; Insufficient (I) N&lt;100. We call R, L, and I descriptive sample-support flags. They are not inferential guarantees, confidence intervals, or hypothesis tests. Substantive stratum-level interpretations require at least Limited support; Insufficient cells are descriptive only. Very-sparse ASSISTments cells are Insufficient and descriptive only.</w:t>
       </w:r>
     </w:p>
     <w:p>
@@ -2461,7 +3297,10 @@
         <w:pStyle w:val="Text"/>
       </w:pPr>
       <w:r>
-        <w:t>The Brier score is (1/N) Σ_i (p_i − y_i)². We use the binned Murphy decomposition Brier = UNC − RES + REL [23], with UNC = ȳ(1−ȳ), REL = (1/N) Σ_m n_m (conf_m − acc_m)², and RES = (1/N) Σ_m n_m (acc_m − ȳ)². Because probabilities are binned, the three components are an empirical approximation and need not sum exactly to the directly computed Brier score. Lower ECE is better calibration; it is not a substitute for AUC.</w:t>
+        <w:t xml:space="preserve">The Brier score is (1/N) Σ_i (p_i − y_i)². We use the binned Murphy decomposition Brier = UNC − RES + REL [23], </w:t>
+      </w:r>
+      <w:r>
+        <w:t>with UNC = ȳ(1−ȳ), REL = (1/N) Σ_m n_m (conf_m − acc_m)², and RES = (1/N) Σ_m n_m (acc_m − ȳ)². Because probabilities are binned, the three components are an empirical approximation and need not sum exactly to the directly computed Brier score. Lower ECE is better calibration; it is not a substitute for AUC.</w:t>
       </w:r>
     </w:p>
     <w:p>
@@ -2481,10 +3320,7 @@
         <w:pStyle w:val="Text"/>
       </w:pPr>
       <w:r>
-        <w:t xml:space="preserve">For each KC c we define a training-only difficulty proxy difficulty(c) = 1 − mean_train_correctness(c). The mean is taken on the training file only. This is an observational proxy </w:t>
-      </w:r>
-      <w:r>
-        <w:t>for how often c is answered incorrectly in training; it is not a latent IRT difficulty parameter. The reported Spearman association is ρ(log(1+</w:t>
+        <w:t>For each KC c we define a training-only difficulty proxy difficulty(c) = 1 − mean_train_correctness(c). The mean is taken on the training file only. This is an observational proxy for how often c is answered incorrectly in training; it is not a latent IRT difficulty parameter. The reported Spearman association is ρ(log(1+</w:t>
       </w:r>
       <w:r>
         <w:rPr>
@@ -2500,7 +3336,11 @@
         <w:t>train</w:t>
       </w:r>
       <w:r>
-        <w:t>), difficulty), computed on training-fold KC summaries. The same file yields item support (distinct items per KC), learner exposure (distinct learners per KC), and a curriculum-position proxy (median normalized sequence position). Results report between-KC associations and a within-KC sparsification check; neither identifies a causal frequency effect.</w:t>
+        <w:t xml:space="preserve">), difficulty), computed on training-fold KC summaries. The same file yields item support (distinct items per KC), learner exposure (distinct learners per KC), and a curriculum-position proxy (median normalized sequence position). Results report between-KC </w:t>
+      </w:r>
+      <w:r>
+        <w:lastRenderedPageBreak/>
+        <w:t>associations and a within-KC sparsification check; neither identifies a causal frequency effect.</w:t>
       </w:r>
     </w:p>
     <w:p>
@@ -2512,7 +3352,7 @@
         </w:numPr>
       </w:pPr>
       <w:r>
-        <w:t>H. Simulated decision gate</w:t>
+        <w:t>H. Simulated decision-error probe (not the primary claim)</w:t>
       </w:r>
     </w:p>
     <w:p>
@@ -2520,7 +3360,7 @@
         <w:pStyle w:val="Text"/>
       </w:pPr>
       <w:r>
-        <w:t>For a locked global threshold τ, the system advances (skips remediation) if p≥τ and triggers remediation otherwise. Sparse events never receive their own tuned τ in the display rule: Tables 5–6 use one locked global τ=0.7. On ASSISTments 2012 fold 0, T-KT ΔFAR stays positive at every locked grid point τ</w:t>
+        <w:t>For a locked global threshold τ, the system advances (skips remediation) if p≥τ and triggers remediation otherwise. Sparse events never receive their own tuned τ in the display rule: Supplementary Tables S5–S6 use one locked global τ=0.7. On ASSISTments 2012 fold 0, T-KT ΔFAR stays positive at every locked grid point τ</w:t>
       </w:r>
       <w:r>
         <w:rPr>
@@ -2553,11 +3393,7 @@
         <w:t>advance</w:t>
       </w:r>
       <w:r>
-        <w:t xml:space="preserve"> = count(p≥τ) events, not of </w:t>
-      </w:r>
-      <w:r>
-        <w:lastRenderedPageBreak/>
-        <w:t xml:space="preserve">N_total; Miss is a proportion of </w:t>
+        <w:t xml:space="preserve"> = count(p≥τ) events, not of N_total; Miss is a proportion of </w:t>
       </w:r>
       <w:r>
         <w:rPr>
@@ -2605,25 +3441,7 @@
         <w:pStyle w:val="Text"/>
       </w:pPr>
       <w:r>
-        <w:t xml:space="preserve">Table 3 reports overall learner-based area under the ROC curve (AUC) and accuracy (ACC), mean±sd over four unique partitions. This subsection is discrimination, not calibration. DKT is slightly above </w:t>
-      </w:r>
-      <w:r>
-        <w:t>T-KT</w:t>
-      </w:r>
-      <w:r>
-        <w:t xml:space="preserve"> on all three datasets (ASSISTments DKT 0.6979±0.0014 versus </w:t>
-      </w:r>
-      <w:r>
-        <w:t>T-KT</w:t>
-      </w:r>
-      <w:r>
-        <w:t xml:space="preserve"> 0.6837±0.0025). </w:t>
-      </w:r>
-      <w:r>
-        <w:t xml:space="preserve">In our implementation, unseen learners </w:t>
-      </w:r>
-      <w:r>
-        <w:t>trigger a constant/base-rate fallback, yielding AUC=0.5000; it is a base-rate reference, not a ranking competitor.</w:t>
+        <w:t>Table 4 reports overall learner-based area under the ROC curve (AUC) and accuracy (ACC), mean±sd over four unique partitions. This subsection is discrimination, not calibration. DKT is slightly above T-KT on all three datasets (ASSISTments DKT 0.6979±0.0014 versus T-KT 0.6837±0.0025). Official SimpleKT [4] on the same ASSISTments partitions reaches 0.7700±0.0013 (ACC 0.7522±0.0014); T-KT is not that checkpoint. Stratum-level AUC and ACC for IRT, DKT, and T-KT are in Supplementary Table S8. In our implementation, unseen learners trigger a constant/base-rate fallback, yielding AUC=0.5000; it is a base-rate reference, not a ranking competitor.</w:t>
       </w:r>
     </w:p>
     <w:p>
@@ -2631,7 +3449,7 @@
         <w:pStyle w:val="figurecaption0"/>
       </w:pPr>
       <w:r>
-        <w:t>Table 3. Overall learner-based area under the ROC curve (AUC) and accuracy (ACC) (mean±sd over four unique partitions).</w:t>
+        <w:t>Table 4. Overall learner-based area under the ROC curve (AUC) and accuracy (ACC) (mean±sd over four unique partitions). Official SimpleKT [4] is reported on ASSISTments only.</w:t>
       </w:r>
     </w:p>
     <w:tbl>
@@ -3082,6 +3900,107 @@
               <w:rPr>
                 <w:sz w:val="14"/>
               </w:rPr>
+              <w:t>ASSISTments 2012</w:t>
+            </w:r>
+          </w:p>
+        </w:tc>
+        <w:tc>
+          <w:tcPr>
+            <w:tcW w:w="1250" w:type="pct"/>
+            <w:tcMar>
+              <w:top w:w="10" w:type="dxa"/>
+              <w:left w:w="20" w:type="dxa"/>
+              <w:bottom w:w="10" w:type="dxa"/>
+              <w:right w:w="20" w:type="dxa"/>
+            </w:tcMar>
+          </w:tcPr>
+          <w:p>
+            <w:pPr>
+              <w:rPr>
+                <w:sz w:val="14"/>
+              </w:rPr>
+            </w:pPr>
+            <w:r>
+              <w:rPr>
+                <w:sz w:val="14"/>
+              </w:rPr>
+              <w:t>SimpleKT</w:t>
+            </w:r>
+          </w:p>
+        </w:tc>
+        <w:tc>
+          <w:tcPr>
+            <w:tcW w:w="1250" w:type="pct"/>
+            <w:tcMar>
+              <w:top w:w="10" w:type="dxa"/>
+              <w:left w:w="20" w:type="dxa"/>
+              <w:bottom w:w="10" w:type="dxa"/>
+              <w:right w:w="20" w:type="dxa"/>
+            </w:tcMar>
+          </w:tcPr>
+          <w:p>
+            <w:pPr>
+              <w:rPr>
+                <w:sz w:val="14"/>
+              </w:rPr>
+            </w:pPr>
+            <w:r>
+              <w:rPr>
+                <w:sz w:val="14"/>
+              </w:rPr>
+              <w:t>0.7700±0.0013</w:t>
+            </w:r>
+          </w:p>
+        </w:tc>
+        <w:tc>
+          <w:tcPr>
+            <w:tcW w:w="1250" w:type="pct"/>
+            <w:tcMar>
+              <w:top w:w="10" w:type="dxa"/>
+              <w:left w:w="20" w:type="dxa"/>
+              <w:bottom w:w="10" w:type="dxa"/>
+              <w:right w:w="20" w:type="dxa"/>
+            </w:tcMar>
+          </w:tcPr>
+          <w:p>
+            <w:pPr>
+              <w:rPr>
+                <w:sz w:val="14"/>
+              </w:rPr>
+            </w:pPr>
+            <w:r>
+              <w:rPr>
+                <w:sz w:val="14"/>
+              </w:rPr>
+              <w:t>0.7522±0.0014</w:t>
+            </w:r>
+          </w:p>
+        </w:tc>
+      </w:tr>
+      <w:tr>
+        <w:trPr>
+          <w:cantSplit/>
+        </w:trPr>
+        <w:tc>
+          <w:tcPr>
+            <w:tcW w:w="1250" w:type="pct"/>
+            <w:tcMar>
+              <w:top w:w="10" w:type="dxa"/>
+              <w:left w:w="20" w:type="dxa"/>
+              <w:bottom w:w="10" w:type="dxa"/>
+              <w:right w:w="20" w:type="dxa"/>
+            </w:tcMar>
+          </w:tcPr>
+          <w:p>
+            <w:pPr>
+              <w:rPr>
+                <w:sz w:val="14"/>
+              </w:rPr>
+            </w:pPr>
+            <w:r>
+              <w:rPr>
+                <w:sz w:val="14"/>
+              </w:rPr>
               <w:t>Junyi Academy</w:t>
             </w:r>
           </w:p>
@@ -3704,7 +4623,7 @@
         <w:pStyle w:val="Text"/>
       </w:pPr>
       <w:r>
-        <w:t>Table 4 reports event-level expected calibration error (ECE), not AUC. On ASSISTments 2012, T-KT ECE increases from 0.1136±0.0066 (dense, Reliable, N=523,971) to 0.1541±0.0051 (medium) to 0.2280±0.0197 (sparse, Limited, N=415). That sparse cell is Limited support, not a high-N finding. DKT moves in the same direction on this dataset (dense 0.0602±0.0022 versus sparse 0.2333±0.0084). IRT dense ECE is 0.0031±0.0006, but resolution is zero (Supplementary Table S1): a near-constant predictor can look calibrated while providing no ranking information.</w:t>
+        <w:t>Table 5 reports event-level expected calibration error (ECE), not AUC. On ASSISTments 2012, T-KT ECE increases from 0.1136±0.0066 (dense, Reliable, N=523,971) to 0.1541±0.0051 (medium) to 0.2280±0.0197 (sparse, Limited, N=415). That sparse cell is Limited support, not a high-N finding. Official SimpleKT [4] on those partitions has ECE 0.0203±0.0035 dense and 0.0884±0.0187 sparse (Limited, N=415); the rise remains, and the T-KT cells stay locked. DKT moves in the same direction on this dataset (dense 0.0602±0.0022 versus sparse 0.2333±0.0084). IRT dense ECE is 0.0031±0.0006, but resolution is zero (Supplementary Table S1): a near-constant predictor can look calibrated while providing no ranking information.</w:t>
       </w:r>
     </w:p>
     <w:p>
@@ -3732,13 +4651,7 @@
         <w:pStyle w:val="figurecaption0"/>
       </w:pPr>
       <w:r>
-        <w:t xml:space="preserve">Table 4. </w:t>
-      </w:r>
-      <w:r>
-        <w:t>T-KT</w:t>
-      </w:r>
-      <w:r>
-        <w:t xml:space="preserve"> event-level expected calibration error (ECE) by train-only frequency stratum. N is the mean test-event count across four unique learner partitions, not a single-partition count. Flags: Reliable (R) N≥1000; Limited (L) 100≤N&lt;1000. Junyi sparse is empty.</w:t>
+        <w:t>Table 5. T-KT and official SimpleKT [4] (ASSISTments only) event-level expected calibration error (ECE) by train-only frequency stratum. N is the mean test-event count across four unique learner partitions, not a single-partition count. Flags: Reliable (R) N≥1000; Limited (L) 100≤N&lt;1000. Junyi sparse is empty.</w:t>
       </w:r>
     </w:p>
     <w:tbl>
@@ -4286,6 +5199,381 @@
               <w:rPr>
                 <w:sz w:val="14"/>
               </w:rPr>
+              <w:t>Assist. SimpleKT</w:t>
+            </w:r>
+          </w:p>
+        </w:tc>
+        <w:tc>
+          <w:tcPr>
+            <w:tcW w:w="1000" w:type="pct"/>
+            <w:tcMar>
+              <w:top w:w="10" w:type="dxa"/>
+              <w:left w:w="20" w:type="dxa"/>
+              <w:bottom w:w="10" w:type="dxa"/>
+              <w:right w:w="20" w:type="dxa"/>
+            </w:tcMar>
+          </w:tcPr>
+          <w:p>
+            <w:pPr>
+              <w:rPr>
+                <w:sz w:val="14"/>
+              </w:rPr>
+            </w:pPr>
+            <w:r>
+              <w:rPr>
+                <w:sz w:val="14"/>
+              </w:rPr>
+              <w:t>dense</w:t>
+            </w:r>
+          </w:p>
+        </w:tc>
+        <w:tc>
+          <w:tcPr>
+            <w:tcW w:w="1000" w:type="pct"/>
+            <w:tcMar>
+              <w:top w:w="10" w:type="dxa"/>
+              <w:left w:w="20" w:type="dxa"/>
+              <w:bottom w:w="10" w:type="dxa"/>
+              <w:right w:w="20" w:type="dxa"/>
+            </w:tcMar>
+          </w:tcPr>
+          <w:p>
+            <w:pPr>
+              <w:rPr>
+                <w:sz w:val="14"/>
+              </w:rPr>
+            </w:pPr>
+            <w:r>
+              <w:rPr>
+                <w:sz w:val="14"/>
+              </w:rPr>
+              <w:t>523,971</w:t>
+            </w:r>
+          </w:p>
+        </w:tc>
+        <w:tc>
+          <w:tcPr>
+            <w:tcW w:w="1000" w:type="pct"/>
+            <w:tcMar>
+              <w:top w:w="10" w:type="dxa"/>
+              <w:left w:w="20" w:type="dxa"/>
+              <w:bottom w:w="10" w:type="dxa"/>
+              <w:right w:w="20" w:type="dxa"/>
+            </w:tcMar>
+          </w:tcPr>
+          <w:p>
+            <w:pPr>
+              <w:rPr>
+                <w:sz w:val="14"/>
+              </w:rPr>
+            </w:pPr>
+            <w:r>
+              <w:rPr>
+                <w:sz w:val="14"/>
+              </w:rPr>
+              <w:t>R</w:t>
+            </w:r>
+          </w:p>
+        </w:tc>
+        <w:tc>
+          <w:tcPr>
+            <w:tcW w:w="1000" w:type="pct"/>
+            <w:tcMar>
+              <w:top w:w="10" w:type="dxa"/>
+              <w:left w:w="20" w:type="dxa"/>
+              <w:bottom w:w="10" w:type="dxa"/>
+              <w:right w:w="20" w:type="dxa"/>
+            </w:tcMar>
+          </w:tcPr>
+          <w:p>
+            <w:pPr>
+              <w:rPr>
+                <w:sz w:val="14"/>
+              </w:rPr>
+            </w:pPr>
+            <w:r>
+              <w:rPr>
+                <w:sz w:val="14"/>
+              </w:rPr>
+              <w:t>0.0203±0.0035</w:t>
+            </w:r>
+          </w:p>
+        </w:tc>
+      </w:tr>
+      <w:tr>
+        <w:trPr>
+          <w:cantSplit/>
+        </w:trPr>
+        <w:tc>
+          <w:tcPr>
+            <w:tcW w:w="1000" w:type="pct"/>
+            <w:tcMar>
+              <w:top w:w="10" w:type="dxa"/>
+              <w:left w:w="20" w:type="dxa"/>
+              <w:bottom w:w="10" w:type="dxa"/>
+              <w:right w:w="20" w:type="dxa"/>
+            </w:tcMar>
+          </w:tcPr>
+          <w:p>
+            <w:pPr>
+              <w:rPr>
+                <w:sz w:val="14"/>
+              </w:rPr>
+            </w:pPr>
+            <w:r>
+              <w:rPr>
+                <w:sz w:val="14"/>
+              </w:rPr>
+              <w:t>Assist. SimpleKT</w:t>
+            </w:r>
+          </w:p>
+        </w:tc>
+        <w:tc>
+          <w:tcPr>
+            <w:tcW w:w="1000" w:type="pct"/>
+            <w:tcMar>
+              <w:top w:w="10" w:type="dxa"/>
+              <w:left w:w="20" w:type="dxa"/>
+              <w:bottom w:w="10" w:type="dxa"/>
+              <w:right w:w="20" w:type="dxa"/>
+            </w:tcMar>
+          </w:tcPr>
+          <w:p>
+            <w:pPr>
+              <w:rPr>
+                <w:sz w:val="14"/>
+              </w:rPr>
+            </w:pPr>
+            <w:r>
+              <w:rPr>
+                <w:sz w:val="14"/>
+              </w:rPr>
+              <w:t>medium</w:t>
+            </w:r>
+          </w:p>
+        </w:tc>
+        <w:tc>
+          <w:tcPr>
+            <w:tcW w:w="1000" w:type="pct"/>
+            <w:tcMar>
+              <w:top w:w="10" w:type="dxa"/>
+              <w:left w:w="20" w:type="dxa"/>
+              <w:bottom w:w="10" w:type="dxa"/>
+              <w:right w:w="20" w:type="dxa"/>
+            </w:tcMar>
+          </w:tcPr>
+          <w:p>
+            <w:pPr>
+              <w:rPr>
+                <w:sz w:val="14"/>
+              </w:rPr>
+            </w:pPr>
+            <w:r>
+              <w:rPr>
+                <w:sz w:val="14"/>
+              </w:rPr>
+              <w:t>5,963</w:t>
+            </w:r>
+          </w:p>
+        </w:tc>
+        <w:tc>
+          <w:tcPr>
+            <w:tcW w:w="1000" w:type="pct"/>
+            <w:tcMar>
+              <w:top w:w="10" w:type="dxa"/>
+              <w:left w:w="20" w:type="dxa"/>
+              <w:bottom w:w="10" w:type="dxa"/>
+              <w:right w:w="20" w:type="dxa"/>
+            </w:tcMar>
+          </w:tcPr>
+          <w:p>
+            <w:pPr>
+              <w:rPr>
+                <w:sz w:val="14"/>
+              </w:rPr>
+            </w:pPr>
+            <w:r>
+              <w:rPr>
+                <w:sz w:val="14"/>
+              </w:rPr>
+              <w:t>R</w:t>
+            </w:r>
+          </w:p>
+        </w:tc>
+        <w:tc>
+          <w:tcPr>
+            <w:tcW w:w="1000" w:type="pct"/>
+            <w:tcMar>
+              <w:top w:w="10" w:type="dxa"/>
+              <w:left w:w="20" w:type="dxa"/>
+              <w:bottom w:w="10" w:type="dxa"/>
+              <w:right w:w="20" w:type="dxa"/>
+            </w:tcMar>
+          </w:tcPr>
+          <w:p>
+            <w:pPr>
+              <w:rPr>
+                <w:sz w:val="14"/>
+              </w:rPr>
+            </w:pPr>
+            <w:r>
+              <w:rPr>
+                <w:sz w:val="14"/>
+              </w:rPr>
+              <w:t>0.0262±0.0025</w:t>
+            </w:r>
+          </w:p>
+        </w:tc>
+      </w:tr>
+      <w:tr>
+        <w:trPr>
+          <w:cantSplit/>
+        </w:trPr>
+        <w:tc>
+          <w:tcPr>
+            <w:tcW w:w="1000" w:type="pct"/>
+            <w:tcMar>
+              <w:top w:w="10" w:type="dxa"/>
+              <w:left w:w="20" w:type="dxa"/>
+              <w:bottom w:w="10" w:type="dxa"/>
+              <w:right w:w="20" w:type="dxa"/>
+            </w:tcMar>
+          </w:tcPr>
+          <w:p>
+            <w:pPr>
+              <w:rPr>
+                <w:sz w:val="14"/>
+              </w:rPr>
+            </w:pPr>
+            <w:r>
+              <w:rPr>
+                <w:sz w:val="14"/>
+              </w:rPr>
+              <w:t>Assist. SimpleKT</w:t>
+            </w:r>
+          </w:p>
+        </w:tc>
+        <w:tc>
+          <w:tcPr>
+            <w:tcW w:w="1000" w:type="pct"/>
+            <w:tcMar>
+              <w:top w:w="10" w:type="dxa"/>
+              <w:left w:w="20" w:type="dxa"/>
+              <w:bottom w:w="10" w:type="dxa"/>
+              <w:right w:w="20" w:type="dxa"/>
+            </w:tcMar>
+          </w:tcPr>
+          <w:p>
+            <w:pPr>
+              <w:rPr>
+                <w:sz w:val="14"/>
+              </w:rPr>
+            </w:pPr>
+            <w:r>
+              <w:rPr>
+                <w:sz w:val="14"/>
+              </w:rPr>
+              <w:t>sparse</w:t>
+            </w:r>
+          </w:p>
+        </w:tc>
+        <w:tc>
+          <w:tcPr>
+            <w:tcW w:w="1000" w:type="pct"/>
+            <w:tcMar>
+              <w:top w:w="10" w:type="dxa"/>
+              <w:left w:w="20" w:type="dxa"/>
+              <w:bottom w:w="10" w:type="dxa"/>
+              <w:right w:w="20" w:type="dxa"/>
+            </w:tcMar>
+          </w:tcPr>
+          <w:p>
+            <w:pPr>
+              <w:rPr>
+                <w:sz w:val="14"/>
+              </w:rPr>
+            </w:pPr>
+            <w:r>
+              <w:rPr>
+                <w:sz w:val="14"/>
+              </w:rPr>
+              <w:t>415</w:t>
+            </w:r>
+          </w:p>
+        </w:tc>
+        <w:tc>
+          <w:tcPr>
+            <w:tcW w:w="1000" w:type="pct"/>
+            <w:tcMar>
+              <w:top w:w="10" w:type="dxa"/>
+              <w:left w:w="20" w:type="dxa"/>
+              <w:bottom w:w="10" w:type="dxa"/>
+              <w:right w:w="20" w:type="dxa"/>
+            </w:tcMar>
+          </w:tcPr>
+          <w:p>
+            <w:pPr>
+              <w:rPr>
+                <w:sz w:val="14"/>
+              </w:rPr>
+            </w:pPr>
+            <w:r>
+              <w:rPr>
+                <w:sz w:val="14"/>
+              </w:rPr>
+              <w:t>L</w:t>
+            </w:r>
+          </w:p>
+        </w:tc>
+        <w:tc>
+          <w:tcPr>
+            <w:tcW w:w="1000" w:type="pct"/>
+            <w:tcMar>
+              <w:top w:w="10" w:type="dxa"/>
+              <w:left w:w="20" w:type="dxa"/>
+              <w:bottom w:w="10" w:type="dxa"/>
+              <w:right w:w="20" w:type="dxa"/>
+            </w:tcMar>
+          </w:tcPr>
+          <w:p>
+            <w:pPr>
+              <w:rPr>
+                <w:sz w:val="14"/>
+              </w:rPr>
+            </w:pPr>
+            <w:r>
+              <w:rPr>
+                <w:sz w:val="14"/>
+              </w:rPr>
+              <w:t>0.0884±0.0187</w:t>
+            </w:r>
+          </w:p>
+        </w:tc>
+      </w:tr>
+      <w:tr>
+        <w:trPr>
+          <w:cantSplit/>
+        </w:trPr>
+        <w:tc>
+          <w:tcPr>
+            <w:tcW w:w="1000" w:type="pct"/>
+            <w:tcMar>
+              <w:top w:w="10" w:type="dxa"/>
+              <w:left w:w="20" w:type="dxa"/>
+              <w:bottom w:w="10" w:type="dxa"/>
+              <w:right w:w="20" w:type="dxa"/>
+            </w:tcMar>
+          </w:tcPr>
+          <w:p>
+            <w:pPr>
+              <w:rPr>
+                <w:sz w:val="14"/>
+              </w:rPr>
+            </w:pPr>
+            <w:r>
+              <w:rPr>
+                <w:sz w:val="14"/>
+              </w:rPr>
               <w:t>Junyi Academy</w:t>
             </w:r>
           </w:p>
@@ -4932,1872 +6220,2035 @@
     </w:p>
     <w:p>
       <w:pPr>
+        <w:pStyle w:val="figurecaption0"/>
+      </w:pPr>
+      <w:r>
+        <w:t>Table 6. Four-partition Brier score and Murphy decomposition (UNC − RES + REL) by train-only stratum. N is the mean test-event count. Junyi sparse is empty. XES3G5M T-KT ECE cells in the main text use the masked series 0.1176 / 0.1129 / 0.1254; Brier rows below are the same four-partition aggregation as Supplementary Table S1.</w:t>
+      </w:r>
+    </w:p>
+    <w:tbl>
+      <w:tblPr>
+        <w:tblW w:w="0" w:type="auto"/>
+        <w:tblLayout w:type="fixed"/>
+        <w:tblLook w:val="0000" w:firstRow="0" w:lastRow="0" w:firstColumn="0" w:lastColumn="0" w:noHBand="0" w:noVBand="0"/>
+      </w:tblPr>
+      <w:tblGrid>
+        <w:gridCol w:w="1139"/>
+        <w:gridCol w:w="1139"/>
+        <w:gridCol w:w="1139"/>
+        <w:gridCol w:w="1139"/>
+        <w:gridCol w:w="1139"/>
+        <w:gridCol w:w="1139"/>
+        <w:gridCol w:w="1139"/>
+        <w:gridCol w:w="1139"/>
+        <w:gridCol w:w="1139"/>
+      </w:tblGrid>
+      <w:tr>
+        <w:tc>
+          <w:tcPr>
+            <w:tcW w:w="1139" w:type="dxa"/>
+          </w:tcPr>
+          <w:p>
+            <w:pPr>
+              <w:pStyle w:val="Heading2"/>
+              <w:numPr>
+                <w:ilvl w:val="0"/>
+                <w:numId w:val="0"/>
+              </w:numPr>
+              <w:spacing w:before="0" w:after="0"/>
+              <w:rPr>
+                <w:b/>
+                <w:sz w:val="14"/>
+              </w:rPr>
+            </w:pPr>
+            <w:r>
+              <w:rPr>
+                <w:b/>
+                <w:sz w:val="14"/>
+              </w:rPr>
+              <w:lastRenderedPageBreak/>
+              <w:t>Dataset</w:t>
+            </w:r>
+          </w:p>
+        </w:tc>
+        <w:tc>
+          <w:tcPr>
+            <w:tcW w:w="1139" w:type="dxa"/>
+          </w:tcPr>
+          <w:p>
+            <w:pPr>
+              <w:pStyle w:val="Heading2"/>
+              <w:numPr>
+                <w:ilvl w:val="0"/>
+                <w:numId w:val="0"/>
+              </w:numPr>
+              <w:spacing w:before="0" w:after="0"/>
+              <w:rPr>
+                <w:b/>
+                <w:sz w:val="14"/>
+              </w:rPr>
+            </w:pPr>
+            <w:r>
+              <w:rPr>
+                <w:b/>
+                <w:sz w:val="14"/>
+              </w:rPr>
+              <w:t>Model</w:t>
+            </w:r>
+          </w:p>
+        </w:tc>
+        <w:tc>
+          <w:tcPr>
+            <w:tcW w:w="1139" w:type="dxa"/>
+          </w:tcPr>
+          <w:p>
+            <w:pPr>
+              <w:pStyle w:val="Heading2"/>
+              <w:numPr>
+                <w:ilvl w:val="0"/>
+                <w:numId w:val="0"/>
+              </w:numPr>
+              <w:spacing w:before="0" w:after="0"/>
+              <w:rPr>
+                <w:b/>
+                <w:sz w:val="14"/>
+              </w:rPr>
+            </w:pPr>
+            <w:r>
+              <w:rPr>
+                <w:b/>
+                <w:sz w:val="14"/>
+              </w:rPr>
+              <w:t>Stratum</w:t>
+            </w:r>
+          </w:p>
+        </w:tc>
+        <w:tc>
+          <w:tcPr>
+            <w:tcW w:w="1139" w:type="dxa"/>
+          </w:tcPr>
+          <w:p>
+            <w:pPr>
+              <w:pStyle w:val="Heading2"/>
+              <w:numPr>
+                <w:ilvl w:val="0"/>
+                <w:numId w:val="0"/>
+              </w:numPr>
+              <w:spacing w:before="0" w:after="0"/>
+              <w:rPr>
+                <w:b/>
+                <w:sz w:val="14"/>
+              </w:rPr>
+            </w:pPr>
+            <w:r>
+              <w:rPr>
+                <w:b/>
+                <w:sz w:val="14"/>
+              </w:rPr>
+              <w:t>N</w:t>
+            </w:r>
+          </w:p>
+        </w:tc>
+        <w:tc>
+          <w:tcPr>
+            <w:tcW w:w="1139" w:type="dxa"/>
+          </w:tcPr>
+          <w:p>
+            <w:pPr>
+              <w:pStyle w:val="Heading2"/>
+              <w:numPr>
+                <w:ilvl w:val="0"/>
+                <w:numId w:val="0"/>
+              </w:numPr>
+              <w:spacing w:before="0" w:after="0"/>
+              <w:rPr>
+                <w:b/>
+                <w:sz w:val="14"/>
+              </w:rPr>
+            </w:pPr>
+            <w:r>
+              <w:rPr>
+                <w:b/>
+                <w:sz w:val="14"/>
+              </w:rPr>
+              <w:t>ECE</w:t>
+            </w:r>
+          </w:p>
+        </w:tc>
+        <w:tc>
+          <w:tcPr>
+            <w:tcW w:w="1139" w:type="dxa"/>
+          </w:tcPr>
+          <w:p>
+            <w:pPr>
+              <w:pStyle w:val="Heading2"/>
+              <w:numPr>
+                <w:ilvl w:val="0"/>
+                <w:numId w:val="0"/>
+              </w:numPr>
+              <w:spacing w:before="0" w:after="0"/>
+              <w:rPr>
+                <w:b/>
+                <w:sz w:val="14"/>
+              </w:rPr>
+            </w:pPr>
+            <w:r>
+              <w:rPr>
+                <w:b/>
+                <w:sz w:val="14"/>
+              </w:rPr>
+              <w:t>Brier</w:t>
+            </w:r>
+          </w:p>
+        </w:tc>
+        <w:tc>
+          <w:tcPr>
+            <w:tcW w:w="1139" w:type="dxa"/>
+          </w:tcPr>
+          <w:p>
+            <w:pPr>
+              <w:pStyle w:val="Heading2"/>
+              <w:numPr>
+                <w:ilvl w:val="0"/>
+                <w:numId w:val="0"/>
+              </w:numPr>
+              <w:spacing w:before="0" w:after="0"/>
+              <w:rPr>
+                <w:b/>
+                <w:sz w:val="14"/>
+              </w:rPr>
+            </w:pPr>
+            <w:r>
+              <w:rPr>
+                <w:b/>
+                <w:sz w:val="14"/>
+              </w:rPr>
+              <w:t>UNC</w:t>
+            </w:r>
+          </w:p>
+        </w:tc>
+        <w:tc>
+          <w:tcPr>
+            <w:tcW w:w="1139" w:type="dxa"/>
+          </w:tcPr>
+          <w:p>
+            <w:pPr>
+              <w:pStyle w:val="Heading2"/>
+              <w:numPr>
+                <w:ilvl w:val="0"/>
+                <w:numId w:val="0"/>
+              </w:numPr>
+              <w:spacing w:before="0" w:after="0"/>
+              <w:rPr>
+                <w:b/>
+                <w:sz w:val="14"/>
+              </w:rPr>
+            </w:pPr>
+            <w:r>
+              <w:rPr>
+                <w:b/>
+                <w:sz w:val="14"/>
+              </w:rPr>
+              <w:t>REL</w:t>
+            </w:r>
+          </w:p>
+        </w:tc>
+        <w:tc>
+          <w:tcPr>
+            <w:tcW w:w="1139" w:type="dxa"/>
+          </w:tcPr>
+          <w:p>
+            <w:pPr>
+              <w:pStyle w:val="Heading2"/>
+              <w:numPr>
+                <w:ilvl w:val="0"/>
+                <w:numId w:val="0"/>
+              </w:numPr>
+              <w:spacing w:before="0" w:after="0"/>
+              <w:rPr>
+                <w:b/>
+                <w:sz w:val="14"/>
+              </w:rPr>
+            </w:pPr>
+            <w:r>
+              <w:rPr>
+                <w:b/>
+                <w:sz w:val="14"/>
+              </w:rPr>
+              <w:t>RES</w:t>
+            </w:r>
+          </w:p>
+        </w:tc>
+      </w:tr>
+      <w:tr>
+        <w:tc>
+          <w:tcPr>
+            <w:tcW w:w="1139" w:type="dxa"/>
+          </w:tcPr>
+          <w:p>
+            <w:pPr>
+              <w:pStyle w:val="Heading2"/>
+              <w:numPr>
+                <w:ilvl w:val="0"/>
+                <w:numId w:val="0"/>
+              </w:numPr>
+              <w:spacing w:before="0" w:after="0"/>
+              <w:rPr>
+                <w:sz w:val="14"/>
+              </w:rPr>
+            </w:pPr>
+            <w:r>
+              <w:rPr>
+                <w:sz w:val="14"/>
+              </w:rPr>
+              <w:t>ASSISTments</w:t>
+            </w:r>
+          </w:p>
+        </w:tc>
+        <w:tc>
+          <w:tcPr>
+            <w:tcW w:w="1139" w:type="dxa"/>
+          </w:tcPr>
+          <w:p>
+            <w:pPr>
+              <w:pStyle w:val="Heading2"/>
+              <w:numPr>
+                <w:ilvl w:val="0"/>
+                <w:numId w:val="0"/>
+              </w:numPr>
+              <w:spacing w:before="0" w:after="0"/>
+              <w:rPr>
+                <w:sz w:val="14"/>
+              </w:rPr>
+            </w:pPr>
+            <w:r>
+              <w:rPr>
+                <w:sz w:val="14"/>
+              </w:rPr>
+              <w:t>DKT</w:t>
+            </w:r>
+          </w:p>
+        </w:tc>
+        <w:tc>
+          <w:tcPr>
+            <w:tcW w:w="1139" w:type="dxa"/>
+          </w:tcPr>
+          <w:p>
+            <w:pPr>
+              <w:pStyle w:val="Heading2"/>
+              <w:numPr>
+                <w:ilvl w:val="0"/>
+                <w:numId w:val="0"/>
+              </w:numPr>
+              <w:spacing w:before="0" w:after="0"/>
+              <w:rPr>
+                <w:sz w:val="14"/>
+              </w:rPr>
+            </w:pPr>
+            <w:r>
+              <w:rPr>
+                <w:sz w:val="14"/>
+              </w:rPr>
+              <w:t>dense</w:t>
+            </w:r>
+          </w:p>
+        </w:tc>
+        <w:tc>
+          <w:tcPr>
+            <w:tcW w:w="1139" w:type="dxa"/>
+          </w:tcPr>
+          <w:p>
+            <w:pPr>
+              <w:pStyle w:val="Heading2"/>
+              <w:numPr>
+                <w:ilvl w:val="0"/>
+                <w:numId w:val="0"/>
+              </w:numPr>
+              <w:spacing w:before="0" w:after="0"/>
+              <w:rPr>
+                <w:sz w:val="14"/>
+              </w:rPr>
+            </w:pPr>
+            <w:r>
+              <w:rPr>
+                <w:sz w:val="14"/>
+              </w:rPr>
+              <w:t>523,971</w:t>
+            </w:r>
+          </w:p>
+        </w:tc>
+        <w:tc>
+          <w:tcPr>
+            <w:tcW w:w="1139" w:type="dxa"/>
+          </w:tcPr>
+          <w:p>
+            <w:pPr>
+              <w:pStyle w:val="Heading2"/>
+              <w:numPr>
+                <w:ilvl w:val="0"/>
+                <w:numId w:val="0"/>
+              </w:numPr>
+              <w:spacing w:before="0" w:after="0"/>
+              <w:rPr>
+                <w:sz w:val="14"/>
+              </w:rPr>
+            </w:pPr>
+            <w:r>
+              <w:rPr>
+                <w:sz w:val="14"/>
+              </w:rPr>
+              <w:t>0.0602</w:t>
+            </w:r>
+          </w:p>
+        </w:tc>
+        <w:tc>
+          <w:tcPr>
+            <w:tcW w:w="1139" w:type="dxa"/>
+          </w:tcPr>
+          <w:p>
+            <w:pPr>
+              <w:pStyle w:val="Heading2"/>
+              <w:numPr>
+                <w:ilvl w:val="0"/>
+                <w:numId w:val="0"/>
+              </w:numPr>
+              <w:spacing w:before="0" w:after="0"/>
+              <w:rPr>
+                <w:sz w:val="14"/>
+              </w:rPr>
+            </w:pPr>
+            <w:r>
+              <w:rPr>
+                <w:sz w:val="14"/>
+              </w:rPr>
+              <w:t>0.1931</w:t>
+            </w:r>
+          </w:p>
+        </w:tc>
+        <w:tc>
+          <w:tcPr>
+            <w:tcW w:w="1139" w:type="dxa"/>
+          </w:tcPr>
+          <w:p>
+            <w:pPr>
+              <w:pStyle w:val="Heading2"/>
+              <w:numPr>
+                <w:ilvl w:val="0"/>
+                <w:numId w:val="0"/>
+              </w:numPr>
+              <w:spacing w:before="0" w:after="0"/>
+              <w:rPr>
+                <w:sz w:val="14"/>
+              </w:rPr>
+            </w:pPr>
+            <w:r>
+              <w:rPr>
+                <w:sz w:val="14"/>
+              </w:rPr>
+              <w:t>0.2103</w:t>
+            </w:r>
+          </w:p>
+        </w:tc>
+        <w:tc>
+          <w:tcPr>
+            <w:tcW w:w="1139" w:type="dxa"/>
+          </w:tcPr>
+          <w:p>
+            <w:pPr>
+              <w:pStyle w:val="Heading2"/>
+              <w:numPr>
+                <w:ilvl w:val="0"/>
+                <w:numId w:val="0"/>
+              </w:numPr>
+              <w:spacing w:before="0" w:after="0"/>
+              <w:rPr>
+                <w:sz w:val="14"/>
+              </w:rPr>
+            </w:pPr>
+            <w:r>
+              <w:rPr>
+                <w:sz w:val="14"/>
+              </w:rPr>
+              <w:t>0.0053</w:t>
+            </w:r>
+          </w:p>
+        </w:tc>
+        <w:tc>
+          <w:tcPr>
+            <w:tcW w:w="1139" w:type="dxa"/>
+          </w:tcPr>
+          <w:p>
+            <w:pPr>
+              <w:pStyle w:val="Heading2"/>
+              <w:numPr>
+                <w:ilvl w:val="0"/>
+                <w:numId w:val="0"/>
+              </w:numPr>
+              <w:spacing w:before="0" w:after="0"/>
+              <w:rPr>
+                <w:sz w:val="14"/>
+              </w:rPr>
+            </w:pPr>
+            <w:r>
+              <w:rPr>
+                <w:sz w:val="14"/>
+              </w:rPr>
+              <w:t>0.0223</w:t>
+            </w:r>
+          </w:p>
+        </w:tc>
+      </w:tr>
+      <w:tr>
+        <w:tc>
+          <w:tcPr>
+            <w:tcW w:w="1139" w:type="dxa"/>
+          </w:tcPr>
+          <w:p>
+            <w:pPr>
+              <w:pStyle w:val="Heading2"/>
+              <w:numPr>
+                <w:ilvl w:val="0"/>
+                <w:numId w:val="0"/>
+              </w:numPr>
+              <w:spacing w:before="0" w:after="0"/>
+              <w:rPr>
+                <w:sz w:val="14"/>
+              </w:rPr>
+            </w:pPr>
+            <w:r>
+              <w:rPr>
+                <w:sz w:val="14"/>
+              </w:rPr>
+              <w:t>ASSISTments</w:t>
+            </w:r>
+          </w:p>
+        </w:tc>
+        <w:tc>
+          <w:tcPr>
+            <w:tcW w:w="1139" w:type="dxa"/>
+          </w:tcPr>
+          <w:p>
+            <w:pPr>
+              <w:pStyle w:val="Heading2"/>
+              <w:numPr>
+                <w:ilvl w:val="0"/>
+                <w:numId w:val="0"/>
+              </w:numPr>
+              <w:spacing w:before="0" w:after="0"/>
+              <w:rPr>
+                <w:sz w:val="14"/>
+              </w:rPr>
+            </w:pPr>
+            <w:r>
+              <w:rPr>
+                <w:sz w:val="14"/>
+              </w:rPr>
+              <w:t>DKT</w:t>
+            </w:r>
+          </w:p>
+        </w:tc>
+        <w:tc>
+          <w:tcPr>
+            <w:tcW w:w="1139" w:type="dxa"/>
+          </w:tcPr>
+          <w:p>
+            <w:pPr>
+              <w:pStyle w:val="Heading2"/>
+              <w:numPr>
+                <w:ilvl w:val="0"/>
+                <w:numId w:val="0"/>
+              </w:numPr>
+              <w:spacing w:before="0" w:after="0"/>
+              <w:rPr>
+                <w:sz w:val="14"/>
+              </w:rPr>
+            </w:pPr>
+            <w:r>
+              <w:rPr>
+                <w:sz w:val="14"/>
+              </w:rPr>
+              <w:t>sparse</w:t>
+            </w:r>
+          </w:p>
+        </w:tc>
+        <w:tc>
+          <w:tcPr>
+            <w:tcW w:w="1139" w:type="dxa"/>
+          </w:tcPr>
+          <w:p>
+            <w:pPr>
+              <w:pStyle w:val="Heading2"/>
+              <w:numPr>
+                <w:ilvl w:val="0"/>
+                <w:numId w:val="0"/>
+              </w:numPr>
+              <w:spacing w:before="0" w:after="0"/>
+              <w:rPr>
+                <w:sz w:val="14"/>
+              </w:rPr>
+            </w:pPr>
+            <w:r>
+              <w:rPr>
+                <w:sz w:val="14"/>
+              </w:rPr>
+              <w:t>415</w:t>
+            </w:r>
+          </w:p>
+        </w:tc>
+        <w:tc>
+          <w:tcPr>
+            <w:tcW w:w="1139" w:type="dxa"/>
+          </w:tcPr>
+          <w:p>
+            <w:pPr>
+              <w:pStyle w:val="Heading2"/>
+              <w:numPr>
+                <w:ilvl w:val="0"/>
+                <w:numId w:val="0"/>
+              </w:numPr>
+              <w:spacing w:before="0" w:after="0"/>
+              <w:rPr>
+                <w:sz w:val="14"/>
+              </w:rPr>
+            </w:pPr>
+            <w:r>
+              <w:rPr>
+                <w:sz w:val="14"/>
+              </w:rPr>
+              <w:t>0.2333</w:t>
+            </w:r>
+          </w:p>
+        </w:tc>
+        <w:tc>
+          <w:tcPr>
+            <w:tcW w:w="1139" w:type="dxa"/>
+          </w:tcPr>
+          <w:p>
+            <w:pPr>
+              <w:pStyle w:val="Heading2"/>
+              <w:numPr>
+                <w:ilvl w:val="0"/>
+                <w:numId w:val="0"/>
+              </w:numPr>
+              <w:spacing w:before="0" w:after="0"/>
+              <w:rPr>
+                <w:sz w:val="14"/>
+              </w:rPr>
+            </w:pPr>
+            <w:r>
+              <w:rPr>
+                <w:sz w:val="14"/>
+              </w:rPr>
+              <w:t>0.2502</w:t>
+            </w:r>
+          </w:p>
+        </w:tc>
+        <w:tc>
+          <w:tcPr>
+            <w:tcW w:w="1139" w:type="dxa"/>
+          </w:tcPr>
+          <w:p>
+            <w:pPr>
+              <w:pStyle w:val="Heading2"/>
+              <w:numPr>
+                <w:ilvl w:val="0"/>
+                <w:numId w:val="0"/>
+              </w:numPr>
+              <w:spacing w:before="0" w:after="0"/>
+              <w:rPr>
+                <w:sz w:val="14"/>
+              </w:rPr>
+            </w:pPr>
+            <w:r>
+              <w:rPr>
+                <w:sz w:val="14"/>
+              </w:rPr>
+              <w:t>0.2337</w:t>
+            </w:r>
+          </w:p>
+        </w:tc>
+        <w:tc>
+          <w:tcPr>
+            <w:tcW w:w="1139" w:type="dxa"/>
+          </w:tcPr>
+          <w:p>
+            <w:pPr>
+              <w:pStyle w:val="Heading2"/>
+              <w:numPr>
+                <w:ilvl w:val="0"/>
+                <w:numId w:val="0"/>
+              </w:numPr>
+              <w:spacing w:before="0" w:after="0"/>
+              <w:rPr>
+                <w:sz w:val="14"/>
+              </w:rPr>
+            </w:pPr>
+            <w:r>
+              <w:rPr>
+                <w:sz w:val="14"/>
+              </w:rPr>
+              <w:t>0.0624</w:t>
+            </w:r>
+          </w:p>
+        </w:tc>
+        <w:tc>
+          <w:tcPr>
+            <w:tcW w:w="1139" w:type="dxa"/>
+          </w:tcPr>
+          <w:p>
+            <w:pPr>
+              <w:pStyle w:val="Heading2"/>
+              <w:numPr>
+                <w:ilvl w:val="0"/>
+                <w:numId w:val="0"/>
+              </w:numPr>
+              <w:spacing w:before="0" w:after="0"/>
+              <w:rPr>
+                <w:sz w:val="14"/>
+              </w:rPr>
+            </w:pPr>
+            <w:r>
+              <w:rPr>
+                <w:sz w:val="14"/>
+              </w:rPr>
+              <w:t>0.0451</w:t>
+            </w:r>
+          </w:p>
+        </w:tc>
+      </w:tr>
+      <w:tr>
+        <w:tc>
+          <w:tcPr>
+            <w:tcW w:w="1139" w:type="dxa"/>
+          </w:tcPr>
+          <w:p>
+            <w:pPr>
+              <w:pStyle w:val="Heading2"/>
+              <w:numPr>
+                <w:ilvl w:val="0"/>
+                <w:numId w:val="0"/>
+              </w:numPr>
+              <w:spacing w:before="0" w:after="0"/>
+              <w:rPr>
+                <w:sz w:val="14"/>
+              </w:rPr>
+            </w:pPr>
+            <w:r>
+              <w:rPr>
+                <w:sz w:val="14"/>
+              </w:rPr>
+              <w:t>ASSISTments</w:t>
+            </w:r>
+          </w:p>
+        </w:tc>
+        <w:tc>
+          <w:tcPr>
+            <w:tcW w:w="1139" w:type="dxa"/>
+          </w:tcPr>
+          <w:p>
+            <w:pPr>
+              <w:pStyle w:val="Heading2"/>
+              <w:numPr>
+                <w:ilvl w:val="0"/>
+                <w:numId w:val="0"/>
+              </w:numPr>
+              <w:spacing w:before="0" w:after="0"/>
+              <w:rPr>
+                <w:sz w:val="14"/>
+              </w:rPr>
+            </w:pPr>
+            <w:r>
+              <w:rPr>
+                <w:sz w:val="14"/>
+              </w:rPr>
+              <w:t>T-KT</w:t>
+            </w:r>
+          </w:p>
+        </w:tc>
+        <w:tc>
+          <w:tcPr>
+            <w:tcW w:w="1139" w:type="dxa"/>
+          </w:tcPr>
+          <w:p>
+            <w:pPr>
+              <w:pStyle w:val="Heading2"/>
+              <w:numPr>
+                <w:ilvl w:val="0"/>
+                <w:numId w:val="0"/>
+              </w:numPr>
+              <w:spacing w:before="0" w:after="0"/>
+              <w:rPr>
+                <w:sz w:val="14"/>
+              </w:rPr>
+            </w:pPr>
+            <w:r>
+              <w:rPr>
+                <w:sz w:val="14"/>
+              </w:rPr>
+              <w:t>dense</w:t>
+            </w:r>
+          </w:p>
+        </w:tc>
+        <w:tc>
+          <w:tcPr>
+            <w:tcW w:w="1139" w:type="dxa"/>
+          </w:tcPr>
+          <w:p>
+            <w:pPr>
+              <w:pStyle w:val="Heading2"/>
+              <w:numPr>
+                <w:ilvl w:val="0"/>
+                <w:numId w:val="0"/>
+              </w:numPr>
+              <w:spacing w:before="0" w:after="0"/>
+              <w:rPr>
+                <w:sz w:val="14"/>
+              </w:rPr>
+            </w:pPr>
+            <w:r>
+              <w:rPr>
+                <w:sz w:val="14"/>
+              </w:rPr>
+              <w:t>523,971</w:t>
+            </w:r>
+          </w:p>
+        </w:tc>
+        <w:tc>
+          <w:tcPr>
+            <w:tcW w:w="1139" w:type="dxa"/>
+          </w:tcPr>
+          <w:p>
+            <w:pPr>
+              <w:pStyle w:val="Heading2"/>
+              <w:numPr>
+                <w:ilvl w:val="0"/>
+                <w:numId w:val="0"/>
+              </w:numPr>
+              <w:spacing w:before="0" w:after="0"/>
+              <w:rPr>
+                <w:sz w:val="14"/>
+              </w:rPr>
+            </w:pPr>
+            <w:r>
+              <w:rPr>
+                <w:sz w:val="14"/>
+              </w:rPr>
+              <w:t>0.1136</w:t>
+            </w:r>
+          </w:p>
+        </w:tc>
+        <w:tc>
+          <w:tcPr>
+            <w:tcW w:w="1139" w:type="dxa"/>
+          </w:tcPr>
+          <w:p>
+            <w:pPr>
+              <w:pStyle w:val="Heading2"/>
+              <w:numPr>
+                <w:ilvl w:val="0"/>
+                <w:numId w:val="0"/>
+              </w:numPr>
+              <w:spacing w:before="0" w:after="0"/>
+              <w:rPr>
+                <w:sz w:val="14"/>
+              </w:rPr>
+            </w:pPr>
+            <w:r>
+              <w:rPr>
+                <w:sz w:val="14"/>
+              </w:rPr>
+              <w:t>0.2116</w:t>
+            </w:r>
+          </w:p>
+        </w:tc>
+        <w:tc>
+          <w:tcPr>
+            <w:tcW w:w="1139" w:type="dxa"/>
+          </w:tcPr>
+          <w:p>
+            <w:pPr>
+              <w:pStyle w:val="Heading2"/>
+              <w:numPr>
+                <w:ilvl w:val="0"/>
+                <w:numId w:val="0"/>
+              </w:numPr>
+              <w:spacing w:before="0" w:after="0"/>
+              <w:rPr>
+                <w:sz w:val="14"/>
+              </w:rPr>
+            </w:pPr>
+            <w:r>
+              <w:rPr>
+                <w:sz w:val="14"/>
+              </w:rPr>
+              <w:t>0.2103</w:t>
+            </w:r>
+          </w:p>
+        </w:tc>
+        <w:tc>
+          <w:tcPr>
+            <w:tcW w:w="1139" w:type="dxa"/>
+          </w:tcPr>
+          <w:p>
+            <w:pPr>
+              <w:pStyle w:val="Heading2"/>
+              <w:numPr>
+                <w:ilvl w:val="0"/>
+                <w:numId w:val="0"/>
+              </w:numPr>
+              <w:spacing w:before="0" w:after="0"/>
+              <w:rPr>
+                <w:sz w:val="14"/>
+              </w:rPr>
+            </w:pPr>
+            <w:r>
+              <w:rPr>
+                <w:sz w:val="14"/>
+              </w:rPr>
+              <w:t>0.0201</w:t>
+            </w:r>
+          </w:p>
+        </w:tc>
+        <w:tc>
+          <w:tcPr>
+            <w:tcW w:w="1139" w:type="dxa"/>
+          </w:tcPr>
+          <w:p>
+            <w:pPr>
+              <w:pStyle w:val="Heading2"/>
+              <w:numPr>
+                <w:ilvl w:val="0"/>
+                <w:numId w:val="0"/>
+              </w:numPr>
+              <w:spacing w:before="0" w:after="0"/>
+              <w:rPr>
+                <w:sz w:val="14"/>
+              </w:rPr>
+            </w:pPr>
+            <w:r>
+              <w:rPr>
+                <w:sz w:val="14"/>
+              </w:rPr>
+              <w:t>0.0186</w:t>
+            </w:r>
+          </w:p>
+        </w:tc>
+      </w:tr>
+      <w:tr>
+        <w:tc>
+          <w:tcPr>
+            <w:tcW w:w="1139" w:type="dxa"/>
+          </w:tcPr>
+          <w:p>
+            <w:pPr>
+              <w:pStyle w:val="Heading2"/>
+              <w:numPr>
+                <w:ilvl w:val="0"/>
+                <w:numId w:val="0"/>
+              </w:numPr>
+              <w:spacing w:before="0" w:after="0"/>
+              <w:rPr>
+                <w:sz w:val="14"/>
+              </w:rPr>
+            </w:pPr>
+            <w:r>
+              <w:rPr>
+                <w:sz w:val="14"/>
+              </w:rPr>
+              <w:t>ASSISTments</w:t>
+            </w:r>
+          </w:p>
+        </w:tc>
+        <w:tc>
+          <w:tcPr>
+            <w:tcW w:w="1139" w:type="dxa"/>
+          </w:tcPr>
+          <w:p>
+            <w:pPr>
+              <w:pStyle w:val="Heading2"/>
+              <w:numPr>
+                <w:ilvl w:val="0"/>
+                <w:numId w:val="0"/>
+              </w:numPr>
+              <w:spacing w:before="0" w:after="0"/>
+              <w:rPr>
+                <w:sz w:val="14"/>
+              </w:rPr>
+            </w:pPr>
+            <w:r>
+              <w:rPr>
+                <w:sz w:val="14"/>
+              </w:rPr>
+              <w:t>T-KT</w:t>
+            </w:r>
+          </w:p>
+        </w:tc>
+        <w:tc>
+          <w:tcPr>
+            <w:tcW w:w="1139" w:type="dxa"/>
+          </w:tcPr>
+          <w:p>
+            <w:pPr>
+              <w:pStyle w:val="Heading2"/>
+              <w:numPr>
+                <w:ilvl w:val="0"/>
+                <w:numId w:val="0"/>
+              </w:numPr>
+              <w:spacing w:before="0" w:after="0"/>
+              <w:rPr>
+                <w:sz w:val="14"/>
+              </w:rPr>
+            </w:pPr>
+            <w:r>
+              <w:rPr>
+                <w:sz w:val="14"/>
+              </w:rPr>
+              <w:t>sparse</w:t>
+            </w:r>
+          </w:p>
+        </w:tc>
+        <w:tc>
+          <w:tcPr>
+            <w:tcW w:w="1139" w:type="dxa"/>
+          </w:tcPr>
+          <w:p>
+            <w:pPr>
+              <w:pStyle w:val="Heading2"/>
+              <w:numPr>
+                <w:ilvl w:val="0"/>
+                <w:numId w:val="0"/>
+              </w:numPr>
+              <w:spacing w:before="0" w:after="0"/>
+              <w:rPr>
+                <w:sz w:val="14"/>
+              </w:rPr>
+            </w:pPr>
+            <w:r>
+              <w:rPr>
+                <w:sz w:val="14"/>
+              </w:rPr>
+              <w:t>415</w:t>
+            </w:r>
+          </w:p>
+        </w:tc>
+        <w:tc>
+          <w:tcPr>
+            <w:tcW w:w="1139" w:type="dxa"/>
+          </w:tcPr>
+          <w:p>
+            <w:pPr>
+              <w:pStyle w:val="Heading2"/>
+              <w:numPr>
+                <w:ilvl w:val="0"/>
+                <w:numId w:val="0"/>
+              </w:numPr>
+              <w:spacing w:before="0" w:after="0"/>
+              <w:rPr>
+                <w:sz w:val="14"/>
+              </w:rPr>
+            </w:pPr>
+            <w:r>
+              <w:rPr>
+                <w:sz w:val="14"/>
+              </w:rPr>
+              <w:t>0.2280</w:t>
+            </w:r>
+          </w:p>
+        </w:tc>
+        <w:tc>
+          <w:tcPr>
+            <w:tcW w:w="1139" w:type="dxa"/>
+          </w:tcPr>
+          <w:p>
+            <w:pPr>
+              <w:pStyle w:val="Heading2"/>
+              <w:numPr>
+                <w:ilvl w:val="0"/>
+                <w:numId w:val="0"/>
+              </w:numPr>
+              <w:spacing w:before="0" w:after="0"/>
+              <w:rPr>
+                <w:sz w:val="14"/>
+              </w:rPr>
+            </w:pPr>
+            <w:r>
+              <w:rPr>
+                <w:sz w:val="14"/>
+              </w:rPr>
+              <w:t>0.2525</w:t>
+            </w:r>
+          </w:p>
+        </w:tc>
+        <w:tc>
+          <w:tcPr>
+            <w:tcW w:w="1139" w:type="dxa"/>
+          </w:tcPr>
+          <w:p>
+            <w:pPr>
+              <w:pStyle w:val="Heading2"/>
+              <w:numPr>
+                <w:ilvl w:val="0"/>
+                <w:numId w:val="0"/>
+              </w:numPr>
+              <w:spacing w:before="0" w:after="0"/>
+              <w:rPr>
+                <w:sz w:val="14"/>
+              </w:rPr>
+            </w:pPr>
+            <w:r>
+              <w:rPr>
+                <w:sz w:val="14"/>
+              </w:rPr>
+              <w:t>0.2337</w:t>
+            </w:r>
+          </w:p>
+        </w:tc>
+        <w:tc>
+          <w:tcPr>
+            <w:tcW w:w="1139" w:type="dxa"/>
+          </w:tcPr>
+          <w:p>
+            <w:pPr>
+              <w:pStyle w:val="Heading2"/>
+              <w:numPr>
+                <w:ilvl w:val="0"/>
+                <w:numId w:val="0"/>
+              </w:numPr>
+              <w:spacing w:before="0" w:after="0"/>
+              <w:rPr>
+                <w:sz w:val="14"/>
+              </w:rPr>
+            </w:pPr>
+            <w:r>
+              <w:rPr>
+                <w:sz w:val="14"/>
+              </w:rPr>
+              <w:t>0.0594</w:t>
+            </w:r>
+          </w:p>
+        </w:tc>
+        <w:tc>
+          <w:tcPr>
+            <w:tcW w:w="1139" w:type="dxa"/>
+          </w:tcPr>
+          <w:p>
+            <w:pPr>
+              <w:pStyle w:val="Heading2"/>
+              <w:numPr>
+                <w:ilvl w:val="0"/>
+                <w:numId w:val="0"/>
+              </w:numPr>
+              <w:spacing w:before="0" w:after="0"/>
+              <w:rPr>
+                <w:sz w:val="14"/>
+              </w:rPr>
+            </w:pPr>
+            <w:r>
+              <w:rPr>
+                <w:sz w:val="14"/>
+              </w:rPr>
+              <w:t>0.0392</w:t>
+            </w:r>
+          </w:p>
+        </w:tc>
+      </w:tr>
+      <w:tr>
+        <w:tc>
+          <w:tcPr>
+            <w:tcW w:w="1139" w:type="dxa"/>
+          </w:tcPr>
+          <w:p>
+            <w:pPr>
+              <w:pStyle w:val="Heading2"/>
+              <w:numPr>
+                <w:ilvl w:val="0"/>
+                <w:numId w:val="0"/>
+              </w:numPr>
+              <w:spacing w:before="0" w:after="0"/>
+              <w:rPr>
+                <w:sz w:val="14"/>
+              </w:rPr>
+            </w:pPr>
+            <w:r>
+              <w:rPr>
+                <w:sz w:val="14"/>
+              </w:rPr>
+              <w:t>Junyi</w:t>
+            </w:r>
+          </w:p>
+        </w:tc>
+        <w:tc>
+          <w:tcPr>
+            <w:tcW w:w="1139" w:type="dxa"/>
+          </w:tcPr>
+          <w:p>
+            <w:pPr>
+              <w:pStyle w:val="Heading2"/>
+              <w:numPr>
+                <w:ilvl w:val="0"/>
+                <w:numId w:val="0"/>
+              </w:numPr>
+              <w:spacing w:before="0" w:after="0"/>
+              <w:rPr>
+                <w:sz w:val="14"/>
+              </w:rPr>
+            </w:pPr>
+            <w:r>
+              <w:rPr>
+                <w:sz w:val="14"/>
+              </w:rPr>
+              <w:t>DKT</w:t>
+            </w:r>
+          </w:p>
+        </w:tc>
+        <w:tc>
+          <w:tcPr>
+            <w:tcW w:w="1139" w:type="dxa"/>
+          </w:tcPr>
+          <w:p>
+            <w:pPr>
+              <w:pStyle w:val="Heading2"/>
+              <w:numPr>
+                <w:ilvl w:val="0"/>
+                <w:numId w:val="0"/>
+              </w:numPr>
+              <w:spacing w:before="0" w:after="0"/>
+              <w:rPr>
+                <w:sz w:val="14"/>
+              </w:rPr>
+            </w:pPr>
+            <w:r>
+              <w:rPr>
+                <w:sz w:val="14"/>
+              </w:rPr>
+              <w:t>dense</w:t>
+            </w:r>
+          </w:p>
+        </w:tc>
+        <w:tc>
+          <w:tcPr>
+            <w:tcW w:w="1139" w:type="dxa"/>
+          </w:tcPr>
+          <w:p>
+            <w:pPr>
+              <w:pStyle w:val="Heading2"/>
+              <w:numPr>
+                <w:ilvl w:val="0"/>
+                <w:numId w:val="0"/>
+              </w:numPr>
+              <w:spacing w:before="0" w:after="0"/>
+              <w:rPr>
+                <w:sz w:val="14"/>
+              </w:rPr>
+            </w:pPr>
+            <w:r>
+              <w:rPr>
+                <w:sz w:val="14"/>
+              </w:rPr>
+              <w:t>3,226,541</w:t>
+            </w:r>
+          </w:p>
+        </w:tc>
+        <w:tc>
+          <w:tcPr>
+            <w:tcW w:w="1139" w:type="dxa"/>
+          </w:tcPr>
+          <w:p>
+            <w:pPr>
+              <w:pStyle w:val="Heading2"/>
+              <w:numPr>
+                <w:ilvl w:val="0"/>
+                <w:numId w:val="0"/>
+              </w:numPr>
+              <w:spacing w:before="0" w:after="0"/>
+              <w:rPr>
+                <w:sz w:val="14"/>
+              </w:rPr>
+            </w:pPr>
+            <w:r>
+              <w:rPr>
+                <w:sz w:val="14"/>
+              </w:rPr>
+              <w:t>0.0389</w:t>
+            </w:r>
+          </w:p>
+        </w:tc>
+        <w:tc>
+          <w:tcPr>
+            <w:tcW w:w="1139" w:type="dxa"/>
+          </w:tcPr>
+          <w:p>
+            <w:pPr>
+              <w:pStyle w:val="Heading2"/>
+              <w:numPr>
+                <w:ilvl w:val="0"/>
+                <w:numId w:val="0"/>
+              </w:numPr>
+              <w:spacing w:before="0" w:after="0"/>
+              <w:rPr>
+                <w:sz w:val="14"/>
+              </w:rPr>
+            </w:pPr>
+            <w:r>
+              <w:rPr>
+                <w:sz w:val="14"/>
+              </w:rPr>
+              <w:t>0.1804</w:t>
+            </w:r>
+          </w:p>
+        </w:tc>
+        <w:tc>
+          <w:tcPr>
+            <w:tcW w:w="1139" w:type="dxa"/>
+          </w:tcPr>
+          <w:p>
+            <w:pPr>
+              <w:pStyle w:val="Heading2"/>
+              <w:numPr>
+                <w:ilvl w:val="0"/>
+                <w:numId w:val="0"/>
+              </w:numPr>
+              <w:spacing w:before="0" w:after="0"/>
+              <w:rPr>
+                <w:sz w:val="14"/>
+              </w:rPr>
+            </w:pPr>
+            <w:r>
+              <w:rPr>
+                <w:sz w:val="14"/>
+              </w:rPr>
+              <w:t>0.2078</w:t>
+            </w:r>
+          </w:p>
+        </w:tc>
+        <w:tc>
+          <w:tcPr>
+            <w:tcW w:w="1139" w:type="dxa"/>
+          </w:tcPr>
+          <w:p>
+            <w:pPr>
+              <w:pStyle w:val="Heading2"/>
+              <w:numPr>
+                <w:ilvl w:val="0"/>
+                <w:numId w:val="0"/>
+              </w:numPr>
+              <w:spacing w:before="0" w:after="0"/>
+              <w:rPr>
+                <w:sz w:val="14"/>
+              </w:rPr>
+            </w:pPr>
+            <w:r>
+              <w:rPr>
+                <w:sz w:val="14"/>
+              </w:rPr>
+              <w:t>0.0022</w:t>
+            </w:r>
+          </w:p>
+        </w:tc>
+        <w:tc>
+          <w:tcPr>
+            <w:tcW w:w="1139" w:type="dxa"/>
+          </w:tcPr>
+          <w:p>
+            <w:pPr>
+              <w:pStyle w:val="Heading2"/>
+              <w:numPr>
+                <w:ilvl w:val="0"/>
+                <w:numId w:val="0"/>
+              </w:numPr>
+              <w:spacing w:before="0" w:after="0"/>
+              <w:rPr>
+                <w:sz w:val="14"/>
+              </w:rPr>
+            </w:pPr>
+            <w:r>
+              <w:rPr>
+                <w:sz w:val="14"/>
+              </w:rPr>
+              <w:t>0.0294</w:t>
+            </w:r>
+          </w:p>
+        </w:tc>
+      </w:tr>
+      <w:tr>
+        <w:tc>
+          <w:tcPr>
+            <w:tcW w:w="1139" w:type="dxa"/>
+          </w:tcPr>
+          <w:p>
+            <w:pPr>
+              <w:pStyle w:val="Heading2"/>
+              <w:numPr>
+                <w:ilvl w:val="0"/>
+                <w:numId w:val="0"/>
+              </w:numPr>
+              <w:spacing w:before="0" w:after="0"/>
+              <w:rPr>
+                <w:sz w:val="14"/>
+              </w:rPr>
+            </w:pPr>
+            <w:r>
+              <w:rPr>
+                <w:sz w:val="14"/>
+              </w:rPr>
+              <w:t>Junyi</w:t>
+            </w:r>
+          </w:p>
+        </w:tc>
+        <w:tc>
+          <w:tcPr>
+            <w:tcW w:w="1139" w:type="dxa"/>
+          </w:tcPr>
+          <w:p>
+            <w:pPr>
+              <w:pStyle w:val="Heading2"/>
+              <w:numPr>
+                <w:ilvl w:val="0"/>
+                <w:numId w:val="0"/>
+              </w:numPr>
+              <w:spacing w:before="0" w:after="0"/>
+              <w:rPr>
+                <w:sz w:val="14"/>
+              </w:rPr>
+            </w:pPr>
+            <w:r>
+              <w:rPr>
+                <w:sz w:val="14"/>
+              </w:rPr>
+              <w:t>DKT</w:t>
+            </w:r>
+          </w:p>
+        </w:tc>
+        <w:tc>
+          <w:tcPr>
+            <w:tcW w:w="1139" w:type="dxa"/>
+          </w:tcPr>
+          <w:p>
+            <w:pPr>
+              <w:pStyle w:val="Heading2"/>
+              <w:numPr>
+                <w:ilvl w:val="0"/>
+                <w:numId w:val="0"/>
+              </w:numPr>
+              <w:spacing w:before="0" w:after="0"/>
+              <w:rPr>
+                <w:sz w:val="14"/>
+              </w:rPr>
+            </w:pPr>
+            <w:r>
+              <w:rPr>
+                <w:sz w:val="14"/>
+              </w:rPr>
+              <w:t>medium</w:t>
+            </w:r>
+          </w:p>
+        </w:tc>
+        <w:tc>
+          <w:tcPr>
+            <w:tcW w:w="1139" w:type="dxa"/>
+          </w:tcPr>
+          <w:p>
+            <w:pPr>
+              <w:pStyle w:val="Heading2"/>
+              <w:numPr>
+                <w:ilvl w:val="0"/>
+                <w:numId w:val="0"/>
+              </w:numPr>
+              <w:spacing w:before="0" w:after="0"/>
+              <w:rPr>
+                <w:sz w:val="14"/>
+              </w:rPr>
+            </w:pPr>
+            <w:r>
+              <w:rPr>
+                <w:sz w:val="14"/>
+              </w:rPr>
+              <w:t>3,706</w:t>
+            </w:r>
+          </w:p>
+        </w:tc>
+        <w:tc>
+          <w:tcPr>
+            <w:tcW w:w="1139" w:type="dxa"/>
+          </w:tcPr>
+          <w:p>
+            <w:pPr>
+              <w:pStyle w:val="Heading2"/>
+              <w:numPr>
+                <w:ilvl w:val="0"/>
+                <w:numId w:val="0"/>
+              </w:numPr>
+              <w:spacing w:before="0" w:after="0"/>
+              <w:rPr>
+                <w:sz w:val="14"/>
+              </w:rPr>
+            </w:pPr>
+            <w:r>
+              <w:rPr>
+                <w:sz w:val="14"/>
+              </w:rPr>
+              <w:t>0.2513</w:t>
+            </w:r>
+          </w:p>
+        </w:tc>
+        <w:tc>
+          <w:tcPr>
+            <w:tcW w:w="1139" w:type="dxa"/>
+          </w:tcPr>
+          <w:p>
+            <w:pPr>
+              <w:pStyle w:val="Heading2"/>
+              <w:numPr>
+                <w:ilvl w:val="0"/>
+                <w:numId w:val="0"/>
+              </w:numPr>
+              <w:spacing w:before="0" w:after="0"/>
+              <w:rPr>
+                <w:sz w:val="14"/>
+              </w:rPr>
+            </w:pPr>
+            <w:r>
+              <w:rPr>
+                <w:sz w:val="14"/>
+              </w:rPr>
+              <w:t>0.3077</w:t>
+            </w:r>
+          </w:p>
+        </w:tc>
+        <w:tc>
+          <w:tcPr>
+            <w:tcW w:w="1139" w:type="dxa"/>
+          </w:tcPr>
+          <w:p>
+            <w:pPr>
+              <w:pStyle w:val="Heading2"/>
+              <w:numPr>
+                <w:ilvl w:val="0"/>
+                <w:numId w:val="0"/>
+              </w:numPr>
+              <w:spacing w:before="0" w:after="0"/>
+              <w:rPr>
+                <w:sz w:val="14"/>
+              </w:rPr>
+            </w:pPr>
+            <w:r>
+              <w:rPr>
+                <w:sz w:val="14"/>
+              </w:rPr>
+              <w:t>0.2432</w:t>
+            </w:r>
+          </w:p>
+        </w:tc>
+        <w:tc>
+          <w:tcPr>
+            <w:tcW w:w="1139" w:type="dxa"/>
+          </w:tcPr>
+          <w:p>
+            <w:pPr>
+              <w:pStyle w:val="Heading2"/>
+              <w:numPr>
+                <w:ilvl w:val="0"/>
+                <w:numId w:val="0"/>
+              </w:numPr>
+              <w:spacing w:before="0" w:after="0"/>
+              <w:rPr>
+                <w:sz w:val="14"/>
+              </w:rPr>
+            </w:pPr>
+            <w:r>
+              <w:rPr>
+                <w:sz w:val="14"/>
+              </w:rPr>
+              <w:t>0.0741</w:t>
+            </w:r>
+          </w:p>
+        </w:tc>
+        <w:tc>
+          <w:tcPr>
+            <w:tcW w:w="1139" w:type="dxa"/>
+          </w:tcPr>
+          <w:p>
+            <w:pPr>
+              <w:pStyle w:val="Heading2"/>
+              <w:numPr>
+                <w:ilvl w:val="0"/>
+                <w:numId w:val="0"/>
+              </w:numPr>
+              <w:spacing w:before="0" w:after="0"/>
+              <w:rPr>
+                <w:sz w:val="14"/>
+              </w:rPr>
+            </w:pPr>
+            <w:r>
+              <w:rPr>
+                <w:sz w:val="14"/>
+              </w:rPr>
+              <w:t>0.0091</w:t>
+            </w:r>
+          </w:p>
+        </w:tc>
+      </w:tr>
+      <w:tr>
+        <w:tc>
+          <w:tcPr>
+            <w:tcW w:w="1139" w:type="dxa"/>
+          </w:tcPr>
+          <w:p>
+            <w:pPr>
+              <w:pStyle w:val="Heading2"/>
+              <w:numPr>
+                <w:ilvl w:val="0"/>
+                <w:numId w:val="0"/>
+              </w:numPr>
+              <w:spacing w:before="0" w:after="0"/>
+              <w:rPr>
+                <w:sz w:val="14"/>
+              </w:rPr>
+            </w:pPr>
+            <w:r>
+              <w:rPr>
+                <w:sz w:val="14"/>
+              </w:rPr>
+              <w:t>Junyi</w:t>
+            </w:r>
+          </w:p>
+        </w:tc>
+        <w:tc>
+          <w:tcPr>
+            <w:tcW w:w="1139" w:type="dxa"/>
+          </w:tcPr>
+          <w:p>
+            <w:pPr>
+              <w:pStyle w:val="Heading2"/>
+              <w:numPr>
+                <w:ilvl w:val="0"/>
+                <w:numId w:val="0"/>
+              </w:numPr>
+              <w:spacing w:before="0" w:after="0"/>
+              <w:rPr>
+                <w:sz w:val="14"/>
+              </w:rPr>
+            </w:pPr>
+            <w:r>
+              <w:rPr>
+                <w:sz w:val="14"/>
+              </w:rPr>
+              <w:t>T-KT</w:t>
+            </w:r>
+          </w:p>
+        </w:tc>
+        <w:tc>
+          <w:tcPr>
+            <w:tcW w:w="1139" w:type="dxa"/>
+          </w:tcPr>
+          <w:p>
+            <w:pPr>
+              <w:pStyle w:val="Heading2"/>
+              <w:numPr>
+                <w:ilvl w:val="0"/>
+                <w:numId w:val="0"/>
+              </w:numPr>
+              <w:spacing w:before="0" w:after="0"/>
+              <w:rPr>
+                <w:sz w:val="14"/>
+              </w:rPr>
+            </w:pPr>
+            <w:r>
+              <w:rPr>
+                <w:sz w:val="14"/>
+              </w:rPr>
+              <w:t>dense</w:t>
+            </w:r>
+          </w:p>
+        </w:tc>
+        <w:tc>
+          <w:tcPr>
+            <w:tcW w:w="1139" w:type="dxa"/>
+          </w:tcPr>
+          <w:p>
+            <w:pPr>
+              <w:pStyle w:val="Heading2"/>
+              <w:numPr>
+                <w:ilvl w:val="0"/>
+                <w:numId w:val="0"/>
+              </w:numPr>
+              <w:spacing w:before="0" w:after="0"/>
+              <w:rPr>
+                <w:sz w:val="14"/>
+              </w:rPr>
+            </w:pPr>
+            <w:r>
+              <w:rPr>
+                <w:sz w:val="14"/>
+              </w:rPr>
+              <w:t>3,232,614</w:t>
+            </w:r>
+          </w:p>
+        </w:tc>
+        <w:tc>
+          <w:tcPr>
+            <w:tcW w:w="1139" w:type="dxa"/>
+          </w:tcPr>
+          <w:p>
+            <w:pPr>
+              <w:pStyle w:val="Heading2"/>
+              <w:numPr>
+                <w:ilvl w:val="0"/>
+                <w:numId w:val="0"/>
+              </w:numPr>
+              <w:spacing w:before="0" w:after="0"/>
+              <w:rPr>
+                <w:sz w:val="14"/>
+              </w:rPr>
+            </w:pPr>
+            <w:r>
+              <w:rPr>
+                <w:sz w:val="14"/>
+              </w:rPr>
+              <w:t>0.0792</w:t>
+            </w:r>
+          </w:p>
+        </w:tc>
+        <w:tc>
+          <w:tcPr>
+            <w:tcW w:w="1139" w:type="dxa"/>
+          </w:tcPr>
+          <w:p>
+            <w:pPr>
+              <w:pStyle w:val="Heading2"/>
+              <w:numPr>
+                <w:ilvl w:val="0"/>
+                <w:numId w:val="0"/>
+              </w:numPr>
+              <w:spacing w:before="0" w:after="0"/>
+              <w:rPr>
+                <w:sz w:val="14"/>
+              </w:rPr>
+            </w:pPr>
+            <w:r>
+              <w:rPr>
+                <w:sz w:val="14"/>
+              </w:rPr>
+              <w:t>0.1884</w:t>
+            </w:r>
+          </w:p>
+        </w:tc>
+        <w:tc>
+          <w:tcPr>
+            <w:tcW w:w="1139" w:type="dxa"/>
+          </w:tcPr>
+          <w:p>
+            <w:pPr>
+              <w:pStyle w:val="Heading2"/>
+              <w:numPr>
+                <w:ilvl w:val="0"/>
+                <w:numId w:val="0"/>
+              </w:numPr>
+              <w:spacing w:before="0" w:after="0"/>
+              <w:rPr>
+                <w:sz w:val="14"/>
+              </w:rPr>
+            </w:pPr>
+            <w:r>
+              <w:rPr>
+                <w:sz w:val="14"/>
+              </w:rPr>
+              <w:t>0.2079</w:t>
+            </w:r>
+          </w:p>
+        </w:tc>
+        <w:tc>
+          <w:tcPr>
+            <w:tcW w:w="1139" w:type="dxa"/>
+          </w:tcPr>
+          <w:p>
+            <w:pPr>
+              <w:pStyle w:val="Heading2"/>
+              <w:numPr>
+                <w:ilvl w:val="0"/>
+                <w:numId w:val="0"/>
+              </w:numPr>
+              <w:spacing w:before="0" w:after="0"/>
+              <w:rPr>
+                <w:sz w:val="14"/>
+              </w:rPr>
+            </w:pPr>
+            <w:r>
+              <w:rPr>
+                <w:sz w:val="14"/>
+              </w:rPr>
+              <w:t>0.0084</w:t>
+            </w:r>
+          </w:p>
+        </w:tc>
+        <w:tc>
+          <w:tcPr>
+            <w:tcW w:w="1139" w:type="dxa"/>
+          </w:tcPr>
+          <w:p>
+            <w:pPr>
+              <w:pStyle w:val="Heading2"/>
+              <w:numPr>
+                <w:ilvl w:val="0"/>
+                <w:numId w:val="0"/>
+              </w:numPr>
+              <w:spacing w:before="0" w:after="0"/>
+              <w:rPr>
+                <w:sz w:val="14"/>
+              </w:rPr>
+            </w:pPr>
+            <w:r>
+              <w:rPr>
+                <w:sz w:val="14"/>
+              </w:rPr>
+              <w:t>0.0279</w:t>
+            </w:r>
+          </w:p>
+        </w:tc>
+      </w:tr>
+      <w:tr>
+        <w:tc>
+          <w:tcPr>
+            <w:tcW w:w="1139" w:type="dxa"/>
+          </w:tcPr>
+          <w:p>
+            <w:pPr>
+              <w:pStyle w:val="Heading2"/>
+              <w:numPr>
+                <w:ilvl w:val="0"/>
+                <w:numId w:val="0"/>
+              </w:numPr>
+              <w:spacing w:before="0" w:after="0"/>
+              <w:rPr>
+                <w:sz w:val="14"/>
+              </w:rPr>
+            </w:pPr>
+            <w:r>
+              <w:rPr>
+                <w:sz w:val="14"/>
+              </w:rPr>
+              <w:t>Junyi</w:t>
+            </w:r>
+          </w:p>
+        </w:tc>
+        <w:tc>
+          <w:tcPr>
+            <w:tcW w:w="1139" w:type="dxa"/>
+          </w:tcPr>
+          <w:p>
+            <w:pPr>
+              <w:pStyle w:val="Heading2"/>
+              <w:numPr>
+                <w:ilvl w:val="0"/>
+                <w:numId w:val="0"/>
+              </w:numPr>
+              <w:spacing w:before="0" w:after="0"/>
+              <w:rPr>
+                <w:sz w:val="14"/>
+              </w:rPr>
+            </w:pPr>
+            <w:r>
+              <w:rPr>
+                <w:sz w:val="14"/>
+              </w:rPr>
+              <w:t>T-KT</w:t>
+            </w:r>
+          </w:p>
+        </w:tc>
+        <w:tc>
+          <w:tcPr>
+            <w:tcW w:w="1139" w:type="dxa"/>
+          </w:tcPr>
+          <w:p>
+            <w:pPr>
+              <w:pStyle w:val="Heading2"/>
+              <w:numPr>
+                <w:ilvl w:val="0"/>
+                <w:numId w:val="0"/>
+              </w:numPr>
+              <w:spacing w:before="0" w:after="0"/>
+              <w:rPr>
+                <w:sz w:val="14"/>
+              </w:rPr>
+            </w:pPr>
+            <w:r>
+              <w:rPr>
+                <w:sz w:val="14"/>
+              </w:rPr>
+              <w:t>medium</w:t>
+            </w:r>
+          </w:p>
+        </w:tc>
+        <w:tc>
+          <w:tcPr>
+            <w:tcW w:w="1139" w:type="dxa"/>
+          </w:tcPr>
+          <w:p>
+            <w:pPr>
+              <w:pStyle w:val="Heading2"/>
+              <w:numPr>
+                <w:ilvl w:val="0"/>
+                <w:numId w:val="0"/>
+              </w:numPr>
+              <w:spacing w:before="0" w:after="0"/>
+              <w:rPr>
+                <w:sz w:val="14"/>
+              </w:rPr>
+            </w:pPr>
+            <w:r>
+              <w:rPr>
+                <w:sz w:val="14"/>
+              </w:rPr>
+              <w:t>3,836</w:t>
+            </w:r>
+          </w:p>
+        </w:tc>
+        <w:tc>
+          <w:tcPr>
+            <w:tcW w:w="1139" w:type="dxa"/>
+          </w:tcPr>
+          <w:p>
+            <w:pPr>
+              <w:pStyle w:val="Heading2"/>
+              <w:numPr>
+                <w:ilvl w:val="0"/>
+                <w:numId w:val="0"/>
+              </w:numPr>
+              <w:spacing w:before="0" w:after="0"/>
+              <w:rPr>
+                <w:sz w:val="14"/>
+              </w:rPr>
+            </w:pPr>
+            <w:r>
+              <w:rPr>
+                <w:sz w:val="14"/>
+              </w:rPr>
+              <w:t>0.1073</w:t>
+            </w:r>
+          </w:p>
+        </w:tc>
+        <w:tc>
+          <w:tcPr>
+            <w:tcW w:w="1139" w:type="dxa"/>
+          </w:tcPr>
+          <w:p>
+            <w:pPr>
+              <w:pStyle w:val="Heading2"/>
+              <w:numPr>
+                <w:ilvl w:val="0"/>
+                <w:numId w:val="0"/>
+              </w:numPr>
+              <w:spacing w:before="0" w:after="0"/>
+              <w:rPr>
+                <w:sz w:val="14"/>
+              </w:rPr>
+            </w:pPr>
+            <w:r>
+              <w:rPr>
+                <w:sz w:val="14"/>
+              </w:rPr>
+              <w:t>0.2307</w:t>
+            </w:r>
+          </w:p>
+        </w:tc>
+        <w:tc>
+          <w:tcPr>
+            <w:tcW w:w="1139" w:type="dxa"/>
+          </w:tcPr>
+          <w:p>
+            <w:pPr>
+              <w:pStyle w:val="Heading2"/>
+              <w:numPr>
+                <w:ilvl w:val="0"/>
+                <w:numId w:val="0"/>
+              </w:numPr>
+              <w:spacing w:before="0" w:after="0"/>
+              <w:rPr>
+                <w:sz w:val="14"/>
+              </w:rPr>
+            </w:pPr>
+            <w:r>
+              <w:rPr>
+                <w:sz w:val="14"/>
+              </w:rPr>
+              <w:t>0.2417</w:t>
+            </w:r>
+          </w:p>
+        </w:tc>
+        <w:tc>
+          <w:tcPr>
+            <w:tcW w:w="1139" w:type="dxa"/>
+          </w:tcPr>
+          <w:p>
+            <w:pPr>
+              <w:pStyle w:val="Heading2"/>
+              <w:numPr>
+                <w:ilvl w:val="0"/>
+                <w:numId w:val="0"/>
+              </w:numPr>
+              <w:spacing w:before="0" w:after="0"/>
+              <w:rPr>
+                <w:sz w:val="14"/>
+              </w:rPr>
+            </w:pPr>
+            <w:r>
+              <w:rPr>
+                <w:sz w:val="14"/>
+              </w:rPr>
+              <w:t>0.0149</w:t>
+            </w:r>
+          </w:p>
+        </w:tc>
+        <w:tc>
+          <w:tcPr>
+            <w:tcW w:w="1139" w:type="dxa"/>
+          </w:tcPr>
+          <w:p>
+            <w:pPr>
+              <w:pStyle w:val="Heading2"/>
+              <w:numPr>
+                <w:ilvl w:val="0"/>
+                <w:numId w:val="0"/>
+              </w:numPr>
+              <w:spacing w:before="0" w:after="0"/>
+              <w:rPr>
+                <w:sz w:val="14"/>
+              </w:rPr>
+            </w:pPr>
+            <w:r>
+              <w:rPr>
+                <w:sz w:val="14"/>
+              </w:rPr>
+              <w:t>0.0260</w:t>
+            </w:r>
+          </w:p>
+        </w:tc>
+      </w:tr>
+    </w:tbl>
+    <w:p>
+      <w:pPr>
+        <w:pStyle w:val="figurecaption0"/>
+      </w:pPr>
+      <w:r>
+        <w:t>Fig. 3. Reliability diagrams (15 equal-width bins; seed 42). Rows: ASSISTments 2012 and Junyi Academy. Columns: DKT and T-KT. ASSISTments panels show dense vs sparse; Junyi panels show dense vs medium (learner-based sparse is empty). Not a classroom trial.</w:t>
+      </w:r>
+    </w:p>
+    <w:p>
+      <w:pPr>
         <w:pStyle w:val="Heading2"/>
         <w:numPr>
           <w:ilvl w:val="0"/>
           <w:numId w:val="0"/>
         </w:numPr>
-      </w:pPr>
-      <w:r>
-        <w:t>C. Threshold-based decision error</w:t>
-      </w:r>
-    </w:p>
-    <w:p>
-      <w:pPr>
-        <w:pStyle w:val="Text"/>
-      </w:pPr>
-      <w:r>
-        <w:t>Table 5 is a simulated gate at τ=0.7 on ASSISTments 2012 fold 0 (seed 42), not a classroom trial. For T-KT, false-advance rate (FAR) is 0.196 [0.186, 0.208] on dense KCs (N=528,018; Nadvance=284,326; Nincorrect=158,623; E[FAR]=0.113; Excess FAR=0.083; Miss=0.352) and 0.268 [0.202, 0.337] on sparse KCs (N=444, Limited; Nadvance=235; Nincorrect=197; E[FAR]=0.050; Excess FAR=0.218; Miss=0.320). ΔFAR=+0.072. DKT FAR is 0.200 [0.190, 0.211] dense and 0.296 [0.221, 0.383] sparse. Sparse T-KT FAR uses Limited occupancy (Nadvance=235). Exploratory GKT/CL4KT numbers are in subsection E, not in Table 5.</w:t>
-      </w:r>
-    </w:p>
-    <w:p>
-      <w:pPr>
-        <w:pStyle w:val="Text"/>
-        <w:sectPr>
-          <w:type w:val="continuous"/>
-          <w:pgSz w:w="11907" w:h="16839" w:code="9"/>
-          <w:pgMar w:top="1009" w:right="936" w:bottom="1009" w:left="936" w:header="431" w:footer="431" w:gutter="0"/>
-          <w:cols w:space="288"/>
-          <w:docGrid w:linePitch="272"/>
-        </w:sectPr>
-      </w:pPr>
-    </w:p>
-    <w:p>
-      <w:pPr>
-        <w:pStyle w:val="figurecaption0"/>
-      </w:pPr>
-      <w:r>
-        <w:t>Table 5. Simulated gate at τ=0.7, ASSISTments 2012 fold 0 (seed 42); T-KT and DKT only. Sparse occupancy is Limited. FAR 95% CIs: KC-cluster percentile, B=2000. Not a classroom trial.</w:t>
-      </w:r>
-    </w:p>
-    <w:tbl>
-      <w:tblPr>
-        <w:tblW w:w="4980" w:type="pct"/>
-        <w:tblBorders>
-          <w:top w:val="single" w:sz="4" w:space="0" w:color="000000"/>
-          <w:left w:val="single" w:sz="4" w:space="0" w:color="000000"/>
-          <w:bottom w:val="single" w:sz="4" w:space="0" w:color="000000"/>
-          <w:right w:val="single" w:sz="4" w:space="0" w:color="000000"/>
-          <w:insideH w:val="single" w:sz="4" w:space="0" w:color="000000"/>
-          <w:insideV w:val="single" w:sz="4" w:space="0" w:color="000000"/>
-        </w:tblBorders>
-        <w:tblLook w:val="04A0" w:firstRow="1" w:lastRow="0" w:firstColumn="1" w:lastColumn="0" w:noHBand="0" w:noVBand="1"/>
-      </w:tblPr>
-      <w:tblGrid>
-        <w:gridCol w:w="1214"/>
-        <w:gridCol w:w="939"/>
-        <w:gridCol w:w="1018"/>
-        <w:gridCol w:w="1136"/>
-        <w:gridCol w:w="1136"/>
-        <w:gridCol w:w="1762"/>
-        <w:gridCol w:w="939"/>
-        <w:gridCol w:w="1018"/>
-        <w:gridCol w:w="873"/>
-      </w:tblGrid>
-      <w:tr>
-        <w:trPr>
-          <w:cantSplit/>
-          <w:tblHeader/>
-        </w:trPr>
-        <w:tc>
-          <w:tcPr>
-            <w:tcW w:w="605" w:type="pct"/>
-            <w:tcMar>
-              <w:top w:w="10" w:type="dxa"/>
-              <w:left w:w="20" w:type="dxa"/>
-              <w:bottom w:w="10" w:type="dxa"/>
-              <w:right w:w="20" w:type="dxa"/>
-            </w:tcMar>
-          </w:tcPr>
-          <w:p>
-            <w:pPr>
-              <w:rPr>
-                <w:sz w:val="14"/>
-              </w:rPr>
-            </w:pPr>
-            <w:r>
-              <w:rPr>
-                <w:sz w:val="14"/>
-              </w:rPr>
-              <w:t>Model</w:t>
-            </w:r>
-          </w:p>
-        </w:tc>
-        <w:tc>
-          <w:tcPr>
-            <w:tcW w:w="468" w:type="pct"/>
-            <w:tcMar>
-              <w:top w:w="10" w:type="dxa"/>
-              <w:left w:w="20" w:type="dxa"/>
-              <w:bottom w:w="10" w:type="dxa"/>
-              <w:right w:w="20" w:type="dxa"/>
-            </w:tcMar>
-          </w:tcPr>
-          <w:p>
-            <w:pPr>
-              <w:rPr>
-                <w:sz w:val="14"/>
-              </w:rPr>
-            </w:pPr>
-            <w:r>
-              <w:rPr>
-                <w:sz w:val="14"/>
-              </w:rPr>
-              <w:t>Stratum</w:t>
-            </w:r>
-          </w:p>
-        </w:tc>
-        <w:tc>
-          <w:tcPr>
-            <w:tcW w:w="507" w:type="pct"/>
-            <w:tcMar>
-              <w:top w:w="10" w:type="dxa"/>
-              <w:left w:w="20" w:type="dxa"/>
-              <w:bottom w:w="10" w:type="dxa"/>
-              <w:right w:w="20" w:type="dxa"/>
-            </w:tcMar>
-          </w:tcPr>
-          <w:p>
-            <w:pPr>
-              <w:rPr>
-                <w:sz w:val="14"/>
-              </w:rPr>
-            </w:pPr>
-            <w:r>
-              <w:rPr>
-                <w:sz w:val="14"/>
-              </w:rPr>
-              <w:t>N</w:t>
-            </w:r>
-          </w:p>
-        </w:tc>
-        <w:tc>
-          <w:tcPr>
-            <w:tcW w:w="566" w:type="pct"/>
-            <w:tcMar>
-              <w:top w:w="10" w:type="dxa"/>
-              <w:left w:w="20" w:type="dxa"/>
-              <w:bottom w:w="10" w:type="dxa"/>
-              <w:right w:w="20" w:type="dxa"/>
-            </w:tcMar>
-          </w:tcPr>
-          <w:p>
-            <w:pPr>
-              <w:rPr>
-                <w:sz w:val="14"/>
-              </w:rPr>
-            </w:pPr>
-            <w:r>
-              <w:rPr>
-                <w:i/>
-                <w:sz w:val="14"/>
-              </w:rPr>
-              <w:t>N</w:t>
-            </w:r>
-            <w:r>
-              <w:rPr>
-                <w:i/>
-                <w:sz w:val="14"/>
-                <w:vertAlign w:val="subscript"/>
-              </w:rPr>
-              <w:t>advance</w:t>
-            </w:r>
-          </w:p>
-        </w:tc>
-        <w:tc>
-          <w:tcPr>
-            <w:tcW w:w="566" w:type="pct"/>
-            <w:tcMar>
-              <w:top w:w="10" w:type="dxa"/>
-              <w:left w:w="20" w:type="dxa"/>
-              <w:bottom w:w="10" w:type="dxa"/>
-              <w:right w:w="20" w:type="dxa"/>
-            </w:tcMar>
-          </w:tcPr>
-          <w:p>
-            <w:pPr>
-              <w:rPr>
-                <w:sz w:val="14"/>
-              </w:rPr>
-            </w:pPr>
-            <w:r>
-              <w:rPr>
-                <w:i/>
-                <w:sz w:val="14"/>
-              </w:rPr>
-              <w:t>N</w:t>
-            </w:r>
-            <w:r>
-              <w:rPr>
-                <w:i/>
-                <w:sz w:val="14"/>
-                <w:vertAlign w:val="subscript"/>
-              </w:rPr>
-              <w:t>incorrect</w:t>
-            </w:r>
-          </w:p>
-        </w:tc>
-        <w:tc>
-          <w:tcPr>
-            <w:tcW w:w="878" w:type="pct"/>
-            <w:tcMar>
-              <w:top w:w="10" w:type="dxa"/>
-              <w:left w:w="20" w:type="dxa"/>
-              <w:bottom w:w="10" w:type="dxa"/>
-              <w:right w:w="20" w:type="dxa"/>
-            </w:tcMar>
-          </w:tcPr>
-          <w:p>
-            <w:pPr>
-              <w:rPr>
-                <w:sz w:val="14"/>
-              </w:rPr>
-            </w:pPr>
-            <w:r>
-              <w:rPr>
-                <w:sz w:val="14"/>
-              </w:rPr>
-              <w:t>FAR [95% CI]</w:t>
-            </w:r>
-          </w:p>
-        </w:tc>
-        <w:tc>
-          <w:tcPr>
-            <w:tcW w:w="468" w:type="pct"/>
-            <w:tcMar>
-              <w:top w:w="10" w:type="dxa"/>
-              <w:left w:w="20" w:type="dxa"/>
-              <w:bottom w:w="10" w:type="dxa"/>
-              <w:right w:w="20" w:type="dxa"/>
-            </w:tcMar>
-          </w:tcPr>
-          <w:p>
-            <w:pPr>
-              <w:rPr>
-                <w:sz w:val="14"/>
-              </w:rPr>
-            </w:pPr>
-            <w:r>
-              <w:rPr>
-                <w:sz w:val="14"/>
-              </w:rPr>
-              <w:t>E[FAR]</w:t>
-            </w:r>
-          </w:p>
-        </w:tc>
-        <w:tc>
-          <w:tcPr>
-            <w:tcW w:w="507" w:type="pct"/>
-            <w:tcMar>
-              <w:top w:w="10" w:type="dxa"/>
-              <w:left w:w="20" w:type="dxa"/>
-              <w:bottom w:w="10" w:type="dxa"/>
-              <w:right w:w="20" w:type="dxa"/>
-            </w:tcMar>
-          </w:tcPr>
-          <w:p>
-            <w:pPr>
-              <w:rPr>
-                <w:sz w:val="14"/>
-              </w:rPr>
-            </w:pPr>
-            <w:r>
-              <w:rPr>
-                <w:sz w:val="14"/>
-              </w:rPr>
-              <w:t>Excess FAR</w:t>
-            </w:r>
-          </w:p>
-        </w:tc>
-        <w:tc>
-          <w:tcPr>
-            <w:tcW w:w="435" w:type="pct"/>
-            <w:tcMar>
-              <w:top w:w="10" w:type="dxa"/>
-              <w:left w:w="20" w:type="dxa"/>
-              <w:bottom w:w="10" w:type="dxa"/>
-              <w:right w:w="20" w:type="dxa"/>
-            </w:tcMar>
-          </w:tcPr>
-          <w:p>
-            <w:pPr>
-              <w:rPr>
-                <w:sz w:val="14"/>
-              </w:rPr>
-            </w:pPr>
-            <w:r>
-              <w:rPr>
-                <w:sz w:val="14"/>
-              </w:rPr>
-              <w:t>Miss</w:t>
-            </w:r>
-          </w:p>
-        </w:tc>
-      </w:tr>
-      <w:tr>
-        <w:trPr>
-          <w:cantSplit/>
-        </w:trPr>
-        <w:tc>
-          <w:tcPr>
-            <w:tcW w:w="605" w:type="pct"/>
-            <w:tcMar>
-              <w:top w:w="10" w:type="dxa"/>
-              <w:left w:w="20" w:type="dxa"/>
-              <w:bottom w:w="10" w:type="dxa"/>
-              <w:right w:w="20" w:type="dxa"/>
-            </w:tcMar>
-          </w:tcPr>
-          <w:p>
-            <w:pPr>
-              <w:rPr>
-                <w:sz w:val="14"/>
-              </w:rPr>
-            </w:pPr>
-            <w:r>
-              <w:rPr>
-                <w:sz w:val="14"/>
-              </w:rPr>
-              <w:t>T-KT</w:t>
-            </w:r>
-          </w:p>
-        </w:tc>
-        <w:tc>
-          <w:tcPr>
-            <w:tcW w:w="468" w:type="pct"/>
-            <w:tcMar>
-              <w:top w:w="10" w:type="dxa"/>
-              <w:left w:w="20" w:type="dxa"/>
-              <w:bottom w:w="10" w:type="dxa"/>
-              <w:right w:w="20" w:type="dxa"/>
-            </w:tcMar>
-          </w:tcPr>
-          <w:p>
-            <w:pPr>
-              <w:rPr>
-                <w:sz w:val="14"/>
-              </w:rPr>
-            </w:pPr>
-            <w:r>
-              <w:rPr>
-                <w:sz w:val="14"/>
-              </w:rPr>
-              <w:t>dense</w:t>
-            </w:r>
-          </w:p>
-        </w:tc>
-        <w:tc>
-          <w:tcPr>
-            <w:tcW w:w="507" w:type="pct"/>
-            <w:tcMar>
-              <w:top w:w="10" w:type="dxa"/>
-              <w:left w:w="20" w:type="dxa"/>
-              <w:bottom w:w="10" w:type="dxa"/>
-              <w:right w:w="20" w:type="dxa"/>
-            </w:tcMar>
-          </w:tcPr>
-          <w:p>
-            <w:pPr>
-              <w:rPr>
-                <w:sz w:val="14"/>
-              </w:rPr>
-            </w:pPr>
-            <w:r>
-              <w:rPr>
-                <w:sz w:val="14"/>
-              </w:rPr>
-              <w:t>528,018</w:t>
-            </w:r>
-          </w:p>
-        </w:tc>
-        <w:tc>
-          <w:tcPr>
-            <w:tcW w:w="566" w:type="pct"/>
-            <w:tcMar>
-              <w:top w:w="10" w:type="dxa"/>
-              <w:left w:w="20" w:type="dxa"/>
-              <w:bottom w:w="10" w:type="dxa"/>
-              <w:right w:w="20" w:type="dxa"/>
-            </w:tcMar>
-          </w:tcPr>
-          <w:p>
-            <w:pPr>
-              <w:rPr>
-                <w:sz w:val="14"/>
-              </w:rPr>
-            </w:pPr>
-            <w:r>
-              <w:rPr>
-                <w:sz w:val="14"/>
-              </w:rPr>
-              <w:t>284,326</w:t>
-            </w:r>
-          </w:p>
-        </w:tc>
-        <w:tc>
-          <w:tcPr>
-            <w:tcW w:w="566" w:type="pct"/>
-            <w:tcMar>
-              <w:top w:w="10" w:type="dxa"/>
-              <w:left w:w="20" w:type="dxa"/>
-              <w:bottom w:w="10" w:type="dxa"/>
-              <w:right w:w="20" w:type="dxa"/>
-            </w:tcMar>
-          </w:tcPr>
-          <w:p>
-            <w:pPr>
-              <w:rPr>
-                <w:sz w:val="14"/>
-              </w:rPr>
-            </w:pPr>
-            <w:r>
-              <w:rPr>
-                <w:sz w:val="14"/>
-              </w:rPr>
-              <w:t>158,623</w:t>
-            </w:r>
-          </w:p>
-        </w:tc>
-        <w:tc>
-          <w:tcPr>
-            <w:tcW w:w="878" w:type="pct"/>
-            <w:tcMar>
-              <w:top w:w="10" w:type="dxa"/>
-              <w:left w:w="20" w:type="dxa"/>
-              <w:bottom w:w="10" w:type="dxa"/>
-              <w:right w:w="20" w:type="dxa"/>
-            </w:tcMar>
-          </w:tcPr>
-          <w:p>
-            <w:pPr>
-              <w:rPr>
-                <w:sz w:val="14"/>
-              </w:rPr>
-            </w:pPr>
-            <w:r>
-              <w:rPr>
-                <w:sz w:val="14"/>
-              </w:rPr>
-              <w:t>0.196 [0.186–0.208]</w:t>
-            </w:r>
-          </w:p>
-        </w:tc>
-        <w:tc>
-          <w:tcPr>
-            <w:tcW w:w="468" w:type="pct"/>
-            <w:tcMar>
-              <w:top w:w="10" w:type="dxa"/>
-              <w:left w:w="20" w:type="dxa"/>
-              <w:bottom w:w="10" w:type="dxa"/>
-              <w:right w:w="20" w:type="dxa"/>
-            </w:tcMar>
-          </w:tcPr>
-          <w:p>
-            <w:pPr>
-              <w:rPr>
-                <w:sz w:val="14"/>
-              </w:rPr>
-            </w:pPr>
-            <w:r>
-              <w:rPr>
-                <w:sz w:val="14"/>
-              </w:rPr>
-              <w:t>0.113</w:t>
-            </w:r>
-          </w:p>
-        </w:tc>
-        <w:tc>
-          <w:tcPr>
-            <w:tcW w:w="507" w:type="pct"/>
-            <w:tcMar>
-              <w:top w:w="10" w:type="dxa"/>
-              <w:left w:w="20" w:type="dxa"/>
-              <w:bottom w:w="10" w:type="dxa"/>
-              <w:right w:w="20" w:type="dxa"/>
-            </w:tcMar>
-          </w:tcPr>
-          <w:p>
-            <w:pPr>
-              <w:rPr>
-                <w:sz w:val="14"/>
-              </w:rPr>
-            </w:pPr>
-            <w:r>
-              <w:rPr>
-                <w:sz w:val="14"/>
-              </w:rPr>
-              <w:t>0.083</w:t>
-            </w:r>
-          </w:p>
-        </w:tc>
-        <w:tc>
-          <w:tcPr>
-            <w:tcW w:w="435" w:type="pct"/>
-            <w:tcMar>
-              <w:top w:w="10" w:type="dxa"/>
-              <w:left w:w="20" w:type="dxa"/>
-              <w:bottom w:w="10" w:type="dxa"/>
-              <w:right w:w="20" w:type="dxa"/>
-            </w:tcMar>
-          </w:tcPr>
-          <w:p>
-            <w:pPr>
-              <w:rPr>
-                <w:sz w:val="14"/>
-              </w:rPr>
-            </w:pPr>
-            <w:r>
-              <w:rPr>
-                <w:sz w:val="14"/>
-              </w:rPr>
-              <w:t>0.352</w:t>
-            </w:r>
-          </w:p>
-        </w:tc>
-      </w:tr>
-      <w:tr>
-        <w:trPr>
-          <w:cantSplit/>
-        </w:trPr>
-        <w:tc>
-          <w:tcPr>
-            <w:tcW w:w="605" w:type="pct"/>
-            <w:tcMar>
-              <w:top w:w="10" w:type="dxa"/>
-              <w:left w:w="20" w:type="dxa"/>
-              <w:bottom w:w="10" w:type="dxa"/>
-              <w:right w:w="20" w:type="dxa"/>
-            </w:tcMar>
-          </w:tcPr>
-          <w:p>
-            <w:pPr>
-              <w:rPr>
-                <w:sz w:val="14"/>
-              </w:rPr>
-            </w:pPr>
-            <w:r>
-              <w:rPr>
-                <w:sz w:val="14"/>
-              </w:rPr>
-              <w:t>T-KT</w:t>
-            </w:r>
-          </w:p>
-        </w:tc>
-        <w:tc>
-          <w:tcPr>
-            <w:tcW w:w="468" w:type="pct"/>
-            <w:tcMar>
-              <w:top w:w="10" w:type="dxa"/>
-              <w:left w:w="20" w:type="dxa"/>
-              <w:bottom w:w="10" w:type="dxa"/>
-              <w:right w:w="20" w:type="dxa"/>
-            </w:tcMar>
-          </w:tcPr>
-          <w:p>
-            <w:pPr>
-              <w:rPr>
-                <w:sz w:val="14"/>
-              </w:rPr>
-            </w:pPr>
-            <w:r>
-              <w:rPr>
-                <w:sz w:val="14"/>
-              </w:rPr>
-              <w:t>sparse</w:t>
-            </w:r>
-          </w:p>
-        </w:tc>
-        <w:tc>
-          <w:tcPr>
-            <w:tcW w:w="507" w:type="pct"/>
-            <w:tcMar>
-              <w:top w:w="10" w:type="dxa"/>
-              <w:left w:w="20" w:type="dxa"/>
-              <w:bottom w:w="10" w:type="dxa"/>
-              <w:right w:w="20" w:type="dxa"/>
-            </w:tcMar>
-          </w:tcPr>
-          <w:p>
-            <w:pPr>
-              <w:rPr>
-                <w:sz w:val="14"/>
-              </w:rPr>
-            </w:pPr>
-            <w:r>
-              <w:rPr>
-                <w:sz w:val="14"/>
-              </w:rPr>
-              <w:t>444</w:t>
-            </w:r>
-          </w:p>
-        </w:tc>
-        <w:tc>
-          <w:tcPr>
-            <w:tcW w:w="566" w:type="pct"/>
-            <w:tcMar>
-              <w:top w:w="10" w:type="dxa"/>
-              <w:left w:w="20" w:type="dxa"/>
-              <w:bottom w:w="10" w:type="dxa"/>
-              <w:right w:w="20" w:type="dxa"/>
-            </w:tcMar>
-          </w:tcPr>
-          <w:p>
-            <w:pPr>
-              <w:rPr>
-                <w:sz w:val="14"/>
-              </w:rPr>
-            </w:pPr>
-            <w:r>
-              <w:rPr>
-                <w:sz w:val="14"/>
-              </w:rPr>
-              <w:t>235</w:t>
-            </w:r>
-          </w:p>
-        </w:tc>
-        <w:tc>
-          <w:tcPr>
-            <w:tcW w:w="566" w:type="pct"/>
-            <w:tcMar>
-              <w:top w:w="10" w:type="dxa"/>
-              <w:left w:w="20" w:type="dxa"/>
-              <w:bottom w:w="10" w:type="dxa"/>
-              <w:right w:w="20" w:type="dxa"/>
-            </w:tcMar>
-          </w:tcPr>
-          <w:p>
-            <w:pPr>
-              <w:rPr>
-                <w:sz w:val="14"/>
-              </w:rPr>
-            </w:pPr>
-            <w:r>
-              <w:rPr>
-                <w:sz w:val="14"/>
-              </w:rPr>
-              <w:t>197</w:t>
-            </w:r>
-          </w:p>
-        </w:tc>
-        <w:tc>
-          <w:tcPr>
-            <w:tcW w:w="878" w:type="pct"/>
-            <w:tcMar>
-              <w:top w:w="10" w:type="dxa"/>
-              <w:left w:w="20" w:type="dxa"/>
-              <w:bottom w:w="10" w:type="dxa"/>
-              <w:right w:w="20" w:type="dxa"/>
-            </w:tcMar>
-          </w:tcPr>
-          <w:p>
-            <w:pPr>
-              <w:rPr>
-                <w:sz w:val="14"/>
-              </w:rPr>
-            </w:pPr>
-            <w:r>
-              <w:rPr>
-                <w:sz w:val="14"/>
-              </w:rPr>
-              <w:t>0.268 [0.202–0.337]</w:t>
-            </w:r>
-          </w:p>
-        </w:tc>
-        <w:tc>
-          <w:tcPr>
-            <w:tcW w:w="468" w:type="pct"/>
-            <w:tcMar>
-              <w:top w:w="10" w:type="dxa"/>
-              <w:left w:w="20" w:type="dxa"/>
-              <w:bottom w:w="10" w:type="dxa"/>
-              <w:right w:w="20" w:type="dxa"/>
-            </w:tcMar>
-          </w:tcPr>
-          <w:p>
-            <w:pPr>
-              <w:rPr>
-                <w:sz w:val="14"/>
-              </w:rPr>
-            </w:pPr>
-            <w:r>
-              <w:rPr>
-                <w:sz w:val="14"/>
-              </w:rPr>
-              <w:t>0.050</w:t>
-            </w:r>
-          </w:p>
-        </w:tc>
-        <w:tc>
-          <w:tcPr>
-            <w:tcW w:w="507" w:type="pct"/>
-            <w:tcMar>
-              <w:top w:w="10" w:type="dxa"/>
-              <w:left w:w="20" w:type="dxa"/>
-              <w:bottom w:w="10" w:type="dxa"/>
-              <w:right w:w="20" w:type="dxa"/>
-            </w:tcMar>
-          </w:tcPr>
-          <w:p>
-            <w:pPr>
-              <w:rPr>
-                <w:sz w:val="14"/>
-              </w:rPr>
-            </w:pPr>
-            <w:r>
-              <w:rPr>
-                <w:sz w:val="14"/>
-              </w:rPr>
-              <w:t>0.218</w:t>
-            </w:r>
-          </w:p>
-        </w:tc>
-        <w:tc>
-          <w:tcPr>
-            <w:tcW w:w="435" w:type="pct"/>
-            <w:tcMar>
-              <w:top w:w="10" w:type="dxa"/>
-              <w:left w:w="20" w:type="dxa"/>
-              <w:bottom w:w="10" w:type="dxa"/>
-              <w:right w:w="20" w:type="dxa"/>
-            </w:tcMar>
-          </w:tcPr>
-          <w:p>
-            <w:pPr>
-              <w:rPr>
-                <w:sz w:val="14"/>
-              </w:rPr>
-            </w:pPr>
-            <w:r>
-              <w:rPr>
-                <w:sz w:val="14"/>
-              </w:rPr>
-              <w:t>0.320</w:t>
-            </w:r>
-          </w:p>
-        </w:tc>
-      </w:tr>
-      <w:tr>
-        <w:trPr>
-          <w:cantSplit/>
-        </w:trPr>
-        <w:tc>
-          <w:tcPr>
-            <w:tcW w:w="605" w:type="pct"/>
-            <w:tcMar>
-              <w:top w:w="10" w:type="dxa"/>
-              <w:left w:w="20" w:type="dxa"/>
-              <w:bottom w:w="10" w:type="dxa"/>
-              <w:right w:w="20" w:type="dxa"/>
-            </w:tcMar>
-          </w:tcPr>
-          <w:p>
-            <w:pPr>
-              <w:rPr>
-                <w:sz w:val="14"/>
-              </w:rPr>
-            </w:pPr>
-            <w:r>
-              <w:rPr>
-                <w:sz w:val="14"/>
-              </w:rPr>
-              <w:t>DKT</w:t>
-            </w:r>
-          </w:p>
-        </w:tc>
-        <w:tc>
-          <w:tcPr>
-            <w:tcW w:w="468" w:type="pct"/>
-            <w:tcMar>
-              <w:top w:w="10" w:type="dxa"/>
-              <w:left w:w="20" w:type="dxa"/>
-              <w:bottom w:w="10" w:type="dxa"/>
-              <w:right w:w="20" w:type="dxa"/>
-            </w:tcMar>
-          </w:tcPr>
-          <w:p>
-            <w:pPr>
-              <w:rPr>
-                <w:sz w:val="14"/>
-              </w:rPr>
-            </w:pPr>
-            <w:r>
-              <w:rPr>
-                <w:sz w:val="14"/>
-              </w:rPr>
-              <w:t>dense</w:t>
-            </w:r>
-          </w:p>
-        </w:tc>
-        <w:tc>
-          <w:tcPr>
-            <w:tcW w:w="507" w:type="pct"/>
-            <w:tcMar>
-              <w:top w:w="10" w:type="dxa"/>
-              <w:left w:w="20" w:type="dxa"/>
-              <w:bottom w:w="10" w:type="dxa"/>
-              <w:right w:w="20" w:type="dxa"/>
-            </w:tcMar>
-          </w:tcPr>
-          <w:p>
-            <w:pPr>
-              <w:rPr>
-                <w:sz w:val="14"/>
-              </w:rPr>
-            </w:pPr>
-            <w:r>
-              <w:rPr>
-                <w:sz w:val="14"/>
-              </w:rPr>
-              <w:t>528,018</w:t>
-            </w:r>
-          </w:p>
-        </w:tc>
-        <w:tc>
-          <w:tcPr>
-            <w:tcW w:w="566" w:type="pct"/>
-            <w:tcMar>
-              <w:top w:w="10" w:type="dxa"/>
-              <w:left w:w="20" w:type="dxa"/>
-              <w:bottom w:w="10" w:type="dxa"/>
-              <w:right w:w="20" w:type="dxa"/>
-            </w:tcMar>
-          </w:tcPr>
-          <w:p>
-            <w:pPr>
-              <w:rPr>
-                <w:sz w:val="14"/>
-              </w:rPr>
-            </w:pPr>
-            <w:r>
-              <w:rPr>
-                <w:sz w:val="14"/>
-              </w:rPr>
-              <w:t>315,650</w:t>
-            </w:r>
-          </w:p>
-        </w:tc>
-        <w:tc>
-          <w:tcPr>
-            <w:tcW w:w="566" w:type="pct"/>
-            <w:tcMar>
-              <w:top w:w="10" w:type="dxa"/>
-              <w:left w:w="20" w:type="dxa"/>
-              <w:bottom w:w="10" w:type="dxa"/>
-              <w:right w:w="20" w:type="dxa"/>
-            </w:tcMar>
-          </w:tcPr>
-          <w:p>
-            <w:pPr>
-              <w:rPr>
-                <w:sz w:val="14"/>
-              </w:rPr>
-            </w:pPr>
-            <w:r>
-              <w:rPr>
-                <w:sz w:val="14"/>
-              </w:rPr>
-              <w:t>158,623</w:t>
-            </w:r>
-          </w:p>
-        </w:tc>
-        <w:tc>
-          <w:tcPr>
-            <w:tcW w:w="878" w:type="pct"/>
-            <w:tcMar>
-              <w:top w:w="10" w:type="dxa"/>
-              <w:left w:w="20" w:type="dxa"/>
-              <w:bottom w:w="10" w:type="dxa"/>
-              <w:right w:w="20" w:type="dxa"/>
-            </w:tcMar>
-          </w:tcPr>
-          <w:p>
-            <w:pPr>
-              <w:rPr>
-                <w:sz w:val="14"/>
-              </w:rPr>
-            </w:pPr>
-            <w:r>
-              <w:rPr>
-                <w:sz w:val="14"/>
-              </w:rPr>
-              <w:t>0.200 [0.190–0.211]</w:t>
-            </w:r>
-          </w:p>
-        </w:tc>
-        <w:tc>
-          <w:tcPr>
-            <w:tcW w:w="468" w:type="pct"/>
-            <w:tcMar>
-              <w:top w:w="10" w:type="dxa"/>
-              <w:left w:w="20" w:type="dxa"/>
-              <w:bottom w:w="10" w:type="dxa"/>
-              <w:right w:w="20" w:type="dxa"/>
-            </w:tcMar>
-          </w:tcPr>
-          <w:p>
-            <w:pPr>
-              <w:rPr>
-                <w:sz w:val="14"/>
-              </w:rPr>
-            </w:pPr>
-            <w:r>
-              <w:rPr>
-                <w:sz w:val="14"/>
-              </w:rPr>
-              <w:t>0.147</w:t>
-            </w:r>
-          </w:p>
-        </w:tc>
-        <w:tc>
-          <w:tcPr>
-            <w:tcW w:w="507" w:type="pct"/>
-            <w:tcMar>
-              <w:top w:w="10" w:type="dxa"/>
-              <w:left w:w="20" w:type="dxa"/>
-              <w:bottom w:w="10" w:type="dxa"/>
-              <w:right w:w="20" w:type="dxa"/>
-            </w:tcMar>
-          </w:tcPr>
-          <w:p>
-            <w:pPr>
-              <w:rPr>
-                <w:sz w:val="14"/>
-              </w:rPr>
-            </w:pPr>
-            <w:r>
-              <w:rPr>
-                <w:sz w:val="14"/>
-              </w:rPr>
-              <w:t>0.053</w:t>
-            </w:r>
-          </w:p>
-        </w:tc>
-        <w:tc>
-          <w:tcPr>
-            <w:tcW w:w="435" w:type="pct"/>
-            <w:tcMar>
-              <w:top w:w="10" w:type="dxa"/>
-              <w:left w:w="20" w:type="dxa"/>
-              <w:bottom w:w="10" w:type="dxa"/>
-              <w:right w:w="20" w:type="dxa"/>
-            </w:tcMar>
-          </w:tcPr>
-          <w:p>
-            <w:pPr>
-              <w:rPr>
-                <w:sz w:val="14"/>
-              </w:rPr>
-            </w:pPr>
-            <w:r>
-              <w:rPr>
-                <w:sz w:val="14"/>
-              </w:rPr>
-              <w:t>0.398</w:t>
-            </w:r>
-          </w:p>
-        </w:tc>
-      </w:tr>
-      <w:tr>
-        <w:trPr>
-          <w:cantSplit/>
-        </w:trPr>
-        <w:tc>
-          <w:tcPr>
-            <w:tcW w:w="605" w:type="pct"/>
-            <w:tcMar>
-              <w:top w:w="10" w:type="dxa"/>
-              <w:left w:w="20" w:type="dxa"/>
-              <w:bottom w:w="10" w:type="dxa"/>
-              <w:right w:w="20" w:type="dxa"/>
-            </w:tcMar>
-          </w:tcPr>
-          <w:p>
-            <w:pPr>
-              <w:rPr>
-                <w:sz w:val="14"/>
-              </w:rPr>
-            </w:pPr>
-            <w:r>
-              <w:rPr>
-                <w:sz w:val="14"/>
-              </w:rPr>
-              <w:t>DKT</w:t>
-            </w:r>
-          </w:p>
-        </w:tc>
-        <w:tc>
-          <w:tcPr>
-            <w:tcW w:w="468" w:type="pct"/>
-            <w:tcMar>
-              <w:top w:w="10" w:type="dxa"/>
-              <w:left w:w="20" w:type="dxa"/>
-              <w:bottom w:w="10" w:type="dxa"/>
-              <w:right w:w="20" w:type="dxa"/>
-            </w:tcMar>
-          </w:tcPr>
-          <w:p>
-            <w:pPr>
-              <w:rPr>
-                <w:sz w:val="14"/>
-              </w:rPr>
-            </w:pPr>
-            <w:r>
-              <w:rPr>
-                <w:sz w:val="14"/>
-              </w:rPr>
-              <w:t>sparse</w:t>
-            </w:r>
-          </w:p>
-        </w:tc>
-        <w:tc>
-          <w:tcPr>
-            <w:tcW w:w="507" w:type="pct"/>
-            <w:tcMar>
-              <w:top w:w="10" w:type="dxa"/>
-              <w:left w:w="20" w:type="dxa"/>
-              <w:bottom w:w="10" w:type="dxa"/>
-              <w:right w:w="20" w:type="dxa"/>
-            </w:tcMar>
-          </w:tcPr>
-          <w:p>
-            <w:pPr>
-              <w:rPr>
-                <w:sz w:val="14"/>
-              </w:rPr>
-            </w:pPr>
-            <w:r>
-              <w:rPr>
-                <w:sz w:val="14"/>
-              </w:rPr>
-              <w:t>444</w:t>
-            </w:r>
-          </w:p>
-        </w:tc>
-        <w:tc>
-          <w:tcPr>
-            <w:tcW w:w="566" w:type="pct"/>
-            <w:tcMar>
-              <w:top w:w="10" w:type="dxa"/>
-              <w:left w:w="20" w:type="dxa"/>
-              <w:bottom w:w="10" w:type="dxa"/>
-              <w:right w:w="20" w:type="dxa"/>
-            </w:tcMar>
-          </w:tcPr>
-          <w:p>
-            <w:pPr>
-              <w:rPr>
-                <w:sz w:val="14"/>
-              </w:rPr>
-            </w:pPr>
-            <w:r>
-              <w:rPr>
-                <w:sz w:val="14"/>
-              </w:rPr>
-              <w:t>243</w:t>
-            </w:r>
-          </w:p>
-        </w:tc>
-        <w:tc>
-          <w:tcPr>
-            <w:tcW w:w="566" w:type="pct"/>
-            <w:tcMar>
-              <w:top w:w="10" w:type="dxa"/>
-              <w:left w:w="20" w:type="dxa"/>
-              <w:bottom w:w="10" w:type="dxa"/>
-              <w:right w:w="20" w:type="dxa"/>
-            </w:tcMar>
-          </w:tcPr>
-          <w:p>
-            <w:pPr>
-              <w:rPr>
-                <w:sz w:val="14"/>
-              </w:rPr>
-            </w:pPr>
-            <w:r>
-              <w:rPr>
-                <w:sz w:val="14"/>
-              </w:rPr>
-              <w:t>197</w:t>
-            </w:r>
-          </w:p>
-        </w:tc>
-        <w:tc>
-          <w:tcPr>
-            <w:tcW w:w="878" w:type="pct"/>
-            <w:tcMar>
-              <w:top w:w="10" w:type="dxa"/>
-              <w:left w:w="20" w:type="dxa"/>
-              <w:bottom w:w="10" w:type="dxa"/>
-              <w:right w:w="20" w:type="dxa"/>
-            </w:tcMar>
-          </w:tcPr>
-          <w:p>
-            <w:pPr>
-              <w:rPr>
-                <w:sz w:val="14"/>
-              </w:rPr>
-            </w:pPr>
-            <w:r>
-              <w:rPr>
-                <w:sz w:val="14"/>
-              </w:rPr>
-              <w:t>0.296 [0.221–0.383]</w:t>
-            </w:r>
-          </w:p>
-        </w:tc>
-        <w:tc>
-          <w:tcPr>
-            <w:tcW w:w="468" w:type="pct"/>
-            <w:tcMar>
-              <w:top w:w="10" w:type="dxa"/>
-              <w:left w:w="20" w:type="dxa"/>
-              <w:bottom w:w="10" w:type="dxa"/>
-              <w:right w:w="20" w:type="dxa"/>
-            </w:tcMar>
-          </w:tcPr>
-          <w:p>
-            <w:pPr>
-              <w:rPr>
-                <w:sz w:val="14"/>
-              </w:rPr>
-            </w:pPr>
-            <w:r>
-              <w:rPr>
-                <w:sz w:val="14"/>
-              </w:rPr>
-              <w:t>0.057</w:t>
-            </w:r>
-          </w:p>
-        </w:tc>
-        <w:tc>
-          <w:tcPr>
-            <w:tcW w:w="507" w:type="pct"/>
-            <w:tcMar>
-              <w:top w:w="10" w:type="dxa"/>
-              <w:left w:w="20" w:type="dxa"/>
-              <w:bottom w:w="10" w:type="dxa"/>
-              <w:right w:w="20" w:type="dxa"/>
-            </w:tcMar>
-          </w:tcPr>
-          <w:p>
-            <w:pPr>
-              <w:rPr>
-                <w:sz w:val="14"/>
-              </w:rPr>
-            </w:pPr>
-            <w:r>
-              <w:rPr>
-                <w:sz w:val="14"/>
-              </w:rPr>
-              <w:t>0.239</w:t>
-            </w:r>
-          </w:p>
-        </w:tc>
-        <w:tc>
-          <w:tcPr>
-            <w:tcW w:w="435" w:type="pct"/>
-            <w:tcMar>
-              <w:top w:w="10" w:type="dxa"/>
-              <w:left w:w="20" w:type="dxa"/>
-              <w:bottom w:w="10" w:type="dxa"/>
-              <w:right w:w="20" w:type="dxa"/>
-            </w:tcMar>
-          </w:tcPr>
-          <w:p>
-            <w:pPr>
-              <w:rPr>
-                <w:sz w:val="14"/>
-              </w:rPr>
-            </w:pPr>
-            <w:r>
-              <w:rPr>
-                <w:sz w:val="14"/>
-              </w:rPr>
-              <w:t>0.365</w:t>
-            </w:r>
-          </w:p>
-        </w:tc>
-      </w:tr>
-    </w:tbl>
-    <w:p>
-      <w:pPr>
-        <w:rPr>
-          <w:sz w:val="2"/>
-        </w:rPr>
-        <w:sectPr>
-          <w:type w:val="continuous"/>
-          <w:pgSz w:w="11907" w:h="16839" w:code="9"/>
-          <w:pgMar w:top="1009" w:right="936" w:bottom="1009" w:left="936" w:header="431" w:footer="431" w:gutter="0"/>
-          <w:cols w:space="288"/>
-          <w:docGrid w:linePitch="272"/>
-        </w:sectPr>
-      </w:pPr>
-    </w:p>
-    <w:p>
-      <w:pPr>
-        <w:pStyle w:val="Text"/>
-      </w:pPr>
-      <w:r>
-        <w:t xml:space="preserve">Seed-42 ΔFAR 95% CI (KC-cluster, B=2000): </w:t>
-      </w:r>
-      <w:r>
-        <w:t>T-KT</w:t>
-      </w:r>
-      <w:r>
-        <w:t xml:space="preserve"> [0.006, 0.138] (locked C2); DKT [0.019, 0.175]; GKT [−0.054, 0.092]; CL4KT [−0.018, 0.142].</w:t>
-      </w:r>
-    </w:p>
-    <w:p>
-      <w:pPr>
-        <w:pStyle w:val="Text"/>
-      </w:pPr>
-      <w:r>
-        <w:t>Table 6 checks whether T-KT ΔFAR is a single-partition artifact. It is positive in 4/4 unique partition-level estimates (mean 0.056, range 0.015–0.087) and in 5/5 training runs (mean 0.047, sd 0.033; two runs share a split). Mean sparse denominators are N=413, Nadvance=227, Nincorrect=155. A KC-clustered bootstrap on seed 42 yields a 95% interval [0.006, 0.138] for ΔFAR—excluding 0, but wide, as Limited occupancy and Nadvance=235 require. DKT ΔFAR is positive on only three of five runs and is not treated as a five-run finding. On XES3G5M, T-KT ΔFAR is negative on all five runs (mean −0.017), and ΔMiss is also negative (mean −0.183): after padding tokens are excluded, sparse KCs do not show a higher miss rate than dense KCs.</w:t>
-      </w:r>
-    </w:p>
-    <w:p>
-      <w:pPr>
-        <w:pStyle w:val="Text"/>
-      </w:pPr>
-      <w:r>
-        <w:lastRenderedPageBreak/>
-        <w:t>T-KT dense E[FAR] at τ=0.7 on seed 42 is 0.113; four-partition dense ECE is 0.114. These are different functionals.</w:t>
-      </w:r>
-    </w:p>
-    <w:p>
-      <w:pPr>
-        <w:pStyle w:val="Text"/>
-        <w:sectPr>
-          <w:type w:val="continuous"/>
-          <w:pgSz w:w="11907" w:h="16839" w:code="9"/>
-          <w:pgMar w:top="1009" w:right="936" w:bottom="1009" w:left="936" w:header="431" w:footer="431" w:gutter="0"/>
-          <w:cols w:space="288"/>
-          <w:docGrid w:linePitch="272"/>
-        </w:sectPr>
-      </w:pPr>
-    </w:p>
-    <w:p>
-      <w:pPr>
-        <w:pStyle w:val="figurecaption0"/>
-      </w:pPr>
-      <w:r>
-        <w:t>Table 6. Gate robustness at τ=0.7 on ASSISTments 2012 (primary unit: four unique learner partitions). Five training runs (seeds 42, 2024, 2025, 2026, 2027) across those partitions (2025 and 2026 share a split). Partition-level ΔFAR averages seeds 2025 and 2026 first; T-KT mean 0.056, range 0.015–0.087. Mean N, Nadvance, and Nincorrect are sparse-stratum denominators. GKT/CL4KT remain seed 42 only.</w:t>
-      </w:r>
-    </w:p>
-    <w:tbl>
-      <w:tblPr>
-        <w:tblW w:w="4982" w:type="pct"/>
-        <w:tblBorders>
-          <w:top w:val="single" w:sz="4" w:space="0" w:color="000000"/>
-          <w:left w:val="single" w:sz="4" w:space="0" w:color="000000"/>
-          <w:bottom w:val="single" w:sz="4" w:space="0" w:color="000000"/>
-          <w:right w:val="single" w:sz="4" w:space="0" w:color="000000"/>
-          <w:insideH w:val="single" w:sz="4" w:space="0" w:color="000000"/>
-          <w:insideV w:val="single" w:sz="4" w:space="0" w:color="000000"/>
-        </w:tblBorders>
-        <w:tblLook w:val="04A0" w:firstRow="1" w:lastRow="0" w:firstColumn="1" w:lastColumn="0" w:noHBand="0" w:noVBand="1"/>
-      </w:tblPr>
-      <w:tblGrid>
-        <w:gridCol w:w="1435"/>
-        <w:gridCol w:w="1434"/>
-        <w:gridCol w:w="1434"/>
-        <w:gridCol w:w="1434"/>
-        <w:gridCol w:w="1434"/>
-        <w:gridCol w:w="1434"/>
-        <w:gridCol w:w="1434"/>
-      </w:tblGrid>
-      <w:tr>
-        <w:trPr>
-          <w:cantSplit/>
-          <w:tblHeader/>
-        </w:trPr>
-        <w:tc>
-          <w:tcPr>
-            <w:tcW w:w="714" w:type="pct"/>
-            <w:tcMar>
-              <w:top w:w="10" w:type="dxa"/>
-              <w:left w:w="20" w:type="dxa"/>
-              <w:bottom w:w="10" w:type="dxa"/>
-              <w:right w:w="20" w:type="dxa"/>
-            </w:tcMar>
-          </w:tcPr>
-          <w:p>
-            <w:pPr>
-              <w:rPr>
-                <w:sz w:val="14"/>
-              </w:rPr>
-            </w:pPr>
-            <w:r>
-              <w:rPr>
-                <w:sz w:val="14"/>
-              </w:rPr>
-              <w:t>Model</w:t>
-            </w:r>
-          </w:p>
-        </w:tc>
-        <w:tc>
-          <w:tcPr>
-            <w:tcW w:w="714" w:type="pct"/>
-            <w:tcMar>
-              <w:top w:w="10" w:type="dxa"/>
-              <w:left w:w="20" w:type="dxa"/>
-              <w:bottom w:w="10" w:type="dxa"/>
-              <w:right w:w="20" w:type="dxa"/>
-            </w:tcMar>
-          </w:tcPr>
-          <w:p>
-            <w:pPr>
-              <w:rPr>
-                <w:sz w:val="14"/>
-              </w:rPr>
-            </w:pPr>
-            <w:r>
-              <w:rPr>
-                <w:sz w:val="14"/>
-              </w:rPr>
-              <w:t>Mean ΔFAR</w:t>
-            </w:r>
-          </w:p>
-        </w:tc>
-        <w:tc>
-          <w:tcPr>
-            <w:tcW w:w="714" w:type="pct"/>
-            <w:tcMar>
-              <w:top w:w="10" w:type="dxa"/>
-              <w:left w:w="20" w:type="dxa"/>
-              <w:bottom w:w="10" w:type="dxa"/>
-              <w:right w:w="20" w:type="dxa"/>
-            </w:tcMar>
-          </w:tcPr>
-          <w:p>
-            <w:pPr>
-              <w:rPr>
-                <w:sz w:val="14"/>
-              </w:rPr>
-            </w:pPr>
-            <w:r>
-              <w:rPr>
-                <w:sz w:val="14"/>
-              </w:rPr>
-              <w:t>SD</w:t>
-            </w:r>
-          </w:p>
-        </w:tc>
-        <w:tc>
-          <w:tcPr>
-            <w:tcW w:w="714" w:type="pct"/>
-            <w:tcMar>
-              <w:top w:w="10" w:type="dxa"/>
-              <w:left w:w="20" w:type="dxa"/>
-              <w:bottom w:w="10" w:type="dxa"/>
-              <w:right w:w="20" w:type="dxa"/>
-            </w:tcMar>
-          </w:tcPr>
-          <w:p>
-            <w:pPr>
-              <w:rPr>
-                <w:sz w:val="14"/>
-              </w:rPr>
-            </w:pPr>
-            <w:r>
-              <w:rPr>
-                <w:sz w:val="14"/>
-              </w:rPr>
-              <w:t>Runs ΔFAR&gt;0</w:t>
-            </w:r>
-          </w:p>
-        </w:tc>
-        <w:tc>
-          <w:tcPr>
-            <w:tcW w:w="714" w:type="pct"/>
-            <w:tcMar>
-              <w:top w:w="10" w:type="dxa"/>
-              <w:left w:w="20" w:type="dxa"/>
-              <w:bottom w:w="10" w:type="dxa"/>
-              <w:right w:w="20" w:type="dxa"/>
-            </w:tcMar>
-          </w:tcPr>
-          <w:p>
-            <w:pPr>
-              <w:rPr>
-                <w:sz w:val="14"/>
-              </w:rPr>
-            </w:pPr>
-            <w:r>
-              <w:rPr>
-                <w:sz w:val="14"/>
-              </w:rPr>
-              <w:t>Mean N</w:t>
-            </w:r>
-          </w:p>
-        </w:tc>
-        <w:tc>
-          <w:tcPr>
-            <w:tcW w:w="714" w:type="pct"/>
-            <w:tcMar>
-              <w:top w:w="10" w:type="dxa"/>
-              <w:left w:w="20" w:type="dxa"/>
-              <w:bottom w:w="10" w:type="dxa"/>
-              <w:right w:w="20" w:type="dxa"/>
-            </w:tcMar>
-          </w:tcPr>
-          <w:p>
-            <w:pPr>
-              <w:rPr>
-                <w:sz w:val="14"/>
-              </w:rPr>
-            </w:pPr>
-            <w:r>
-              <w:rPr>
-                <w:sz w:val="14"/>
-              </w:rPr>
-              <w:t xml:space="preserve">Mean </w:t>
-            </w:r>
-            <w:r>
-              <w:rPr>
-                <w:i/>
-                <w:sz w:val="14"/>
-              </w:rPr>
-              <w:t>N</w:t>
-            </w:r>
-            <w:r>
-              <w:rPr>
-                <w:i/>
-                <w:sz w:val="14"/>
-                <w:vertAlign w:val="subscript"/>
-              </w:rPr>
-              <w:t>advance</w:t>
-            </w:r>
-          </w:p>
-        </w:tc>
-        <w:tc>
-          <w:tcPr>
-            <w:tcW w:w="714" w:type="pct"/>
-            <w:tcMar>
-              <w:top w:w="10" w:type="dxa"/>
-              <w:left w:w="20" w:type="dxa"/>
-              <w:bottom w:w="10" w:type="dxa"/>
-              <w:right w:w="20" w:type="dxa"/>
-            </w:tcMar>
-          </w:tcPr>
-          <w:p>
-            <w:pPr>
-              <w:rPr>
-                <w:sz w:val="14"/>
-              </w:rPr>
-            </w:pPr>
-            <w:r>
-              <w:rPr>
-                <w:sz w:val="14"/>
-              </w:rPr>
-              <w:t xml:space="preserve">Mean </w:t>
-            </w:r>
-            <w:r>
-              <w:rPr>
-                <w:i/>
-                <w:sz w:val="14"/>
-              </w:rPr>
-              <w:t>N</w:t>
-            </w:r>
-            <w:r>
-              <w:rPr>
-                <w:i/>
-                <w:sz w:val="14"/>
-                <w:vertAlign w:val="subscript"/>
-              </w:rPr>
-              <w:t>incorrect</w:t>
-            </w:r>
-          </w:p>
-        </w:tc>
-      </w:tr>
-      <w:tr>
-        <w:trPr>
-          <w:cantSplit/>
-        </w:trPr>
-        <w:tc>
-          <w:tcPr>
-            <w:tcW w:w="714" w:type="pct"/>
-            <w:tcMar>
-              <w:top w:w="10" w:type="dxa"/>
-              <w:left w:w="20" w:type="dxa"/>
-              <w:bottom w:w="10" w:type="dxa"/>
-              <w:right w:w="20" w:type="dxa"/>
-            </w:tcMar>
-          </w:tcPr>
-          <w:p>
-            <w:pPr>
-              <w:rPr>
-                <w:sz w:val="14"/>
-              </w:rPr>
-            </w:pPr>
-            <w:r>
-              <w:rPr>
-                <w:sz w:val="14"/>
-              </w:rPr>
-              <w:t>T-KT</w:t>
-            </w:r>
-          </w:p>
-        </w:tc>
-        <w:tc>
-          <w:tcPr>
-            <w:tcW w:w="714" w:type="pct"/>
-            <w:tcMar>
-              <w:top w:w="10" w:type="dxa"/>
-              <w:left w:w="20" w:type="dxa"/>
-              <w:bottom w:w="10" w:type="dxa"/>
-              <w:right w:w="20" w:type="dxa"/>
-            </w:tcMar>
-          </w:tcPr>
-          <w:p>
-            <w:pPr>
-              <w:rPr>
-                <w:sz w:val="14"/>
-              </w:rPr>
-            </w:pPr>
-            <w:r>
-              <w:rPr>
-                <w:sz w:val="14"/>
-              </w:rPr>
-              <w:t>0.047</w:t>
-            </w:r>
-          </w:p>
-        </w:tc>
-        <w:tc>
-          <w:tcPr>
-            <w:tcW w:w="714" w:type="pct"/>
-            <w:tcMar>
-              <w:top w:w="10" w:type="dxa"/>
-              <w:left w:w="20" w:type="dxa"/>
-              <w:bottom w:w="10" w:type="dxa"/>
-              <w:right w:w="20" w:type="dxa"/>
-            </w:tcMar>
-          </w:tcPr>
-          <w:p>
-            <w:pPr>
-              <w:rPr>
-                <w:sz w:val="14"/>
-              </w:rPr>
-            </w:pPr>
-            <w:r>
-              <w:rPr>
-                <w:sz w:val="14"/>
-              </w:rPr>
-              <w:t>0.033</w:t>
-            </w:r>
-          </w:p>
-        </w:tc>
-        <w:tc>
-          <w:tcPr>
-            <w:tcW w:w="714" w:type="pct"/>
-            <w:tcMar>
-              <w:top w:w="10" w:type="dxa"/>
-              <w:left w:w="20" w:type="dxa"/>
-              <w:bottom w:w="10" w:type="dxa"/>
-              <w:right w:w="20" w:type="dxa"/>
-            </w:tcMar>
-          </w:tcPr>
-          <w:p>
-            <w:pPr>
-              <w:rPr>
-                <w:sz w:val="14"/>
-              </w:rPr>
-            </w:pPr>
-            <w:r>
-              <w:rPr>
-                <w:sz w:val="14"/>
-              </w:rPr>
-              <w:t>4/4 unique partitions; 5/5 runs</w:t>
-            </w:r>
-          </w:p>
-        </w:tc>
-        <w:tc>
-          <w:tcPr>
-            <w:tcW w:w="714" w:type="pct"/>
-            <w:tcMar>
-              <w:top w:w="10" w:type="dxa"/>
-              <w:left w:w="20" w:type="dxa"/>
-              <w:bottom w:w="10" w:type="dxa"/>
-              <w:right w:w="20" w:type="dxa"/>
-            </w:tcMar>
-          </w:tcPr>
-          <w:p>
-            <w:pPr>
-              <w:rPr>
-                <w:sz w:val="14"/>
-              </w:rPr>
-            </w:pPr>
-            <w:r>
-              <w:rPr>
-                <w:sz w:val="14"/>
-              </w:rPr>
-              <w:t>413</w:t>
-            </w:r>
-          </w:p>
-        </w:tc>
-        <w:tc>
-          <w:tcPr>
-            <w:tcW w:w="714" w:type="pct"/>
-            <w:tcMar>
-              <w:top w:w="10" w:type="dxa"/>
-              <w:left w:w="20" w:type="dxa"/>
-              <w:bottom w:w="10" w:type="dxa"/>
-              <w:right w:w="20" w:type="dxa"/>
-            </w:tcMar>
-          </w:tcPr>
-          <w:p>
-            <w:pPr>
-              <w:rPr>
-                <w:sz w:val="14"/>
-              </w:rPr>
-            </w:pPr>
-            <w:r>
-              <w:rPr>
-                <w:sz w:val="14"/>
-              </w:rPr>
-              <w:t>227</w:t>
-            </w:r>
-          </w:p>
-        </w:tc>
-        <w:tc>
-          <w:tcPr>
-            <w:tcW w:w="714" w:type="pct"/>
-            <w:tcMar>
-              <w:top w:w="10" w:type="dxa"/>
-              <w:left w:w="20" w:type="dxa"/>
-              <w:bottom w:w="10" w:type="dxa"/>
-              <w:right w:w="20" w:type="dxa"/>
-            </w:tcMar>
-          </w:tcPr>
-          <w:p>
-            <w:pPr>
-              <w:rPr>
-                <w:sz w:val="14"/>
-              </w:rPr>
-            </w:pPr>
-            <w:r>
-              <w:rPr>
-                <w:sz w:val="14"/>
-              </w:rPr>
-              <w:t>155</w:t>
-            </w:r>
-          </w:p>
-        </w:tc>
-      </w:tr>
-      <w:tr>
-        <w:trPr>
-          <w:cantSplit/>
-        </w:trPr>
-        <w:tc>
-          <w:tcPr>
-            <w:tcW w:w="714" w:type="pct"/>
-            <w:tcMar>
-              <w:top w:w="10" w:type="dxa"/>
-              <w:left w:w="20" w:type="dxa"/>
-              <w:bottom w:w="10" w:type="dxa"/>
-              <w:right w:w="20" w:type="dxa"/>
-            </w:tcMar>
-          </w:tcPr>
-          <w:p>
-            <w:pPr>
-              <w:rPr>
-                <w:sz w:val="14"/>
-              </w:rPr>
-            </w:pPr>
-            <w:r>
-              <w:rPr>
-                <w:sz w:val="14"/>
-              </w:rPr>
-              <w:t>DKT</w:t>
-            </w:r>
-          </w:p>
-        </w:tc>
-        <w:tc>
-          <w:tcPr>
-            <w:tcW w:w="714" w:type="pct"/>
-            <w:tcMar>
-              <w:top w:w="10" w:type="dxa"/>
-              <w:left w:w="20" w:type="dxa"/>
-              <w:bottom w:w="10" w:type="dxa"/>
-              <w:right w:w="20" w:type="dxa"/>
-            </w:tcMar>
-          </w:tcPr>
-          <w:p>
-            <w:pPr>
-              <w:rPr>
-                <w:sz w:val="14"/>
-              </w:rPr>
-            </w:pPr>
-            <w:r>
-              <w:rPr>
-                <w:sz w:val="14"/>
-              </w:rPr>
-              <w:t>0.033</w:t>
-            </w:r>
-          </w:p>
-        </w:tc>
-        <w:tc>
-          <w:tcPr>
-            <w:tcW w:w="714" w:type="pct"/>
-            <w:tcMar>
-              <w:top w:w="10" w:type="dxa"/>
-              <w:left w:w="20" w:type="dxa"/>
-              <w:bottom w:w="10" w:type="dxa"/>
-              <w:right w:w="20" w:type="dxa"/>
-            </w:tcMar>
-          </w:tcPr>
-          <w:p>
-            <w:pPr>
-              <w:rPr>
-                <w:sz w:val="14"/>
-              </w:rPr>
-            </w:pPr>
-            <w:r>
-              <w:rPr>
-                <w:sz w:val="14"/>
-              </w:rPr>
-              <w:t>0.048</w:t>
-            </w:r>
-          </w:p>
-        </w:tc>
-        <w:tc>
-          <w:tcPr>
-            <w:tcW w:w="714" w:type="pct"/>
-            <w:tcMar>
-              <w:top w:w="10" w:type="dxa"/>
-              <w:left w:w="20" w:type="dxa"/>
-              <w:bottom w:w="10" w:type="dxa"/>
-              <w:right w:w="20" w:type="dxa"/>
-            </w:tcMar>
-          </w:tcPr>
-          <w:p>
-            <w:pPr>
-              <w:rPr>
-                <w:sz w:val="14"/>
-              </w:rPr>
-            </w:pPr>
-            <w:r>
-              <w:rPr>
-                <w:sz w:val="14"/>
-              </w:rPr>
-              <w:t>3/5 runs</w:t>
-            </w:r>
-          </w:p>
-        </w:tc>
-        <w:tc>
-          <w:tcPr>
-            <w:tcW w:w="714" w:type="pct"/>
-            <w:tcMar>
-              <w:top w:w="10" w:type="dxa"/>
-              <w:left w:w="20" w:type="dxa"/>
-              <w:bottom w:w="10" w:type="dxa"/>
-              <w:right w:w="20" w:type="dxa"/>
-            </w:tcMar>
-          </w:tcPr>
-          <w:p>
-            <w:pPr>
-              <w:rPr>
-                <w:sz w:val="14"/>
-              </w:rPr>
-            </w:pPr>
-            <w:r>
-              <w:rPr>
-                <w:sz w:val="14"/>
-              </w:rPr>
-              <w:t>413</w:t>
-            </w:r>
-          </w:p>
-        </w:tc>
-        <w:tc>
-          <w:tcPr>
-            <w:tcW w:w="714" w:type="pct"/>
-            <w:tcMar>
-              <w:top w:w="10" w:type="dxa"/>
-              <w:left w:w="20" w:type="dxa"/>
-              <w:bottom w:w="10" w:type="dxa"/>
-              <w:right w:w="20" w:type="dxa"/>
-            </w:tcMar>
-          </w:tcPr>
-          <w:p>
-            <w:pPr>
-              <w:rPr>
-                <w:sz w:val="14"/>
-              </w:rPr>
-            </w:pPr>
-            <w:r>
-              <w:rPr>
-                <w:sz w:val="14"/>
-              </w:rPr>
-              <w:t>226</w:t>
-            </w:r>
-          </w:p>
-        </w:tc>
-        <w:tc>
-          <w:tcPr>
-            <w:tcW w:w="714" w:type="pct"/>
-            <w:tcMar>
-              <w:top w:w="10" w:type="dxa"/>
-              <w:left w:w="20" w:type="dxa"/>
-              <w:bottom w:w="10" w:type="dxa"/>
-              <w:right w:w="20" w:type="dxa"/>
-            </w:tcMar>
-          </w:tcPr>
-          <w:p>
-            <w:pPr>
-              <w:rPr>
-                <w:sz w:val="14"/>
-              </w:rPr>
-            </w:pPr>
-            <w:r>
-              <w:rPr>
-                <w:sz w:val="14"/>
-              </w:rPr>
-              <w:t>155</w:t>
-            </w:r>
-          </w:p>
-        </w:tc>
-      </w:tr>
-    </w:tbl>
-    <w:p>
-      <w:pPr>
-        <w:rPr>
-          <w:sz w:val="2"/>
-        </w:rPr>
-        <w:sectPr>
-          <w:type w:val="continuous"/>
-          <w:pgSz w:w="11907" w:h="16839" w:code="9"/>
-          <w:pgMar w:top="1009" w:right="936" w:bottom="1009" w:left="936" w:header="431" w:footer="431" w:gutter="0"/>
-          <w:cols w:space="288"/>
-          <w:docGrid w:linePitch="272"/>
-        </w:sectPr>
-      </w:pPr>
-    </w:p>
-    <w:p>
-      <w:pPr>
-        <w:rPr>
-          <w:sz w:val="2"/>
-        </w:rPr>
-        <w:sectPr>
-          <w:type w:val="continuous"/>
-          <w:pgSz w:w="11907" w:h="16839" w:code="9"/>
-          <w:pgMar w:top="1009" w:right="936" w:bottom="1009" w:left="936" w:header="431" w:footer="431" w:gutter="0"/>
-          <w:cols w:num="2" w:space="288"/>
-          <w:docGrid w:linePitch="272"/>
-        </w:sectPr>
-      </w:pPr>
-    </w:p>
-    <w:p>
-      <w:pPr>
-        <w:rPr>
-          <w:sz w:val="2"/>
-        </w:rPr>
-        <w:sectPr>
-          <w:type w:val="continuous"/>
-          <w:pgSz w:w="11907" w:h="16839" w:code="9"/>
-          <w:pgMar w:top="1009" w:right="936" w:bottom="1009" w:left="936" w:header="431" w:footer="431" w:gutter="0"/>
-          <w:cols w:num="2" w:space="288"/>
-          <w:docGrid w:linePitch="272"/>
-        </w:sectPr>
-      </w:pPr>
+        <w:jc w:val="center"/>
+      </w:pPr>
+      <w:r>
+        <w:pict w14:anchorId="6205C121">
+          <v:shape id="_x0000_i1027" type="#_x0000_t75" style="width:501.75pt;height:465.75pt">
+            <v:imagedata r:id="rId22" o:title="fig2_reliability_p0"/>
+          </v:shape>
+        </w:pict>
+      </w:r>
     </w:p>
     <w:p>
       <w:pPr>
@@ -6808,7 +8259,7 @@
         </w:numPr>
       </w:pPr>
       <w:r>
-        <w:t>D. Dataset-dependent explanatory analysis</w:t>
+        <w:t>C. Cold-start concept feasibility</w:t>
       </w:r>
     </w:p>
     <w:p>
@@ -6816,7 +8267,843 @@
         <w:pStyle w:val="Text"/>
       </w:pPr>
       <w:r>
-        <w:t>If a learning platform uses KT probabilities only to sort students, Table 3 may suffice. If it uses p to skip practice or declare mastery, Table 3 is an insufficient evaluation summary. The ASSISTments T-KT cell is an illustrative case: competitive AUC, Limited-but-estimable sparse occupancy (about 19% of KCs fall below the sparse threshold on fold 0), a monotonic ECE rise, and a gate that yields a higher error rate among sparse advance decisions. The XES3G5M cell is the contrasting case: plenty of sparse mass and Reliable occupancy, yet T-KT ECE does not degrade. Junyi shows that the protocol can refuse a sparse claim when the bucket is empty.</w:t>
+        <w:t>Strict cold-start is freq_train(c)=0. The next Table 7 slice is the protocol very-sparse bucket (0&lt;freq_train(c)&lt;20), not a limited cold-start (k5/k10) group. Table 7 reports feasibility, not a production claim. On ASSISTments 2012 the strict bin has about four test events (Insufficient) and the very-sparse bin about 17 events (Insufficient), so ECE/AUC on those slices are descriptive only. Junyi’s learner-based operational identifier (ucid) yields no estimable sparse or strict-cold-start stratum. XES3G5M very-sparse support is larger (N≈114) but still not a high-N finding. Where the strict slice is too small, the protocol records the empty or Insufficient bucket instead of borrowing a recommender user/item cold-start definition.</w:t>
+      </w:r>
+    </w:p>
+    <w:p>
+      <w:pPr>
+        <w:pStyle w:val="figurecaption0"/>
+      </w:pPr>
+      <w:r>
+        <w:t>Table 7. Cold-start concept feasibility (four-partition means). Strict: f_train=0. Very-sparse: 0&lt;f_train&lt;20. L/I are occupancy flags (N), not k5/k10 groups. I = Insufficient (N&lt;100). Not a recommender user/item split. XES3G5M very-sparse uses the same masked four-partition series as Table 5 (N=114).</w:t>
+      </w:r>
+    </w:p>
+    <w:tbl>
+      <w:tblPr>
+        <w:tblW w:w="5000" w:type="pct"/>
+        <w:tblLook w:val="0000" w:firstRow="0" w:lastRow="0" w:firstColumn="0" w:lastColumn="0" w:noHBand="0" w:noVBand="0"/>
+      </w:tblPr>
+      <w:tblGrid>
+        <w:gridCol w:w="1709"/>
+        <w:gridCol w:w="1708"/>
+        <w:gridCol w:w="1708"/>
+        <w:gridCol w:w="1708"/>
+        <w:gridCol w:w="1708"/>
+        <w:gridCol w:w="1710"/>
+      </w:tblGrid>
+      <w:tr>
+        <w:tc>
+          <w:tcPr>
+            <w:tcW w:w="833" w:type="pct"/>
+          </w:tcPr>
+          <w:p>
+            <w:pPr>
+              <w:pStyle w:val="Heading1"/>
+              <w:numPr>
+                <w:ilvl w:val="0"/>
+                <w:numId w:val="0"/>
+              </w:numPr>
+              <w:spacing w:before="0" w:after="0"/>
+              <w:rPr>
+                <w:b/>
+                <w:smallCaps w:val="0"/>
+                <w:sz w:val="14"/>
+              </w:rPr>
+            </w:pPr>
+            <w:r>
+              <w:rPr>
+                <w:b/>
+                <w:smallCaps w:val="0"/>
+                <w:sz w:val="14"/>
+              </w:rPr>
+              <w:t>Dataset</w:t>
+            </w:r>
+          </w:p>
+        </w:tc>
+        <w:tc>
+          <w:tcPr>
+            <w:tcW w:w="833" w:type="pct"/>
+          </w:tcPr>
+          <w:p>
+            <w:pPr>
+              <w:pStyle w:val="Heading1"/>
+              <w:numPr>
+                <w:ilvl w:val="0"/>
+                <w:numId w:val="0"/>
+              </w:numPr>
+              <w:spacing w:before="0" w:after="0"/>
+              <w:rPr>
+                <w:b/>
+                <w:smallCaps w:val="0"/>
+                <w:sz w:val="14"/>
+              </w:rPr>
+            </w:pPr>
+            <w:r>
+              <w:rPr>
+                <w:b/>
+                <w:smallCaps w:val="0"/>
+                <w:sz w:val="14"/>
+              </w:rPr>
+              <w:t>Slice</w:t>
+            </w:r>
+          </w:p>
+        </w:tc>
+        <w:tc>
+          <w:tcPr>
+            <w:tcW w:w="833" w:type="pct"/>
+          </w:tcPr>
+          <w:p>
+            <w:pPr>
+              <w:pStyle w:val="Heading1"/>
+              <w:numPr>
+                <w:ilvl w:val="0"/>
+                <w:numId w:val="0"/>
+              </w:numPr>
+              <w:spacing w:before="0" w:after="0"/>
+              <w:rPr>
+                <w:b/>
+                <w:smallCaps w:val="0"/>
+                <w:sz w:val="14"/>
+              </w:rPr>
+            </w:pPr>
+            <w:r>
+              <w:rPr>
+                <w:b/>
+                <w:smallCaps w:val="0"/>
+                <w:sz w:val="14"/>
+              </w:rPr>
+              <w:t>Mean N</w:t>
+            </w:r>
+          </w:p>
+        </w:tc>
+        <w:tc>
+          <w:tcPr>
+            <w:tcW w:w="833" w:type="pct"/>
+          </w:tcPr>
+          <w:p>
+            <w:pPr>
+              <w:pStyle w:val="Heading1"/>
+              <w:numPr>
+                <w:ilvl w:val="0"/>
+                <w:numId w:val="0"/>
+              </w:numPr>
+              <w:spacing w:before="0" w:after="0"/>
+              <w:rPr>
+                <w:b/>
+                <w:smallCaps w:val="0"/>
+                <w:sz w:val="14"/>
+              </w:rPr>
+            </w:pPr>
+            <w:r>
+              <w:rPr>
+                <w:b/>
+                <w:smallCaps w:val="0"/>
+                <w:sz w:val="14"/>
+              </w:rPr>
+              <w:t>Flag</w:t>
+            </w:r>
+          </w:p>
+        </w:tc>
+        <w:tc>
+          <w:tcPr>
+            <w:tcW w:w="833" w:type="pct"/>
+          </w:tcPr>
+          <w:p>
+            <w:pPr>
+              <w:pStyle w:val="Heading1"/>
+              <w:numPr>
+                <w:ilvl w:val="0"/>
+                <w:numId w:val="0"/>
+              </w:numPr>
+              <w:spacing w:before="0" w:after="0"/>
+              <w:rPr>
+                <w:b/>
+                <w:smallCaps w:val="0"/>
+                <w:sz w:val="14"/>
+              </w:rPr>
+            </w:pPr>
+            <w:r>
+              <w:rPr>
+                <w:b/>
+                <w:smallCaps w:val="0"/>
+                <w:sz w:val="14"/>
+              </w:rPr>
+              <w:t>T-KT ECE</w:t>
+            </w:r>
+          </w:p>
+        </w:tc>
+        <w:tc>
+          <w:tcPr>
+            <w:tcW w:w="834" w:type="pct"/>
+          </w:tcPr>
+          <w:p>
+            <w:pPr>
+              <w:pStyle w:val="Heading1"/>
+              <w:numPr>
+                <w:ilvl w:val="0"/>
+                <w:numId w:val="0"/>
+              </w:numPr>
+              <w:spacing w:before="0" w:after="0"/>
+              <w:rPr>
+                <w:b/>
+                <w:smallCaps w:val="0"/>
+                <w:sz w:val="14"/>
+              </w:rPr>
+            </w:pPr>
+            <w:r>
+              <w:rPr>
+                <w:b/>
+                <w:smallCaps w:val="0"/>
+                <w:sz w:val="14"/>
+              </w:rPr>
+              <w:t>DKT ECE</w:t>
+            </w:r>
+          </w:p>
+        </w:tc>
+      </w:tr>
+      <w:tr>
+        <w:tc>
+          <w:tcPr>
+            <w:tcW w:w="833" w:type="pct"/>
+          </w:tcPr>
+          <w:p>
+            <w:pPr>
+              <w:pStyle w:val="Heading1"/>
+              <w:numPr>
+                <w:ilvl w:val="0"/>
+                <w:numId w:val="0"/>
+              </w:numPr>
+              <w:spacing w:before="0" w:after="0"/>
+              <w:rPr>
+                <w:smallCaps w:val="0"/>
+                <w:sz w:val="14"/>
+              </w:rPr>
+            </w:pPr>
+            <w:r>
+              <w:rPr>
+                <w:smallCaps w:val="0"/>
+                <w:sz w:val="14"/>
+              </w:rPr>
+              <w:t>ASSISTments</w:t>
+            </w:r>
+          </w:p>
+        </w:tc>
+        <w:tc>
+          <w:tcPr>
+            <w:tcW w:w="833" w:type="pct"/>
+          </w:tcPr>
+          <w:p>
+            <w:pPr>
+              <w:pStyle w:val="Heading1"/>
+              <w:numPr>
+                <w:ilvl w:val="0"/>
+                <w:numId w:val="0"/>
+              </w:numPr>
+              <w:spacing w:before="0" w:after="0"/>
+              <w:rPr>
+                <w:smallCaps w:val="0"/>
+                <w:sz w:val="14"/>
+              </w:rPr>
+            </w:pPr>
+            <w:r>
+              <w:rPr>
+                <w:smallCaps w:val="0"/>
+                <w:sz w:val="14"/>
+              </w:rPr>
+              <w:t>strict f=0</w:t>
+            </w:r>
+          </w:p>
+        </w:tc>
+        <w:tc>
+          <w:tcPr>
+            <w:tcW w:w="833" w:type="pct"/>
+          </w:tcPr>
+          <w:p>
+            <w:pPr>
+              <w:pStyle w:val="Heading1"/>
+              <w:numPr>
+                <w:ilvl w:val="0"/>
+                <w:numId w:val="0"/>
+              </w:numPr>
+              <w:spacing w:before="0" w:after="0"/>
+              <w:rPr>
+                <w:smallCaps w:val="0"/>
+                <w:sz w:val="14"/>
+              </w:rPr>
+            </w:pPr>
+            <w:r>
+              <w:rPr>
+                <w:smallCaps w:val="0"/>
+                <w:sz w:val="14"/>
+              </w:rPr>
+              <w:t>4</w:t>
+            </w:r>
+          </w:p>
+        </w:tc>
+        <w:tc>
+          <w:tcPr>
+            <w:tcW w:w="833" w:type="pct"/>
+          </w:tcPr>
+          <w:p>
+            <w:pPr>
+              <w:pStyle w:val="Heading1"/>
+              <w:numPr>
+                <w:ilvl w:val="0"/>
+                <w:numId w:val="0"/>
+              </w:numPr>
+              <w:spacing w:before="0" w:after="0"/>
+              <w:rPr>
+                <w:smallCaps w:val="0"/>
+                <w:sz w:val="14"/>
+              </w:rPr>
+            </w:pPr>
+            <w:r>
+              <w:rPr>
+                <w:smallCaps w:val="0"/>
+                <w:sz w:val="14"/>
+              </w:rPr>
+              <w:t>I</w:t>
+            </w:r>
+          </w:p>
+        </w:tc>
+        <w:tc>
+          <w:tcPr>
+            <w:tcW w:w="833" w:type="pct"/>
+          </w:tcPr>
+          <w:p>
+            <w:pPr>
+              <w:pStyle w:val="Heading1"/>
+              <w:numPr>
+                <w:ilvl w:val="0"/>
+                <w:numId w:val="0"/>
+              </w:numPr>
+              <w:spacing w:before="0" w:after="0"/>
+              <w:rPr>
+                <w:smallCaps w:val="0"/>
+                <w:sz w:val="14"/>
+              </w:rPr>
+            </w:pPr>
+            <w:r>
+              <w:rPr>
+                <w:smallCaps w:val="0"/>
+                <w:sz w:val="14"/>
+              </w:rPr>
+              <w:t>descr.</w:t>
+            </w:r>
+          </w:p>
+        </w:tc>
+        <w:tc>
+          <w:tcPr>
+            <w:tcW w:w="834" w:type="pct"/>
+          </w:tcPr>
+          <w:p>
+            <w:pPr>
+              <w:pStyle w:val="Heading1"/>
+              <w:numPr>
+                <w:ilvl w:val="0"/>
+                <w:numId w:val="0"/>
+              </w:numPr>
+              <w:spacing w:before="0" w:after="0"/>
+              <w:rPr>
+                <w:smallCaps w:val="0"/>
+                <w:sz w:val="14"/>
+              </w:rPr>
+            </w:pPr>
+            <w:r>
+              <w:rPr>
+                <w:smallCaps w:val="0"/>
+                <w:sz w:val="14"/>
+              </w:rPr>
+              <w:t>descr.</w:t>
+            </w:r>
+          </w:p>
+        </w:tc>
+      </w:tr>
+      <w:tr>
+        <w:tc>
+          <w:tcPr>
+            <w:tcW w:w="833" w:type="pct"/>
+          </w:tcPr>
+          <w:p>
+            <w:pPr>
+              <w:pStyle w:val="Heading1"/>
+              <w:numPr>
+                <w:ilvl w:val="0"/>
+                <w:numId w:val="0"/>
+              </w:numPr>
+              <w:spacing w:before="0" w:after="0"/>
+              <w:rPr>
+                <w:smallCaps w:val="0"/>
+                <w:sz w:val="14"/>
+              </w:rPr>
+            </w:pPr>
+            <w:r>
+              <w:rPr>
+                <w:smallCaps w:val="0"/>
+                <w:sz w:val="14"/>
+              </w:rPr>
+              <w:t>ASSISTments</w:t>
+            </w:r>
+          </w:p>
+        </w:tc>
+        <w:tc>
+          <w:tcPr>
+            <w:tcW w:w="833" w:type="pct"/>
+          </w:tcPr>
+          <w:p>
+            <w:pPr>
+              <w:pStyle w:val="Heading1"/>
+              <w:numPr>
+                <w:ilvl w:val="0"/>
+                <w:numId w:val="0"/>
+              </w:numPr>
+              <w:spacing w:before="0" w:after="0"/>
+              <w:rPr>
+                <w:smallCaps w:val="0"/>
+                <w:sz w:val="14"/>
+              </w:rPr>
+            </w:pPr>
+            <w:r>
+              <w:rPr>
+                <w:smallCaps w:val="0"/>
+                <w:sz w:val="14"/>
+              </w:rPr>
+              <w:t>very-sparse</w:t>
+            </w:r>
+          </w:p>
+        </w:tc>
+        <w:tc>
+          <w:tcPr>
+            <w:tcW w:w="833" w:type="pct"/>
+          </w:tcPr>
+          <w:p>
+            <w:pPr>
+              <w:pStyle w:val="Heading1"/>
+              <w:numPr>
+                <w:ilvl w:val="0"/>
+                <w:numId w:val="0"/>
+              </w:numPr>
+              <w:spacing w:before="0" w:after="0"/>
+              <w:rPr>
+                <w:smallCaps w:val="0"/>
+                <w:sz w:val="14"/>
+              </w:rPr>
+            </w:pPr>
+            <w:r>
+              <w:rPr>
+                <w:smallCaps w:val="0"/>
+                <w:sz w:val="14"/>
+              </w:rPr>
+              <w:t>17</w:t>
+            </w:r>
+          </w:p>
+        </w:tc>
+        <w:tc>
+          <w:tcPr>
+            <w:tcW w:w="833" w:type="pct"/>
+          </w:tcPr>
+          <w:p>
+            <w:pPr>
+              <w:pStyle w:val="Heading1"/>
+              <w:numPr>
+                <w:ilvl w:val="0"/>
+                <w:numId w:val="0"/>
+              </w:numPr>
+              <w:spacing w:before="0" w:after="0"/>
+              <w:rPr>
+                <w:smallCaps w:val="0"/>
+                <w:sz w:val="14"/>
+              </w:rPr>
+            </w:pPr>
+            <w:r>
+              <w:rPr>
+                <w:smallCaps w:val="0"/>
+                <w:sz w:val="14"/>
+              </w:rPr>
+              <w:t>I</w:t>
+            </w:r>
+          </w:p>
+        </w:tc>
+        <w:tc>
+          <w:tcPr>
+            <w:tcW w:w="833" w:type="pct"/>
+          </w:tcPr>
+          <w:p>
+            <w:pPr>
+              <w:pStyle w:val="Heading1"/>
+              <w:numPr>
+                <w:ilvl w:val="0"/>
+                <w:numId w:val="0"/>
+              </w:numPr>
+              <w:spacing w:before="0" w:after="0"/>
+              <w:rPr>
+                <w:smallCaps w:val="0"/>
+                <w:sz w:val="14"/>
+              </w:rPr>
+            </w:pPr>
+            <w:r>
+              <w:rPr>
+                <w:smallCaps w:val="0"/>
+                <w:sz w:val="14"/>
+              </w:rPr>
+              <w:t>0.245</w:t>
+            </w:r>
+          </w:p>
+        </w:tc>
+        <w:tc>
+          <w:tcPr>
+            <w:tcW w:w="834" w:type="pct"/>
+          </w:tcPr>
+          <w:p>
+            <w:pPr>
+              <w:pStyle w:val="Heading1"/>
+              <w:numPr>
+                <w:ilvl w:val="0"/>
+                <w:numId w:val="0"/>
+              </w:numPr>
+              <w:spacing w:before="0" w:after="0"/>
+              <w:rPr>
+                <w:smallCaps w:val="0"/>
+                <w:sz w:val="14"/>
+              </w:rPr>
+            </w:pPr>
+            <w:r>
+              <w:rPr>
+                <w:smallCaps w:val="0"/>
+                <w:sz w:val="14"/>
+              </w:rPr>
+              <w:t>0.178</w:t>
+            </w:r>
+          </w:p>
+        </w:tc>
+      </w:tr>
+      <w:tr>
+        <w:tc>
+          <w:tcPr>
+            <w:tcW w:w="833" w:type="pct"/>
+          </w:tcPr>
+          <w:p>
+            <w:pPr>
+              <w:pStyle w:val="Heading1"/>
+              <w:numPr>
+                <w:ilvl w:val="0"/>
+                <w:numId w:val="0"/>
+              </w:numPr>
+              <w:spacing w:before="0" w:after="0"/>
+              <w:rPr>
+                <w:smallCaps w:val="0"/>
+                <w:sz w:val="14"/>
+              </w:rPr>
+            </w:pPr>
+            <w:r>
+              <w:rPr>
+                <w:smallCaps w:val="0"/>
+                <w:sz w:val="14"/>
+              </w:rPr>
+              <w:t>Junyi</w:t>
+            </w:r>
+          </w:p>
+        </w:tc>
+        <w:tc>
+          <w:tcPr>
+            <w:tcW w:w="833" w:type="pct"/>
+          </w:tcPr>
+          <w:p>
+            <w:pPr>
+              <w:pStyle w:val="Heading1"/>
+              <w:numPr>
+                <w:ilvl w:val="0"/>
+                <w:numId w:val="0"/>
+              </w:numPr>
+              <w:spacing w:before="0" w:after="0"/>
+              <w:rPr>
+                <w:smallCaps w:val="0"/>
+                <w:sz w:val="14"/>
+              </w:rPr>
+            </w:pPr>
+            <w:r>
+              <w:rPr>
+                <w:smallCaps w:val="0"/>
+                <w:sz w:val="14"/>
+              </w:rPr>
+              <w:t>strict / sparse</w:t>
+            </w:r>
+          </w:p>
+        </w:tc>
+        <w:tc>
+          <w:tcPr>
+            <w:tcW w:w="833" w:type="pct"/>
+          </w:tcPr>
+          <w:p>
+            <w:pPr>
+              <w:pStyle w:val="Heading1"/>
+              <w:numPr>
+                <w:ilvl w:val="0"/>
+                <w:numId w:val="0"/>
+              </w:numPr>
+              <w:spacing w:before="0" w:after="0"/>
+              <w:rPr>
+                <w:smallCaps w:val="0"/>
+                <w:sz w:val="14"/>
+              </w:rPr>
+            </w:pPr>
+            <w:r>
+              <w:rPr>
+                <w:smallCaps w:val="0"/>
+                <w:sz w:val="14"/>
+              </w:rPr>
+              <w:t>0</w:t>
+            </w:r>
+          </w:p>
+        </w:tc>
+        <w:tc>
+          <w:tcPr>
+            <w:tcW w:w="833" w:type="pct"/>
+          </w:tcPr>
+          <w:p>
+            <w:pPr>
+              <w:pStyle w:val="Heading1"/>
+              <w:numPr>
+                <w:ilvl w:val="0"/>
+                <w:numId w:val="0"/>
+              </w:numPr>
+              <w:spacing w:before="0" w:after="0"/>
+              <w:rPr>
+                <w:smallCaps w:val="0"/>
+                <w:sz w:val="14"/>
+              </w:rPr>
+            </w:pPr>
+            <w:r>
+              <w:rPr>
+                <w:smallCaps w:val="0"/>
+                <w:sz w:val="14"/>
+              </w:rPr>
+              <w:t>empty</w:t>
+            </w:r>
+          </w:p>
+        </w:tc>
+        <w:tc>
+          <w:tcPr>
+            <w:tcW w:w="833" w:type="pct"/>
+          </w:tcPr>
+          <w:p>
+            <w:pPr>
+              <w:pStyle w:val="Heading1"/>
+              <w:numPr>
+                <w:ilvl w:val="0"/>
+                <w:numId w:val="0"/>
+              </w:numPr>
+              <w:spacing w:before="0" w:after="0"/>
+              <w:rPr>
+                <w:smallCaps w:val="0"/>
+                <w:sz w:val="14"/>
+              </w:rPr>
+            </w:pPr>
+            <w:r>
+              <w:rPr>
+                <w:smallCaps w:val="0"/>
+                <w:sz w:val="14"/>
+              </w:rPr>
+              <w:t>—</w:t>
+            </w:r>
+          </w:p>
+        </w:tc>
+        <w:tc>
+          <w:tcPr>
+            <w:tcW w:w="834" w:type="pct"/>
+          </w:tcPr>
+          <w:p>
+            <w:pPr>
+              <w:pStyle w:val="Heading1"/>
+              <w:numPr>
+                <w:ilvl w:val="0"/>
+                <w:numId w:val="0"/>
+              </w:numPr>
+              <w:spacing w:before="0" w:after="0"/>
+              <w:rPr>
+                <w:smallCaps w:val="0"/>
+                <w:sz w:val="14"/>
+              </w:rPr>
+            </w:pPr>
+            <w:r>
+              <w:rPr>
+                <w:smallCaps w:val="0"/>
+                <w:sz w:val="14"/>
+              </w:rPr>
+              <w:t>—</w:t>
+            </w:r>
+          </w:p>
+        </w:tc>
+      </w:tr>
+      <w:tr>
+        <w:tc>
+          <w:tcPr>
+            <w:tcW w:w="833" w:type="pct"/>
+          </w:tcPr>
+          <w:p>
+            <w:pPr>
+              <w:pStyle w:val="Heading1"/>
+              <w:numPr>
+                <w:ilvl w:val="0"/>
+                <w:numId w:val="0"/>
+              </w:numPr>
+              <w:spacing w:before="0" w:after="0"/>
+              <w:rPr>
+                <w:smallCaps w:val="0"/>
+                <w:sz w:val="14"/>
+              </w:rPr>
+            </w:pPr>
+            <w:r>
+              <w:rPr>
+                <w:smallCaps w:val="0"/>
+                <w:sz w:val="14"/>
+              </w:rPr>
+              <w:t>XES3G5M</w:t>
+            </w:r>
+          </w:p>
+        </w:tc>
+        <w:tc>
+          <w:tcPr>
+            <w:tcW w:w="833" w:type="pct"/>
+          </w:tcPr>
+          <w:p>
+            <w:pPr>
+              <w:pStyle w:val="Heading1"/>
+              <w:numPr>
+                <w:ilvl w:val="0"/>
+                <w:numId w:val="0"/>
+              </w:numPr>
+              <w:spacing w:before="0" w:after="0"/>
+              <w:rPr>
+                <w:smallCaps w:val="0"/>
+                <w:sz w:val="14"/>
+              </w:rPr>
+            </w:pPr>
+            <w:r>
+              <w:rPr>
+                <w:smallCaps w:val="0"/>
+                <w:sz w:val="14"/>
+              </w:rPr>
+              <w:t>very-sparse</w:t>
+            </w:r>
+          </w:p>
+        </w:tc>
+        <w:tc>
+          <w:tcPr>
+            <w:tcW w:w="833" w:type="pct"/>
+          </w:tcPr>
+          <w:p>
+            <w:pPr>
+              <w:pStyle w:val="Heading1"/>
+              <w:numPr>
+                <w:ilvl w:val="0"/>
+                <w:numId w:val="0"/>
+              </w:numPr>
+              <w:spacing w:before="0" w:after="0"/>
+              <w:rPr>
+                <w:smallCaps w:val="0"/>
+                <w:sz w:val="14"/>
+              </w:rPr>
+            </w:pPr>
+            <w:r>
+              <w:rPr>
+                <w:smallCaps w:val="0"/>
+                <w:sz w:val="14"/>
+              </w:rPr>
+              <w:t>114</w:t>
+            </w:r>
+          </w:p>
+        </w:tc>
+        <w:tc>
+          <w:tcPr>
+            <w:tcW w:w="833" w:type="pct"/>
+          </w:tcPr>
+          <w:p>
+            <w:pPr>
+              <w:pStyle w:val="Heading1"/>
+              <w:numPr>
+                <w:ilvl w:val="0"/>
+                <w:numId w:val="0"/>
+              </w:numPr>
+              <w:spacing w:before="0" w:after="0"/>
+              <w:rPr>
+                <w:smallCaps w:val="0"/>
+                <w:sz w:val="14"/>
+              </w:rPr>
+            </w:pPr>
+            <w:r>
+              <w:rPr>
+                <w:smallCaps w:val="0"/>
+                <w:sz w:val="14"/>
+              </w:rPr>
+              <w:t>L</w:t>
+            </w:r>
+          </w:p>
+        </w:tc>
+        <w:tc>
+          <w:tcPr>
+            <w:tcW w:w="833" w:type="pct"/>
+          </w:tcPr>
+          <w:p>
+            <w:pPr>
+              <w:pStyle w:val="Heading1"/>
+              <w:numPr>
+                <w:ilvl w:val="0"/>
+                <w:numId w:val="0"/>
+              </w:numPr>
+              <w:spacing w:before="0" w:after="0"/>
+              <w:rPr>
+                <w:smallCaps w:val="0"/>
+                <w:sz w:val="14"/>
+              </w:rPr>
+            </w:pPr>
+            <w:r>
+              <w:rPr>
+                <w:smallCaps w:val="0"/>
+                <w:sz w:val="14"/>
+              </w:rPr>
+              <w:t>0.184</w:t>
+            </w:r>
+          </w:p>
+        </w:tc>
+        <w:tc>
+          <w:tcPr>
+            <w:tcW w:w="834" w:type="pct"/>
+          </w:tcPr>
+          <w:p>
+            <w:pPr>
+              <w:pStyle w:val="Heading1"/>
+              <w:numPr>
+                <w:ilvl w:val="0"/>
+                <w:numId w:val="0"/>
+              </w:numPr>
+              <w:spacing w:before="0" w:after="0"/>
+              <w:rPr>
+                <w:smallCaps w:val="0"/>
+                <w:sz w:val="14"/>
+              </w:rPr>
+            </w:pPr>
+            <w:r>
+              <w:rPr>
+                <w:smallCaps w:val="0"/>
+                <w:sz w:val="14"/>
+              </w:rPr>
+              <w:t>0.173</w:t>
+            </w:r>
+          </w:p>
+        </w:tc>
+      </w:tr>
+    </w:tbl>
+    <w:p>
+      <w:pPr>
+        <w:pStyle w:val="Heading2"/>
+        <w:numPr>
+          <w:ilvl w:val="0"/>
+          <w:numId w:val="0"/>
+        </w:numPr>
+      </w:pPr>
+      <w:r>
+        <w:t>D. Diagnostic conditions and threshold sensitivity</w:t>
       </w:r>
     </w:p>
     <w:p>
@@ -6824,13 +9111,15 @@
         <w:pStyle w:val="Text"/>
       </w:pPr>
       <w:r>
-        <w:t xml:space="preserve">Table 7 separates two questions. C1–C2 determine whether a sparse contrast can be estimated </w:t>
-      </w:r>
-      <w:r>
-        <w:t>under the protocol thresholds</w:t>
-      </w:r>
-      <w:r>
-        <w:t>; C3 and other structural descriptors help characterize the direction of the observed pattern. C1 is a non-empty low-frequency tail under the split actually used; C2 is enough sparse test events for at least a Limited-flag ECE. C3 (frequency–difficulty coupling) is not treated as necessary or sufficient for an adverse gradient. Junyi fails C1–C2. ASSISTments and XES3G5M both meet C1–C2, yet only ASSISTments shows a dense-to-sparse T-KT ECE rise.</w:t>
+        <w:t>If a learning platform uses KT probabilities only to sort students, Table 4 may suffice. If it uses p to skip practice or declare mastery, Table 4 is an insufficient evaluation summary. The ASSISTments T-KT cell is an illustrative case: aggregate discrimination that does not reveal the sparse-stratum calibration pattern, Limited-but-estimable sparse occupancy (about 19% of KCs fall below the sparse threshold on fold 0), a monotonic ECE rise, and a gate that yields a higher error rate among sparse advance decisions. The XES3G5M cell is the contrasting case: plenty of low-frequency tail mass (f_train&lt;100) and Reliable occupancy, yet T-KT ECE does not degrade. Junyi shows that the protocol can refuse a sparse claim when the bucket is empty.</w:t>
+      </w:r>
+    </w:p>
+    <w:p>
+      <w:pPr>
+        <w:pStyle w:val="Text"/>
+      </w:pPr>
+      <w:r>
+        <w:t>The following checks are secondary evidence for why and when a sparse-calibration contrast is estimable; they do not replace the per-stratum ECE and Brier results. Supplementary Table S7 checks the same ASSISTments T-KT dense-to-sparse ECE rise under two alternative train-only cut grids; the sign does not flip. Table 8 separates two questions. E1–E2 determine whether a sparse contrast can be estimated under the protocol thresholds; E3 and other structural descriptors help characterize the direction of the observed pattern. E1 is a non-empty low-frequency tail under the split actually used; E2 is enough sparse test events for at least a Limited-flag ECE. E3 (frequency–difficulty coupling) is not treated as necessary or sufficient for an adverse gradient. Junyi fails E1–E2. ASSISTments and XES3G5M both meet E1–E2, yet only ASSISTments shows a dense-to-sparse T-KT ECE rise.</w:t>
       </w:r>
     </w:p>
     <w:p>
@@ -6838,23 +9127,7 @@
         <w:pStyle w:val="figurecaption0"/>
       </w:pPr>
       <w:r>
-        <w:t xml:space="preserve">Table 7. Empirical conditions associated with the availability and direction of sparse-calibration contrasts on the three evaluated datasets. Sparse mass: share of KCs with train-only frequency </w:t>
-      </w:r>
-      <w:r>
-        <w:rPr>
-          <w:i/>
-        </w:rPr>
-        <w:t>f</w:t>
-      </w:r>
-      <w:r>
-        <w:rPr>
-          <w:i/>
-          <w:vertAlign w:val="subscript"/>
-        </w:rPr>
-        <w:t>train</w:t>
-      </w:r>
-      <w:r>
-        <w:t>&lt;100. C3 is not necessary or sufficient for an adverse gradient.</w:t>
+        <w:t>Table 8. Empirical conditions associated with the availability and direction of sparse-calibration contrasts on the three evaluated datasets. Low-frequency tail mass: share of KCs with train-only frequency ftrain&lt;100. E3 is not necessary or sufficient for an adverse gradient.</w:t>
       </w:r>
     </w:p>
     <w:tbl>
@@ -7010,16 +9283,27 @@
             <w:pPr>
               <w:rPr>
                 <w:b/>
+                <w:i/>
                 <w:sz w:val="14"/>
               </w:rPr>
             </w:pPr>
             <w:r>
               <w:rPr>
                 <w:b/>
+                <w:i/>
                 <w:sz w:val="14"/>
               </w:rPr>
               <w:t>A. Estimability</w:t>
             </w:r>
+          </w:p>
+          <w:p>
+            <w:pPr>
+              <w:rPr>
+                <w:b/>
+                <w:i/>
+                <w:sz w:val="14"/>
+              </w:rPr>
+            </w:pPr>
           </w:p>
         </w:tc>
       </w:tr>
@@ -7047,7 +9331,7 @@
               <w:rPr>
                 <w:sz w:val="14"/>
               </w:rPr>
-              <w:t>Sparse mass (C1)</w:t>
+              <w:t>Low-frequency tail mass (E1)</w:t>
             </w:r>
           </w:p>
         </w:tc>
@@ -7151,7 +9435,7 @@
               <w:rPr>
                 <w:sz w:val="14"/>
               </w:rPr>
-              <w:t>Sparse test support (C2)</w:t>
+              <w:t>Sparse test support (E2)</w:t>
             </w:r>
           </w:p>
         </w:tc>
@@ -7257,16 +9541,27 @@
             <w:pPr>
               <w:rPr>
                 <w:b/>
+                <w:i/>
                 <w:sz w:val="14"/>
               </w:rPr>
             </w:pPr>
             <w:r>
               <w:rPr>
                 <w:b/>
+                <w:i/>
                 <w:sz w:val="14"/>
               </w:rPr>
               <w:t>B. Observed pattern/context</w:t>
             </w:r>
+          </w:p>
+          <w:p>
+            <w:pPr>
+              <w:rPr>
+                <w:b/>
+                <w:i/>
+                <w:sz w:val="14"/>
+              </w:rPr>
+            </w:pPr>
           </w:p>
         </w:tc>
       </w:tr>
@@ -7294,7 +9589,7 @@
               <w:rPr>
                 <w:sz w:val="14"/>
               </w:rPr>
-              <w:t>Difficulty coupling (C3)</w:t>
+              <w:t>Difficulty coupling (E3)</w:t>
             </w:r>
           </w:p>
         </w:tc>
@@ -7721,55 +10016,44 @@
       </w:tr>
     </w:tbl>
     <w:p>
-      <w:r>
-        <w:t>Learner exposure (distinct training learners per KC) enters the regressions below; it is not a C1–C2 estimability criterion. This subsection reports two distinct estimands. Neither is a causal claim.</w:t>
-      </w:r>
-    </w:p>
-    <w:p>
+      <w:pPr>
+        <w:pStyle w:val="Heading2"/>
+        <w:ind w:left="300" w:hanging="300"/>
+      </w:pPr>
+      <w:r>
+        <w:t>E. Secondary explanatory analysis</w:t>
+      </w:r>
+    </w:p>
+    <w:p>
+      <w:pPr>
+        <w:pStyle w:val="Text"/>
+      </w:pPr>
+      <w:r>
+        <w:t>Learner exposure (distinct training learners per KC) enters the regressions below; it is not an E1–E2 estimability criterion. The regression and sparsification checks are not causal claims.</w:t>
+      </w:r>
+    </w:p>
+    <w:p>
+      <w:pPr>
+        <w:pStyle w:val="Text"/>
+      </w:pPr>
       <w:r>
         <w:t>A test-event-weighted KC-level regression of T-KT expected calibration error (ECE) on those five training-only covariates is a between-KC association: it compares different concepts. ASSISTments (478 KC-fold rows; 261 unique KCs) and Junyi (2,645 KC-fold rows; 1,326 unique KCs) use cluster-robust standard errors at kc_id; XES3G5M is 829 unique KCs in the masked weighted fit. Standardized log(1+ftrain) coefficients are −0.068 [−0.086, −0.050] on ASSISTments, −0.014 [−0.018, −0.010] on Junyi, and −0.028 [−0.042, −0.014] on XES3G5M in the weighted fit. Difficulty is independently associated on all three datasets. Learner exposure is independently associated on ASSISTments (+0.016 [0.004, 0.027]) and on XES3G5M (+0.013 [+0.005, +0.021]). These signs do not test a frequency dose on a fixed KC.</w:t>
       </w:r>
     </w:p>
     <w:p>
-      <w:r>
-        <w:t>Within-KC controlled sparsification holds KC identity, the test set, labels, and all other KCs' training rows fixed, and reduces training rows for 30 originally dense KCs (</w:t>
-      </w:r>
-      <w:r>
-        <w:rPr>
-          <w:i/>
-        </w:rPr>
-        <w:t>f</w:t>
-      </w:r>
-      <w:r>
-        <w:rPr>
-          <w:i/>
-          <w:vertAlign w:val="subscript"/>
-        </w:rPr>
-        <w:t>train</w:t>
-      </w:r>
-      <w:r>
-        <w:t xml:space="preserve">≥500; seed 42, fold 0) to 500 or 50 rows. The selection rule was fixed and recorded before reduced-evidence ECE was inspected. Table 8 reports protocol endpoints (500 and 50 rows) for DKT and T-KT on all three datasets. Complete results for all models, datasets, and reduction levels are reported in Supplementary Table S2. Reducing training evidence for the same KC does not universally worsen calibration: several CIs lie below 0 or include 0. XES3G5M T-KT shows a positive </w:t>
-      </w:r>
-      <w:r>
-        <w:t>ΔECE</w:t>
-      </w:r>
-      <w:r>
-        <w:t xml:space="preserve"> at 50 rows (+0.110 [+0.071, +0.156]); DKT at 500 rows is also positive (Table 8; Supplementary Table S2). The observational ASSISTments T-KT dense-to-sparse ECE gradient (0.114</w:t>
-      </w:r>
-      <w:r>
-        <w:rPr>
-          <w:rFonts w:hint="eastAsia"/>
-        </w:rPr>
-        <w:t>→</w:t>
-      </w:r>
-      <w:r>
-        <w:t xml:space="preserve">0.228) is not reproduced by sparsifying originally dense ASSISTments KCs (T-KT, 50 rows: +0.002 [−0.021, +0.025]). Frequency alone is therefore not a universal causal explanation. Junyi T-KT at 50 rows does show a large positive </w:t>
-      </w:r>
-      <w:r>
-        <w:t>ΔECE</w:t>
-      </w:r>
-      <w:r>
-        <w:t>; that cell shows a within-KC increase is possible, not that it is a law.</w:t>
+      <w:pPr>
+        <w:pStyle w:val="Text"/>
+      </w:pPr>
+      <w:r>
+        <w:t>Controlled sparsification does not reproduce a universal monotonic frequency effect; complete dataset-model results are in Supplementary Table S2.</w:t>
+      </w:r>
+    </w:p>
+    <w:p>
+      <w:pPr>
+        <w:pStyle w:val="Text"/>
+      </w:pPr>
+      <w:r>
+        <w:t>The three analyses target different estimands: stratum ECE is an event-weighted coarse-bucket contrast, the regression estimates an adjusted between-KC association, and controlled sparsification evaluates an artificial within-KC reduction of training evidence. Their signs and magnitudes therefore need not coincide.</w:t>
       </w:r>
     </w:p>
     <w:p>
@@ -7783,1980 +10067,6 @@
         </w:sectPr>
       </w:pPr>
     </w:p>
-    <w:p>
-      <w:pPr>
-        <w:pStyle w:val="figurecaption0"/>
-      </w:pPr>
-      <w:r>
-        <w:t xml:space="preserve">Table 8. Within-KC controlled sparsification at protocol endpoints (500 and 50 training rows; seed 42; 30 originally dense KCs per dataset). The 100-row level is omitted here by that pre-declared endpoint rule, not by outcome. </w:t>
-      </w:r>
-      <w:r>
-        <w:t>ΔECE</w:t>
-      </w:r>
-      <w:r>
-        <w:t xml:space="preserve"> = reduced−full; positive means worse calibration. 95% CIs bootstrap over KCs. Not a causal law for real-world sparsity. Complete results for all models, datasets, and reduction levels are reported in Supplementary Table S2.</w:t>
-      </w:r>
-    </w:p>
-    <w:tbl>
-      <w:tblPr>
-        <w:tblW w:w="4982" w:type="pct"/>
-        <w:tblBorders>
-          <w:top w:val="single" w:sz="4" w:space="0" w:color="000000"/>
-          <w:left w:val="single" w:sz="4" w:space="0" w:color="000000"/>
-          <w:bottom w:val="single" w:sz="4" w:space="0" w:color="000000"/>
-          <w:right w:val="single" w:sz="4" w:space="0" w:color="000000"/>
-          <w:insideH w:val="single" w:sz="4" w:space="0" w:color="000000"/>
-          <w:insideV w:val="single" w:sz="4" w:space="0" w:color="000000"/>
-        </w:tblBorders>
-        <w:tblLook w:val="04A0" w:firstRow="1" w:lastRow="0" w:firstColumn="1" w:lastColumn="0" w:noHBand="0" w:noVBand="1"/>
-      </w:tblPr>
-      <w:tblGrid>
-        <w:gridCol w:w="1674"/>
-        <w:gridCol w:w="1673"/>
-        <w:gridCol w:w="1673"/>
-        <w:gridCol w:w="1673"/>
-        <w:gridCol w:w="1673"/>
-        <w:gridCol w:w="1673"/>
-      </w:tblGrid>
-      <w:tr>
-        <w:trPr>
-          <w:cantSplit/>
-          <w:tblHeader/>
-        </w:trPr>
-        <w:tc>
-          <w:tcPr>
-            <w:tcW w:w="833" w:type="pct"/>
-            <w:tcMar>
-              <w:top w:w="10" w:type="dxa"/>
-              <w:left w:w="20" w:type="dxa"/>
-              <w:bottom w:w="10" w:type="dxa"/>
-              <w:right w:w="20" w:type="dxa"/>
-            </w:tcMar>
-          </w:tcPr>
-          <w:p>
-            <w:pPr>
-              <w:rPr>
-                <w:sz w:val="14"/>
-              </w:rPr>
-            </w:pPr>
-            <w:r>
-              <w:rPr>
-                <w:sz w:val="14"/>
-              </w:rPr>
-              <w:t>Dataset</w:t>
-            </w:r>
-          </w:p>
-        </w:tc>
-        <w:tc>
-          <w:tcPr>
-            <w:tcW w:w="833" w:type="pct"/>
-            <w:tcMar>
-              <w:top w:w="10" w:type="dxa"/>
-              <w:left w:w="20" w:type="dxa"/>
-              <w:bottom w:w="10" w:type="dxa"/>
-              <w:right w:w="20" w:type="dxa"/>
-            </w:tcMar>
-          </w:tcPr>
-          <w:p>
-            <w:pPr>
-              <w:rPr>
-                <w:sz w:val="14"/>
-              </w:rPr>
-            </w:pPr>
-            <w:r>
-              <w:rPr>
-                <w:sz w:val="14"/>
-              </w:rPr>
-              <w:t>Model</w:t>
-            </w:r>
-          </w:p>
-        </w:tc>
-        <w:tc>
-          <w:tcPr>
-            <w:tcW w:w="833" w:type="pct"/>
-            <w:tcMar>
-              <w:top w:w="10" w:type="dxa"/>
-              <w:left w:w="20" w:type="dxa"/>
-              <w:bottom w:w="10" w:type="dxa"/>
-              <w:right w:w="20" w:type="dxa"/>
-            </w:tcMar>
-          </w:tcPr>
-          <w:p>
-            <w:pPr>
-              <w:rPr>
-                <w:sz w:val="14"/>
-              </w:rPr>
-            </w:pPr>
-            <w:r>
-              <w:rPr>
-                <w:sz w:val="14"/>
-              </w:rPr>
-              <w:t>Reduction</w:t>
-            </w:r>
-          </w:p>
-        </w:tc>
-        <w:tc>
-          <w:tcPr>
-            <w:tcW w:w="833" w:type="pct"/>
-            <w:tcMar>
-              <w:top w:w="10" w:type="dxa"/>
-              <w:left w:w="20" w:type="dxa"/>
-              <w:bottom w:w="10" w:type="dxa"/>
-              <w:right w:w="20" w:type="dxa"/>
-            </w:tcMar>
-          </w:tcPr>
-          <w:p>
-            <w:pPr>
-              <w:rPr>
-                <w:sz w:val="14"/>
-              </w:rPr>
-            </w:pPr>
-            <w:r>
-              <w:rPr>
-                <w:sz w:val="14"/>
-              </w:rPr>
-              <w:t>ΔECE</w:t>
-            </w:r>
-          </w:p>
-        </w:tc>
-        <w:tc>
-          <w:tcPr>
-            <w:tcW w:w="833" w:type="pct"/>
-            <w:tcMar>
-              <w:top w:w="10" w:type="dxa"/>
-              <w:left w:w="20" w:type="dxa"/>
-              <w:bottom w:w="10" w:type="dxa"/>
-              <w:right w:w="20" w:type="dxa"/>
-            </w:tcMar>
-          </w:tcPr>
-          <w:p>
-            <w:pPr>
-              <w:rPr>
-                <w:sz w:val="14"/>
-              </w:rPr>
-            </w:pPr>
-            <w:r>
-              <w:rPr>
-                <w:sz w:val="14"/>
-              </w:rPr>
-              <w:t>95% CI</w:t>
-            </w:r>
-          </w:p>
-        </w:tc>
-        <w:tc>
-          <w:tcPr>
-            <w:tcW w:w="833" w:type="pct"/>
-            <w:tcMar>
-              <w:top w:w="10" w:type="dxa"/>
-              <w:left w:w="20" w:type="dxa"/>
-              <w:bottom w:w="10" w:type="dxa"/>
-              <w:right w:w="20" w:type="dxa"/>
-            </w:tcMar>
-          </w:tcPr>
-          <w:p>
-            <w:pPr>
-              <w:rPr>
-                <w:sz w:val="14"/>
-              </w:rPr>
-            </w:pPr>
-            <w:r>
-              <w:rPr>
-                <w:sz w:val="14"/>
-              </w:rPr>
-              <w:t>Interpretation</w:t>
-            </w:r>
-          </w:p>
-        </w:tc>
-      </w:tr>
-      <w:tr>
-        <w:trPr>
-          <w:cantSplit/>
-        </w:trPr>
-        <w:tc>
-          <w:tcPr>
-            <w:tcW w:w="833" w:type="pct"/>
-            <w:tcMar>
-              <w:top w:w="10" w:type="dxa"/>
-              <w:left w:w="20" w:type="dxa"/>
-              <w:bottom w:w="10" w:type="dxa"/>
-              <w:right w:w="20" w:type="dxa"/>
-            </w:tcMar>
-          </w:tcPr>
-          <w:p>
-            <w:pPr>
-              <w:rPr>
-                <w:sz w:val="14"/>
-              </w:rPr>
-            </w:pPr>
-            <w:r>
-              <w:rPr>
-                <w:sz w:val="14"/>
-              </w:rPr>
-              <w:t>ASSISTments 2012</w:t>
-            </w:r>
-          </w:p>
-        </w:tc>
-        <w:tc>
-          <w:tcPr>
-            <w:tcW w:w="833" w:type="pct"/>
-            <w:tcMar>
-              <w:top w:w="10" w:type="dxa"/>
-              <w:left w:w="20" w:type="dxa"/>
-              <w:bottom w:w="10" w:type="dxa"/>
-              <w:right w:w="20" w:type="dxa"/>
-            </w:tcMar>
-          </w:tcPr>
-          <w:p>
-            <w:pPr>
-              <w:rPr>
-                <w:sz w:val="14"/>
-              </w:rPr>
-            </w:pPr>
-            <w:r>
-              <w:rPr>
-                <w:sz w:val="14"/>
-              </w:rPr>
-              <w:t>DKT</w:t>
-            </w:r>
-          </w:p>
-        </w:tc>
-        <w:tc>
-          <w:tcPr>
-            <w:tcW w:w="833" w:type="pct"/>
-            <w:tcMar>
-              <w:top w:w="10" w:type="dxa"/>
-              <w:left w:w="20" w:type="dxa"/>
-              <w:bottom w:w="10" w:type="dxa"/>
-              <w:right w:w="20" w:type="dxa"/>
-            </w:tcMar>
-          </w:tcPr>
-          <w:p>
-            <w:pPr>
-              <w:rPr>
-                <w:sz w:val="14"/>
-              </w:rPr>
-            </w:pPr>
-            <w:r>
-              <w:rPr>
-                <w:sz w:val="14"/>
-              </w:rPr>
-              <w:t>500 rows</w:t>
-            </w:r>
-          </w:p>
-        </w:tc>
-        <w:tc>
-          <w:tcPr>
-            <w:tcW w:w="833" w:type="pct"/>
-            <w:tcMar>
-              <w:top w:w="10" w:type="dxa"/>
-              <w:left w:w="20" w:type="dxa"/>
-              <w:bottom w:w="10" w:type="dxa"/>
-              <w:right w:w="20" w:type="dxa"/>
-            </w:tcMar>
-          </w:tcPr>
-          <w:p>
-            <w:pPr>
-              <w:rPr>
-                <w:sz w:val="14"/>
-              </w:rPr>
-            </w:pPr>
-            <w:r>
-              <w:rPr>
-                <w:sz w:val="14"/>
-              </w:rPr>
-              <w:t>−0.047</w:t>
-            </w:r>
-          </w:p>
-        </w:tc>
-        <w:tc>
-          <w:tcPr>
-            <w:tcW w:w="833" w:type="pct"/>
-            <w:tcMar>
-              <w:top w:w="10" w:type="dxa"/>
-              <w:left w:w="20" w:type="dxa"/>
-              <w:bottom w:w="10" w:type="dxa"/>
-              <w:right w:w="20" w:type="dxa"/>
-            </w:tcMar>
-          </w:tcPr>
-          <w:p>
-            <w:pPr>
-              <w:rPr>
-                <w:sz w:val="14"/>
-              </w:rPr>
-            </w:pPr>
-            <w:r>
-              <w:rPr>
-                <w:sz w:val="14"/>
-              </w:rPr>
-              <w:t>[−0.060, −0.033]</w:t>
-            </w:r>
-          </w:p>
-        </w:tc>
-        <w:tc>
-          <w:tcPr>
-            <w:tcW w:w="833" w:type="pct"/>
-            <w:tcMar>
-              <w:top w:w="10" w:type="dxa"/>
-              <w:left w:w="20" w:type="dxa"/>
-              <w:bottom w:w="10" w:type="dxa"/>
-              <w:right w:w="20" w:type="dxa"/>
-            </w:tcMar>
-          </w:tcPr>
-          <w:p>
-            <w:pPr>
-              <w:rPr>
-                <w:sz w:val="14"/>
-              </w:rPr>
-            </w:pPr>
-            <w:r>
-              <w:rPr>
-                <w:sz w:val="14"/>
-              </w:rPr>
-              <w:t>ECE lower</w:t>
-            </w:r>
-          </w:p>
-        </w:tc>
-      </w:tr>
-      <w:tr>
-        <w:trPr>
-          <w:cantSplit/>
-        </w:trPr>
-        <w:tc>
-          <w:tcPr>
-            <w:tcW w:w="833" w:type="pct"/>
-            <w:tcMar>
-              <w:top w:w="10" w:type="dxa"/>
-              <w:left w:w="20" w:type="dxa"/>
-              <w:bottom w:w="10" w:type="dxa"/>
-              <w:right w:w="20" w:type="dxa"/>
-            </w:tcMar>
-          </w:tcPr>
-          <w:p>
-            <w:pPr>
-              <w:rPr>
-                <w:sz w:val="14"/>
-              </w:rPr>
-            </w:pPr>
-            <w:r>
-              <w:rPr>
-                <w:sz w:val="14"/>
-              </w:rPr>
-              <w:t>ASSISTments 2012</w:t>
-            </w:r>
-          </w:p>
-        </w:tc>
-        <w:tc>
-          <w:tcPr>
-            <w:tcW w:w="833" w:type="pct"/>
-            <w:tcMar>
-              <w:top w:w="10" w:type="dxa"/>
-              <w:left w:w="20" w:type="dxa"/>
-              <w:bottom w:w="10" w:type="dxa"/>
-              <w:right w:w="20" w:type="dxa"/>
-            </w:tcMar>
-          </w:tcPr>
-          <w:p>
-            <w:pPr>
-              <w:rPr>
-                <w:sz w:val="14"/>
-              </w:rPr>
-            </w:pPr>
-            <w:r>
-              <w:rPr>
-                <w:sz w:val="14"/>
-              </w:rPr>
-              <w:t>DKT</w:t>
-            </w:r>
-          </w:p>
-        </w:tc>
-        <w:tc>
-          <w:tcPr>
-            <w:tcW w:w="833" w:type="pct"/>
-            <w:tcMar>
-              <w:top w:w="10" w:type="dxa"/>
-              <w:left w:w="20" w:type="dxa"/>
-              <w:bottom w:w="10" w:type="dxa"/>
-              <w:right w:w="20" w:type="dxa"/>
-            </w:tcMar>
-          </w:tcPr>
-          <w:p>
-            <w:pPr>
-              <w:rPr>
-                <w:sz w:val="14"/>
-              </w:rPr>
-            </w:pPr>
-            <w:r>
-              <w:rPr>
-                <w:sz w:val="14"/>
-              </w:rPr>
-              <w:t>50 rows</w:t>
-            </w:r>
-          </w:p>
-        </w:tc>
-        <w:tc>
-          <w:tcPr>
-            <w:tcW w:w="833" w:type="pct"/>
-            <w:tcMar>
-              <w:top w:w="10" w:type="dxa"/>
-              <w:left w:w="20" w:type="dxa"/>
-              <w:bottom w:w="10" w:type="dxa"/>
-              <w:right w:w="20" w:type="dxa"/>
-            </w:tcMar>
-          </w:tcPr>
-          <w:p>
-            <w:pPr>
-              <w:rPr>
-                <w:sz w:val="14"/>
-              </w:rPr>
-            </w:pPr>
-            <w:r>
-              <w:rPr>
-                <w:sz w:val="14"/>
-              </w:rPr>
-              <w:t>−0.017</w:t>
-            </w:r>
-          </w:p>
-        </w:tc>
-        <w:tc>
-          <w:tcPr>
-            <w:tcW w:w="833" w:type="pct"/>
-            <w:tcMar>
-              <w:top w:w="10" w:type="dxa"/>
-              <w:left w:w="20" w:type="dxa"/>
-              <w:bottom w:w="10" w:type="dxa"/>
-              <w:right w:w="20" w:type="dxa"/>
-            </w:tcMar>
-          </w:tcPr>
-          <w:p>
-            <w:pPr>
-              <w:rPr>
-                <w:sz w:val="14"/>
-              </w:rPr>
-            </w:pPr>
-            <w:r>
-              <w:rPr>
-                <w:sz w:val="14"/>
-              </w:rPr>
-              <w:t>[−0.034, +0.002]</w:t>
-            </w:r>
-          </w:p>
-        </w:tc>
-        <w:tc>
-          <w:tcPr>
-            <w:tcW w:w="833" w:type="pct"/>
-            <w:tcMar>
-              <w:top w:w="10" w:type="dxa"/>
-              <w:left w:w="20" w:type="dxa"/>
-              <w:bottom w:w="10" w:type="dxa"/>
-              <w:right w:w="20" w:type="dxa"/>
-            </w:tcMar>
-          </w:tcPr>
-          <w:p>
-            <w:pPr>
-              <w:rPr>
-                <w:sz w:val="14"/>
-              </w:rPr>
-            </w:pPr>
-            <w:r>
-              <w:rPr>
-                <w:sz w:val="14"/>
-              </w:rPr>
-              <w:t>CI includes 0</w:t>
-            </w:r>
-          </w:p>
-        </w:tc>
-      </w:tr>
-      <w:tr>
-        <w:trPr>
-          <w:cantSplit/>
-        </w:trPr>
-        <w:tc>
-          <w:tcPr>
-            <w:tcW w:w="833" w:type="pct"/>
-            <w:tcMar>
-              <w:top w:w="10" w:type="dxa"/>
-              <w:left w:w="20" w:type="dxa"/>
-              <w:bottom w:w="10" w:type="dxa"/>
-              <w:right w:w="20" w:type="dxa"/>
-            </w:tcMar>
-          </w:tcPr>
-          <w:p>
-            <w:pPr>
-              <w:rPr>
-                <w:sz w:val="14"/>
-              </w:rPr>
-            </w:pPr>
-            <w:r>
-              <w:rPr>
-                <w:sz w:val="14"/>
-              </w:rPr>
-              <w:t>ASSISTments 2012</w:t>
-            </w:r>
-          </w:p>
-        </w:tc>
-        <w:tc>
-          <w:tcPr>
-            <w:tcW w:w="833" w:type="pct"/>
-            <w:tcMar>
-              <w:top w:w="10" w:type="dxa"/>
-              <w:left w:w="20" w:type="dxa"/>
-              <w:bottom w:w="10" w:type="dxa"/>
-              <w:right w:w="20" w:type="dxa"/>
-            </w:tcMar>
-          </w:tcPr>
-          <w:p>
-            <w:pPr>
-              <w:rPr>
-                <w:sz w:val="14"/>
-              </w:rPr>
-            </w:pPr>
-            <w:r>
-              <w:rPr>
-                <w:sz w:val="14"/>
-              </w:rPr>
-              <w:t>T-KT</w:t>
-            </w:r>
-          </w:p>
-        </w:tc>
-        <w:tc>
-          <w:tcPr>
-            <w:tcW w:w="833" w:type="pct"/>
-            <w:tcMar>
-              <w:top w:w="10" w:type="dxa"/>
-              <w:left w:w="20" w:type="dxa"/>
-              <w:bottom w:w="10" w:type="dxa"/>
-              <w:right w:w="20" w:type="dxa"/>
-            </w:tcMar>
-          </w:tcPr>
-          <w:p>
-            <w:pPr>
-              <w:rPr>
-                <w:sz w:val="14"/>
-              </w:rPr>
-            </w:pPr>
-            <w:r>
-              <w:rPr>
-                <w:sz w:val="14"/>
-              </w:rPr>
-              <w:t>500 rows</w:t>
-            </w:r>
-          </w:p>
-        </w:tc>
-        <w:tc>
-          <w:tcPr>
-            <w:tcW w:w="833" w:type="pct"/>
-            <w:tcMar>
-              <w:top w:w="10" w:type="dxa"/>
-              <w:left w:w="20" w:type="dxa"/>
-              <w:bottom w:w="10" w:type="dxa"/>
-              <w:right w:w="20" w:type="dxa"/>
-            </w:tcMar>
-          </w:tcPr>
-          <w:p>
-            <w:pPr>
-              <w:rPr>
-                <w:sz w:val="14"/>
-              </w:rPr>
-            </w:pPr>
-            <w:r>
-              <w:rPr>
-                <w:sz w:val="14"/>
-              </w:rPr>
-              <w:t>−0.026</w:t>
-            </w:r>
-          </w:p>
-        </w:tc>
-        <w:tc>
-          <w:tcPr>
-            <w:tcW w:w="833" w:type="pct"/>
-            <w:tcMar>
-              <w:top w:w="10" w:type="dxa"/>
-              <w:left w:w="20" w:type="dxa"/>
-              <w:bottom w:w="10" w:type="dxa"/>
-              <w:right w:w="20" w:type="dxa"/>
-            </w:tcMar>
-          </w:tcPr>
-          <w:p>
-            <w:pPr>
-              <w:rPr>
-                <w:sz w:val="14"/>
-              </w:rPr>
-            </w:pPr>
-            <w:r>
-              <w:rPr>
-                <w:sz w:val="14"/>
-              </w:rPr>
-              <w:t>[−0.047, −0.002]</w:t>
-            </w:r>
-          </w:p>
-        </w:tc>
-        <w:tc>
-          <w:tcPr>
-            <w:tcW w:w="833" w:type="pct"/>
-            <w:tcMar>
-              <w:top w:w="10" w:type="dxa"/>
-              <w:left w:w="20" w:type="dxa"/>
-              <w:bottom w:w="10" w:type="dxa"/>
-              <w:right w:w="20" w:type="dxa"/>
-            </w:tcMar>
-          </w:tcPr>
-          <w:p>
-            <w:pPr>
-              <w:rPr>
-                <w:sz w:val="14"/>
-              </w:rPr>
-            </w:pPr>
-            <w:r>
-              <w:rPr>
-                <w:sz w:val="14"/>
-              </w:rPr>
-              <w:t>ECE lower</w:t>
-            </w:r>
-          </w:p>
-        </w:tc>
-      </w:tr>
-      <w:tr>
-        <w:trPr>
-          <w:cantSplit/>
-        </w:trPr>
-        <w:tc>
-          <w:tcPr>
-            <w:tcW w:w="833" w:type="pct"/>
-            <w:tcMar>
-              <w:top w:w="10" w:type="dxa"/>
-              <w:left w:w="20" w:type="dxa"/>
-              <w:bottom w:w="10" w:type="dxa"/>
-              <w:right w:w="20" w:type="dxa"/>
-            </w:tcMar>
-          </w:tcPr>
-          <w:p>
-            <w:pPr>
-              <w:rPr>
-                <w:sz w:val="14"/>
-              </w:rPr>
-            </w:pPr>
-            <w:r>
-              <w:rPr>
-                <w:sz w:val="14"/>
-              </w:rPr>
-              <w:t>ASSISTments 2012</w:t>
-            </w:r>
-          </w:p>
-        </w:tc>
-        <w:tc>
-          <w:tcPr>
-            <w:tcW w:w="833" w:type="pct"/>
-            <w:tcMar>
-              <w:top w:w="10" w:type="dxa"/>
-              <w:left w:w="20" w:type="dxa"/>
-              <w:bottom w:w="10" w:type="dxa"/>
-              <w:right w:w="20" w:type="dxa"/>
-            </w:tcMar>
-          </w:tcPr>
-          <w:p>
-            <w:pPr>
-              <w:rPr>
-                <w:sz w:val="14"/>
-              </w:rPr>
-            </w:pPr>
-            <w:r>
-              <w:rPr>
-                <w:sz w:val="14"/>
-              </w:rPr>
-              <w:t>T-KT</w:t>
-            </w:r>
-          </w:p>
-        </w:tc>
-        <w:tc>
-          <w:tcPr>
-            <w:tcW w:w="833" w:type="pct"/>
-            <w:tcMar>
-              <w:top w:w="10" w:type="dxa"/>
-              <w:left w:w="20" w:type="dxa"/>
-              <w:bottom w:w="10" w:type="dxa"/>
-              <w:right w:w="20" w:type="dxa"/>
-            </w:tcMar>
-          </w:tcPr>
-          <w:p>
-            <w:pPr>
-              <w:rPr>
-                <w:sz w:val="14"/>
-              </w:rPr>
-            </w:pPr>
-            <w:r>
-              <w:rPr>
-                <w:sz w:val="14"/>
-              </w:rPr>
-              <w:t>50 rows</w:t>
-            </w:r>
-          </w:p>
-        </w:tc>
-        <w:tc>
-          <w:tcPr>
-            <w:tcW w:w="833" w:type="pct"/>
-            <w:tcMar>
-              <w:top w:w="10" w:type="dxa"/>
-              <w:left w:w="20" w:type="dxa"/>
-              <w:bottom w:w="10" w:type="dxa"/>
-              <w:right w:w="20" w:type="dxa"/>
-            </w:tcMar>
-          </w:tcPr>
-          <w:p>
-            <w:pPr>
-              <w:rPr>
-                <w:sz w:val="14"/>
-              </w:rPr>
-            </w:pPr>
-            <w:r>
-              <w:rPr>
-                <w:sz w:val="14"/>
-              </w:rPr>
-              <w:t>+0.002</w:t>
-            </w:r>
-          </w:p>
-        </w:tc>
-        <w:tc>
-          <w:tcPr>
-            <w:tcW w:w="833" w:type="pct"/>
-            <w:tcMar>
-              <w:top w:w="10" w:type="dxa"/>
-              <w:left w:w="20" w:type="dxa"/>
-              <w:bottom w:w="10" w:type="dxa"/>
-              <w:right w:w="20" w:type="dxa"/>
-            </w:tcMar>
-          </w:tcPr>
-          <w:p>
-            <w:pPr>
-              <w:rPr>
-                <w:sz w:val="14"/>
-              </w:rPr>
-            </w:pPr>
-            <w:r>
-              <w:rPr>
-                <w:sz w:val="14"/>
-              </w:rPr>
-              <w:t>[−0.021, +0.025]</w:t>
-            </w:r>
-          </w:p>
-        </w:tc>
-        <w:tc>
-          <w:tcPr>
-            <w:tcW w:w="833" w:type="pct"/>
-            <w:tcMar>
-              <w:top w:w="10" w:type="dxa"/>
-              <w:left w:w="20" w:type="dxa"/>
-              <w:bottom w:w="10" w:type="dxa"/>
-              <w:right w:w="20" w:type="dxa"/>
-            </w:tcMar>
-          </w:tcPr>
-          <w:p>
-            <w:pPr>
-              <w:rPr>
-                <w:sz w:val="14"/>
-              </w:rPr>
-            </w:pPr>
-            <w:r>
-              <w:rPr>
-                <w:sz w:val="14"/>
-              </w:rPr>
-              <w:t>CI includes 0</w:t>
-            </w:r>
-          </w:p>
-        </w:tc>
-      </w:tr>
-      <w:tr>
-        <w:trPr>
-          <w:cantSplit/>
-        </w:trPr>
-        <w:tc>
-          <w:tcPr>
-            <w:tcW w:w="833" w:type="pct"/>
-            <w:tcMar>
-              <w:top w:w="10" w:type="dxa"/>
-              <w:left w:w="20" w:type="dxa"/>
-              <w:bottom w:w="10" w:type="dxa"/>
-              <w:right w:w="20" w:type="dxa"/>
-            </w:tcMar>
-          </w:tcPr>
-          <w:p>
-            <w:pPr>
-              <w:rPr>
-                <w:sz w:val="14"/>
-              </w:rPr>
-            </w:pPr>
-            <w:r>
-              <w:rPr>
-                <w:sz w:val="14"/>
-              </w:rPr>
-              <w:t>Junyi Academy</w:t>
-            </w:r>
-          </w:p>
-        </w:tc>
-        <w:tc>
-          <w:tcPr>
-            <w:tcW w:w="833" w:type="pct"/>
-            <w:tcMar>
-              <w:top w:w="10" w:type="dxa"/>
-              <w:left w:w="20" w:type="dxa"/>
-              <w:bottom w:w="10" w:type="dxa"/>
-              <w:right w:w="20" w:type="dxa"/>
-            </w:tcMar>
-          </w:tcPr>
-          <w:p>
-            <w:pPr>
-              <w:rPr>
-                <w:sz w:val="14"/>
-              </w:rPr>
-            </w:pPr>
-            <w:r>
-              <w:rPr>
-                <w:sz w:val="14"/>
-              </w:rPr>
-              <w:t>DKT</w:t>
-            </w:r>
-          </w:p>
-        </w:tc>
-        <w:tc>
-          <w:tcPr>
-            <w:tcW w:w="833" w:type="pct"/>
-            <w:tcMar>
-              <w:top w:w="10" w:type="dxa"/>
-              <w:left w:w="20" w:type="dxa"/>
-              <w:bottom w:w="10" w:type="dxa"/>
-              <w:right w:w="20" w:type="dxa"/>
-            </w:tcMar>
-          </w:tcPr>
-          <w:p>
-            <w:pPr>
-              <w:rPr>
-                <w:sz w:val="14"/>
-              </w:rPr>
-            </w:pPr>
-            <w:r>
-              <w:rPr>
-                <w:sz w:val="14"/>
-              </w:rPr>
-              <w:t>500 rows</w:t>
-            </w:r>
-          </w:p>
-        </w:tc>
-        <w:tc>
-          <w:tcPr>
-            <w:tcW w:w="833" w:type="pct"/>
-            <w:tcMar>
-              <w:top w:w="10" w:type="dxa"/>
-              <w:left w:w="20" w:type="dxa"/>
-              <w:bottom w:w="10" w:type="dxa"/>
-              <w:right w:w="20" w:type="dxa"/>
-            </w:tcMar>
-          </w:tcPr>
-          <w:p>
-            <w:pPr>
-              <w:rPr>
-                <w:sz w:val="14"/>
-              </w:rPr>
-            </w:pPr>
-            <w:r>
-              <w:rPr>
-                <w:sz w:val="14"/>
-              </w:rPr>
-              <w:t>−0.021</w:t>
-            </w:r>
-          </w:p>
-        </w:tc>
-        <w:tc>
-          <w:tcPr>
-            <w:tcW w:w="833" w:type="pct"/>
-            <w:tcMar>
-              <w:top w:w="10" w:type="dxa"/>
-              <w:left w:w="20" w:type="dxa"/>
-              <w:bottom w:w="10" w:type="dxa"/>
-              <w:right w:w="20" w:type="dxa"/>
-            </w:tcMar>
-          </w:tcPr>
-          <w:p>
-            <w:pPr>
-              <w:rPr>
-                <w:sz w:val="14"/>
-              </w:rPr>
-            </w:pPr>
-            <w:r>
-              <w:rPr>
-                <w:sz w:val="14"/>
-              </w:rPr>
-              <w:t>[−0.041, −0.001]</w:t>
-            </w:r>
-          </w:p>
-        </w:tc>
-        <w:tc>
-          <w:tcPr>
-            <w:tcW w:w="833" w:type="pct"/>
-            <w:tcMar>
-              <w:top w:w="10" w:type="dxa"/>
-              <w:left w:w="20" w:type="dxa"/>
-              <w:bottom w:w="10" w:type="dxa"/>
-              <w:right w:w="20" w:type="dxa"/>
-            </w:tcMar>
-          </w:tcPr>
-          <w:p>
-            <w:pPr>
-              <w:rPr>
-                <w:sz w:val="14"/>
-              </w:rPr>
-            </w:pPr>
-            <w:r>
-              <w:rPr>
-                <w:sz w:val="14"/>
-              </w:rPr>
-              <w:t>ECE lower</w:t>
-            </w:r>
-          </w:p>
-        </w:tc>
-      </w:tr>
-      <w:tr>
-        <w:trPr>
-          <w:cantSplit/>
-        </w:trPr>
-        <w:tc>
-          <w:tcPr>
-            <w:tcW w:w="833" w:type="pct"/>
-            <w:tcMar>
-              <w:top w:w="10" w:type="dxa"/>
-              <w:left w:w="20" w:type="dxa"/>
-              <w:bottom w:w="10" w:type="dxa"/>
-              <w:right w:w="20" w:type="dxa"/>
-            </w:tcMar>
-          </w:tcPr>
-          <w:p>
-            <w:pPr>
-              <w:rPr>
-                <w:sz w:val="14"/>
-              </w:rPr>
-            </w:pPr>
-            <w:r>
-              <w:rPr>
-                <w:sz w:val="14"/>
-              </w:rPr>
-              <w:t>Junyi Academy</w:t>
-            </w:r>
-          </w:p>
-        </w:tc>
-        <w:tc>
-          <w:tcPr>
-            <w:tcW w:w="833" w:type="pct"/>
-            <w:tcMar>
-              <w:top w:w="10" w:type="dxa"/>
-              <w:left w:w="20" w:type="dxa"/>
-              <w:bottom w:w="10" w:type="dxa"/>
-              <w:right w:w="20" w:type="dxa"/>
-            </w:tcMar>
-          </w:tcPr>
-          <w:p>
-            <w:pPr>
-              <w:rPr>
-                <w:sz w:val="14"/>
-              </w:rPr>
-            </w:pPr>
-            <w:r>
-              <w:rPr>
-                <w:sz w:val="14"/>
-              </w:rPr>
-              <w:t>DKT</w:t>
-            </w:r>
-          </w:p>
-        </w:tc>
-        <w:tc>
-          <w:tcPr>
-            <w:tcW w:w="833" w:type="pct"/>
-            <w:tcMar>
-              <w:top w:w="10" w:type="dxa"/>
-              <w:left w:w="20" w:type="dxa"/>
-              <w:bottom w:w="10" w:type="dxa"/>
-              <w:right w:w="20" w:type="dxa"/>
-            </w:tcMar>
-          </w:tcPr>
-          <w:p>
-            <w:pPr>
-              <w:rPr>
-                <w:sz w:val="14"/>
-              </w:rPr>
-            </w:pPr>
-            <w:r>
-              <w:rPr>
-                <w:sz w:val="14"/>
-              </w:rPr>
-              <w:t>50 rows</w:t>
-            </w:r>
-          </w:p>
-        </w:tc>
-        <w:tc>
-          <w:tcPr>
-            <w:tcW w:w="833" w:type="pct"/>
-            <w:tcMar>
-              <w:top w:w="10" w:type="dxa"/>
-              <w:left w:w="20" w:type="dxa"/>
-              <w:bottom w:w="10" w:type="dxa"/>
-              <w:right w:w="20" w:type="dxa"/>
-            </w:tcMar>
-          </w:tcPr>
-          <w:p>
-            <w:pPr>
-              <w:rPr>
-                <w:sz w:val="14"/>
-              </w:rPr>
-            </w:pPr>
-            <w:r>
-              <w:rPr>
-                <w:sz w:val="14"/>
-              </w:rPr>
-              <w:t>−0.004</w:t>
-            </w:r>
-          </w:p>
-        </w:tc>
-        <w:tc>
-          <w:tcPr>
-            <w:tcW w:w="833" w:type="pct"/>
-            <w:tcMar>
-              <w:top w:w="10" w:type="dxa"/>
-              <w:left w:w="20" w:type="dxa"/>
-              <w:bottom w:w="10" w:type="dxa"/>
-              <w:right w:w="20" w:type="dxa"/>
-            </w:tcMar>
-          </w:tcPr>
-          <w:p>
-            <w:pPr>
-              <w:rPr>
-                <w:sz w:val="14"/>
-              </w:rPr>
-            </w:pPr>
-            <w:r>
-              <w:rPr>
-                <w:sz w:val="14"/>
-              </w:rPr>
-              <w:t>[−0.022, +0.013]</w:t>
-            </w:r>
-          </w:p>
-        </w:tc>
-        <w:tc>
-          <w:tcPr>
-            <w:tcW w:w="833" w:type="pct"/>
-            <w:tcMar>
-              <w:top w:w="10" w:type="dxa"/>
-              <w:left w:w="20" w:type="dxa"/>
-              <w:bottom w:w="10" w:type="dxa"/>
-              <w:right w:w="20" w:type="dxa"/>
-            </w:tcMar>
-          </w:tcPr>
-          <w:p>
-            <w:pPr>
-              <w:rPr>
-                <w:sz w:val="14"/>
-              </w:rPr>
-            </w:pPr>
-            <w:r>
-              <w:rPr>
-                <w:sz w:val="14"/>
-              </w:rPr>
-              <w:t>CI includes 0</w:t>
-            </w:r>
-          </w:p>
-        </w:tc>
-      </w:tr>
-      <w:tr>
-        <w:trPr>
-          <w:cantSplit/>
-        </w:trPr>
-        <w:tc>
-          <w:tcPr>
-            <w:tcW w:w="833" w:type="pct"/>
-            <w:tcMar>
-              <w:top w:w="10" w:type="dxa"/>
-              <w:left w:w="20" w:type="dxa"/>
-              <w:bottom w:w="10" w:type="dxa"/>
-              <w:right w:w="20" w:type="dxa"/>
-            </w:tcMar>
-          </w:tcPr>
-          <w:p>
-            <w:pPr>
-              <w:rPr>
-                <w:sz w:val="14"/>
-              </w:rPr>
-            </w:pPr>
-            <w:r>
-              <w:rPr>
-                <w:sz w:val="14"/>
-              </w:rPr>
-              <w:t>Junyi Academy</w:t>
-            </w:r>
-          </w:p>
-        </w:tc>
-        <w:tc>
-          <w:tcPr>
-            <w:tcW w:w="833" w:type="pct"/>
-            <w:tcMar>
-              <w:top w:w="10" w:type="dxa"/>
-              <w:left w:w="20" w:type="dxa"/>
-              <w:bottom w:w="10" w:type="dxa"/>
-              <w:right w:w="20" w:type="dxa"/>
-            </w:tcMar>
-          </w:tcPr>
-          <w:p>
-            <w:pPr>
-              <w:rPr>
-                <w:sz w:val="14"/>
-              </w:rPr>
-            </w:pPr>
-            <w:r>
-              <w:rPr>
-                <w:sz w:val="14"/>
-              </w:rPr>
-              <w:t>T-KT</w:t>
-            </w:r>
-          </w:p>
-        </w:tc>
-        <w:tc>
-          <w:tcPr>
-            <w:tcW w:w="833" w:type="pct"/>
-            <w:tcMar>
-              <w:top w:w="10" w:type="dxa"/>
-              <w:left w:w="20" w:type="dxa"/>
-              <w:bottom w:w="10" w:type="dxa"/>
-              <w:right w:w="20" w:type="dxa"/>
-            </w:tcMar>
-          </w:tcPr>
-          <w:p>
-            <w:pPr>
-              <w:rPr>
-                <w:sz w:val="14"/>
-              </w:rPr>
-            </w:pPr>
-            <w:r>
-              <w:rPr>
-                <w:sz w:val="14"/>
-              </w:rPr>
-              <w:t>500 rows</w:t>
-            </w:r>
-          </w:p>
-        </w:tc>
-        <w:tc>
-          <w:tcPr>
-            <w:tcW w:w="833" w:type="pct"/>
-            <w:tcMar>
-              <w:top w:w="10" w:type="dxa"/>
-              <w:left w:w="20" w:type="dxa"/>
-              <w:bottom w:w="10" w:type="dxa"/>
-              <w:right w:w="20" w:type="dxa"/>
-            </w:tcMar>
-          </w:tcPr>
-          <w:p>
-            <w:pPr>
-              <w:rPr>
-                <w:sz w:val="14"/>
-              </w:rPr>
-            </w:pPr>
-            <w:r>
-              <w:rPr>
-                <w:sz w:val="14"/>
-              </w:rPr>
-              <w:t>+0.101</w:t>
-            </w:r>
-          </w:p>
-        </w:tc>
-        <w:tc>
-          <w:tcPr>
-            <w:tcW w:w="833" w:type="pct"/>
-            <w:tcMar>
-              <w:top w:w="10" w:type="dxa"/>
-              <w:left w:w="20" w:type="dxa"/>
-              <w:bottom w:w="10" w:type="dxa"/>
-              <w:right w:w="20" w:type="dxa"/>
-            </w:tcMar>
-          </w:tcPr>
-          <w:p>
-            <w:pPr>
-              <w:rPr>
-                <w:sz w:val="14"/>
-              </w:rPr>
-            </w:pPr>
-            <w:r>
-              <w:rPr>
-                <w:sz w:val="14"/>
-              </w:rPr>
-              <w:t>[+0.081, +0.120]</w:t>
-            </w:r>
-          </w:p>
-        </w:tc>
-        <w:tc>
-          <w:tcPr>
-            <w:tcW w:w="833" w:type="pct"/>
-            <w:tcMar>
-              <w:top w:w="10" w:type="dxa"/>
-              <w:left w:w="20" w:type="dxa"/>
-              <w:bottom w:w="10" w:type="dxa"/>
-              <w:right w:w="20" w:type="dxa"/>
-            </w:tcMar>
-          </w:tcPr>
-          <w:p>
-            <w:pPr>
-              <w:rPr>
-                <w:sz w:val="14"/>
-              </w:rPr>
-            </w:pPr>
-            <w:r>
-              <w:rPr>
-                <w:sz w:val="14"/>
-              </w:rPr>
-              <w:t>ECE higher</w:t>
-            </w:r>
-          </w:p>
-        </w:tc>
-      </w:tr>
-      <w:tr>
-        <w:trPr>
-          <w:cantSplit/>
-        </w:trPr>
-        <w:tc>
-          <w:tcPr>
-            <w:tcW w:w="833" w:type="pct"/>
-            <w:tcMar>
-              <w:top w:w="10" w:type="dxa"/>
-              <w:left w:w="20" w:type="dxa"/>
-              <w:bottom w:w="10" w:type="dxa"/>
-              <w:right w:w="20" w:type="dxa"/>
-            </w:tcMar>
-          </w:tcPr>
-          <w:p>
-            <w:pPr>
-              <w:rPr>
-                <w:sz w:val="14"/>
-              </w:rPr>
-            </w:pPr>
-            <w:r>
-              <w:rPr>
-                <w:sz w:val="14"/>
-              </w:rPr>
-              <w:t>Junyi Academy</w:t>
-            </w:r>
-          </w:p>
-        </w:tc>
-        <w:tc>
-          <w:tcPr>
-            <w:tcW w:w="833" w:type="pct"/>
-            <w:tcMar>
-              <w:top w:w="10" w:type="dxa"/>
-              <w:left w:w="20" w:type="dxa"/>
-              <w:bottom w:w="10" w:type="dxa"/>
-              <w:right w:w="20" w:type="dxa"/>
-            </w:tcMar>
-          </w:tcPr>
-          <w:p>
-            <w:pPr>
-              <w:rPr>
-                <w:sz w:val="14"/>
-              </w:rPr>
-            </w:pPr>
-            <w:r>
-              <w:rPr>
-                <w:sz w:val="14"/>
-              </w:rPr>
-              <w:t>T-KT</w:t>
-            </w:r>
-          </w:p>
-        </w:tc>
-        <w:tc>
-          <w:tcPr>
-            <w:tcW w:w="833" w:type="pct"/>
-            <w:tcMar>
-              <w:top w:w="10" w:type="dxa"/>
-              <w:left w:w="20" w:type="dxa"/>
-              <w:bottom w:w="10" w:type="dxa"/>
-              <w:right w:w="20" w:type="dxa"/>
-            </w:tcMar>
-          </w:tcPr>
-          <w:p>
-            <w:pPr>
-              <w:rPr>
-                <w:sz w:val="14"/>
-              </w:rPr>
-            </w:pPr>
-            <w:r>
-              <w:rPr>
-                <w:sz w:val="14"/>
-              </w:rPr>
-              <w:t>50 rows</w:t>
-            </w:r>
-          </w:p>
-        </w:tc>
-        <w:tc>
-          <w:tcPr>
-            <w:tcW w:w="833" w:type="pct"/>
-            <w:tcMar>
-              <w:top w:w="10" w:type="dxa"/>
-              <w:left w:w="20" w:type="dxa"/>
-              <w:bottom w:w="10" w:type="dxa"/>
-              <w:right w:w="20" w:type="dxa"/>
-            </w:tcMar>
-          </w:tcPr>
-          <w:p>
-            <w:pPr>
-              <w:rPr>
-                <w:sz w:val="14"/>
-              </w:rPr>
-            </w:pPr>
-            <w:r>
-              <w:rPr>
-                <w:sz w:val="14"/>
-              </w:rPr>
-              <w:t>+0.135</w:t>
-            </w:r>
-          </w:p>
-        </w:tc>
-        <w:tc>
-          <w:tcPr>
-            <w:tcW w:w="833" w:type="pct"/>
-            <w:tcMar>
-              <w:top w:w="10" w:type="dxa"/>
-              <w:left w:w="20" w:type="dxa"/>
-              <w:bottom w:w="10" w:type="dxa"/>
-              <w:right w:w="20" w:type="dxa"/>
-            </w:tcMar>
-          </w:tcPr>
-          <w:p>
-            <w:pPr>
-              <w:rPr>
-                <w:sz w:val="14"/>
-              </w:rPr>
-            </w:pPr>
-            <w:r>
-              <w:rPr>
-                <w:sz w:val="14"/>
-              </w:rPr>
-              <w:t>[+0.110, +0.161]</w:t>
-            </w:r>
-          </w:p>
-        </w:tc>
-        <w:tc>
-          <w:tcPr>
-            <w:tcW w:w="833" w:type="pct"/>
-            <w:tcMar>
-              <w:top w:w="10" w:type="dxa"/>
-              <w:left w:w="20" w:type="dxa"/>
-              <w:bottom w:w="10" w:type="dxa"/>
-              <w:right w:w="20" w:type="dxa"/>
-            </w:tcMar>
-          </w:tcPr>
-          <w:p>
-            <w:pPr>
-              <w:rPr>
-                <w:sz w:val="14"/>
-              </w:rPr>
-            </w:pPr>
-            <w:r>
-              <w:rPr>
-                <w:sz w:val="14"/>
-              </w:rPr>
-              <w:t>ECE higher</w:t>
-            </w:r>
-          </w:p>
-        </w:tc>
-      </w:tr>
-      <w:tr>
-        <w:trPr>
-          <w:cantSplit/>
-        </w:trPr>
-        <w:tc>
-          <w:tcPr>
-            <w:tcW w:w="833" w:type="pct"/>
-            <w:tcMar>
-              <w:top w:w="10" w:type="dxa"/>
-              <w:left w:w="20" w:type="dxa"/>
-              <w:bottom w:w="10" w:type="dxa"/>
-              <w:right w:w="20" w:type="dxa"/>
-            </w:tcMar>
-          </w:tcPr>
-          <w:p>
-            <w:pPr>
-              <w:rPr>
-                <w:sz w:val="14"/>
-              </w:rPr>
-            </w:pPr>
-            <w:r>
-              <w:rPr>
-                <w:sz w:val="14"/>
-              </w:rPr>
-              <w:t>XES3G5M</w:t>
-            </w:r>
-          </w:p>
-        </w:tc>
-        <w:tc>
-          <w:tcPr>
-            <w:tcW w:w="833" w:type="pct"/>
-            <w:tcMar>
-              <w:top w:w="10" w:type="dxa"/>
-              <w:left w:w="20" w:type="dxa"/>
-              <w:bottom w:w="10" w:type="dxa"/>
-              <w:right w:w="20" w:type="dxa"/>
-            </w:tcMar>
-          </w:tcPr>
-          <w:p>
-            <w:pPr>
-              <w:rPr>
-                <w:sz w:val="14"/>
-              </w:rPr>
-            </w:pPr>
-            <w:r>
-              <w:rPr>
-                <w:sz w:val="14"/>
-              </w:rPr>
-              <w:t>DKT</w:t>
-            </w:r>
-          </w:p>
-        </w:tc>
-        <w:tc>
-          <w:tcPr>
-            <w:tcW w:w="833" w:type="pct"/>
-            <w:tcMar>
-              <w:top w:w="10" w:type="dxa"/>
-              <w:left w:w="20" w:type="dxa"/>
-              <w:bottom w:w="10" w:type="dxa"/>
-              <w:right w:w="20" w:type="dxa"/>
-            </w:tcMar>
-          </w:tcPr>
-          <w:p>
-            <w:pPr>
-              <w:rPr>
-                <w:sz w:val="14"/>
-              </w:rPr>
-            </w:pPr>
-            <w:r>
-              <w:rPr>
-                <w:sz w:val="14"/>
-              </w:rPr>
-              <w:t>500 rows</w:t>
-            </w:r>
-          </w:p>
-        </w:tc>
-        <w:tc>
-          <w:tcPr>
-            <w:tcW w:w="833" w:type="pct"/>
-            <w:tcMar>
-              <w:top w:w="10" w:type="dxa"/>
-              <w:left w:w="20" w:type="dxa"/>
-              <w:bottom w:w="10" w:type="dxa"/>
-              <w:right w:w="20" w:type="dxa"/>
-            </w:tcMar>
-          </w:tcPr>
-          <w:p>
-            <w:pPr>
-              <w:rPr>
-                <w:sz w:val="14"/>
-              </w:rPr>
-            </w:pPr>
-            <w:r>
-              <w:rPr>
-                <w:sz w:val="14"/>
-              </w:rPr>
-              <w:t>+0.142</w:t>
-            </w:r>
-          </w:p>
-        </w:tc>
-        <w:tc>
-          <w:tcPr>
-            <w:tcW w:w="833" w:type="pct"/>
-            <w:tcMar>
-              <w:top w:w="10" w:type="dxa"/>
-              <w:left w:w="20" w:type="dxa"/>
-              <w:bottom w:w="10" w:type="dxa"/>
-              <w:right w:w="20" w:type="dxa"/>
-            </w:tcMar>
-          </w:tcPr>
-          <w:p>
-            <w:pPr>
-              <w:rPr>
-                <w:sz w:val="14"/>
-              </w:rPr>
-            </w:pPr>
-            <w:r>
-              <w:rPr>
-                <w:sz w:val="14"/>
-              </w:rPr>
-              <w:t>[+0.104, +0.189]</w:t>
-            </w:r>
-          </w:p>
-        </w:tc>
-        <w:tc>
-          <w:tcPr>
-            <w:tcW w:w="833" w:type="pct"/>
-            <w:tcMar>
-              <w:top w:w="10" w:type="dxa"/>
-              <w:left w:w="20" w:type="dxa"/>
-              <w:bottom w:w="10" w:type="dxa"/>
-              <w:right w:w="20" w:type="dxa"/>
-            </w:tcMar>
-          </w:tcPr>
-          <w:p>
-            <w:pPr>
-              <w:rPr>
-                <w:sz w:val="14"/>
-              </w:rPr>
-            </w:pPr>
-            <w:r>
-              <w:rPr>
-                <w:sz w:val="14"/>
-              </w:rPr>
-              <w:t>ECE higher</w:t>
-            </w:r>
-          </w:p>
-        </w:tc>
-      </w:tr>
-      <w:tr>
-        <w:trPr>
-          <w:cantSplit/>
-        </w:trPr>
-        <w:tc>
-          <w:tcPr>
-            <w:tcW w:w="833" w:type="pct"/>
-            <w:tcMar>
-              <w:top w:w="10" w:type="dxa"/>
-              <w:left w:w="20" w:type="dxa"/>
-              <w:bottom w:w="10" w:type="dxa"/>
-              <w:right w:w="20" w:type="dxa"/>
-            </w:tcMar>
-          </w:tcPr>
-          <w:p>
-            <w:pPr>
-              <w:rPr>
-                <w:sz w:val="14"/>
-              </w:rPr>
-            </w:pPr>
-            <w:r>
-              <w:rPr>
-                <w:sz w:val="14"/>
-              </w:rPr>
-              <w:t>XES3G5M</w:t>
-            </w:r>
-          </w:p>
-        </w:tc>
-        <w:tc>
-          <w:tcPr>
-            <w:tcW w:w="833" w:type="pct"/>
-            <w:tcMar>
-              <w:top w:w="10" w:type="dxa"/>
-              <w:left w:w="20" w:type="dxa"/>
-              <w:bottom w:w="10" w:type="dxa"/>
-              <w:right w:w="20" w:type="dxa"/>
-            </w:tcMar>
-          </w:tcPr>
-          <w:p>
-            <w:pPr>
-              <w:rPr>
-                <w:sz w:val="14"/>
-              </w:rPr>
-            </w:pPr>
-            <w:r>
-              <w:rPr>
-                <w:sz w:val="14"/>
-              </w:rPr>
-              <w:t>DKT</w:t>
-            </w:r>
-          </w:p>
-        </w:tc>
-        <w:tc>
-          <w:tcPr>
-            <w:tcW w:w="833" w:type="pct"/>
-            <w:tcMar>
-              <w:top w:w="10" w:type="dxa"/>
-              <w:left w:w="20" w:type="dxa"/>
-              <w:bottom w:w="10" w:type="dxa"/>
-              <w:right w:w="20" w:type="dxa"/>
-            </w:tcMar>
-          </w:tcPr>
-          <w:p>
-            <w:pPr>
-              <w:rPr>
-                <w:sz w:val="14"/>
-              </w:rPr>
-            </w:pPr>
-            <w:r>
-              <w:rPr>
-                <w:sz w:val="14"/>
-              </w:rPr>
-              <w:t>50 rows</w:t>
-            </w:r>
-          </w:p>
-        </w:tc>
-        <w:tc>
-          <w:tcPr>
-            <w:tcW w:w="833" w:type="pct"/>
-            <w:tcMar>
-              <w:top w:w="10" w:type="dxa"/>
-              <w:left w:w="20" w:type="dxa"/>
-              <w:bottom w:w="10" w:type="dxa"/>
-              <w:right w:w="20" w:type="dxa"/>
-            </w:tcMar>
-          </w:tcPr>
-          <w:p>
-            <w:pPr>
-              <w:rPr>
-                <w:sz w:val="14"/>
-              </w:rPr>
-            </w:pPr>
-            <w:r>
-              <w:rPr>
-                <w:sz w:val="14"/>
-              </w:rPr>
-              <w:t>+0.161</w:t>
-            </w:r>
-          </w:p>
-        </w:tc>
-        <w:tc>
-          <w:tcPr>
-            <w:tcW w:w="833" w:type="pct"/>
-            <w:tcMar>
-              <w:top w:w="10" w:type="dxa"/>
-              <w:left w:w="20" w:type="dxa"/>
-              <w:bottom w:w="10" w:type="dxa"/>
-              <w:right w:w="20" w:type="dxa"/>
-            </w:tcMar>
-          </w:tcPr>
-          <w:p>
-            <w:pPr>
-              <w:rPr>
-                <w:sz w:val="14"/>
-              </w:rPr>
-            </w:pPr>
-            <w:r>
-              <w:rPr>
-                <w:sz w:val="14"/>
-              </w:rPr>
-              <w:t>[+0.127, +0.196]</w:t>
-            </w:r>
-          </w:p>
-        </w:tc>
-        <w:tc>
-          <w:tcPr>
-            <w:tcW w:w="833" w:type="pct"/>
-            <w:tcMar>
-              <w:top w:w="10" w:type="dxa"/>
-              <w:left w:w="20" w:type="dxa"/>
-              <w:bottom w:w="10" w:type="dxa"/>
-              <w:right w:w="20" w:type="dxa"/>
-            </w:tcMar>
-          </w:tcPr>
-          <w:p>
-            <w:pPr>
-              <w:rPr>
-                <w:sz w:val="14"/>
-              </w:rPr>
-            </w:pPr>
-            <w:r>
-              <w:rPr>
-                <w:sz w:val="14"/>
-              </w:rPr>
-              <w:t>ECE higher</w:t>
-            </w:r>
-          </w:p>
-        </w:tc>
-      </w:tr>
-      <w:tr>
-        <w:trPr>
-          <w:cantSplit/>
-        </w:trPr>
-        <w:tc>
-          <w:tcPr>
-            <w:tcW w:w="833" w:type="pct"/>
-            <w:tcMar>
-              <w:top w:w="10" w:type="dxa"/>
-              <w:left w:w="20" w:type="dxa"/>
-              <w:bottom w:w="10" w:type="dxa"/>
-              <w:right w:w="20" w:type="dxa"/>
-            </w:tcMar>
-          </w:tcPr>
-          <w:p>
-            <w:pPr>
-              <w:rPr>
-                <w:sz w:val="14"/>
-              </w:rPr>
-            </w:pPr>
-            <w:r>
-              <w:rPr>
-                <w:sz w:val="14"/>
-              </w:rPr>
-              <w:t>XES3G5M</w:t>
-            </w:r>
-          </w:p>
-        </w:tc>
-        <w:tc>
-          <w:tcPr>
-            <w:tcW w:w="833" w:type="pct"/>
-            <w:tcMar>
-              <w:top w:w="10" w:type="dxa"/>
-              <w:left w:w="20" w:type="dxa"/>
-              <w:bottom w:w="10" w:type="dxa"/>
-              <w:right w:w="20" w:type="dxa"/>
-            </w:tcMar>
-          </w:tcPr>
-          <w:p>
-            <w:pPr>
-              <w:rPr>
-                <w:sz w:val="14"/>
-              </w:rPr>
-            </w:pPr>
-            <w:r>
-              <w:rPr>
-                <w:sz w:val="14"/>
-              </w:rPr>
-              <w:t>T-KT</w:t>
-            </w:r>
-          </w:p>
-        </w:tc>
-        <w:tc>
-          <w:tcPr>
-            <w:tcW w:w="833" w:type="pct"/>
-            <w:tcMar>
-              <w:top w:w="10" w:type="dxa"/>
-              <w:left w:w="20" w:type="dxa"/>
-              <w:bottom w:w="10" w:type="dxa"/>
-              <w:right w:w="20" w:type="dxa"/>
-            </w:tcMar>
-          </w:tcPr>
-          <w:p>
-            <w:pPr>
-              <w:rPr>
-                <w:sz w:val="14"/>
-              </w:rPr>
-            </w:pPr>
-            <w:r>
-              <w:rPr>
-                <w:sz w:val="14"/>
-              </w:rPr>
-              <w:t>500 rows</w:t>
-            </w:r>
-          </w:p>
-        </w:tc>
-        <w:tc>
-          <w:tcPr>
-            <w:tcW w:w="833" w:type="pct"/>
-            <w:tcMar>
-              <w:top w:w="10" w:type="dxa"/>
-              <w:left w:w="20" w:type="dxa"/>
-              <w:bottom w:w="10" w:type="dxa"/>
-              <w:right w:w="20" w:type="dxa"/>
-            </w:tcMar>
-          </w:tcPr>
-          <w:p>
-            <w:pPr>
-              <w:rPr>
-                <w:sz w:val="14"/>
-              </w:rPr>
-            </w:pPr>
-            <w:r>
-              <w:rPr>
-                <w:sz w:val="14"/>
-              </w:rPr>
-              <w:t>+0.041</w:t>
-            </w:r>
-          </w:p>
-        </w:tc>
-        <w:tc>
-          <w:tcPr>
-            <w:tcW w:w="833" w:type="pct"/>
-            <w:tcMar>
-              <w:top w:w="10" w:type="dxa"/>
-              <w:left w:w="20" w:type="dxa"/>
-              <w:bottom w:w="10" w:type="dxa"/>
-              <w:right w:w="20" w:type="dxa"/>
-            </w:tcMar>
-          </w:tcPr>
-          <w:p>
-            <w:pPr>
-              <w:rPr>
-                <w:sz w:val="14"/>
-              </w:rPr>
-            </w:pPr>
-            <w:r>
-              <w:rPr>
-                <w:sz w:val="14"/>
-              </w:rPr>
-              <w:t>[+0.020, +0.063]</w:t>
-            </w:r>
-          </w:p>
-        </w:tc>
-        <w:tc>
-          <w:tcPr>
-            <w:tcW w:w="833" w:type="pct"/>
-            <w:tcMar>
-              <w:top w:w="10" w:type="dxa"/>
-              <w:left w:w="20" w:type="dxa"/>
-              <w:bottom w:w="10" w:type="dxa"/>
-              <w:right w:w="20" w:type="dxa"/>
-            </w:tcMar>
-          </w:tcPr>
-          <w:p>
-            <w:pPr>
-              <w:rPr>
-                <w:sz w:val="14"/>
-              </w:rPr>
-            </w:pPr>
-            <w:r>
-              <w:rPr>
-                <w:sz w:val="14"/>
-              </w:rPr>
-              <w:t>ECE higher</w:t>
-            </w:r>
-          </w:p>
-        </w:tc>
-      </w:tr>
-      <w:tr>
-        <w:trPr>
-          <w:cantSplit/>
-        </w:trPr>
-        <w:tc>
-          <w:tcPr>
-            <w:tcW w:w="833" w:type="pct"/>
-            <w:tcMar>
-              <w:top w:w="10" w:type="dxa"/>
-              <w:left w:w="20" w:type="dxa"/>
-              <w:bottom w:w="10" w:type="dxa"/>
-              <w:right w:w="20" w:type="dxa"/>
-            </w:tcMar>
-          </w:tcPr>
-          <w:p>
-            <w:pPr>
-              <w:rPr>
-                <w:sz w:val="14"/>
-              </w:rPr>
-            </w:pPr>
-            <w:r>
-              <w:rPr>
-                <w:sz w:val="14"/>
-              </w:rPr>
-              <w:t>XES3G5M</w:t>
-            </w:r>
-          </w:p>
-        </w:tc>
-        <w:tc>
-          <w:tcPr>
-            <w:tcW w:w="833" w:type="pct"/>
-            <w:tcMar>
-              <w:top w:w="10" w:type="dxa"/>
-              <w:left w:w="20" w:type="dxa"/>
-              <w:bottom w:w="10" w:type="dxa"/>
-              <w:right w:w="20" w:type="dxa"/>
-            </w:tcMar>
-          </w:tcPr>
-          <w:p>
-            <w:pPr>
-              <w:rPr>
-                <w:sz w:val="14"/>
-              </w:rPr>
-            </w:pPr>
-            <w:r>
-              <w:rPr>
-                <w:sz w:val="14"/>
-              </w:rPr>
-              <w:t>T-KT</w:t>
-            </w:r>
-          </w:p>
-        </w:tc>
-        <w:tc>
-          <w:tcPr>
-            <w:tcW w:w="833" w:type="pct"/>
-            <w:tcMar>
-              <w:top w:w="10" w:type="dxa"/>
-              <w:left w:w="20" w:type="dxa"/>
-              <w:bottom w:w="10" w:type="dxa"/>
-              <w:right w:w="20" w:type="dxa"/>
-            </w:tcMar>
-          </w:tcPr>
-          <w:p>
-            <w:pPr>
-              <w:rPr>
-                <w:sz w:val="14"/>
-              </w:rPr>
-            </w:pPr>
-            <w:r>
-              <w:rPr>
-                <w:sz w:val="14"/>
-              </w:rPr>
-              <w:t>50 rows</w:t>
-            </w:r>
-          </w:p>
-        </w:tc>
-        <w:tc>
-          <w:tcPr>
-            <w:tcW w:w="833" w:type="pct"/>
-            <w:tcMar>
-              <w:top w:w="10" w:type="dxa"/>
-              <w:left w:w="20" w:type="dxa"/>
-              <w:bottom w:w="10" w:type="dxa"/>
-              <w:right w:w="20" w:type="dxa"/>
-            </w:tcMar>
-          </w:tcPr>
-          <w:p>
-            <w:pPr>
-              <w:rPr>
-                <w:sz w:val="14"/>
-              </w:rPr>
-            </w:pPr>
-            <w:r>
-              <w:rPr>
-                <w:sz w:val="14"/>
-              </w:rPr>
-              <w:t>+0.110</w:t>
-            </w:r>
-          </w:p>
-        </w:tc>
-        <w:tc>
-          <w:tcPr>
-            <w:tcW w:w="833" w:type="pct"/>
-            <w:tcMar>
-              <w:top w:w="10" w:type="dxa"/>
-              <w:left w:w="20" w:type="dxa"/>
-              <w:bottom w:w="10" w:type="dxa"/>
-              <w:right w:w="20" w:type="dxa"/>
-            </w:tcMar>
-          </w:tcPr>
-          <w:p>
-            <w:pPr>
-              <w:rPr>
-                <w:sz w:val="14"/>
-              </w:rPr>
-            </w:pPr>
-            <w:r>
-              <w:rPr>
-                <w:sz w:val="14"/>
-              </w:rPr>
-              <w:t>[+0.071, +0.156]</w:t>
-            </w:r>
-          </w:p>
-        </w:tc>
-        <w:tc>
-          <w:tcPr>
-            <w:tcW w:w="833" w:type="pct"/>
-            <w:tcMar>
-              <w:top w:w="10" w:type="dxa"/>
-              <w:left w:w="20" w:type="dxa"/>
-              <w:bottom w:w="10" w:type="dxa"/>
-              <w:right w:w="20" w:type="dxa"/>
-            </w:tcMar>
-          </w:tcPr>
-          <w:p>
-            <w:pPr>
-              <w:rPr>
-                <w:sz w:val="14"/>
-              </w:rPr>
-            </w:pPr>
-            <w:r>
-              <w:rPr>
-                <w:sz w:val="14"/>
-              </w:rPr>
-              <w:t>ECE higher</w:t>
-            </w:r>
-          </w:p>
-        </w:tc>
-      </w:tr>
-    </w:tbl>
     <w:p>
       <w:pPr>
         <w:rPr>
@@ -9794,13 +10104,96 @@
         </w:numPr>
       </w:pPr>
       <w:r>
-        <w:t>E. Exploratory GKT/CL4KT result</w:t>
-      </w:r>
-    </w:p>
-    <w:p>
-      <w:r>
-        <w:t>GKT (a train-only graph) and a CL4KT protocol adapter are scored only on ASSISTments 2012 fold 0 (seed 42). They are exploratory, single-fold, ASSISTments-only instantiations: not a state-of-the-art comparison, not a proposed method, and not an official CL4KT checkpoint. On the same seed-42 gate (not shown in Table 5), GKT FAR is 0.205 [0.194, 0.217] dense versus 0.220 [0.149, 0.295] sparse (ΔFAR=+0.015; 95% CI [−0.054, 0.092] includes 0). The CL4KT adapter FAR is 0.185 [0.176, 0.194] versus 0.240 [0.159, 0.330] (ΔFAR 95% CI [−0.018, 0.142] includes 0). A CI that includes 0 is not evidence that either architecture is safer in production.</w:t>
-      </w:r>
+        <w:t>F. Secondary decision-error probe</w:t>
+      </w:r>
+    </w:p>
+    <w:p>
+      <w:pPr>
+        <w:pStyle w:val="Text"/>
+      </w:pPr>
+      <w:r>
+        <w:t>A locked gate at τ=0.7 is a simulated next-response decision-error probe, not RQ3. On ASSISTments 2012, T-KT FAR is 0.196 on dense KCs and 0.268 on sparse KCs (ΔFAR=+0.072; seed 42) and is positive in 4/4 unique learner partitions (partition-level mean 0.056). On XES3G5M the same probe is negative. The τ-grid, occupancy-policy counterfactual, denominators, and seed tables are Supplementary Tables S3–S6.</w:t>
+      </w:r>
+    </w:p>
+    <w:p>
+      <w:pPr>
+        <w:pStyle w:val="Text"/>
+        <w:sectPr>
+          <w:type w:val="continuous"/>
+          <w:pgSz w:w="11907" w:h="16839" w:code="9"/>
+          <w:pgMar w:top="1009" w:right="936" w:bottom="1009" w:left="936" w:header="431" w:footer="431" w:gutter="0"/>
+          <w:cols w:space="288"/>
+          <w:docGrid w:linePitch="272"/>
+        </w:sectPr>
+      </w:pPr>
+    </w:p>
+    <w:p>
+      <w:pPr>
+        <w:rPr>
+          <w:sz w:val="2"/>
+        </w:rPr>
+        <w:sectPr>
+          <w:type w:val="continuous"/>
+          <w:pgSz w:w="11907" w:h="16839" w:code="9"/>
+          <w:pgMar w:top="1009" w:right="936" w:bottom="1009" w:left="936" w:header="431" w:footer="431" w:gutter="0"/>
+          <w:cols w:space="288"/>
+          <w:docGrid w:linePitch="272"/>
+        </w:sectPr>
+      </w:pPr>
+    </w:p>
+    <w:p>
+      <w:pPr>
+        <w:pStyle w:val="Text"/>
+        <w:sectPr>
+          <w:type w:val="continuous"/>
+          <w:pgSz w:w="11907" w:h="16839" w:code="9"/>
+          <w:pgMar w:top="1009" w:right="936" w:bottom="1009" w:left="936" w:header="431" w:footer="431" w:gutter="0"/>
+          <w:cols w:space="288"/>
+          <w:docGrid w:linePitch="272"/>
+        </w:sectPr>
+      </w:pPr>
+    </w:p>
+    <w:p>
+      <w:pPr>
+        <w:rPr>
+          <w:sz w:val="2"/>
+        </w:rPr>
+        <w:sectPr>
+          <w:type w:val="continuous"/>
+          <w:pgSz w:w="11907" w:h="16839" w:code="9"/>
+          <w:pgMar w:top="1009" w:right="936" w:bottom="1009" w:left="936" w:header="431" w:footer="431" w:gutter="0"/>
+          <w:cols w:space="288"/>
+          <w:docGrid w:linePitch="272"/>
+        </w:sectPr>
+      </w:pPr>
+    </w:p>
+    <w:p>
+      <w:pPr>
+        <w:rPr>
+          <w:sz w:val="2"/>
+        </w:rPr>
+        <w:sectPr>
+          <w:type w:val="continuous"/>
+          <w:pgSz w:w="11907" w:h="16839" w:code="9"/>
+          <w:pgMar w:top="1009" w:right="936" w:bottom="1009" w:left="936" w:header="431" w:footer="431" w:gutter="0"/>
+          <w:cols w:num="2" w:space="288"/>
+          <w:docGrid w:linePitch="272"/>
+        </w:sectPr>
+      </w:pPr>
+    </w:p>
+    <w:p>
+      <w:pPr>
+        <w:rPr>
+          <w:sz w:val="2"/>
+        </w:rPr>
+        <w:sectPr>
+          <w:type w:val="continuous"/>
+          <w:pgSz w:w="11907" w:h="16839" w:code="9"/>
+          <w:pgMar w:top="1009" w:right="936" w:bottom="1009" w:left="936" w:header="431" w:footer="431" w:gutter="0"/>
+          <w:cols w:num="2" w:space="288"/>
+          <w:docGrid w:linePitch="272"/>
+        </w:sectPr>
+      </w:pPr>
     </w:p>
     <w:p>
       <w:pPr>
@@ -9827,8 +10220,11 @@
       </w:r>
     </w:p>
     <w:p>
-      <w:r>
-        <w:t>Three empirical regularities, not laws, structure the results. First, training frequency is not a universal predictor of AUC failure: on XES3G5M, sparse-stratum AUC is higher than dense-stratum AUC for DKT and T-KT (Reliable occupancy), and Junyi’s learner-based sparse bucket is empty (exercise-level tagging) rather than a ranking collapse. Second, calibration vulnerability is dataset-dependent. ASSISTments 2012 T-KT ECE is associated with a dense-to-sparse rise under Limited sparse support (Table 4, N=415); XES3G5M T-KT ECE is a counter-pattern that stays essentially flat despite Reliable sparse occupancy. Calibration is not guaranteed to worsen as frequency falls. Third, threshold behavior can differ by frequency stratum. The simulated ASSISTments gate (Tables 5–6) can raise T-KT FAR on sparse KCs relative to dense KCs, with ΔFAR positive in 4/4 unique learner partitions (and in 5/5 training runs, two of which share a split); on XES3G5M, T-KT ΔFAR and ΔMiss are both negative after padding is excluded, so a flat ECE is not by itself a decision-error result.</w:t>
+      <w:pPr>
+        <w:pStyle w:val="Text"/>
+      </w:pPr>
+      <w:r>
+        <w:t>Three empirical regularities, not laws, structure the results. First, training frequency is not a universal predictor of AUC failure: on XES3G5M, sparse-stratum AUC is higher than dense-stratum AUC for DKT and T-KT (Reliable occupancy), and Junyi’s learner-based sparse bucket is empty (exercise-level operational identifier, ucid) rather than a ranking collapse. Second, calibration vulnerability is dataset-dependent. ASSISTments 2012 T-KT ECE is associated with a dense-to-sparse rise under Limited sparse support (Table 5, N=415); XES3G5M T-KT ECE is a counter-pattern that stays essentially flat despite Reliable sparse occupancy. Calibration is not guaranteed to worsen as frequency falls. Third, a simulated next-response decision-error probe can differ by frequency stratum: ASSISTments T-KT ΔFAR is positive in 4/4 unique partitions, and the XES3G5M probe is negative (Supplementary Tables S5–S6).</w:t>
       </w:r>
     </w:p>
     <w:p>
@@ -9844,8 +10240,11 @@
       </w:r>
     </w:p>
     <w:p>
-      <w:r>
-        <w:t>TSCDA is four checks before using one global KT probability threshold for remediation or advancement: (i) inspect KC-frequency occupancy on the training fold actually used, including empty buckets; (ii) evaluate per-stratum calibration separately from AUC; (iii) evaluate threshold-error metrics (FAR, expected FAR, Excess FAR, and Miss) with their denominators; (iv) ensure sufficient sample support before treating a slice as actionable. R/L/I flags are descriptive occupancy labels, not inferential guarantees. This study does not apply temperature scaling [11] or Platt scaling [26]; those maps would be a separate post-hoc experiment. A platform can log Nadvance and FAR by train-only KC stratum from operational traces without an RCT. Those checks are not a validated classroom policy. On the same seed-42 T-KT scores, three simulated policies leave population FAR at 0.197 (Supplementary Table S4): global τ=0.7; advance only on Reliable occupancy; and τ=0.8 on the sparse stratum. Sparse Nadvance is 235, 0, and 218. Population FAR therefore hides the occupancy design; TSCDA reports the slice. A population AUC win, or an exploratory GKT/CL4KT run, is not by itself evidence that a global gate is safer on the tail.</w:t>
+      <w:pPr>
+        <w:pStyle w:val="Text"/>
+      </w:pPr>
+      <w:r>
+        <w:t>Educational-technology gates that skip, remediate, or advance practice consume a predicted probability, not a population AUC. A ranking win can therefore hide miscalibration on rarely practiced KCs. This subsection states an evaluation protocol for that probability-to-decision chain; it is not a classroom policy and not a recommended production threshold. The protocol is four checks before using one global KT probability threshold: (i) inspect KC-frequency occupancy on the training fold actually used, including empty buckets; (ii) evaluate per-stratum ECE and Brier separately from AUC; (iii) if a locked gate is simulated, report FAR with its denominators (Supplementary Tables S3–S6); (iv) ensure sufficient sample support before treating a slice as actionable. R/L/I flags are descriptive occupancy labels, not inferential guarantees. This study does not apply temperature scaling [11] or Platt scaling [26]. A population AUC win is not by itself evidence that probabilities are reliable on the tail.</w:t>
       </w:r>
     </w:p>
     <w:p>
@@ -9861,8 +10260,11 @@
       </w:r>
     </w:p>
     <w:p>
-      <w:r>
-        <w:t>The three logs differ on C1–C2 estimability and on structural context (Table 7). Junyi’s learner-based sparse bucket is empty because the operational KC is an exercise identifier (ucid), so TSCDA can refuse a sparse claim when tagging is finer than a skill. ASSISTments and XES3G5M both have a non-empty sparse tail and at least Limited test support, yet T-KT ECE rises on ASSISTments and stays essentially flat on XES3G5M. Frequency–difficulty coupling, item support, and curriculum-position coupling are reported as context, not as necessary or sufficient conditions for that direction. Within-KC sparsification (Table 8) does not reproduce the observational ASSISTments T-KT ECE gradient. These are associations on these datasets. Untested explanations—curriculum hierarchy, tagging granularity, ceiling effects, and item semantics—are hypotheses unless experimentally isolated, which this study does not do.</w:t>
+      <w:pPr>
+        <w:pStyle w:val="Text"/>
+      </w:pPr>
+      <w:r>
+        <w:t>The three logs differ on E1–E2 estimability and on structural context (Table 8). Junyi’s learner-based sparse bucket is empty because the operational field is ucid (an exercise-level identifier, not a skill tag), so the protocol can refuse a sparse claim when the unit is finer than a skill. Junyi is therefore interpreted primarily as a granularity-and-estimability case rather than direct evidence about pedagogical KC sparsity. ASSISTments and XES3G5M both have a non-empty sparse tail and at least Limited test support, yet T-KT ECE rises on ASSISTments and stays essentially flat on XES3G5M. Frequency–difficulty coupling, item support, and curriculum-position coupling are reported as context, not as necessary or sufficient conditions for that direction. Within-KC sparsification (Supplementary Table S2) does not reproduce the observational ASSISTments T-KT ECE gradient. These are associations on these datasets. Untested explanations—curriculum hierarchy, tagging granularity, ceiling effects, and item semantics—are hypotheses unless experimentally isolated, which this study does not do.</w:t>
       </w:r>
     </w:p>
     <w:p>
@@ -9878,8 +10280,11 @@
       </w:r>
     </w:p>
     <w:p>
-      <w:r>
-        <w:t>Next-response correctness is not latent mastery: y=0 is an incorrect next attempt, not a latent-skill diagnosis. The threshold gate is simulated at a locked τ and is not a classroom policy. There is no classroom RCT. GKT and the CL4KT adapter are exploratory, single-fold, ASSISTments-only instantiations, not a state-of-the-art comparison. Temporal evaluation uses a single corrected cutoff (seed 42), not a multi-cutoff variance estimate. Main multi-run summaries use only four unique learner partitions (seeds 2025 and 2026 share a split). R/L/I are descriptive support flags. ECE depends on binning. Three datasets cannot establish a universal diagnostic law.</w:t>
+      <w:pPr>
+        <w:pStyle w:val="Text"/>
+      </w:pPr>
+      <w:r>
+        <w:t>Next-response correctness is not latent mastery: y=0 is an incorrect next attempt, not a latent-skill diagnosis. The threshold gate is a simulated probe, not a classroom policy. There is no classroom RCT. We do not train graph, contrastive, or self-supervised KT models. BKT is not a scored baseline; IRT is the classical reference (pyBKT 1.4.1 degenerated on ASSISTments seed 42; Supplementary Table S9). T-KT is a local Transformer implementation, not published SimpleKT [4]; official SimpleKT is scored on ASSISTments AUC/ECE only. Temporal evaluation uses a single corrected cutoff (seed 42). Seeds 2025 and 2026 share a split. R/L/I are descriptive support flags. ECE depends on binning. Three datasets cannot establish a universal diagnostic law. The reported diagnostics are reproduced from the frozen review artifact (code_for_review_anonymous.zip) and configuration; locked tables rebuild from frozen summaries (scripts/rebuild_locked_tables.sh).</w:t>
       </w:r>
     </w:p>
     <w:p>
@@ -9895,8 +10300,11 @@
       </w:r>
     </w:p>
     <w:p>
-      <w:r>
-        <w:t>Under the evaluated conditions, KT probabilities that look adequate on aggregate AUC can still be poorly calibrated on sparse KCs in some dataset-model settings, and a global threshold can then raise the false-advance rate on those skills. That association appears for T-KT on ASSISTments 2012 (Limited sparse support). It is not reported for Junyi’s empty learner-based sparse bucket, and XES3G5M T-KT ECE remains essentially flat. TSCDA occupancy, calibration, and threshold-error checks are therefore conditionally useful for educational-technology gates. This paper is a simulated decision-error audit, not a new KT model and not a classroom intervention.</w:t>
+      <w:pPr>
+        <w:pStyle w:val="Text"/>
+      </w:pPr>
+      <w:r>
+        <w:t>Under the evaluated conditions, KT probabilities that look adequate on aggregate AUC can still be poorly calibrated on sparse KCs in some dataset-model settings. That ECE association appears for T-KT on ASSISTments 2012 (Limited sparse support). It is not reported for Junyi’s empty learner-based sparse bucket, and XES3G5M T-KT ECE remains essentially flat. The train-only strata, leakage checklist, and per-stratum ECE/Brier diagnostics are therefore conditionally useful. Graph and contrastive KT, and any path or distillation module, are left to later studies. This paper is a protocol and calibration diagnostic, not a new KT model and not a classroom intervention.</w:t>
       </w:r>
     </w:p>
     <w:p>
@@ -9944,7 +10352,7 @@
         <w:pStyle w:val="Text"/>
       </w:pPr>
       <w:r>
-        <w:t>This study is a secondary analysis of publicly released, de-identified benchmark educational datasets (ASSISTments 2012, Junyi Academy, and XES3G5M). No new human participants were recruited and no classroom intervention was conducted. The work uses only records already released by the original dataset providers. This manuscript is not under consideration for publication elsewhere.</w:t>
+        <w:t>This study is a secondary analysis of publicly released, de-identified benchmark educational datasets (ASSISTments 2012, Junyi Academy, and XES3G5M). No new human participants were recruited and no classroom intervention was conducted. The work uses only records already released by the original dataset providers.</w:t>
       </w:r>
     </w:p>
     <w:p>
@@ -9982,7 +10390,7 @@
         <w:pStyle w:val="Text"/>
       </w:pPr>
       <w:r>
-        <w:t>During manuscript preparation, the authors used ChatGPT GPT-5.6, Claude Sonnet 5, Google Antigravity 2.11.0, and Cursor Grok 4.6 for language polishing, formatting, consistency checking, and reproducibility-prompt preparation. AI was not used to fabricate or alter experimental results. After using these tools, the authors reviewed and edited the content. The authors remain responsible for all content. Generative AI is not listed as a co-author.</w:t>
+        <w:t>During manuscript preparation, the authors used ChatGPT GPT-6 Astra, Claude Sonnet 5, Google Antigravity 2.12.0, and Cursor Grok 4.6 for language polishing, formatting, consistency checking, and reproducibility-prompt preparation. AI was not used to fabricate or alter experimental results. After using these tools, the authors reviewed and edited the content. The authors remain responsible for all content. Generative AI is not listed as a co-author.</w:t>
       </w:r>
     </w:p>
     <w:p>
@@ -10434,7 +10842,7 @@
       <w:r>
         <w:t xml:space="preserve"> by the authors. This is an open access article distributed under the Creative Commons Attribution License which permits unrestricted use, distribution, and reproduction in any medium, provided the original work is properly cited (</w:t>
       </w:r>
-      <w:hyperlink r:id="rId21" w:history="1">
+      <w:hyperlink r:id="rId23" w:history="1">
         <w:r>
           <w:rPr>
             <w:rStyle w:val="Hyperlink"/>
@@ -10475,12 +10883,12 @@
           <w:lang w:eastAsia="zh-CN"/>
         </w:rPr>
         <w:sectPr>
-          <w:headerReference w:type="even" r:id="rId22"/>
-          <w:headerReference w:type="default" r:id="rId23"/>
-          <w:footerReference w:type="even" r:id="rId24"/>
-          <w:footerReference w:type="default" r:id="rId25"/>
-          <w:headerReference w:type="first" r:id="rId26"/>
-          <w:footerReference w:type="first" r:id="rId27"/>
+          <w:headerReference w:type="even" r:id="rId24"/>
+          <w:headerReference w:type="default" r:id="rId25"/>
+          <w:footerReference w:type="even" r:id="rId26"/>
+          <w:footerReference w:type="default" r:id="rId27"/>
+          <w:headerReference w:type="first" r:id="rId28"/>
+          <w:footerReference w:type="first" r:id="rId29"/>
           <w:type w:val="continuous"/>
           <w:pgSz w:w="11907" w:h="16839" w:code="9"/>
           <w:pgMar w:top="1009" w:right="936" w:bottom="1009" w:left="936" w:header="431" w:footer="431" w:gutter="0"/>
@@ -10500,12 +10908,12 @@
       </w:pPr>
     </w:p>
     <w:sectPr>
-      <w:headerReference w:type="even" r:id="rId28"/>
-      <w:headerReference w:type="default" r:id="rId29"/>
-      <w:footerReference w:type="even" r:id="rId30"/>
-      <w:footerReference w:type="default" r:id="rId31"/>
-      <w:headerReference w:type="first" r:id="rId32"/>
-      <w:footerReference w:type="first" r:id="rId33"/>
+      <w:headerReference w:type="even" r:id="rId30"/>
+      <w:headerReference w:type="default" r:id="rId31"/>
+      <w:footerReference w:type="even" r:id="rId32"/>
+      <w:footerReference w:type="default" r:id="rId33"/>
+      <w:headerReference w:type="first" r:id="rId34"/>
+      <w:footerReference w:type="first" r:id="rId35"/>
       <w:type w:val="continuous"/>
       <w:pgSz w:w="11907" w:h="16839" w:code="9"/>
       <w:pgMar w:top="1009" w:right="936" w:bottom="1009" w:left="936" w:header="431" w:footer="431" w:gutter="0"/>
